--- a/deliverables/2026_한이음_개발보고서_장준혁_담당분_수정본.docx
+++ b/deliverables/2026_한이음_개발보고서_장준혁_담당분_수정본.docx
@@ -3618,7 +3618,7 @@
                 <w:b w:val="0"/>
                 <w:sz w:val="15"/>
               </w:rPr>
-              <w:t>텍스트와 선택형 질문, AI의 추가 질문, 목표 분류와 사용자의 재조정은 배포되어 있다, 음성 입력과 날짜 및 시간 전용 입력은 구현과 배포 미리보기 검증을 마쳤고 GitHub PR #218 병합만 남아 있다, 완성 가능시점 8/21</w:t>
+              <w:t>사용자가 목표, 기한, 활동 가능 시간과 선호 시간대를 입력하면 AI가 빠진 정보를 다시 질문한다. 답변이 충분히 모이면 목표를 집중, 유지, 보류로 나누고 사용자가 분류 결과를 직접 수정한 뒤 확정할 수 있다. 현재 음성 입력과 날짜 및 시간 전용 입력 화면의 최종 반영이 남아 있으며, 완성 가능시점은 9/25이다.</w:t>
             </w:r>
           </w:p>
         </w:tc>
@@ -3642,7 +3642,7 @@
             <w:r>
               <w:rPr>
                 <w:rFonts w:ascii="맑은 고딕" w:hAnsi="맑은 고딕" w:eastAsia="맑은 고딕"/>
-                <w:b/>
+                <w:b w:val="0"/>
                 <w:sz w:val="15"/>
               </w:rPr>
               <w:t>95%</w:t>
@@ -3730,7 +3730,7 @@
                 <w:b w:val="0"/>
                 <w:sz w:val="15"/>
               </w:rPr>
-              <w:t>고정 일정 추가, 수정, 삭제와 활동 가능 시간, 방해 금지 시간, 회고 알림 시간을 서버에 저장하고 다시 불러온다</w:t>
+              <w:t>사용자가 수업이나 아르바이트 같은 고정 일정을 추가, 수정, 삭제할 수 있다. 활동 가능한 시간, 방해받지 않을 시간과 회고 알림 시간도 설정하며, 저장한 값은 계획을 만들 때 사용할 수 있도록 다시 불러온다.</w:t>
             </w:r>
           </w:p>
         </w:tc>
@@ -3754,7 +3754,7 @@
             <w:r>
               <w:rPr>
                 <w:rFonts w:ascii="맑은 고딕" w:hAnsi="맑은 고딕" w:eastAsia="맑은 고딕"/>
-                <w:b/>
+                <w:b w:val="0"/>
                 <w:sz w:val="15"/>
               </w:rPr>
               <w:t>100%</w:t>
@@ -3842,7 +3842,7 @@
                 <w:b w:val="0"/>
                 <w:sz w:val="15"/>
               </w:rPr>
-              <w:t>AI가 만든 중간 목표의 제목과 설명, 순서를 사용자가 고치고, 수정된 배열을 주간 계획 생성 요청에 그대로 넣는다</w:t>
+              <w:t>AI가 목표를 수행 순서에 맞는 중간 단계로 나눈다. 사용자는 각 단계의 제목과 설명을 고치고, 단계를 추가하거나 삭제하며, 순서를 바꿀 수 있다. 확정한 순서는 주간 계획을 만들 때 그대로 사용한다.</w:t>
             </w:r>
           </w:p>
         </w:tc>
@@ -3866,7 +3866,7 @@
             <w:r>
               <w:rPr>
                 <w:rFonts w:ascii="맑은 고딕" w:hAnsi="맑은 고딕" w:eastAsia="맑은 고딕"/>
-                <w:b/>
+                <w:b w:val="0"/>
                 <w:sz w:val="15"/>
               </w:rPr>
               <w:t>100%</w:t>
@@ -3954,7 +3954,7 @@
                 <w:b w:val="0"/>
                 <w:sz w:val="15"/>
               </w:rPr>
-              <w:t>인터뷰 결과와 시간 규칙, 계획 밀도, 사용자가 고친 중간 목표를 묶어 최대 4주 계획 초안을 만들고, 사용자가 승인하면 목표와 할 일, 시간 블록을 함께 저장한다</w:t>
+              <w:t>인터뷰 답변, 고정 일정, 활동 가능 시간, 계획 분량과 사용자가 확정한 중간 목표를 함께 계산해 최대 4주 분량의 계획 초안을 만든다. 사용자는 7일 시간표에서 할 일의 날짜와 시간을 확인하거나 수정한 뒤 승인할 수 있다. 승인하면 목표, 할 일과 시간 블록을 함께 저장한다.</w:t>
             </w:r>
           </w:p>
         </w:tc>
@@ -3978,7 +3978,7 @@
             <w:r>
               <w:rPr>
                 <w:rFonts w:ascii="맑은 고딕" w:hAnsi="맑은 고딕" w:eastAsia="맑은 고딕"/>
-                <w:b/>
+                <w:b w:val="0"/>
                 <w:sz w:val="15"/>
               </w:rPr>
               <w:t>100%</w:t>
@@ -4066,7 +4066,7 @@
                 <w:b w:val="0"/>
                 <w:sz w:val="15"/>
               </w:rPr>
-              <w:t>첫 계획에서 만든 할 일을 모두 사용한 뒤 다음 계획을 자동으로 만드는 처리가 아직 없다, GitHub backend #181에서 남은 기간과 빈 할 일을 확인해 다음 계획을 다시 만드는 방식을 검토 중이며 완성 가능시점 9/11</w:t>
+              <w:t>첫 계획에서 만든 할 일을 모두 사용한 뒤에도 목표 기한이 남아 있으면 다음 계획을 자동으로 만들어야 한다. 현재는 최대 4주 분량까지만 만들고 이후 계획을 자동으로 이어서 만들지 못한다. 남은 기간과 미완료 단계를 계산해 다음 계획을 생성하는 처리가 필요하며, 완성 가능시점은 9/30이다.</w:t>
             </w:r>
           </w:p>
         </w:tc>
@@ -4090,7 +4090,7 @@
             <w:r>
               <w:rPr>
                 <w:rFonts w:ascii="맑은 고딕" w:hAnsi="맑은 고딕" w:eastAsia="맑은 고딕"/>
-                <w:b/>
+                <w:b w:val="0"/>
                 <w:sz w:val="15"/>
               </w:rPr>
               <w:t>70%</w:t>
@@ -4178,7 +4178,7 @@
                 <w:b w:val="0"/>
                 <w:sz w:val="15"/>
               </w:rPr>
-              <w:t>오늘의 핵심 할 일, 바로 시작할 첫 행동, 예상 시간과 습관을 보여주는 흐름은 배포되어 있다, 모닝 브리프의 노출 위치 개선은 #206에 남아 있고 다음 할 일 상단 고정은 PR #218 병합 전이라 완성 가능시점은 8/31이다</w:t>
+              <w:t>아침에는 오늘의 핵심 목표와 전체 할 일 수를 요약한다. 오늘 화면에서는 가장 먼저 해야 할 일, 그 일을 지금 해야 하는 이유, 바로 시작할 첫 행동, 예상 시간과 습관을 보여준다. 현재 화면을 아래로 내렸을 때 다음 할 일을 상단에 계속 표시하는 기능과 모닝 브리프의 표시 위치 정리가 남아 있으며, 완성 가능시점은 9/25이다.</w:t>
             </w:r>
           </w:p>
         </w:tc>
@@ -4202,7 +4202,7 @@
             <w:r>
               <w:rPr>
                 <w:rFonts w:ascii="맑은 고딕" w:hAnsi="맑은 고딕" w:eastAsia="맑은 고딕"/>
-                <w:b/>
+                <w:b w:val="0"/>
                 <w:sz w:val="15"/>
               </w:rPr>
               <w:t>90%</w:t>
@@ -4290,7 +4290,7 @@
                 <w:b w:val="0"/>
                 <w:sz w:val="15"/>
               </w:rPr>
-              <w:t>시작 시각을 기준으로 경과 시간을 다시 계산하고, 일시정지 시간과 새로고침 전 상태를 저장하며, 시작과 일시정지, 완료를 서버에 전달한다, 통신 실패를 화면에 알리고 다시 보낼 수 있는 처리가 남아 있어 완성 가능시점은 8/28이다</w:t>
+              <w:t>할 일을 시작한 시각을 기준으로 경과 시간을 계산하고 일시정지한 시간은 제외한다. 화면을 잠시 닫거나 휴대전화가 절전 상태에 들어가도 시작 시각을 이용해 시간을 다시 계산한다. 현재 시작, 일시정지와 완료 정보를 보내지 못했을 때 오류를 알려주고 다시 전송하는 처리가 부족하며, 완성 가능시점은 9/26이다.</w:t>
             </w:r>
           </w:p>
         </w:tc>
@@ -4314,7 +4314,7 @@
             <w:r>
               <w:rPr>
                 <w:rFonts w:ascii="맑은 고딕" w:hAnsi="맑은 고딕" w:eastAsia="맑은 고딕"/>
-                <w:b/>
+                <w:b w:val="0"/>
                 <w:sz w:val="15"/>
               </w:rPr>
               <w:t>90%</w:t>
@@ -4402,7 +4402,7 @@
                 <w:b w:val="0"/>
                 <w:sz w:val="15"/>
               </w:rPr>
-              <w:t>완료, 일부 완료, 잘 안됨을 구분하고 일부 완료 비율, 실패 사유 최대 2개, 메모를 서버에 저장한다, 성공한 일에도 메모를 남기는 확장은 backend #203에 남아 있어 완성 가능시점은 9/4이다</w:t>
+              <w:t>실행 결과를 완료, 일부 완료, 잘 안됨으로 구분한다. 일부 완료를 선택하면 완료 비율을 입력하고, 잘 안됨을 선택하면 실패 사유를 최대 2개까지 고른 뒤 메모를 남길 수 있다. 현재 완료한 일에도 별도의 회고 메모를 남기는 기능이 없으며, 완성 가능시점은 9/25이다.</w:t>
             </w:r>
           </w:p>
         </w:tc>
@@ -4426,7 +4426,7 @@
             <w:r>
               <w:rPr>
                 <w:rFonts w:ascii="맑은 고딕" w:hAnsi="맑은 고딕" w:eastAsia="맑은 고딕"/>
-                <w:b/>
+                <w:b w:val="0"/>
                 <w:sz w:val="15"/>
               </w:rPr>
               <w:t>95%</w:t>
@@ -4514,7 +4514,7 @@
                 <w:b w:val="0"/>
                 <w:sz w:val="15"/>
               </w:rPr>
-              <w:t>실패 사유를 바탕으로 할 일 줄이기, 시간 옮기기, 다음 계획으로 넘기기, 잠시 보류하기를 제안하고, 선택한 결과와 변경 전후 계획을 서버에 저장한다, 실제 사용 기록이 0건이라 팀 사용 점검 #258이 남아 있으며 완성 가능시점은 8/23이다</w:t>
+              <w:t>실패 사유와 남은 시간을 이용해 할 일 줄이기, 시간 옮기기, 다음 계획으로 넘기기와 잠시 보류하기 중 적절한 방법을 제안한다. 사용자가 선택한 방법을 적용하기 전에 변경 전후의 날짜, 시간과 분량을 비교해 보여준다. 현재 회복안 저장이나 계획 변경에 실패했을 때 선택 상태를 되돌리고 다시 시도하게 하는 처리가 부족하며, 완성 가능시점은 9/26이다.</w:t>
             </w:r>
           </w:p>
         </w:tc>
@@ -4538,7 +4538,7 @@
             <w:r>
               <w:rPr>
                 <w:rFonts w:ascii="맑은 고딕" w:hAnsi="맑은 고딕" w:eastAsia="맑은 고딕"/>
-                <w:b/>
+                <w:b w:val="0"/>
                 <w:sz w:val="15"/>
               </w:rPr>
               <w:t>90%</w:t>
@@ -4626,7 +4626,7 @@
                 <w:b w:val="0"/>
                 <w:sz w:val="15"/>
               </w:rPr>
-              <w:t>월요일부터 일요일까지 시간 블록을 보여주고, 기존 블록은 15분 단위로 옮기거나 제목과 시간을 바꾸면 서버에 저장한다, 새 블록 추가와 삭제는 아직 현재 기기에만 반영되므로 서버 저장 연결까지의 완성 가능시점은 9/4이다</w:t>
+              <w:t>월요일부터 일요일까지의 할 일을 시간 블록으로 보여준다. 기존 블록은 15분 단위로 옮길 수 있고 제목, 시작 시각과 소요 시간을 수정할 수 있다. 현재 새 블록을 추가하거나 기존 블록을 삭제한 결과는 화면에만 남고 다시 접속하면 사라지므로, 추가와 삭제 값을 저장하는 기능이 필요하다. 완성 가능시점은 9/29이다.</w:t>
             </w:r>
           </w:p>
         </w:tc>
@@ -4650,7 +4650,7 @@
             <w:r>
               <w:rPr>
                 <w:rFonts w:ascii="맑은 고딕" w:hAnsi="맑은 고딕" w:eastAsia="맑은 고딕"/>
-                <w:b/>
+                <w:b w:val="0"/>
                 <w:sz w:val="15"/>
               </w:rPr>
               <w:t>85%</w:t>
@@ -4738,7 +4738,7 @@
                 <w:b w:val="0"/>
                 <w:sz w:val="15"/>
               </w:rPr>
-              <w:t>주간 준수율과 회복률, 다시 시작한 비율, 시간대와 분야별 결과를 서버 자료로 보여주고, 반복해서 지키기 어려운 습관은 횟수 조정안을 제시한다, 조정 요청 실패 시 원래 상태로 되돌리는 처리와 다음 계획 자동 연장이 남아 있어 완성 가능시점은 9/11이다</w:t>
+              <w:t>한 주의 계획 준수율, 회복률, 다시 시작한 비율, 평균 회복 시간과 분야별 실행 결과를 보여준다. 3주 동안 반복해서 지키기 어려웠던 습관은 다음 주 횟수를 줄이는 조정안을 제시한다. 현재 습관 조정 요청이 실패해도 화면에서 카드가 사라지며, 4주 계획이 끝난 뒤 다음 계획을 자동으로 만드는 기능도 없다. 두 동작을 보완하는 완성 가능시점은 9/29이다.</w:t>
             </w:r>
           </w:p>
         </w:tc>
@@ -4762,7 +4762,7 @@
             <w:r>
               <w:rPr>
                 <w:rFonts w:ascii="맑은 고딕" w:hAnsi="맑은 고딕" w:eastAsia="맑은 고딕"/>
-                <w:b/>
+                <w:b w:val="0"/>
                 <w:sz w:val="15"/>
               </w:rPr>
               <w:t>90%</w:t>
@@ -4850,7 +4850,7 @@
                 <w:b w:val="0"/>
                 <w:sz w:val="15"/>
               </w:rPr>
-              <w:t>한 줄 메모를 저장하고 AI가 분야를 나누며, 메모를 목표나 오늘 할 일로 바꾸고 보관하거나 복원할 수 있다, 추천 자료를 열어 한 단계를 오늘 할 일로 담는 기능도 연결되어 있다, 목표에 맞는 웹 자료를 직접 찾아 넣는 backend #226이 진행 중이라 완성 가능시점은 9/15이다</w:t>
+              <w:t>떠오른 내용을 한 줄로 저장하면 AI가 프로젝트, 학습, 건강 같은 분야로 나눈다. 저장한 항목을 목표나 오늘 할 일로 바꾸고, 보관하거나 다시 복원할 수 있다. 추천 자료를 읽고 필요한 한 단계를 오늘 할 일로 담을 수도 있다. 현재 사용자의 목표에 맞는 웹 자료를 직접 찾아 출처와 함께 인박스에 넣는 기능이 없으며, 완성 가능시점은 9/30이다.</w:t>
             </w:r>
           </w:p>
         </w:tc>
@@ -4874,7 +4874,7 @@
             <w:r>
               <w:rPr>
                 <w:rFonts w:ascii="맑은 고딕" w:hAnsi="맑은 고딕" w:eastAsia="맑은 고딕"/>
-                <w:b/>
+                <w:b w:val="0"/>
                 <w:sz w:val="15"/>
               </w:rPr>
               <w:t>90%</w:t>
@@ -4962,7 +4962,7 @@
                 <w:b w:val="0"/>
                 <w:sz w:val="15"/>
               </w:rPr>
-              <w:t>목표와 습관을 추가, 수정, 삭제하고, 집중하기 좋은 시간과 활동 가능 시간, 알림 빈도, 회복 방식 같은 사용자 설정을 서버에 저장한다</w:t>
+              <w:t>목표와 습관을 추가, 수정, 삭제할 수 있다. 집중하기 좋은 시간, 활동 가능한 시간, 알림 빈도, 회복할 때 선호하는 말투와 최소 행동 단위도 저장하고 수정할 수 있다.</w:t>
             </w:r>
           </w:p>
         </w:tc>
@@ -4986,7 +4986,7 @@
             <w:r>
               <w:rPr>
                 <w:rFonts w:ascii="맑은 고딕" w:hAnsi="맑은 고딕" w:eastAsia="맑은 고딕"/>
-                <w:b/>
+                <w:b w:val="0"/>
                 <w:sz w:val="15"/>
               </w:rPr>
               <w:t>100%</w:t>
@@ -5074,7 +5074,7 @@
                 <w:b w:val="0"/>
                 <w:sz w:val="15"/>
               </w:rPr>
-              <w:t>알림과 말투 설정 화면은 동작하지만, 동의 기록과 익명화 같은 일부 요청은 서버 상태에 따라 현재 기기에만 적용되거나 데모 안내를 보여준다, 서버 저장과 결과 확인까지의 완성 가능시점은 9/30이다</w:t>
+              <w:t>사용자는 알림 사용 여부와 안내 말투를 바꿀 수 있다. 현재 개인정보 이용 동의 내역과 익명화 요청 일부는 화면에서만 처리되며, 요청이 실제로 저장되었는지 확인하는 결과 화면도 부족하다. 해당 값을 저장하고 처리 결과를 확인하는 기능의 완성 가능시점은 9/30이다.</w:t>
             </w:r>
           </w:p>
         </w:tc>
@@ -5098,7 +5098,7 @@
             <w:r>
               <w:rPr>
                 <w:rFonts w:ascii="맑은 고딕" w:hAnsi="맑은 고딕" w:eastAsia="맑은 고딕"/>
-                <w:b/>
+                <w:b w:val="0"/>
                 <w:sz w:val="15"/>
               </w:rPr>
               <w:t>70%</w:t>
@@ -5186,7 +5186,7 @@
                 <w:b w:val="0"/>
                 <w:sz w:val="15"/>
               </w:rPr>
-              <w:t>홈 화면 설치와 웹 푸시 구독 코드는 연결되어 있다, 실제 운영용 VAPID 키로 회고 알림이 도착하는지 팀 사용 점검 #258에서 확인해야 하며 완성 가능시점은 8/23이다</w:t>
+              <w:t>웹 서비스를 휴대전화 홈 화면에 설치하고 브라우저 알림을 켤 수 있다. 현재 실제 운영용 알림 키를 사용했을 때 회고 알림이 반복해서 도착하는지 확인이 부족하며, 알림 전송에 실패한 원인을 사용자에게 알려주는 처리도 필요하다. 완성 가능시점은 9/27이다.</w:t>
             </w:r>
           </w:p>
         </w:tc>
@@ -5210,7 +5210,7 @@
             <w:r>
               <w:rPr>
                 <w:rFonts w:ascii="맑은 고딕" w:hAnsi="맑은 고딕" w:eastAsia="맑은 고딕"/>
-                <w:b/>
+                <w:b w:val="0"/>
                 <w:sz w:val="15"/>
               </w:rPr>
               <w:t>80%</w:t>
@@ -5298,7 +5298,7 @@
                 <w:b w:val="0"/>
                 <w:sz w:val="15"/>
               </w:rPr>
-              <w:t>Capacitor 기반 iOS와 Android 프로젝트, 동기화와 빌드 명령은 준비되어 있다, 네이티브 푸시와 실제 기기 검증, 스토어 배포는 #157과 backend #138에 남아 있어 완성 가능시점은 9/30이다</w:t>
+              <w:t>동일한 화면을 iOS와 Android 앱 안에서 실행할 수 있도록 Capacitor 기반 앱 프로젝트와 빌드 명령을 제공한다. 현재 휴대전화 앱 전용 알림, 실제 기기에서의 전체 기능 점검과 앱 스토어 배포가 완료되지 않았다. 완성 가능시점은 9/30이다.</w:t>
             </w:r>
           </w:p>
         </w:tc>
@@ -5322,7 +5322,7 @@
             <w:r>
               <w:rPr>
                 <w:rFonts w:ascii="맑은 고딕" w:hAnsi="맑은 고딕" w:eastAsia="맑은 고딕"/>
-                <w:b/>
+                <w:b w:val="0"/>
                 <w:sz w:val="15"/>
               </w:rPr>
               <w:t>70%</w:t>
@@ -5410,7 +5410,7 @@
                 <w:b w:val="0"/>
                 <w:sz w:val="15"/>
               </w:rPr>
-              <w:t>캘린더 연결과 빈 시간 조회를 위한 서버 계약은 있지만 현재 화면에서는 준비 중으로 안내하고 고정 일정을 직접 입력하게 한다, 실제 Google 계정 연결과 일정 동기화까지의 완성 가능시점은 9/30이다</w:t>
+              <w:t>사용자의 Google Calendar에서 이미 잡힌 일정과 빈 시간을 불러와 계획 가능한 시간을 계산하는 기능이다. 현재 Google 계정 연결, 일정 자동 불러오기와 변경된 계획을 캘린더에 반영하는 동작이 없어 고정 일정을 직접 입력해야 한다. 완성 가능시점은 9/30이다.</w:t>
             </w:r>
           </w:p>
         </w:tc>
@@ -5434,7 +5434,7 @@
             <w:r>
               <w:rPr>
                 <w:rFonts w:ascii="맑은 고딕" w:hAnsi="맑은 고딕" w:eastAsia="맑은 고딕"/>
-                <w:b/>
+                <w:b w:val="0"/>
                 <w:sz w:val="15"/>
               </w:rPr>
               <w:t>35%</w:t>
@@ -5521,7 +5521,7 @@
                 <w:b w:val="0"/>
                 <w:sz w:val="15"/>
               </w:rPr>
-              <w:t>사용자가 입력한 목표와 상황을 정리하고 목표 분류, 첫 계획, 회복안을 만드는 데 사용한다, AI가 만든 결과는 사용자가 확인하고 수정한 뒤에만 저장한다</w:t>
+              <w:t>사용자가 입력한 목표와 상황에서 필요한 정보를 정리하고 목표 분류, 첫 계획과 회복안을 만드는 데 사용한다. AI가 만든 결과는 사용자가 확인하고 수정한 뒤에만 계획에 반영한다.</w:t>
             </w:r>
           </w:p>
         </w:tc>
@@ -5545,7 +5545,7 @@
             <w:r>
               <w:rPr>
                 <w:rFonts w:ascii="맑은 고딕" w:hAnsi="맑은 고딕" w:eastAsia="맑은 고딕"/>
-                <w:b/>
+                <w:b w:val="0"/>
                 <w:sz w:val="15"/>
               </w:rPr>
               <w:t>100%</w:t>
@@ -5634,7 +5634,7 @@
                 <w:b w:val="0"/>
                 <w:sz w:val="15"/>
               </w:rPr>
-              <w:t>화면 코드 작성과 반복 수정, 오류 원인 조사, 테스트 보강, 문서와 발표 자료 초안 작성에 사용한다, 생성된 결과는 저장소의 코드와 실행 결과를 다시 확인한 뒤 반영한다</w:t>
+              <w:t>화면 코드 작성, 반복 수정, 오류 원인 조사, 테스트 보강과 문서 초안 작성에 사용한다. 생성된 결과는 실제 코드와 실행 결과를 다시 확인한 뒤 반영한다.</w:t>
             </w:r>
           </w:p>
         </w:tc>
@@ -5658,7 +5658,7 @@
             <w:r>
               <w:rPr>
                 <w:rFonts w:ascii="맑은 고딕" w:hAnsi="맑은 고딕" w:eastAsia="맑은 고딕"/>
-                <w:b/>
+                <w:b w:val="0"/>
                 <w:sz w:val="15"/>
               </w:rPr>
               <w:t>100%</w:t>
@@ -5747,7 +5747,7 @@
                 <w:b w:val="0"/>
                 <w:sz w:val="15"/>
               </w:rPr>
-              <w:t>백엔드와 데이터베이스를 배포하고 프론트엔드가 실제 서버 자료를 읽고 저장할 수 있도록 운영 환경을 제공한다, 현재 비용을 지불하며 사용 중이다</w:t>
+              <w:t>백엔드 프로그램과 데이터베이스를 운영하고 사용자의 목표, 계획, 실행 결과와 회복 기록을 저장하는 환경으로 사용한다. 현재 비용을 지불하며 사용 중이다.</w:t>
             </w:r>
           </w:p>
         </w:tc>
@@ -5771,7 +5771,7 @@
             <w:r>
               <w:rPr>
                 <w:rFonts w:ascii="맑은 고딕" w:hAnsi="맑은 고딕" w:eastAsia="맑은 고딕"/>
-                <w:b/>
+                <w:b w:val="0"/>
                 <w:sz w:val="15"/>
               </w:rPr>
               <w:t>100%</w:t>
@@ -5806,18 +5806,17 @@
           <w:p>
             <w:pPr>
               <w:pStyle w:val="a3"/>
-              <w:spacing w:line="252" w:lineRule="auto" w:before="0" w:after="0"/>
+              <w:spacing w:line="276" w:lineRule="auto" w:before="0" w:after="0"/>
               <w:ind w:left="225" w:hanging="225"/>
               <w:jc w:val="left"/>
             </w:pPr>
             <w:r>
               <w:rPr>
                 <w:rFonts w:ascii="맑은 고딕" w:hAnsi="맑은 고딕" w:eastAsia="맑은 고딕"/>
+                <w:b w:val="0"/>
                 <w:sz w:val="14"/>
               </w:rPr>
-              <w:t>진척도는 2026년 8월 18일 기준으로 배포 화면, 서버 저장 여부, 통신 실패 처리, GitHub의 열린 이슈와 PR을 함께 확인해 작성했다</w:t>
-              <w:br/>
-              <w:t>GitHub에 완료일이 없는 항목의 날짜는 남은 코드 범위를 기준으로 계산한 제안 일정이므로 팀 일정과 한 번 더 맞춰야 한다</w:t>
+              <w:t>진척도는 화면에서 사용할 수 있는 기능, 입력한 값의 저장 여부와 오류가 발생했을 때의 처리 범위를 기준으로 작성했다.</w:t>
               <w:br/>
               <w:t># 진척도란에는 신청서 제출 당시 예상한 기능별 진척도(%)를 작성하고 S/W는 제작하거나 구매, H/W는 제작하거나 구매를 명시하며, H/W 또는 S/W를 구매한 경우 구매H/W, 구매S/W라고 표시 (필요 시 줄 추가)</w:t>
               <w:br/>
@@ -6129,7 +6128,7 @@
                 <w:b w:val="0"/>
                 <w:sz w:val="15"/>
               </w:rPr>
-              <w:t>화면 위쪽에는 현재 질문과 진행 정도가 나오고, 가운데에는 AI가 제안한 답변과 선택지가 표시된다, 사용자는 아래 입력칸에 직접 답하거나 제안 답변을 고를 수 있고, 답변이 부족하면 AI가 다시 묻는다, 질문이 끝나면 목표가 집중, 유지, 보류로 나뉘며 사용자가 분류를 직접 바꾼 뒤 확정한다</w:t>
+              <w:t>화면 위쪽에는 현재 질문과 진행 정도가 나온다. 가운데에는 AI가 제안한 답변과 선택지가 표시된다. 사용자는 아래 입력칸에 직접 답하거나 제안 답변을 고를 수 있다. 답변이 부족하면 AI가 필요한 내용을 다시 질문한다. 질문이 끝나면 목표를 집중, 유지, 보류로 나누며 사용자가 분류를 직접 바꾼 뒤 확정한다.</w:t>
             </w:r>
           </w:p>
         </w:tc>
@@ -6199,7 +6198,9 @@
               </w:rPr>
               <w:t>목표 입력 화면</w:t>
               <w:br/>
-              <w:t>실제 배포 UI, 보고서용 stub 응답</w:t>
+              <w:t>실제 서비스 화면</w:t>
+              <w:br/>
+              <w:t>개인정보 없는 예시 자료 사용</w:t>
             </w:r>
           </w:p>
         </w:tc>
@@ -6260,7 +6261,7 @@
                 <w:b w:val="0"/>
                 <w:sz w:val="15"/>
               </w:rPr>
-              <w:t>화면 위쪽에는 계획 분량과 생성 경고, 다시 만들기 메뉴가 나오고, 가운데에는 월요일부터 일요일까지의 계획 블록이 시간 순서로 표시된다, 사용자가 고친 중간 목표와 활동 가능 시간, 고정 일정이 생성 요청에 함께 들어가며, 블록을 확인하고 이대로 시작을 누르면 목표, 할 일, 시간표가 한 번에 저장된다</w:t>
+              <w:t>화면 위쪽에는 계획 분량, 생성 과정에서 확인할 내용과 다시 만들기 메뉴가 나온다. 가운데에는 월요일부터 일요일까지의 계획 블록이 시간 순서로 표시된다. 사용자가 고친 중간 목표, 활동 가능 시간과 고정 일정을 이용해 시간표를 만든다. 이대로 시작을 누르면 목표, 할 일과 시간표를 함께 저장한다.</w:t>
             </w:r>
           </w:p>
         </w:tc>
@@ -6330,7 +6331,9 @@
               </w:rPr>
               <w:t>AI 첫 주간 계획 화면</w:t>
               <w:br/>
-              <w:t>실제 배포 UI, 보고서용 stub 응답</w:t>
+              <w:t>실제 서비스 화면</w:t>
+              <w:br/>
+              <w:t>개인정보 없는 예시 자료 사용</w:t>
             </w:r>
           </w:p>
         </w:tc>
@@ -6391,7 +6394,7 @@
                 <w:b w:val="0"/>
                 <w:sz w:val="15"/>
               </w:rPr>
-              <w:t>오늘 화면에는 가장 먼저 해야 할 한 가지를 큰 카드로 보여주고, 왜 지금 해야 하는지, 첫 행동은 무엇인지, 예상 시간이 얼마인지 함께 표시한다, 시작하기를 누르면 집중 화면으로 이동하고 시작 시각을 기준으로 경과 시간을 계산해 휴대전화가 잠시 멈췄다가 돌아와도 시간이 어긋나지 않게 한다</w:t>
+              <w:t>오늘 화면에는 가장 먼저 해야 할 한 가지를 큰 카드로 보여준다. 왜 지금 해야 하는지, 첫 행동은 무엇인지와 예상 시간이 얼마인지 함께 표시한다. 시작하기를 누르면 집중 화면으로 이동한다. 집중 화면은 시작 시각을 기준으로 경과 시간을 계산하므로 휴대전화가 잠시 멈췄다가 돌아와도 시간이 어긋나지 않는다.</w:t>
             </w:r>
           </w:p>
         </w:tc>
@@ -6461,7 +6464,9 @@
               </w:rPr>
               <w:t>오늘 할 일 화면</w:t>
               <w:br/>
-              <w:t>실제 배포 UI, 보고서용 stub 응답</w:t>
+              <w:t>실제 서비스 화면</w:t>
+              <w:br/>
+              <w:t>개인정보 없는 예시 자료 사용</w:t>
             </w:r>
           </w:p>
         </w:tc>
@@ -6522,7 +6527,7 @@
                 <w:b w:val="0"/>
                 <w:sz w:val="15"/>
               </w:rPr>
-              <w:t>실행 뒤에는 완료, 일부 완료, 잘 안됨 중 하나를 고른다, 일부 완료를 고르면 실제로 끝낸 비율을 입력하고, 잘 안됨을 고르면 시간 부족, 계획이 큼, 피로 같은 사유를 최대 2개까지 고른 뒤 짧은 메모를 남긴다, 이 자료가 다음 회복안을 만드는 입력으로 사용된다</w:t>
+              <w:t>실행 뒤에는 완료, 일부 완료와 잘 안됨 중 하나를 고른다. 일부 완료를 고르면 실제로 끝낸 비율을 입력한다. 잘 안됨을 고르면 시간 부족, 계획이 큼, 피로 같은 사유를 최대 2개까지 선택하고 짧은 메모를 남긴다. 입력한 내용은 다음 회복안을 만드는 데 사용한다.</w:t>
             </w:r>
           </w:p>
         </w:tc>
@@ -6592,7 +6597,9 @@
               </w:rPr>
               <w:t>실행 결과와 실패 사유 화면</w:t>
               <w:br/>
-              <w:t>실제 배포 UI, 보고서용 stub 응답</w:t>
+              <w:t>실제 서비스 화면</w:t>
+              <w:br/>
+              <w:t>개인정보 없는 예시 자료 사용</w:t>
             </w:r>
           </w:p>
         </w:tc>
@@ -6653,7 +6660,7 @@
                 <w:b w:val="0"/>
                 <w:sz w:val="15"/>
               </w:rPr>
-              <w:t>각 카드에는 다시 시작할 상황, 바로 할 행동, 예상 시간이 함께 표시된다, 사용자는 할 일 줄이기, 시간 옮기기, 다음 계획으로 넘기기, 잠시 보류하기 중 하나를 고르고, AI 제안이 맞지 않으면 다른 제안을 다시 받을 수 있다, 선택 결과는 다음 계획을 만드는 서버 요청에 전달된다</w:t>
+              <w:t>각 카드에는 다시 시작할 상황, 바로 할 행동과 예상 시간이 표시된다. 사용자는 할 일 줄이기, 시간 옮기기, 다음 계획으로 넘기기와 잠시 보류하기 중 하나를 고른다. 제안이 상황에 맞지 않으면 다른 제안을 다시 받을 수 있다. 선택한 방법은 다음 계획을 조정할 때 사용한다.</w:t>
             </w:r>
           </w:p>
         </w:tc>
@@ -6723,7 +6730,9 @@
               </w:rPr>
               <w:t>회복안 선택 화면</w:t>
               <w:br/>
-              <w:t>실제 배포 UI, 보고서용 stub 응답</w:t>
+              <w:t>실제 서비스 화면</w:t>
+              <w:br/>
+              <w:t>개인정보 없는 예시 자료 사용</w:t>
             </w:r>
           </w:p>
         </w:tc>
@@ -6784,7 +6793,7 @@
                 <w:b w:val="0"/>
                 <w:sz w:val="15"/>
               </w:rPr>
-              <w:t>회복안을 적용하기 전의 할 일과 적용한 뒤의 날짜, 시간, 분량을 나란히 보여준다, 사용자는 무엇이 어떻게 바뀌는지 확인한 뒤 적용하고, 서버는 같은 요청이 여러 번 들어와도 시간 블록이 중복으로 생기지 않게 한 번만 저장한다</w:t>
+              <w:t>회복안을 적용하기 전의 할 일과 적용한 뒤의 날짜, 시간과 분량을 나란히 보여준다. 사용자는 무엇이 어떻게 바뀌는지 확인한 뒤 적용할 수 있다. 같은 적용 요청이 여러 번 들어와도 시간 블록이 중복으로 만들어지지 않도록 한 번만 저장한다.</w:t>
             </w:r>
           </w:p>
         </w:tc>
@@ -6854,7 +6863,9 @@
               </w:rPr>
               <w:t>계획 변경 전후 화면</w:t>
               <w:br/>
-              <w:t>실제 배포 UI, 보고서용 stub 응답</w:t>
+              <w:t>실제 서비스 화면</w:t>
+              <w:br/>
+              <w:t>개인정보 없는 예시 자료 사용</w:t>
             </w:r>
           </w:p>
         </w:tc>
@@ -6915,7 +6926,7 @@
                 <w:b w:val="0"/>
                 <w:sz w:val="15"/>
               </w:rPr>
-              <w:t>위쪽에는 보고 있는 주와 완료, 대기 블록 수가 나오고, 아래에는 월요일부터 일요일까지의 시간 블록이 분야별 색으로 표시된다, 기존 블록은 누르면 제목과 시간을 바꿀 수 있고 끌면 15분 단위로 이동한다, 고정 일정은 잠겨 있으며, 현재 신규 블록 추가와 삭제는 서버 저장 연결이 남아 있다</w:t>
+              <w:t>위쪽에는 보고 있는 주와 완료, 대기 블록 수가 나온다. 아래에는 월요일부터 일요일까지의 시간 블록이 분야별 색으로 표시된다. 기존 블록을 누르면 제목과 시간을 바꿀 수 있고, 블록을 끌면 15분 단위로 이동한다. 고정 일정은 움직일 수 없다. 현재 새 블록 추가와 기존 블록 삭제는 다시 접속했을 때 유지되지 않는다.</w:t>
             </w:r>
           </w:p>
         </w:tc>
@@ -6985,7 +6996,9 @@
               </w:rPr>
               <w:t>주간 시간표 화면</w:t>
               <w:br/>
-              <w:t>실제 배포 UI, 보고서용 stub 응답</w:t>
+              <w:t>실제 서비스 화면</w:t>
+              <w:br/>
+              <w:t>개인정보 없는 예시 자료 사용</w:t>
             </w:r>
           </w:p>
         </w:tc>
@@ -7046,7 +7059,7 @@
                 <w:b w:val="0"/>
                 <w:sz w:val="15"/>
               </w:rPr>
-              <w:t>한 주의 준수율과 회복률, 다시 시작한 비율, 평균 회복 시간과 분야별 결과를 보여준다, 활동 자료가 없으면 숫자를 만들지 않고 빈 상태로 표시하며, 반복해서 지키기 어려운 습관은 다음 주 횟수를 줄이는 조정안을 제시하고 다음 주 계획 화면으로 이어준다</w:t>
+              <w:t>한 주의 계획 준수율, 회복률, 다시 시작한 비율, 평균 회복 시간과 분야별 결과를 보여준다. 활동 자료가 없으면 임의의 숫자를 만들지 않고 빈 상태로 표시한다. 반복해서 지키기 어려운 습관은 다음 주 횟수를 줄이는 조정안을 제시한다. 사용자는 조정안을 확인한 뒤 다음 주 계획으로 이동할 수 있다.</w:t>
             </w:r>
           </w:p>
         </w:tc>
@@ -7116,7 +7129,9 @@
               </w:rPr>
               <w:t>주간 리뷰 화면</w:t>
               <w:br/>
-              <w:t>실제 배포 UI, 보고서용 stub 응답</w:t>
+              <w:t>실제 서비스 화면</w:t>
+              <w:br/>
+              <w:t>개인정보 없는 예시 자료 사용</w:t>
             </w:r>
           </w:p>
         </w:tc>
@@ -7177,7 +7192,7 @@
                 <w:b w:val="0"/>
                 <w:sz w:val="15"/>
               </w:rPr>
-              <w:t>아래 입력칸에 떠오른 내용을 한 줄로 적으면 AI가 프로젝트, 학습, 건강 같은 분야를 붙인다, 화면 위쪽의 할 일, 처리됨, 보관 탭과 분야 필터로 항목을 나눠 볼 수 있고, 각 항목을 오늘 할 일이나 목표로 바꾸거나 보관하고 다시 복원할 수 있다, 추천 자료는 본문을 열어 필요한 한 단계를 오늘 할 일로 담는다</w:t>
+              <w:t>아래 입력칸에 떠오른 내용을 한 줄로 적으면 AI가 프로젝트, 학습, 건강 같은 분야를 붙인다. 위쪽의 할 일, 처리됨, 보관 탭과 분야 필터로 항목을 나눠 볼 수 있다. 각 항목을 오늘 할 일이나 목표로 바꾸고 보관하거나 복원할 수 있다. 추천 자료는 본문을 열어 필요한 한 단계를 오늘 할 일로 담는다.</w:t>
             </w:r>
           </w:p>
         </w:tc>
@@ -7247,7 +7262,9 @@
               </w:rPr>
               <w:t>인박스 화면</w:t>
               <w:br/>
-              <w:t>실제 배포 UI, 보고서용 stub 응답</w:t>
+              <w:t>실제 서비스 화면</w:t>
+              <w:br/>
+              <w:t>개인정보 없는 예시 자료 사용</w:t>
             </w:r>
           </w:p>
         </w:tc>

--- a/deliverables/2026_한이음_개발보고서_장준혁_담당분_수정본.docx
+++ b/deliverables/2026_한이음_개발보고서_장준혁_담당분_수정본.docx
@@ -11805,7 +11805,7 @@
           <w:color w:val="000000" w:themeColor="text1"/>
           <w:sz w:val="18"/>
         </w:rPr>
-        <w:t>② 회복안을 골라도 저장되지 않던 문제</w:t>
+        <w:t>② 회복안을 선택했지만 서버에 저장되지 않던 문제</w:t>
       </w:r>
       <w:r>
         <w:rPr>
@@ -11815,7 +11815,9 @@
           <w:sz w:val="18"/>
         </w:rPr>
         <w:br/>
-        <w:t>회복안을 수락하거나 나중에 처리했을 때 화면은 다음 단계로 넘어갔지만, 서버에는 선택 내용이 남지 않는 문제가 있었다, 화면에서 accept와 reject를 보냈는데 서버는 accepted(수락), edited(수정), skipped(나중에 처리)만 받도록 만들어져 있어 저장 요청이 422 오류로 거절된 것이 원인이었다, 화면에서 보낼 수 있는 값을 서버 기준 세 가지로 맞추고, 저장이 끝났다는 응답을 받은 뒤에만 다음 화면으로 이동하도록 순서를 바꿨다, 저장에 실패하면 현재 화면을 그대로 두고 이유를 보여 주며, 같은 요청을 다시 보내도 계획이 두 번 바뀌지 않도록 각 실행을 구분하는 값도 함께 보내도록 수정했다</w:t>
+        <w:t>사용자가 회복안을 수락하거나 나중에 처리하도록 선택하면 화면은 다음 단계로 넘어갔지만, 다시 접속했을 때 선택 내용이 남지 않는 문제가 있었다. 화면은 수락을 accept, 나중에 처리를 reject라는 값으로 보냈다. 반면 서버는 수락은 accepted, 직접 수정은 edited, 나중에 처리는 skipped라는 값만 받도록 만들어져 있었다. 같은 뜻을 서로 다른 값으로 표현했기 때문에 서버가 요청을 잘못된 값으로 판단했고, 422 오류를 보내면서 저장이 중단됐다.</w:t>
+        <w:br/>
+        <w:t>이를 해결하기 위해 화면에서 보내는 값을 서버가 받는 세 가지 값으로 통일했다. 또한 버튼을 누르자마자 화면을 넘기지 않고, 서버가 저장 완료 응답을 보낸 뒤에만 다음 화면으로 이동하도록 순서를 바꿨다. 저장에 실패하면 사용자가 다시 시도할 수 있도록 현재 화면을 유지하고 실패 이유를 보여 주었다. 같은 요청이 반복되어도 계획이 두 번 바뀌지 않도록 각 실행을 구분하는 값도 함께 보내도록 수정했다.</w:t>
       </w:r>
     </w:p>
     <w:tbl>
@@ -11942,7 +11944,11 @@
           <w:color w:val="1A1714"/>
           <w:sz w:val="19"/>
         </w:rPr>
-        <w:t>이번 프로젝트를 진행하면서 화면이 빠르게 바뀌는 것만으로는 충분하지 않다는 것을 배웠다, 사용자가 버튼을 눌렀을 때 화면만 넘어가고 서버에 내용이 저장되지 않으면 다시 접속했을 때 기록이 사라지기 때문에 서비스에 대한 신뢰도 같이 떨어진다, 그래서 버튼 입력, 서버 저장, 저장 성공 확인, 다음 화면 이동 순서가 지켜지는지 확인했고, 실패했을 때는 현재 화면을 유지하면서 이유를 알려 주도록 처리했다. 또한 같은 화면의 모바일용 코드와 데스크톱용 코드를 동시에 불러오면 보이지 않는 화면에서도 API 요청이 실행돼 같은 데이터를 두 번 가져올 수 있다는 점을 확인하면서, 화면에 보이는 부분뿐 아니라 뒤에서 어떤 코드가 실제로 실행되는지도 같이 살펴봐야 한다는 것을 배웠다. 디자인 작업에서도 색을 보기 좋게 고르는 데서 끝내지 않고, 글자가 배경과 충분히 구분되는지 확인하고 버튼, 상태, 배경에 쓰는 색의 역할을 나눠야 처음 사용하는 사람도 정보를 바로 이해할 수 있다는 점을 배웠다, 앞으로도 기능이 동작하는지만 확인하지 않고 데이터가 남는 과정과 오류가 생겼을 때 사용자가 보게 되는 화면까지 함께 설계하고 싶다</w:t>
+        <w:t>이번 프로젝트를 진행하면서 화면이 정상적으로 바뀌는 것과 기능이 실제로 끝까지 동작하는 것은 다르다는 점을 배웠다. 사용자가 버튼을 눌렀을 때 화면만 넘어가고 서버에 내용이 남지 않으면, 다시 접속했을 때 기록이 사라진다. 그래서 이후에는 버튼 입력, 서버로 값 전송, 저장 성공 확인, 화면 이동, 새로고침 뒤 내용 유지까지 한 흐름으로 확인했다. 오류가 발생했을 때 현재 화면을 유지하고 다시 시도할 수 있게 만드는 과정도 기능의 일부라는 점을 알게 됐다.</w:t>
+        <w:br/>
+        <w:t>모바일과 데스크톱 화면을 함께 만들면서, 화면에 보이지 않는 코드도 뒤에서 실행될 수 있다는 점도 배웠다. 같은 기능을 담당하는 두 화면을 동시에 불러오면 데이터를 두 번 요청할 수 있으므로, 실제 화면 크기에 맞는 코드만 실행되게 구성하고 공통 로직은 한곳에서 관리하는 것이 중요했다.</w:t>
+        <w:br/>
+        <w:t>디자인을 맡으면서는 색과 배치를 보기 좋게 만드는 것보다 사용자가 현재 상태와 다음 행동을 바로 이해하게 만드는 것이 먼저라는 점을 느꼈다. Re:Action에서는 실패했다는 사실을 크게 강조하기보다 지금 다시 시작할 수 있는 행동을 중심에 두었다. AI가 만든 제안과 사용자가 확정한 계획도 모양을 다르게 보여 주어 서로 헷갈리지 않게 했다. 이번 작업을 통해 기능의 처리 순서와 화면 표현을 따로 생각하면 안 되고, 사용자가 처음부터 끝까지 이해할 수 있는 하나의 흐름으로 맞춰야 한다는 점을 배웠다.</w:t>
       </w:r>
     </w:p>
     <w:p>

--- a/deliverables/2026_한이음_개발보고서_장준혁_담당분_수정본.docx
+++ b/deliverables/2026_한이음_개발보고서_장준혁_담당분_수정본.docx
@@ -3592,7 +3592,7 @@
                 <w:b/>
                 <w:sz w:val="15"/>
               </w:rPr>
-              <w:t>목표 인터뷰와 분류</w:t>
+              <w:t>딥 인터뷰와 목표 분류</w:t>
             </w:r>
           </w:p>
         </w:tc>
@@ -3618,7 +3618,7 @@
                 <w:b w:val="0"/>
                 <w:sz w:val="15"/>
               </w:rPr>
-              <w:t>사용자가 목표, 기한, 활동 가능 시간과 선호 시간대를 입력하면 AI가 빠진 정보를 다시 질문한다. 답변이 충분히 모이면 목표를 집중, 유지, 보류로 나누고 사용자가 분류 결과를 직접 수정한 뒤 확정할 수 있다. 현재 음성 입력과 날짜 및 시간 전용 입력 화면의 최종 반영이 남아 있으며, 완성 가능시점은 9/25이다.</w:t>
+              <w:t>사용자가 목표, 기한, 활동 가능 시간과 선호 시간대를 답하면 서버가 아직 비어 있는 정보를 계산해 다음 질문을 만든다. 빠른 선택, 직접 입력, 날짜와 시간 전용 입력, 음성 입력을 지원하며 답변이 부족하면 같은 항목을 다시 확인한다. 인터뷰가 끝나면 목표를 집중, 유지, 보류로 나누고 사용자가 분류를 고쳐 확정한다.</w:t>
             </w:r>
           </w:p>
         </w:tc>
@@ -3645,7 +3645,7 @@
                 <w:b w:val="0"/>
                 <w:sz w:val="15"/>
               </w:rPr>
-              <w:t>95%</w:t>
+              <w:t>100%</w:t>
             </w:r>
           </w:p>
         </w:tc>
@@ -4152,7 +4152,7 @@
                 <w:b/>
                 <w:sz w:val="15"/>
               </w:rPr>
-              <w:t>모닝 브리프와 오늘 할 일</w:t>
+              <w:t>모닝 브리프와 오늘 타임라인</w:t>
             </w:r>
           </w:p>
         </w:tc>
@@ -4178,7 +4178,7 @@
                 <w:b w:val="0"/>
                 <w:sz w:val="15"/>
               </w:rPr>
-              <w:t>아침에는 오늘의 핵심 목표와 전체 할 일 수를 요약한다. 오늘 화면에서는 가장 먼저 해야 할 일, 그 일을 지금 해야 하는 이유, 바로 시작할 첫 행동, 예상 시간과 습관을 보여준다. 현재 화면을 아래로 내렸을 때 다음 할 일을 상단에 계속 표시하는 기능과 모닝 브리프의 표시 위치 정리가 남아 있으며, 완성 가능시점은 9/25이다.</w:t>
+              <w:t>아침에는 오늘의 핵심 목표와 전체 할 일 수를 요약한다. 오늘 화면에서는 진행 중 상태와 우선순위를 기준으로 지금 할 일 한 개를 먼저 고르고, 나머지는 예정 시각 순으로 배치한다. 화면을 내려도 다음 할 일을 상단에 고정하며, 시작 시각, 첫 행동과 예상 시간을 함께 표시한다.</w:t>
             </w:r>
           </w:p>
         </w:tc>
@@ -4205,7 +4205,7 @@
                 <w:b w:val="0"/>
                 <w:sz w:val="15"/>
               </w:rPr>
-              <w:t>90%</w:t>
+              <w:t>100%</w:t>
             </w:r>
           </w:p>
         </w:tc>
@@ -6093,16 +6093,17 @@
           </w:tcPr>
           <w:p>
             <w:pPr>
-              <w:spacing w:before="0" w:after="0" w:line="276" w:lineRule="auto"/>
-              <w:jc w:val="center"/>
+              <w:spacing w:before="0" w:after="0" w:line="283" w:lineRule="auto"/>
+              <w:jc w:val="left"/>
             </w:pPr>
             <w:r>
               <w:rPr>
                 <w:rFonts w:ascii="맑은 고딕" w:hAnsi="맑은 고딕" w:eastAsia="맑은 고딕"/>
                 <w:b/>
-                <w:sz w:val="16"/>
-              </w:rPr>
-              <w:t>목표 입력과 분류</w:t>
+                <w:color w:val="1A1714"/>
+                <w:sz w:val="17"/>
+              </w:rPr>
+              <w:t>딥 인터뷰</w:t>
             </w:r>
           </w:p>
         </w:tc>
@@ -6119,16 +6120,17 @@
           </w:tcPr>
           <w:p>
             <w:pPr>
-              <w:spacing w:before="0" w:after="0" w:line="276" w:lineRule="auto"/>
+              <w:spacing w:before="0" w:after="0" w:line="283" w:lineRule="auto"/>
               <w:jc w:val="left"/>
             </w:pPr>
             <w:r>
               <w:rPr>
                 <w:rFonts w:ascii="맑은 고딕" w:hAnsi="맑은 고딕" w:eastAsia="맑은 고딕"/>
                 <w:b w:val="0"/>
-                <w:sz w:val="15"/>
-              </w:rPr>
-              <w:t>화면 위쪽에는 현재 질문과 진행 정도가 나온다. 가운데에는 AI가 제안한 답변과 선택지가 표시된다. 사용자는 아래 입력칸에 직접 답하거나 제안 답변을 고를 수 있다. 답변이 부족하면 AI가 필요한 내용을 다시 질문한다. 질문이 끝나면 목표를 집중, 유지, 보류로 나누며 사용자가 분류를 직접 바꾼 뒤 확정한다.</w:t>
+                <w:color w:val="1A1714"/>
+                <w:sz w:val="16"/>
+              </w:rPr>
+              <w:t>목표 이름만 받지 않고 기한, 사용할 수 있는 시간, 선호 시간대와 방해 조건을 차례로 묻는다. 서버는 아직 비어 있는 항목을 계산해 다음 질문을 보내며, 답이 부족하면 같은 항목을 다시 확인한다. 빠른 선택, 직접 입력, 날짜와 시간 입력, 음성 입력을 지원하고 답변이 모이면 목표 후보를 만든다.</w:t>
             </w:r>
           </w:p>
         </w:tc>
@@ -6147,61 +6149,171 @@
           </w:tcPr>
           <w:p>
             <w:pPr>
-              <w:spacing w:before="0" w:after="0" w:line="240" w:lineRule="auto"/>
-              <w:jc w:val="center"/>
-            </w:pPr>
-            <w:r>
-              <w:drawing>
-                <wp:inline xmlns:a="http://schemas.openxmlformats.org/drawingml/2006/main" xmlns:pic="http://schemas.openxmlformats.org/drawingml/2006/picture">
-                  <wp:extent cx="1143000" cy="2473569"/>
-                  <wp:docPr id="1029" name="Picture 1029"/>
-                  <wp:cNvGraphicFramePr>
-                    <a:graphicFrameLocks noChangeAspect="1"/>
-                  </wp:cNvGraphicFramePr>
-                  <a:graphic>
-                    <a:graphicData uri="http://schemas.openxmlformats.org/drawingml/2006/picture">
-                      <pic:pic>
-                        <pic:nvPicPr>
-                          <pic:cNvPr id="0" name="image.png"/>
-                          <pic:cNvPicPr/>
-                        </pic:nvPicPr>
-                        <pic:blipFill>
-                          <a:blip r:embed="rId9"/>
-                          <a:stretch>
-                            <a:fillRect/>
-                          </a:stretch>
-                        </pic:blipFill>
-                        <pic:spPr>
-                          <a:xfrm>
-                            <a:off x="0" y="0"/>
-                            <a:ext cx="1143000" cy="2473569"/>
-                          </a:xfrm>
-                          <a:prstGeom prst="rect"/>
-                        </pic:spPr>
-                      </pic:pic>
-                    </a:graphicData>
-                  </a:graphic>
-                </wp:inline>
-              </w:drawing>
-            </w:r>
-          </w:p>
-          <w:p>
-            <w:pPr>
-              <w:spacing w:before="40" w:after="0" w:line="240" w:lineRule="auto"/>
-              <w:jc w:val="center"/>
-            </w:pPr>
-            <w:r>
-              <w:rPr>
-                <w:rFonts w:ascii="맑은 고딕" w:hAnsi="맑은 고딕" w:eastAsia="맑은 고딕"/>
-                <w:b w:val="0"/>
-                <w:sz w:val="13"/>
-              </w:rPr>
-              <w:t>목표 입력 화면</w:t>
-              <w:br/>
-              <w:t>실제 서비스 화면</w:t>
-              <w:br/>
-              <w:t>개인정보 없는 예시 자료 사용</w:t>
-            </w:r>
+              <w:spacing w:before="0" w:after="0"/>
+              <w:keepNext/>
+            </w:pPr>
+          </w:p>
+          <w:tbl>
+            <w:tblPr>
+              <w:tblW w:type="auto" w:w="0"/>
+              <w:tblLayout w:type="fixed"/>
+              <w:tblLook w:firstColumn="1" w:firstRow="1" w:lastColumn="0" w:lastRow="0" w:noHBand="0" w:noVBand="1" w:val="04A0"/>
+              <w:tblBorders>
+                <w:top w:val="nil"/>
+                <w:left w:val="nil"/>
+                <w:bottom w:val="nil"/>
+                <w:right w:val="nil"/>
+                <w:insideH w:val="nil"/>
+                <w:insideV w:val="nil"/>
+              </w:tblBorders>
+            </w:tblPr>
+            <w:tblGrid>
+              <w:gridCol w:w="2736"/>
+              <w:gridCol w:w="2736"/>
+            </w:tblGrid>
+            <w:tr>
+              <w:tc>
+                <w:tcPr>
+                  <w:tcW w:type="dxa" w:w="2967"/>
+                  <w:tcMar>
+                    <w:top w:w="20" w:type="dxa"/>
+                    <w:start w:w="40" w:type="dxa"/>
+                    <w:bottom w:w="30" w:type="dxa"/>
+                    <w:end w:w="40" w:type="dxa"/>
+                  </w:tcMar>
+                  <w:vAlign w:val="center"/>
+                </w:tcPr>
+                <w:p>
+                  <w:pPr>
+                    <w:spacing w:before="0" w:after="0"/>
+                    <w:jc w:val="center"/>
+                  </w:pPr>
+                  <w:r>
+                    <w:drawing>
+                      <wp:inline xmlns:a="http://schemas.openxmlformats.org/drawingml/2006/main" xmlns:pic="http://schemas.openxmlformats.org/drawingml/2006/picture">
+                        <wp:extent cx="1143000" cy="2473569"/>
+                        <wp:docPr id="1035" name="Picture 1035" descr="대화 흐름과 명료성 변화"/>
+                        <wp:cNvGraphicFramePr>
+                          <a:graphicFrameLocks noChangeAspect="1"/>
+                        </wp:cNvGraphicFramePr>
+                        <a:graphic>
+                          <a:graphicData uri="http://schemas.openxmlformats.org/drawingml/2006/picture">
+                            <pic:pic>
+                              <pic:nvPicPr>
+                                <pic:cNvPr id="0" name="image.png"/>
+                                <pic:cNvPicPr/>
+                              </pic:nvPicPr>
+                              <pic:blipFill>
+                                <a:blip r:embed="rId9"/>
+                                <a:stretch>
+                                  <a:fillRect/>
+                                </a:stretch>
+                              </pic:blipFill>
+                              <pic:spPr>
+                                <a:xfrm>
+                                  <a:off x="0" y="0"/>
+                                  <a:ext cx="1143000" cy="2473569"/>
+                                </a:xfrm>
+                                <a:prstGeom prst="rect"/>
+                              </pic:spPr>
+                            </pic:pic>
+                          </a:graphicData>
+                        </a:graphic>
+                      </wp:inline>
+                    </w:drawing>
+                  </w:r>
+                </w:p>
+              </w:tc>
+              <w:tc>
+                <w:tcPr>
+                  <w:tcW w:type="dxa" w:w="2967"/>
+                  <w:tcMar>
+                    <w:top w:w="20" w:type="dxa"/>
+                    <w:start w:w="40" w:type="dxa"/>
+                    <w:bottom w:w="30" w:type="dxa"/>
+                    <w:end w:w="40" w:type="dxa"/>
+                  </w:tcMar>
+                  <w:vAlign w:val="center"/>
+                  <w:shd w:fill="F4EEE2"/>
+                </w:tcPr>
+                <w:p>
+                  <w:pPr>
+                    <w:spacing w:before="0" w:after="0"/>
+                    <w:jc w:val="center"/>
+                  </w:pPr>
+                  <w:r>
+                    <w:rPr>
+                      <w:rFonts w:ascii="맑은 고딕" w:hAnsi="맑은 고딕" w:eastAsia="맑은 고딕"/>
+                      <w:b/>
+                      <w:color w:val="9E472F"/>
+                      <w:sz w:val="16"/>
+                    </w:rPr>
+                    <w:t>최신 캡처 필요</w:t>
+                    <w:br/>
+                    <w:t>날짜, 시간과 음성 입력</w:t>
+                  </w:r>
+                </w:p>
+              </w:tc>
+            </w:tr>
+            <w:tr>
+              <w:tc>
+                <w:tcPr>
+                  <w:tcW w:type="dxa" w:w="2967"/>
+                  <w:tcMar>
+                    <w:top w:w="10" w:type="dxa"/>
+                    <w:start w:w="40" w:type="dxa"/>
+                    <w:bottom w:w="20" w:type="dxa"/>
+                    <w:end w:w="40" w:type="dxa"/>
+                  </w:tcMar>
+                  <w:vAlign w:val="top"/>
+                </w:tcPr>
+                <w:p>
+                  <w:pPr>
+                    <w:spacing w:before="0" w:after="0"/>
+                    <w:jc w:val="center"/>
+                  </w:pPr>
+                  <w:r>
+                    <w:rPr>
+                      <w:rFonts w:ascii="맑은 고딕" w:hAnsi="맑은 고딕" w:eastAsia="맑은 고딕"/>
+                      <w:color w:val="59524B"/>
+                      <w:sz w:val="14"/>
+                    </w:rPr>
+                    <w:t>대화 흐름과 명료성 변화</w:t>
+                  </w:r>
+                </w:p>
+              </w:tc>
+              <w:tc>
+                <w:tcPr>
+                  <w:tcW w:type="dxa" w:w="2967"/>
+                  <w:tcMar>
+                    <w:top w:w="10" w:type="dxa"/>
+                    <w:start w:w="40" w:type="dxa"/>
+                    <w:bottom w:w="20" w:type="dxa"/>
+                    <w:end w:w="40" w:type="dxa"/>
+                  </w:tcMar>
+                  <w:vAlign w:val="top"/>
+                </w:tcPr>
+                <w:p>
+                  <w:pPr>
+                    <w:spacing w:before="0" w:after="0"/>
+                    <w:jc w:val="center"/>
+                  </w:pPr>
+                  <w:r>
+                    <w:rPr>
+                      <w:rFonts w:ascii="맑은 고딕" w:hAnsi="맑은 고딕" w:eastAsia="맑은 고딕"/>
+                      <w:color w:val="59524B"/>
+                      <w:sz w:val="14"/>
+                    </w:rPr>
+                    <w:t>날짜, 시간과 음성 입력</w:t>
+                  </w:r>
+                </w:p>
+              </w:tc>
+            </w:tr>
+          </w:tbl>
+          <w:p>
+            <w:pPr>
+              <w:spacing w:before="0" w:after="0"/>
+            </w:pPr>
           </w:p>
         </w:tc>
       </w:tr>
@@ -6226,16 +6338,17 @@
           </w:tcPr>
           <w:p>
             <w:pPr>
-              <w:spacing w:before="0" w:after="0" w:line="276" w:lineRule="auto"/>
-              <w:jc w:val="center"/>
+              <w:spacing w:before="0" w:after="0" w:line="283" w:lineRule="auto"/>
+              <w:jc w:val="left"/>
             </w:pPr>
             <w:r>
               <w:rPr>
                 <w:rFonts w:ascii="맑은 고딕" w:hAnsi="맑은 고딕" w:eastAsia="맑은 고딕"/>
                 <w:b/>
-                <w:sz w:val="16"/>
-              </w:rPr>
-              <w:t>AI 첫 주간 계획</w:t>
+                <w:color w:val="1A1714"/>
+                <w:sz w:val="17"/>
+              </w:rPr>
+              <w:t>목표 분류와 큰 그림</w:t>
             </w:r>
           </w:p>
         </w:tc>
@@ -6252,16 +6365,17 @@
           </w:tcPr>
           <w:p>
             <w:pPr>
-              <w:spacing w:before="0" w:after="0" w:line="276" w:lineRule="auto"/>
+              <w:spacing w:before="0" w:after="0" w:line="283" w:lineRule="auto"/>
               <w:jc w:val="left"/>
             </w:pPr>
             <w:r>
               <w:rPr>
                 <w:rFonts w:ascii="맑은 고딕" w:hAnsi="맑은 고딕" w:eastAsia="맑은 고딕"/>
                 <w:b w:val="0"/>
-                <w:sz w:val="15"/>
-              </w:rPr>
-              <w:t>화면 위쪽에는 계획 분량, 생성 과정에서 확인할 내용과 다시 만들기 메뉴가 나온다. 가운데에는 월요일부터 일요일까지의 계획 블록이 시간 순서로 표시된다. 사용자가 고친 중간 목표, 활동 가능 시간과 고정 일정을 이용해 시간표를 만든다. 이대로 시작을 누르면 목표, 할 일과 시간표를 함께 저장한다.</w:t>
+                <w:color w:val="1A1714"/>
+                <w:sz w:val="16"/>
+              </w:rPr>
+              <w:t>인터뷰에서 만든 목표 후보를 집중, 유지, 보류로 나눈 초안을 제시한다. 사용자는 분류를 직접 바꾸며, 집중 목표는 계획 시간을 먼저 배정하고 보류 목표는 일정에서 제외한다. 다음 단계에서 중간 목표의 이름, 설명, 순서와 개수를 고친 뒤 계획 생성에 넘긴다.</w:t>
             </w:r>
           </w:p>
         </w:tc>
@@ -6280,61 +6394,149 @@
           </w:tcPr>
           <w:p>
             <w:pPr>
-              <w:spacing w:before="0" w:after="0" w:line="240" w:lineRule="auto"/>
-              <w:jc w:val="center"/>
-            </w:pPr>
-            <w:r>
-              <w:drawing>
-                <wp:inline xmlns:a="http://schemas.openxmlformats.org/drawingml/2006/main" xmlns:pic="http://schemas.openxmlformats.org/drawingml/2006/picture">
-                  <wp:extent cx="1143000" cy="2473569"/>
-                  <wp:docPr id="1030" name="Picture 1030"/>
-                  <wp:cNvGraphicFramePr>
-                    <a:graphicFrameLocks noChangeAspect="1"/>
-                  </wp:cNvGraphicFramePr>
-                  <a:graphic>
-                    <a:graphicData uri="http://schemas.openxmlformats.org/drawingml/2006/picture">
-                      <pic:pic>
-                        <pic:nvPicPr>
-                          <pic:cNvPr id="0" name="image.png"/>
-                          <pic:cNvPicPr/>
-                        </pic:nvPicPr>
-                        <pic:blipFill>
-                          <a:blip r:embed="rId10"/>
-                          <a:stretch>
-                            <a:fillRect/>
-                          </a:stretch>
-                        </pic:blipFill>
-                        <pic:spPr>
-                          <a:xfrm>
-                            <a:off x="0" y="0"/>
-                            <a:ext cx="1143000" cy="2473569"/>
-                          </a:xfrm>
-                          <a:prstGeom prst="rect"/>
-                        </pic:spPr>
-                      </pic:pic>
-                    </a:graphicData>
-                  </a:graphic>
-                </wp:inline>
-              </w:drawing>
-            </w:r>
-          </w:p>
-          <w:p>
-            <w:pPr>
-              <w:spacing w:before="40" w:after="0" w:line="240" w:lineRule="auto"/>
-              <w:jc w:val="center"/>
-            </w:pPr>
-            <w:r>
-              <w:rPr>
-                <w:rFonts w:ascii="맑은 고딕" w:hAnsi="맑은 고딕" w:eastAsia="맑은 고딕"/>
-                <w:b w:val="0"/>
-                <w:sz w:val="13"/>
-              </w:rPr>
-              <w:t>AI 첫 주간 계획 화면</w:t>
-              <w:br/>
-              <w:t>실제 서비스 화면</w:t>
-              <w:br/>
-              <w:t>개인정보 없는 예시 자료 사용</w:t>
-            </w:r>
+              <w:spacing w:before="0" w:after="0"/>
+              <w:keepNext/>
+            </w:pPr>
+          </w:p>
+          <w:tbl>
+            <w:tblPr>
+              <w:tblW w:type="auto" w:w="0"/>
+              <w:tblLayout w:type="fixed"/>
+              <w:tblLook w:firstColumn="1" w:firstRow="1" w:lastColumn="0" w:lastRow="0" w:noHBand="0" w:noVBand="1" w:val="04A0"/>
+              <w:tblBorders>
+                <w:top w:val="nil"/>
+                <w:left w:val="nil"/>
+                <w:bottom w:val="nil"/>
+                <w:right w:val="nil"/>
+                <w:insideH w:val="nil"/>
+                <w:insideV w:val="nil"/>
+              </w:tblBorders>
+            </w:tblPr>
+            <w:tblGrid>
+              <w:gridCol w:w="2736"/>
+              <w:gridCol w:w="2736"/>
+            </w:tblGrid>
+            <w:tr>
+              <w:tc>
+                <w:tcPr>
+                  <w:tcW w:type="dxa" w:w="2967"/>
+                  <w:tcMar>
+                    <w:top w:w="20" w:type="dxa"/>
+                    <w:start w:w="40" w:type="dxa"/>
+                    <w:bottom w:w="30" w:type="dxa"/>
+                    <w:end w:w="40" w:type="dxa"/>
+                  </w:tcMar>
+                  <w:vAlign w:val="center"/>
+                  <w:shd w:fill="F4EEE2"/>
+                </w:tcPr>
+                <w:p>
+                  <w:pPr>
+                    <w:spacing w:before="0" w:after="0"/>
+                    <w:jc w:val="center"/>
+                  </w:pPr>
+                  <w:r>
+                    <w:rPr>
+                      <w:rFonts w:ascii="맑은 고딕" w:hAnsi="맑은 고딕" w:eastAsia="맑은 고딕"/>
+                      <w:b/>
+                      <w:color w:val="9E472F"/>
+                      <w:sz w:val="16"/>
+                    </w:rPr>
+                    <w:t>최신 캡처 필요</w:t>
+                    <w:br/>
+                    <w:t>집중, 유지, 보류 분류</w:t>
+                  </w:r>
+                </w:p>
+              </w:tc>
+              <w:tc>
+                <w:tcPr>
+                  <w:tcW w:type="dxa" w:w="2967"/>
+                  <w:tcMar>
+                    <w:top w:w="20" w:type="dxa"/>
+                    <w:start w:w="40" w:type="dxa"/>
+                    <w:bottom w:w="30" w:type="dxa"/>
+                    <w:end w:w="40" w:type="dxa"/>
+                  </w:tcMar>
+                  <w:vAlign w:val="center"/>
+                  <w:shd w:fill="F4EEE2"/>
+                </w:tcPr>
+                <w:p>
+                  <w:pPr>
+                    <w:spacing w:before="0" w:after="0"/>
+                    <w:jc w:val="center"/>
+                  </w:pPr>
+                  <w:r>
+                    <w:rPr>
+                      <w:rFonts w:ascii="맑은 고딕" w:hAnsi="맑은 고딕" w:eastAsia="맑은 고딕"/>
+                      <w:b/>
+                      <w:color w:val="9E472F"/>
+                      <w:sz w:val="16"/>
+                    </w:rPr>
+                    <w:t>최신 캡처 필요</w:t>
+                    <w:br/>
+                    <w:t>중간 목표 편집과 순서 변경</w:t>
+                  </w:r>
+                </w:p>
+              </w:tc>
+            </w:tr>
+            <w:tr>
+              <w:tc>
+                <w:tcPr>
+                  <w:tcW w:type="dxa" w:w="2967"/>
+                  <w:tcMar>
+                    <w:top w:w="10" w:type="dxa"/>
+                    <w:start w:w="40" w:type="dxa"/>
+                    <w:bottom w:w="20" w:type="dxa"/>
+                    <w:end w:w="40" w:type="dxa"/>
+                  </w:tcMar>
+                  <w:vAlign w:val="top"/>
+                </w:tcPr>
+                <w:p>
+                  <w:pPr>
+                    <w:spacing w:before="0" w:after="0"/>
+                    <w:jc w:val="center"/>
+                  </w:pPr>
+                  <w:r>
+                    <w:rPr>
+                      <w:rFonts w:ascii="맑은 고딕" w:hAnsi="맑은 고딕" w:eastAsia="맑은 고딕"/>
+                      <w:color w:val="59524B"/>
+                      <w:sz w:val="14"/>
+                    </w:rPr>
+                    <w:t>집중, 유지, 보류 분류</w:t>
+                  </w:r>
+                </w:p>
+              </w:tc>
+              <w:tc>
+                <w:tcPr>
+                  <w:tcW w:type="dxa" w:w="2967"/>
+                  <w:tcMar>
+                    <w:top w:w="10" w:type="dxa"/>
+                    <w:start w:w="40" w:type="dxa"/>
+                    <w:bottom w:w="20" w:type="dxa"/>
+                    <w:end w:w="40" w:type="dxa"/>
+                  </w:tcMar>
+                  <w:vAlign w:val="top"/>
+                </w:tcPr>
+                <w:p>
+                  <w:pPr>
+                    <w:spacing w:before="0" w:after="0"/>
+                    <w:jc w:val="center"/>
+                  </w:pPr>
+                  <w:r>
+                    <w:rPr>
+                      <w:rFonts w:ascii="맑은 고딕" w:hAnsi="맑은 고딕" w:eastAsia="맑은 고딕"/>
+                      <w:color w:val="59524B"/>
+                      <w:sz w:val="14"/>
+                    </w:rPr>
+                    <w:t>중간 목표 편집과 순서 변경</w:t>
+                  </w:r>
+                </w:p>
+              </w:tc>
+            </w:tr>
+          </w:tbl>
+          <w:p>
+            <w:pPr>
+              <w:spacing w:before="0" w:after="0"/>
+            </w:pPr>
           </w:p>
         </w:tc>
       </w:tr>
@@ -6359,16 +6561,17 @@
           </w:tcPr>
           <w:p>
             <w:pPr>
-              <w:spacing w:before="0" w:after="0" w:line="276" w:lineRule="auto"/>
-              <w:jc w:val="center"/>
+              <w:spacing w:before="0" w:after="0" w:line="283" w:lineRule="auto"/>
+              <w:jc w:val="left"/>
             </w:pPr>
             <w:r>
               <w:rPr>
                 <w:rFonts w:ascii="맑은 고딕" w:hAnsi="맑은 고딕" w:eastAsia="맑은 고딕"/>
                 <w:b/>
-                <w:sz w:val="16"/>
-              </w:rPr>
-              <w:t>오늘 할 일과 집중</w:t>
+                <w:color w:val="1A1714"/>
+                <w:sz w:val="17"/>
+              </w:rPr>
+              <w:t>첫 계획과 주간 편집</w:t>
             </w:r>
           </w:p>
         </w:tc>
@@ -6385,16 +6588,17 @@
           </w:tcPr>
           <w:p>
             <w:pPr>
-              <w:spacing w:before="0" w:after="0" w:line="276" w:lineRule="auto"/>
+              <w:spacing w:before="0" w:after="0" w:line="283" w:lineRule="auto"/>
               <w:jc w:val="left"/>
             </w:pPr>
             <w:r>
               <w:rPr>
                 <w:rFonts w:ascii="맑은 고딕" w:hAnsi="맑은 고딕" w:eastAsia="맑은 고딕"/>
                 <w:b w:val="0"/>
-                <w:sz w:val="15"/>
-              </w:rPr>
-              <w:t>오늘 화면에는 가장 먼저 해야 할 한 가지를 큰 카드로 보여준다. 왜 지금 해야 하는지, 첫 행동은 무엇인지와 예상 시간이 얼마인지 함께 표시한다. 시작하기를 누르면 집중 화면으로 이동한다. 집중 화면은 시작 시각을 기준으로 경과 시간을 계산하므로 휴대전화가 잠시 멈췄다가 돌아와도 시간이 어긋나지 않는다.</w:t>
+                <w:color w:val="1A1714"/>
+                <w:sz w:val="16"/>
+              </w:rPr>
+              <w:t>인터뷰 답변, 확정한 중간 목표, 고정 일정, 활동 가능 시간과 계획 분량을 함께 계산해 최대 4주 계획 초안을 만든다. 7일 시간표에서 할 일을 확인하고 15분 단위로 옮기거나 시간을 수정한다. 최종 승인 뒤 목표, 할 일과 시간 블록을 한 번에 저장한다.</w:t>
             </w:r>
           </w:p>
         </w:tc>
@@ -6413,61 +6617,193 @@
           </w:tcPr>
           <w:p>
             <w:pPr>
-              <w:spacing w:before="0" w:after="0" w:line="240" w:lineRule="auto"/>
-              <w:jc w:val="center"/>
-            </w:pPr>
-            <w:r>
-              <w:drawing>
-                <wp:inline xmlns:a="http://schemas.openxmlformats.org/drawingml/2006/main" xmlns:pic="http://schemas.openxmlformats.org/drawingml/2006/picture">
-                  <wp:extent cx="1143000" cy="2473569"/>
-                  <wp:docPr id="1031" name="Picture 1031"/>
-                  <wp:cNvGraphicFramePr>
-                    <a:graphicFrameLocks noChangeAspect="1"/>
-                  </wp:cNvGraphicFramePr>
-                  <a:graphic>
-                    <a:graphicData uri="http://schemas.openxmlformats.org/drawingml/2006/picture">
-                      <pic:pic>
-                        <pic:nvPicPr>
-                          <pic:cNvPr id="0" name="image.png"/>
-                          <pic:cNvPicPr/>
-                        </pic:nvPicPr>
-                        <pic:blipFill>
-                          <a:blip r:embed="rId11"/>
-                          <a:stretch>
-                            <a:fillRect/>
-                          </a:stretch>
-                        </pic:blipFill>
-                        <pic:spPr>
-                          <a:xfrm>
-                            <a:off x="0" y="0"/>
-                            <a:ext cx="1143000" cy="2473569"/>
-                          </a:xfrm>
-                          <a:prstGeom prst="rect"/>
-                        </pic:spPr>
-                      </pic:pic>
-                    </a:graphicData>
-                  </a:graphic>
-                </wp:inline>
-              </w:drawing>
-            </w:r>
-          </w:p>
-          <w:p>
-            <w:pPr>
-              <w:spacing w:before="40" w:after="0" w:line="240" w:lineRule="auto"/>
-              <w:jc w:val="center"/>
-            </w:pPr>
-            <w:r>
-              <w:rPr>
-                <w:rFonts w:ascii="맑은 고딕" w:hAnsi="맑은 고딕" w:eastAsia="맑은 고딕"/>
-                <w:b w:val="0"/>
-                <w:sz w:val="13"/>
-              </w:rPr>
-              <w:t>오늘 할 일 화면</w:t>
-              <w:br/>
-              <w:t>실제 서비스 화면</w:t>
-              <w:br/>
-              <w:t>개인정보 없는 예시 자료 사용</w:t>
-            </w:r>
+              <w:spacing w:before="0" w:after="0"/>
+              <w:keepNext/>
+            </w:pPr>
+          </w:p>
+          <w:tbl>
+            <w:tblPr>
+              <w:tblW w:type="auto" w:w="0"/>
+              <w:tblLayout w:type="fixed"/>
+              <w:tblLook w:firstColumn="1" w:firstRow="1" w:lastColumn="0" w:lastRow="0" w:noHBand="0" w:noVBand="1" w:val="04A0"/>
+              <w:tblBorders>
+                <w:top w:val="nil"/>
+                <w:left w:val="nil"/>
+                <w:bottom w:val="nil"/>
+                <w:right w:val="nil"/>
+                <w:insideH w:val="nil"/>
+                <w:insideV w:val="nil"/>
+              </w:tblBorders>
+            </w:tblPr>
+            <w:tblGrid>
+              <w:gridCol w:w="2736"/>
+              <w:gridCol w:w="2736"/>
+            </w:tblGrid>
+            <w:tr>
+              <w:tc>
+                <w:tcPr>
+                  <w:tcW w:type="dxa" w:w="2967"/>
+                  <w:tcMar>
+                    <w:top w:w="20" w:type="dxa"/>
+                    <w:start w:w="40" w:type="dxa"/>
+                    <w:bottom w:w="30" w:type="dxa"/>
+                    <w:end w:w="40" w:type="dxa"/>
+                  </w:tcMar>
+                  <w:vAlign w:val="center"/>
+                </w:tcPr>
+                <w:p>
+                  <w:pPr>
+                    <w:spacing w:before="0" w:after="0"/>
+                    <w:jc w:val="center"/>
+                  </w:pPr>
+                  <w:r>
+                    <w:drawing>
+                      <wp:inline xmlns:a="http://schemas.openxmlformats.org/drawingml/2006/main" xmlns:pic="http://schemas.openxmlformats.org/drawingml/2006/picture">
+                        <wp:extent cx="1143000" cy="2473569"/>
+                        <wp:docPr id="1036" name="Picture 1036" descr="AI가 만든 첫 계획"/>
+                        <wp:cNvGraphicFramePr>
+                          <a:graphicFrameLocks noChangeAspect="1"/>
+                        </wp:cNvGraphicFramePr>
+                        <a:graphic>
+                          <a:graphicData uri="http://schemas.openxmlformats.org/drawingml/2006/picture">
+                            <pic:pic>
+                              <pic:nvPicPr>
+                                <pic:cNvPr id="0" name="image.png"/>
+                                <pic:cNvPicPr/>
+                              </pic:nvPicPr>
+                              <pic:blipFill>
+                                <a:blip r:embed="rId10"/>
+                                <a:stretch>
+                                  <a:fillRect/>
+                                </a:stretch>
+                              </pic:blipFill>
+                              <pic:spPr>
+                                <a:xfrm>
+                                  <a:off x="0" y="0"/>
+                                  <a:ext cx="1143000" cy="2473569"/>
+                                </a:xfrm>
+                                <a:prstGeom prst="rect"/>
+                              </pic:spPr>
+                            </pic:pic>
+                          </a:graphicData>
+                        </a:graphic>
+                      </wp:inline>
+                    </w:drawing>
+                  </w:r>
+                </w:p>
+              </w:tc>
+              <w:tc>
+                <w:tcPr>
+                  <w:tcW w:type="dxa" w:w="2967"/>
+                  <w:tcMar>
+                    <w:top w:w="20" w:type="dxa"/>
+                    <w:start w:w="40" w:type="dxa"/>
+                    <w:bottom w:w="30" w:type="dxa"/>
+                    <w:end w:w="40" w:type="dxa"/>
+                  </w:tcMar>
+                  <w:vAlign w:val="center"/>
+                </w:tcPr>
+                <w:p>
+                  <w:pPr>
+                    <w:spacing w:before="0" w:after="0"/>
+                    <w:jc w:val="center"/>
+                  </w:pPr>
+                  <w:r>
+                    <w:drawing>
+                      <wp:inline xmlns:a="http://schemas.openxmlformats.org/drawingml/2006/main" xmlns:pic="http://schemas.openxmlformats.org/drawingml/2006/picture">
+                        <wp:extent cx="1143000" cy="2477386"/>
+                        <wp:docPr id="1037" name="Picture 1037" descr="7일 시간표 직접 편집"/>
+                        <wp:cNvGraphicFramePr>
+                          <a:graphicFrameLocks noChangeAspect="1"/>
+                        </wp:cNvGraphicFramePr>
+                        <a:graphic>
+                          <a:graphicData uri="http://schemas.openxmlformats.org/drawingml/2006/picture">
+                            <pic:pic>
+                              <pic:nvPicPr>
+                                <pic:cNvPr id="0" name="image.png"/>
+                                <pic:cNvPicPr/>
+                              </pic:nvPicPr>
+                              <pic:blipFill>
+                                <a:blip r:embed="rId18"/>
+                                <a:stretch>
+                                  <a:fillRect/>
+                                </a:stretch>
+                              </pic:blipFill>
+                              <pic:spPr>
+                                <a:xfrm>
+                                  <a:off x="0" y="0"/>
+                                  <a:ext cx="1143000" cy="2477386"/>
+                                </a:xfrm>
+                                <a:prstGeom prst="rect"/>
+                              </pic:spPr>
+                            </pic:pic>
+                          </a:graphicData>
+                        </a:graphic>
+                      </wp:inline>
+                    </w:drawing>
+                  </w:r>
+                </w:p>
+              </w:tc>
+            </w:tr>
+            <w:tr>
+              <w:tc>
+                <w:tcPr>
+                  <w:tcW w:type="dxa" w:w="2967"/>
+                  <w:tcMar>
+                    <w:top w:w="10" w:type="dxa"/>
+                    <w:start w:w="40" w:type="dxa"/>
+                    <w:bottom w:w="20" w:type="dxa"/>
+                    <w:end w:w="40" w:type="dxa"/>
+                  </w:tcMar>
+                  <w:vAlign w:val="top"/>
+                </w:tcPr>
+                <w:p>
+                  <w:pPr>
+                    <w:spacing w:before="0" w:after="0"/>
+                    <w:jc w:val="center"/>
+                  </w:pPr>
+                  <w:r>
+                    <w:rPr>
+                      <w:rFonts w:ascii="맑은 고딕" w:hAnsi="맑은 고딕" w:eastAsia="맑은 고딕"/>
+                      <w:color w:val="59524B"/>
+                      <w:sz w:val="14"/>
+                    </w:rPr>
+                    <w:t>AI가 만든 첫 계획</w:t>
+                  </w:r>
+                </w:p>
+              </w:tc>
+              <w:tc>
+                <w:tcPr>
+                  <w:tcW w:type="dxa" w:w="2967"/>
+                  <w:tcMar>
+                    <w:top w:w="10" w:type="dxa"/>
+                    <w:start w:w="40" w:type="dxa"/>
+                    <w:bottom w:w="20" w:type="dxa"/>
+                    <w:end w:w="40" w:type="dxa"/>
+                  </w:tcMar>
+                  <w:vAlign w:val="top"/>
+                </w:tcPr>
+                <w:p>
+                  <w:pPr>
+                    <w:spacing w:before="0" w:after="0"/>
+                    <w:jc w:val="center"/>
+                  </w:pPr>
+                  <w:r>
+                    <w:rPr>
+                      <w:rFonts w:ascii="맑은 고딕" w:hAnsi="맑은 고딕" w:eastAsia="맑은 고딕"/>
+                      <w:color w:val="59524B"/>
+                      <w:sz w:val="14"/>
+                    </w:rPr>
+                    <w:t>7일 시간표 직접 편집</w:t>
+                  </w:r>
+                </w:p>
+              </w:tc>
+            </w:tr>
+          </w:tbl>
+          <w:p>
+            <w:pPr>
+              <w:spacing w:before="0" w:after="0"/>
+            </w:pPr>
           </w:p>
         </w:tc>
       </w:tr>
@@ -6492,16 +6828,17 @@
           </w:tcPr>
           <w:p>
             <w:pPr>
-              <w:spacing w:before="0" w:after="0" w:line="276" w:lineRule="auto"/>
-              <w:jc w:val="center"/>
+              <w:spacing w:before="0" w:after="0" w:line="283" w:lineRule="auto"/>
+              <w:jc w:val="left"/>
             </w:pPr>
             <w:r>
               <w:rPr>
                 <w:rFonts w:ascii="맑은 고딕" w:hAnsi="맑은 고딕" w:eastAsia="맑은 고딕"/>
                 <w:b/>
-                <w:sz w:val="16"/>
-              </w:rPr>
-              <w:t>실행 결과와 실패 사유</w:t>
+                <w:color w:val="1A1714"/>
+                <w:sz w:val="17"/>
+              </w:rPr>
+              <w:t>오늘 실행과 결과 기록</w:t>
             </w:r>
           </w:p>
         </w:tc>
@@ -6518,16 +6855,17 @@
           </w:tcPr>
           <w:p>
             <w:pPr>
-              <w:spacing w:before="0" w:after="0" w:line="276" w:lineRule="auto"/>
+              <w:spacing w:before="0" w:after="0" w:line="283" w:lineRule="auto"/>
               <w:jc w:val="left"/>
             </w:pPr>
             <w:r>
               <w:rPr>
                 <w:rFonts w:ascii="맑은 고딕" w:hAnsi="맑은 고딕" w:eastAsia="맑은 고딕"/>
                 <w:b w:val="0"/>
-                <w:sz w:val="15"/>
-              </w:rPr>
-              <w:t>실행 뒤에는 완료, 일부 완료와 잘 안됨 중 하나를 고른다. 일부 완료를 고르면 실제로 끝낸 비율을 입력한다. 잘 안됨을 고르면 시간 부족, 계획이 큼, 피로 같은 사유를 최대 2개까지 선택하고 짧은 메모를 남긴다. 입력한 내용은 다음 회복안을 만드는 데 사용한다.</w:t>
+                <w:color w:val="1A1714"/>
+                <w:sz w:val="16"/>
+              </w:rPr>
+              <w:t>오늘 화면은 진행 중인 일과 우선순위를 기준으로 지금 할 일 한 개를 먼저 고르고, 나머지는 예정 시각 순으로 배치한다. 실행을 시작하면 시작 시각을 기준으로 경과 시간을 다시 계산한다. 끝난 뒤 완료, 일부 완료, 잘 안됨을 나누고 완료 비율과 실패 사유를 저장한다.</w:t>
             </w:r>
           </w:p>
         </w:tc>
@@ -6546,61 +6884,171 @@
           </w:tcPr>
           <w:p>
             <w:pPr>
-              <w:spacing w:before="0" w:after="0" w:line="240" w:lineRule="auto"/>
-              <w:jc w:val="center"/>
-            </w:pPr>
-            <w:r>
-              <w:drawing>
-                <wp:inline xmlns:a="http://schemas.openxmlformats.org/drawingml/2006/main" xmlns:pic="http://schemas.openxmlformats.org/drawingml/2006/picture">
-                  <wp:extent cx="1143000" cy="2473569"/>
-                  <wp:docPr id="1032" name="Picture 1032"/>
-                  <wp:cNvGraphicFramePr>
-                    <a:graphicFrameLocks noChangeAspect="1"/>
-                  </wp:cNvGraphicFramePr>
-                  <a:graphic>
-                    <a:graphicData uri="http://schemas.openxmlformats.org/drawingml/2006/picture">
-                      <pic:pic>
-                        <pic:nvPicPr>
-                          <pic:cNvPr id="0" name="image.png"/>
-                          <pic:cNvPicPr/>
-                        </pic:nvPicPr>
-                        <pic:blipFill>
-                          <a:blip r:embed="rId12"/>
-                          <a:stretch>
-                            <a:fillRect/>
-                          </a:stretch>
-                        </pic:blipFill>
-                        <pic:spPr>
-                          <a:xfrm>
-                            <a:off x="0" y="0"/>
-                            <a:ext cx="1143000" cy="2473569"/>
-                          </a:xfrm>
-                          <a:prstGeom prst="rect"/>
-                        </pic:spPr>
-                      </pic:pic>
-                    </a:graphicData>
-                  </a:graphic>
-                </wp:inline>
-              </w:drawing>
-            </w:r>
-          </w:p>
-          <w:p>
-            <w:pPr>
-              <w:spacing w:before="40" w:after="0" w:line="240" w:lineRule="auto"/>
-              <w:jc w:val="center"/>
-            </w:pPr>
-            <w:r>
-              <w:rPr>
-                <w:rFonts w:ascii="맑은 고딕" w:hAnsi="맑은 고딕" w:eastAsia="맑은 고딕"/>
-                <w:b w:val="0"/>
-                <w:sz w:val="13"/>
-              </w:rPr>
-              <w:t>실행 결과와 실패 사유 화면</w:t>
-              <w:br/>
-              <w:t>실제 서비스 화면</w:t>
-              <w:br/>
-              <w:t>개인정보 없는 예시 자료 사용</w:t>
-            </w:r>
+              <w:spacing w:before="0" w:after="0"/>
+              <w:keepNext/>
+            </w:pPr>
+          </w:p>
+          <w:tbl>
+            <w:tblPr>
+              <w:tblW w:type="auto" w:w="0"/>
+              <w:tblLayout w:type="fixed"/>
+              <w:tblLook w:firstColumn="1" w:firstRow="1" w:lastColumn="0" w:lastRow="0" w:noHBand="0" w:noVBand="1" w:val="04A0"/>
+              <w:tblBorders>
+                <w:top w:val="nil"/>
+                <w:left w:val="nil"/>
+                <w:bottom w:val="nil"/>
+                <w:right w:val="nil"/>
+                <w:insideH w:val="nil"/>
+                <w:insideV w:val="nil"/>
+              </w:tblBorders>
+            </w:tblPr>
+            <w:tblGrid>
+              <w:gridCol w:w="2736"/>
+              <w:gridCol w:w="2736"/>
+            </w:tblGrid>
+            <w:tr>
+              <w:tc>
+                <w:tcPr>
+                  <w:tcW w:type="dxa" w:w="2967"/>
+                  <w:tcMar>
+                    <w:top w:w="20" w:type="dxa"/>
+                    <w:start w:w="40" w:type="dxa"/>
+                    <w:bottom w:w="30" w:type="dxa"/>
+                    <w:end w:w="40" w:type="dxa"/>
+                  </w:tcMar>
+                  <w:vAlign w:val="center"/>
+                  <w:shd w:fill="F4EEE2"/>
+                </w:tcPr>
+                <w:p>
+                  <w:pPr>
+                    <w:spacing w:before="0" w:after="0"/>
+                    <w:jc w:val="center"/>
+                  </w:pPr>
+                  <w:r>
+                    <w:rPr>
+                      <w:rFonts w:ascii="맑은 고딕" w:hAnsi="맑은 고딕" w:eastAsia="맑은 고딕"/>
+                      <w:b/>
+                      <w:color w:val="9E472F"/>
+                      <w:sz w:val="16"/>
+                    </w:rPr>
+                    <w:t>최신 캡처 필요</w:t>
+                    <w:br/>
+                    <w:t>지금 할 일과 오늘 타임라인</w:t>
+                  </w:r>
+                </w:p>
+              </w:tc>
+              <w:tc>
+                <w:tcPr>
+                  <w:tcW w:type="dxa" w:w="2967"/>
+                  <w:tcMar>
+                    <w:top w:w="20" w:type="dxa"/>
+                    <w:start w:w="40" w:type="dxa"/>
+                    <w:bottom w:w="30" w:type="dxa"/>
+                    <w:end w:w="40" w:type="dxa"/>
+                  </w:tcMar>
+                  <w:vAlign w:val="center"/>
+                </w:tcPr>
+                <w:p>
+                  <w:pPr>
+                    <w:spacing w:before="0" w:after="0"/>
+                    <w:jc w:val="center"/>
+                  </w:pPr>
+                  <w:r>
+                    <w:drawing>
+                      <wp:inline xmlns:a="http://schemas.openxmlformats.org/drawingml/2006/main" xmlns:pic="http://schemas.openxmlformats.org/drawingml/2006/picture">
+                        <wp:extent cx="1143000" cy="2473569"/>
+                        <wp:docPr id="1038" name="Picture 1038" descr="일부 완료와 실패 사유 기록"/>
+                        <wp:cNvGraphicFramePr>
+                          <a:graphicFrameLocks noChangeAspect="1"/>
+                        </wp:cNvGraphicFramePr>
+                        <a:graphic>
+                          <a:graphicData uri="http://schemas.openxmlformats.org/drawingml/2006/picture">
+                            <pic:pic>
+                              <pic:nvPicPr>
+                                <pic:cNvPr id="0" name="image.png"/>
+                                <pic:cNvPicPr/>
+                              </pic:nvPicPr>
+                              <pic:blipFill>
+                                <a:blip r:embed="rId12"/>
+                                <a:stretch>
+                                  <a:fillRect/>
+                                </a:stretch>
+                              </pic:blipFill>
+                              <pic:spPr>
+                                <a:xfrm>
+                                  <a:off x="0" y="0"/>
+                                  <a:ext cx="1143000" cy="2473569"/>
+                                </a:xfrm>
+                                <a:prstGeom prst="rect"/>
+                              </pic:spPr>
+                            </pic:pic>
+                          </a:graphicData>
+                        </a:graphic>
+                      </wp:inline>
+                    </w:drawing>
+                  </w:r>
+                </w:p>
+              </w:tc>
+            </w:tr>
+            <w:tr>
+              <w:tc>
+                <w:tcPr>
+                  <w:tcW w:type="dxa" w:w="2967"/>
+                  <w:tcMar>
+                    <w:top w:w="10" w:type="dxa"/>
+                    <w:start w:w="40" w:type="dxa"/>
+                    <w:bottom w:w="20" w:type="dxa"/>
+                    <w:end w:w="40" w:type="dxa"/>
+                  </w:tcMar>
+                  <w:vAlign w:val="top"/>
+                </w:tcPr>
+                <w:p>
+                  <w:pPr>
+                    <w:spacing w:before="0" w:after="0"/>
+                    <w:jc w:val="center"/>
+                  </w:pPr>
+                  <w:r>
+                    <w:rPr>
+                      <w:rFonts w:ascii="맑은 고딕" w:hAnsi="맑은 고딕" w:eastAsia="맑은 고딕"/>
+                      <w:color w:val="59524B"/>
+                      <w:sz w:val="14"/>
+                    </w:rPr>
+                    <w:t>지금 할 일과 오늘 타임라인</w:t>
+                  </w:r>
+                </w:p>
+              </w:tc>
+              <w:tc>
+                <w:tcPr>
+                  <w:tcW w:type="dxa" w:w="2967"/>
+                  <w:tcMar>
+                    <w:top w:w="10" w:type="dxa"/>
+                    <w:start w:w="40" w:type="dxa"/>
+                    <w:bottom w:w="20" w:type="dxa"/>
+                    <w:end w:w="40" w:type="dxa"/>
+                  </w:tcMar>
+                  <w:vAlign w:val="top"/>
+                </w:tcPr>
+                <w:p>
+                  <w:pPr>
+                    <w:spacing w:before="0" w:after="0"/>
+                    <w:jc w:val="center"/>
+                  </w:pPr>
+                  <w:r>
+                    <w:rPr>
+                      <w:rFonts w:ascii="맑은 고딕" w:hAnsi="맑은 고딕" w:eastAsia="맑은 고딕"/>
+                      <w:color w:val="59524B"/>
+                      <w:sz w:val="14"/>
+                    </w:rPr>
+                    <w:t>일부 완료와 실패 사유 기록</w:t>
+                  </w:r>
+                </w:p>
+              </w:tc>
+            </w:tr>
+          </w:tbl>
+          <w:p>
+            <w:pPr>
+              <w:spacing w:before="0" w:after="0"/>
+            </w:pPr>
           </w:p>
         </w:tc>
       </w:tr>
@@ -6625,16 +7073,17 @@
           </w:tcPr>
           <w:p>
             <w:pPr>
-              <w:spacing w:before="0" w:after="0" w:line="276" w:lineRule="auto"/>
-              <w:jc w:val="center"/>
+              <w:spacing w:before="0" w:after="0" w:line="283" w:lineRule="auto"/>
+              <w:jc w:val="left"/>
             </w:pPr>
             <w:r>
               <w:rPr>
                 <w:rFonts w:ascii="맑은 고딕" w:hAnsi="맑은 고딕" w:eastAsia="맑은 고딕"/>
                 <w:b/>
-                <w:sz w:val="16"/>
-              </w:rPr>
-              <w:t>회복안 선택</w:t>
+                <w:color w:val="1A1714"/>
+                <w:sz w:val="17"/>
+              </w:rPr>
+              <w:t>실패 분석과 리플랜</w:t>
             </w:r>
           </w:p>
         </w:tc>
@@ -6651,16 +7100,17 @@
           </w:tcPr>
           <w:p>
             <w:pPr>
-              <w:spacing w:before="0" w:after="0" w:line="276" w:lineRule="auto"/>
+              <w:spacing w:before="0" w:after="0" w:line="283" w:lineRule="auto"/>
               <w:jc w:val="left"/>
             </w:pPr>
             <w:r>
               <w:rPr>
                 <w:rFonts w:ascii="맑은 고딕" w:hAnsi="맑은 고딕" w:eastAsia="맑은 고딕"/>
                 <w:b w:val="0"/>
-                <w:sz w:val="15"/>
-              </w:rPr>
-              <w:t>각 카드에는 다시 시작할 상황, 바로 할 행동과 예상 시간이 표시된다. 사용자는 할 일 줄이기, 시간 옮기기, 다음 계획으로 넘기기와 잠시 보류하기 중 하나를 고른다. 제안이 상황에 맞지 않으면 다른 제안을 다시 받을 수 있다. 선택한 방법은 다음 계획을 조정할 때 사용한다.</w:t>
+                <w:color w:val="1A1714"/>
+                <w:sz w:val="16"/>
+              </w:rPr>
+              <w:t>실패 사유와 남은 시간을 바탕으로 할 일 줄이기, 시간 옮기기, 다음 계획으로 넘기기와 보류 중 적절한 방법을 제안한다. 사용자가 고른 내용을 먼저 저장하고, 저장이 끝난 뒤에만 다음 단계로 이동한다. 변경 전후의 할 일, 날짜, 시간과 분량을 비교한 뒤 최종 적용한다.</w:t>
             </w:r>
           </w:p>
         </w:tc>
@@ -6679,61 +7129,193 @@
           </w:tcPr>
           <w:p>
             <w:pPr>
-              <w:spacing w:before="0" w:after="0" w:line="240" w:lineRule="auto"/>
-              <w:jc w:val="center"/>
-            </w:pPr>
-            <w:r>
-              <w:drawing>
-                <wp:inline xmlns:a="http://schemas.openxmlformats.org/drawingml/2006/main" xmlns:pic="http://schemas.openxmlformats.org/drawingml/2006/picture">
-                  <wp:extent cx="1143000" cy="2473569"/>
-                  <wp:docPr id="1033" name="Picture 1033"/>
-                  <wp:cNvGraphicFramePr>
-                    <a:graphicFrameLocks noChangeAspect="1"/>
-                  </wp:cNvGraphicFramePr>
-                  <a:graphic>
-                    <a:graphicData uri="http://schemas.openxmlformats.org/drawingml/2006/picture">
-                      <pic:pic>
-                        <pic:nvPicPr>
-                          <pic:cNvPr id="0" name="image.png"/>
-                          <pic:cNvPicPr/>
-                        </pic:nvPicPr>
-                        <pic:blipFill>
-                          <a:blip r:embed="rId13"/>
-                          <a:stretch>
-                            <a:fillRect/>
-                          </a:stretch>
-                        </pic:blipFill>
-                        <pic:spPr>
-                          <a:xfrm>
-                            <a:off x="0" y="0"/>
-                            <a:ext cx="1143000" cy="2473569"/>
-                          </a:xfrm>
-                          <a:prstGeom prst="rect"/>
-                        </pic:spPr>
-                      </pic:pic>
-                    </a:graphicData>
-                  </a:graphic>
-                </wp:inline>
-              </w:drawing>
-            </w:r>
-          </w:p>
-          <w:p>
-            <w:pPr>
-              <w:spacing w:before="40" w:after="0" w:line="240" w:lineRule="auto"/>
-              <w:jc w:val="center"/>
-            </w:pPr>
-            <w:r>
-              <w:rPr>
-                <w:rFonts w:ascii="맑은 고딕" w:hAnsi="맑은 고딕" w:eastAsia="맑은 고딕"/>
-                <w:b w:val="0"/>
-                <w:sz w:val="13"/>
-              </w:rPr>
-              <w:t>회복안 선택 화면</w:t>
-              <w:br/>
-              <w:t>실제 서비스 화면</w:t>
-              <w:br/>
-              <w:t>개인정보 없는 예시 자료 사용</w:t>
-            </w:r>
+              <w:spacing w:before="0" w:after="0"/>
+              <w:keepNext/>
+            </w:pPr>
+          </w:p>
+          <w:tbl>
+            <w:tblPr>
+              <w:tblW w:type="auto" w:w="0"/>
+              <w:tblLayout w:type="fixed"/>
+              <w:tblLook w:firstColumn="1" w:firstRow="1" w:lastColumn="0" w:lastRow="0" w:noHBand="0" w:noVBand="1" w:val="04A0"/>
+              <w:tblBorders>
+                <w:top w:val="nil"/>
+                <w:left w:val="nil"/>
+                <w:bottom w:val="nil"/>
+                <w:right w:val="nil"/>
+                <w:insideH w:val="nil"/>
+                <w:insideV w:val="nil"/>
+              </w:tblBorders>
+            </w:tblPr>
+            <w:tblGrid>
+              <w:gridCol w:w="2736"/>
+              <w:gridCol w:w="2736"/>
+            </w:tblGrid>
+            <w:tr>
+              <w:tc>
+                <w:tcPr>
+                  <w:tcW w:type="dxa" w:w="2967"/>
+                  <w:tcMar>
+                    <w:top w:w="20" w:type="dxa"/>
+                    <w:start w:w="40" w:type="dxa"/>
+                    <w:bottom w:w="30" w:type="dxa"/>
+                    <w:end w:w="40" w:type="dxa"/>
+                  </w:tcMar>
+                  <w:vAlign w:val="center"/>
+                </w:tcPr>
+                <w:p>
+                  <w:pPr>
+                    <w:spacing w:before="0" w:after="0"/>
+                    <w:jc w:val="center"/>
+                  </w:pPr>
+                  <w:r>
+                    <w:drawing>
+                      <wp:inline xmlns:a="http://schemas.openxmlformats.org/drawingml/2006/main" xmlns:pic="http://schemas.openxmlformats.org/drawingml/2006/picture">
+                        <wp:extent cx="1143000" cy="2473569"/>
+                        <wp:docPr id="1039" name="Picture 1039" descr="상황별 회복안 선택"/>
+                        <wp:cNvGraphicFramePr>
+                          <a:graphicFrameLocks noChangeAspect="1"/>
+                        </wp:cNvGraphicFramePr>
+                        <a:graphic>
+                          <a:graphicData uri="http://schemas.openxmlformats.org/drawingml/2006/picture">
+                            <pic:pic>
+                              <pic:nvPicPr>
+                                <pic:cNvPr id="0" name="image.png"/>
+                                <pic:cNvPicPr/>
+                              </pic:nvPicPr>
+                              <pic:blipFill>
+                                <a:blip r:embed="rId13"/>
+                                <a:stretch>
+                                  <a:fillRect/>
+                                </a:stretch>
+                              </pic:blipFill>
+                              <pic:spPr>
+                                <a:xfrm>
+                                  <a:off x="0" y="0"/>
+                                  <a:ext cx="1143000" cy="2473569"/>
+                                </a:xfrm>
+                                <a:prstGeom prst="rect"/>
+                              </pic:spPr>
+                            </pic:pic>
+                          </a:graphicData>
+                        </a:graphic>
+                      </wp:inline>
+                    </w:drawing>
+                  </w:r>
+                </w:p>
+              </w:tc>
+              <w:tc>
+                <w:tcPr>
+                  <w:tcW w:type="dxa" w:w="2967"/>
+                  <w:tcMar>
+                    <w:top w:w="20" w:type="dxa"/>
+                    <w:start w:w="40" w:type="dxa"/>
+                    <w:bottom w:w="30" w:type="dxa"/>
+                    <w:end w:w="40" w:type="dxa"/>
+                  </w:tcMar>
+                  <w:vAlign w:val="center"/>
+                </w:tcPr>
+                <w:p>
+                  <w:pPr>
+                    <w:spacing w:before="0" w:after="0"/>
+                    <w:jc w:val="center"/>
+                  </w:pPr>
+                  <w:r>
+                    <w:drawing>
+                      <wp:inline xmlns:a="http://schemas.openxmlformats.org/drawingml/2006/main" xmlns:pic="http://schemas.openxmlformats.org/drawingml/2006/picture">
+                        <wp:extent cx="1143000" cy="2473569"/>
+                        <wp:docPr id="1040" name="Picture 1040" descr="변경 전후 비교와 최종 적용"/>
+                        <wp:cNvGraphicFramePr>
+                          <a:graphicFrameLocks noChangeAspect="1"/>
+                        </wp:cNvGraphicFramePr>
+                        <a:graphic>
+                          <a:graphicData uri="http://schemas.openxmlformats.org/drawingml/2006/picture">
+                            <pic:pic>
+                              <pic:nvPicPr>
+                                <pic:cNvPr id="0" name="image.png"/>
+                                <pic:cNvPicPr/>
+                              </pic:nvPicPr>
+                              <pic:blipFill>
+                                <a:blip r:embed="rId14"/>
+                                <a:stretch>
+                                  <a:fillRect/>
+                                </a:stretch>
+                              </pic:blipFill>
+                              <pic:spPr>
+                                <a:xfrm>
+                                  <a:off x="0" y="0"/>
+                                  <a:ext cx="1143000" cy="2473569"/>
+                                </a:xfrm>
+                                <a:prstGeom prst="rect"/>
+                              </pic:spPr>
+                            </pic:pic>
+                          </a:graphicData>
+                        </a:graphic>
+                      </wp:inline>
+                    </w:drawing>
+                  </w:r>
+                </w:p>
+              </w:tc>
+            </w:tr>
+            <w:tr>
+              <w:tc>
+                <w:tcPr>
+                  <w:tcW w:type="dxa" w:w="2967"/>
+                  <w:tcMar>
+                    <w:top w:w="10" w:type="dxa"/>
+                    <w:start w:w="40" w:type="dxa"/>
+                    <w:bottom w:w="20" w:type="dxa"/>
+                    <w:end w:w="40" w:type="dxa"/>
+                  </w:tcMar>
+                  <w:vAlign w:val="top"/>
+                </w:tcPr>
+                <w:p>
+                  <w:pPr>
+                    <w:spacing w:before="0" w:after="0"/>
+                    <w:jc w:val="center"/>
+                  </w:pPr>
+                  <w:r>
+                    <w:rPr>
+                      <w:rFonts w:ascii="맑은 고딕" w:hAnsi="맑은 고딕" w:eastAsia="맑은 고딕"/>
+                      <w:color w:val="59524B"/>
+                      <w:sz w:val="14"/>
+                    </w:rPr>
+                    <w:t>상황별 회복안 선택</w:t>
+                  </w:r>
+                </w:p>
+              </w:tc>
+              <w:tc>
+                <w:tcPr>
+                  <w:tcW w:type="dxa" w:w="2967"/>
+                  <w:tcMar>
+                    <w:top w:w="10" w:type="dxa"/>
+                    <w:start w:w="40" w:type="dxa"/>
+                    <w:bottom w:w="20" w:type="dxa"/>
+                    <w:end w:w="40" w:type="dxa"/>
+                  </w:tcMar>
+                  <w:vAlign w:val="top"/>
+                </w:tcPr>
+                <w:p>
+                  <w:pPr>
+                    <w:spacing w:before="0" w:after="0"/>
+                    <w:jc w:val="center"/>
+                  </w:pPr>
+                  <w:r>
+                    <w:rPr>
+                      <w:rFonts w:ascii="맑은 고딕" w:hAnsi="맑은 고딕" w:eastAsia="맑은 고딕"/>
+                      <w:color w:val="59524B"/>
+                      <w:sz w:val="14"/>
+                    </w:rPr>
+                    <w:t>변경 전후 비교와 최종 적용</w:t>
+                  </w:r>
+                </w:p>
+              </w:tc>
+            </w:tr>
+          </w:tbl>
+          <w:p>
+            <w:pPr>
+              <w:spacing w:before="0" w:after="0"/>
+            </w:pPr>
           </w:p>
         </w:tc>
       </w:tr>
@@ -6758,16 +7340,17 @@
           </w:tcPr>
           <w:p>
             <w:pPr>
-              <w:spacing w:before="0" w:after="0" w:line="276" w:lineRule="auto"/>
-              <w:jc w:val="center"/>
+              <w:spacing w:before="0" w:after="0" w:line="283" w:lineRule="auto"/>
+              <w:jc w:val="left"/>
             </w:pPr>
             <w:r>
               <w:rPr>
                 <w:rFonts w:ascii="맑은 고딕" w:hAnsi="맑은 고딕" w:eastAsia="맑은 고딕"/>
                 <w:b/>
-                <w:sz w:val="16"/>
-              </w:rPr>
-              <w:t>계획 변경 확인</w:t>
+                <w:color w:val="1A1714"/>
+                <w:sz w:val="17"/>
+              </w:rPr>
+              <w:t>주간 학습과 인박스</w:t>
             </w:r>
           </w:p>
         </w:tc>
@@ -6784,16 +7367,17 @@
           </w:tcPr>
           <w:p>
             <w:pPr>
-              <w:spacing w:before="0" w:after="0" w:line="276" w:lineRule="auto"/>
+              <w:spacing w:before="0" w:after="0" w:line="283" w:lineRule="auto"/>
               <w:jc w:val="left"/>
             </w:pPr>
             <w:r>
               <w:rPr>
                 <w:rFonts w:ascii="맑은 고딕" w:hAnsi="맑은 고딕" w:eastAsia="맑은 고딕"/>
                 <w:b w:val="0"/>
-                <w:sz w:val="15"/>
-              </w:rPr>
-              <w:t>회복안을 적용하기 전의 할 일과 적용한 뒤의 날짜, 시간과 분량을 나란히 보여준다. 사용자는 무엇이 어떻게 바뀌는지 확인한 뒤 적용할 수 있다. 같은 적용 요청이 여러 번 들어와도 시간 블록이 중복으로 만들어지지 않도록 한 번만 저장한다.</w:t>
+                <w:color w:val="1A1714"/>
+                <w:sz w:val="16"/>
+              </w:rPr>
+              <w:t>주간 리뷰는 계획 준수율, 회복률, 다시 시작한 비율, 평균 회복 시간과 분야별 결과를 계산한다. 반복해서 지키기 어려운 습관은 다음 주 횟수를 줄이는 조정안으로 바꾼다. 인박스에서는 떠오른 내용을 저장해 목표나 오늘 할 일로 바꾸고, 추천 자료의 한 단계를 바로 실행 항목으로 담는다.</w:t>
             </w:r>
           </w:p>
         </w:tc>
@@ -6812,460 +7396,193 @@
           </w:tcPr>
           <w:p>
             <w:pPr>
-              <w:spacing w:before="0" w:after="0" w:line="240" w:lineRule="auto"/>
-              <w:jc w:val="center"/>
-            </w:pPr>
-            <w:r>
-              <w:drawing>
-                <wp:inline xmlns:a="http://schemas.openxmlformats.org/drawingml/2006/main" xmlns:pic="http://schemas.openxmlformats.org/drawingml/2006/picture">
-                  <wp:extent cx="1143000" cy="2473569"/>
-                  <wp:docPr id="1034" name="Picture 1034"/>
-                  <wp:cNvGraphicFramePr>
-                    <a:graphicFrameLocks noChangeAspect="1"/>
-                  </wp:cNvGraphicFramePr>
-                  <a:graphic>
-                    <a:graphicData uri="http://schemas.openxmlformats.org/drawingml/2006/picture">
-                      <pic:pic>
-                        <pic:nvPicPr>
-                          <pic:cNvPr id="0" name="image.png"/>
-                          <pic:cNvPicPr/>
-                        </pic:nvPicPr>
-                        <pic:blipFill>
-                          <a:blip r:embed="rId14"/>
-                          <a:stretch>
-                            <a:fillRect/>
-                          </a:stretch>
-                        </pic:blipFill>
-                        <pic:spPr>
-                          <a:xfrm>
-                            <a:off x="0" y="0"/>
-                            <a:ext cx="1143000" cy="2473569"/>
-                          </a:xfrm>
-                          <a:prstGeom prst="rect"/>
-                        </pic:spPr>
-                      </pic:pic>
-                    </a:graphicData>
-                  </a:graphic>
-                </wp:inline>
-              </w:drawing>
-            </w:r>
-          </w:p>
-          <w:p>
-            <w:pPr>
-              <w:spacing w:before="40" w:after="0" w:line="240" w:lineRule="auto"/>
-              <w:jc w:val="center"/>
-            </w:pPr>
-            <w:r>
-              <w:rPr>
-                <w:rFonts w:ascii="맑은 고딕" w:hAnsi="맑은 고딕" w:eastAsia="맑은 고딕"/>
-                <w:b w:val="0"/>
-                <w:sz w:val="13"/>
-              </w:rPr>
-              <w:t>계획 변경 전후 화면</w:t>
-              <w:br/>
-              <w:t>실제 서비스 화면</w:t>
-              <w:br/>
-              <w:t>개인정보 없는 예시 자료 사용</w:t>
-            </w:r>
-          </w:p>
-        </w:tc>
-      </w:tr>
-      <w:tr>
-        <w:trPr>
-          <w:gridAfter w:val="1"/>
-          <w:wAfter w:w="111" w:type="dxa"/>
-          <w:cantSplit/>
-          <w:cantSplit/>
-        </w:trPr>
-        <w:tc>
-          <w:tcPr>
-            <w:tcW w:w="1221" w:type="dxa"/>
-            <w:tcBorders>
-              <w:top w:val="single" w:sz="3" w:space="0" w:color="000000"/>
-              <w:left w:val="single" w:sz="3" w:space="0" w:color="000000"/>
-              <w:bottom w:val="single" w:sz="3" w:space="0" w:color="000000"/>
-              <w:right w:val="single" w:sz="3" w:space="0" w:color="000000"/>
-            </w:tcBorders>
-            <w:shd w:val="clear" w:color="auto" w:fill="FAF6EE"/>
-            <w:vAlign w:val="center"/>
-          </w:tcPr>
-          <w:p>
-            <w:pPr>
-              <w:spacing w:before="0" w:after="0" w:line="276" w:lineRule="auto"/>
-              <w:jc w:val="center"/>
-            </w:pPr>
-            <w:r>
-              <w:rPr>
-                <w:rFonts w:ascii="맑은 고딕" w:hAnsi="맑은 고딕" w:eastAsia="맑은 고딕"/>
-                <w:b/>
-                <w:sz w:val="16"/>
-              </w:rPr>
-              <w:t>주간 시간표</w:t>
-            </w:r>
-          </w:p>
-        </w:tc>
-        <w:tc>
-          <w:tcPr>
-            <w:tcW w:w="2313" w:type="dxa"/>
-            <w:tcBorders>
-              <w:top w:val="single" w:sz="3" w:space="0" w:color="000000"/>
-              <w:left w:val="single" w:sz="3" w:space="0" w:color="000000"/>
-              <w:bottom w:val="single" w:sz="3" w:space="0" w:color="000000"/>
-              <w:right w:val="single" w:sz="3" w:space="0" w:color="000000"/>
-            </w:tcBorders>
-            <w:vAlign w:val="center"/>
-          </w:tcPr>
-          <w:p>
-            <w:pPr>
-              <w:spacing w:before="0" w:after="0" w:line="276" w:lineRule="auto"/>
-              <w:jc w:val="left"/>
-            </w:pPr>
-            <w:r>
-              <w:rPr>
-                <w:rFonts w:ascii="맑은 고딕" w:hAnsi="맑은 고딕" w:eastAsia="맑은 고딕"/>
-                <w:b w:val="0"/>
-                <w:sz w:val="15"/>
-              </w:rPr>
-              <w:t>위쪽에는 보고 있는 주와 완료, 대기 블록 수가 나온다. 아래에는 월요일부터 일요일까지의 시간 블록이 분야별 색으로 표시된다. 기존 블록을 누르면 제목과 시간을 바꿀 수 있고, 블록을 끌면 15분 단위로 이동한다. 고정 일정은 움직일 수 없다. 현재 새 블록 추가와 기존 블록 삭제는 다시 접속했을 때 유지되지 않는다.</w:t>
-            </w:r>
-          </w:p>
-        </w:tc>
-        <w:tc>
-          <w:tcPr>
-            <w:tcW w:w="5935" w:type="dxa"/>
-            <w:gridSpan w:val="2"/>
-            <w:tcBorders>
-              <w:top w:val="single" w:sz="3" w:space="0" w:color="000000"/>
-              <w:left w:val="single" w:sz="3" w:space="0" w:color="000000"/>
-              <w:bottom w:val="single" w:sz="3" w:space="0" w:color="000000"/>
-              <w:right w:val="single" w:sz="3" w:space="0" w:color="000000"/>
-            </w:tcBorders>
-            <w:shd w:val="clear" w:color="auto" w:fill="FDF2EC"/>
-            <w:vAlign w:val="center"/>
-          </w:tcPr>
-          <w:p>
-            <w:pPr>
-              <w:spacing w:before="0" w:after="0" w:line="240" w:lineRule="auto"/>
-              <w:jc w:val="center"/>
-            </w:pPr>
-            <w:r>
-              <w:drawing>
-                <wp:inline xmlns:a="http://schemas.openxmlformats.org/drawingml/2006/main" xmlns:pic="http://schemas.openxmlformats.org/drawingml/2006/picture">
-                  <wp:extent cx="1143000" cy="2477386"/>
-                  <wp:docPr id="1035" name="Picture 1035"/>
-                  <wp:cNvGraphicFramePr>
-                    <a:graphicFrameLocks noChangeAspect="1"/>
-                  </wp:cNvGraphicFramePr>
-                  <a:graphic>
-                    <a:graphicData uri="http://schemas.openxmlformats.org/drawingml/2006/picture">
-                      <pic:pic>
-                        <pic:nvPicPr>
-                          <pic:cNvPr id="0" name="08_weekly_calendar_deployed_ui_stub.png"/>
-                          <pic:cNvPicPr/>
-                        </pic:nvPicPr>
-                        <pic:blipFill>
-                          <a:blip r:embed="rId18"/>
-                          <a:stretch>
-                            <a:fillRect/>
-                          </a:stretch>
-                        </pic:blipFill>
-                        <pic:spPr>
-                          <a:xfrm>
-                            <a:off x="0" y="0"/>
-                            <a:ext cx="1143000" cy="2477386"/>
-                          </a:xfrm>
-                          <a:prstGeom prst="rect"/>
-                        </pic:spPr>
-                      </pic:pic>
-                    </a:graphicData>
-                  </a:graphic>
-                </wp:inline>
-              </w:drawing>
-            </w:r>
-          </w:p>
-          <w:p>
-            <w:pPr>
-              <w:spacing w:before="40" w:after="0" w:line="240" w:lineRule="auto"/>
-              <w:jc w:val="center"/>
-            </w:pPr>
-            <w:r>
-              <w:rPr>
-                <w:rFonts w:ascii="맑은 고딕" w:hAnsi="맑은 고딕" w:eastAsia="맑은 고딕"/>
-                <w:b w:val="0"/>
-                <w:sz w:val="13"/>
-              </w:rPr>
-              <w:t>주간 시간표 화면</w:t>
-              <w:br/>
-              <w:t>실제 서비스 화면</w:t>
-              <w:br/>
-              <w:t>개인정보 없는 예시 자료 사용</w:t>
-            </w:r>
-          </w:p>
-        </w:tc>
-      </w:tr>
-      <w:tr>
-        <w:trPr>
-          <w:gridAfter w:val="1"/>
-          <w:wAfter w:w="111" w:type="dxa"/>
-          <w:cantSplit/>
-          <w:cantSplit/>
-        </w:trPr>
-        <w:tc>
-          <w:tcPr>
-            <w:tcW w:w="1221" w:type="dxa"/>
-            <w:tcBorders>
-              <w:top w:val="single" w:sz="3" w:space="0" w:color="000000"/>
-              <w:left w:val="single" w:sz="3" w:space="0" w:color="000000"/>
-              <w:bottom w:val="single" w:sz="3" w:space="0" w:color="000000"/>
-              <w:right w:val="single" w:sz="3" w:space="0" w:color="000000"/>
-            </w:tcBorders>
-            <w:shd w:val="clear" w:color="auto" w:fill="FAF6EE"/>
-            <w:vAlign w:val="center"/>
-          </w:tcPr>
-          <w:p>
-            <w:pPr>
-              <w:spacing w:before="0" w:after="0" w:line="276" w:lineRule="auto"/>
-              <w:jc w:val="center"/>
-            </w:pPr>
-            <w:r>
-              <w:rPr>
-                <w:rFonts w:ascii="맑은 고딕" w:hAnsi="맑은 고딕" w:eastAsia="맑은 고딕"/>
-                <w:b/>
-                <w:sz w:val="16"/>
-              </w:rPr>
-              <w:t>주간 리뷰</w:t>
-            </w:r>
-          </w:p>
-        </w:tc>
-        <w:tc>
-          <w:tcPr>
-            <w:tcW w:w="2313" w:type="dxa"/>
-            <w:tcBorders>
-              <w:top w:val="single" w:sz="3" w:space="0" w:color="000000"/>
-              <w:left w:val="single" w:sz="3" w:space="0" w:color="000000"/>
-              <w:bottom w:val="single" w:sz="3" w:space="0" w:color="000000"/>
-              <w:right w:val="single" w:sz="3" w:space="0" w:color="000000"/>
-            </w:tcBorders>
-            <w:vAlign w:val="center"/>
-          </w:tcPr>
-          <w:p>
-            <w:pPr>
-              <w:spacing w:before="0" w:after="0" w:line="276" w:lineRule="auto"/>
-              <w:jc w:val="left"/>
-            </w:pPr>
-            <w:r>
-              <w:rPr>
-                <w:rFonts w:ascii="맑은 고딕" w:hAnsi="맑은 고딕" w:eastAsia="맑은 고딕"/>
-                <w:b w:val="0"/>
-                <w:sz w:val="15"/>
-              </w:rPr>
-              <w:t>한 주의 계획 준수율, 회복률, 다시 시작한 비율, 평균 회복 시간과 분야별 결과를 보여준다. 활동 자료가 없으면 임의의 숫자를 만들지 않고 빈 상태로 표시한다. 반복해서 지키기 어려운 습관은 다음 주 횟수를 줄이는 조정안을 제시한다. 사용자는 조정안을 확인한 뒤 다음 주 계획으로 이동할 수 있다.</w:t>
-            </w:r>
-          </w:p>
-        </w:tc>
-        <w:tc>
-          <w:tcPr>
-            <w:tcW w:w="5935" w:type="dxa"/>
-            <w:gridSpan w:val="2"/>
-            <w:tcBorders>
-              <w:top w:val="single" w:sz="3" w:space="0" w:color="000000"/>
-              <w:left w:val="single" w:sz="3" w:space="0" w:color="000000"/>
-              <w:bottom w:val="single" w:sz="3" w:space="0" w:color="000000"/>
-              <w:right w:val="single" w:sz="3" w:space="0" w:color="000000"/>
-            </w:tcBorders>
-            <w:shd w:val="clear" w:color="auto" w:fill="FDF2EC"/>
-            <w:vAlign w:val="center"/>
-          </w:tcPr>
-          <w:p>
-            <w:pPr>
-              <w:spacing w:before="0" w:after="0" w:line="240" w:lineRule="auto"/>
-              <w:jc w:val="center"/>
-            </w:pPr>
-            <w:r>
-              <w:drawing>
-                <wp:inline xmlns:a="http://schemas.openxmlformats.org/drawingml/2006/main" xmlns:pic="http://schemas.openxmlformats.org/drawingml/2006/picture">
-                  <wp:extent cx="1143000" cy="2473569"/>
-                  <wp:docPr id="1036" name="Picture 1036"/>
-                  <wp:cNvGraphicFramePr>
-                    <a:graphicFrameLocks noChangeAspect="1"/>
-                  </wp:cNvGraphicFramePr>
-                  <a:graphic>
-                    <a:graphicData uri="http://schemas.openxmlformats.org/drawingml/2006/picture">
-                      <pic:pic>
-                        <pic:nvPicPr>
-                          <pic:cNvPr id="0" name="image.png"/>
-                          <pic:cNvPicPr/>
-                        </pic:nvPicPr>
-                        <pic:blipFill>
-                          <a:blip r:embed="rId17"/>
-                          <a:stretch>
-                            <a:fillRect/>
-                          </a:stretch>
-                        </pic:blipFill>
-                        <pic:spPr>
-                          <a:xfrm>
-                            <a:off x="0" y="0"/>
-                            <a:ext cx="1143000" cy="2473569"/>
-                          </a:xfrm>
-                          <a:prstGeom prst="rect"/>
-                        </pic:spPr>
-                      </pic:pic>
-                    </a:graphicData>
-                  </a:graphic>
-                </wp:inline>
-              </w:drawing>
-            </w:r>
-          </w:p>
-          <w:p>
-            <w:pPr>
-              <w:spacing w:before="40" w:after="0" w:line="240" w:lineRule="auto"/>
-              <w:jc w:val="center"/>
-            </w:pPr>
-            <w:r>
-              <w:rPr>
-                <w:rFonts w:ascii="맑은 고딕" w:hAnsi="맑은 고딕" w:eastAsia="맑은 고딕"/>
-                <w:b w:val="0"/>
-                <w:sz w:val="13"/>
-              </w:rPr>
-              <w:t>주간 리뷰 화면</w:t>
-              <w:br/>
-              <w:t>실제 서비스 화면</w:t>
-              <w:br/>
-              <w:t>개인정보 없는 예시 자료 사용</w:t>
-            </w:r>
-          </w:p>
-        </w:tc>
-      </w:tr>
-      <w:tr>
-        <w:trPr>
-          <w:gridAfter w:val="1"/>
-          <w:wAfter w:w="111" w:type="dxa"/>
-          <w:cantSplit/>
-          <w:cantSplit/>
-        </w:trPr>
-        <w:tc>
-          <w:tcPr>
-            <w:tcW w:w="1221" w:type="dxa"/>
-            <w:tcBorders>
-              <w:top w:val="single" w:sz="3" w:space="0" w:color="000000"/>
-              <w:left w:val="single" w:sz="3" w:space="0" w:color="000000"/>
-              <w:bottom w:val="single" w:sz="3" w:space="0" w:color="000000"/>
-              <w:right w:val="single" w:sz="3" w:space="0" w:color="000000"/>
-            </w:tcBorders>
-            <w:shd w:val="clear" w:color="auto" w:fill="FAF6EE"/>
-            <w:vAlign w:val="center"/>
-          </w:tcPr>
-          <w:p>
-            <w:pPr>
-              <w:spacing w:before="0" w:after="0" w:line="276" w:lineRule="auto"/>
-              <w:jc w:val="center"/>
-            </w:pPr>
-            <w:r>
-              <w:rPr>
-                <w:rFonts w:ascii="맑은 고딕" w:hAnsi="맑은 고딕" w:eastAsia="맑은 고딕"/>
-                <w:b/>
-                <w:sz w:val="16"/>
-              </w:rPr>
-              <w:t>인박스</w:t>
-            </w:r>
-          </w:p>
-        </w:tc>
-        <w:tc>
-          <w:tcPr>
-            <w:tcW w:w="2313" w:type="dxa"/>
-            <w:tcBorders>
-              <w:top w:val="single" w:sz="3" w:space="0" w:color="000000"/>
-              <w:left w:val="single" w:sz="3" w:space="0" w:color="000000"/>
-              <w:bottom w:val="single" w:sz="3" w:space="0" w:color="000000"/>
-              <w:right w:val="single" w:sz="3" w:space="0" w:color="000000"/>
-            </w:tcBorders>
-            <w:vAlign w:val="center"/>
-          </w:tcPr>
-          <w:p>
-            <w:pPr>
-              <w:spacing w:before="0" w:after="0" w:line="276" w:lineRule="auto"/>
-              <w:jc w:val="left"/>
-            </w:pPr>
-            <w:r>
-              <w:rPr>
-                <w:rFonts w:ascii="맑은 고딕" w:hAnsi="맑은 고딕" w:eastAsia="맑은 고딕"/>
-                <w:b w:val="0"/>
-                <w:sz w:val="15"/>
-              </w:rPr>
-              <w:t>아래 입력칸에 떠오른 내용을 한 줄로 적으면 AI가 프로젝트, 학습, 건강 같은 분야를 붙인다. 위쪽의 할 일, 처리됨, 보관 탭과 분야 필터로 항목을 나눠 볼 수 있다. 각 항목을 오늘 할 일이나 목표로 바꾸고 보관하거나 복원할 수 있다. 추천 자료는 본문을 열어 필요한 한 단계를 오늘 할 일로 담는다.</w:t>
-            </w:r>
-          </w:p>
-        </w:tc>
-        <w:tc>
-          <w:tcPr>
-            <w:tcW w:w="5935" w:type="dxa"/>
-            <w:gridSpan w:val="2"/>
-            <w:tcBorders>
-              <w:top w:val="single" w:sz="3" w:space="0" w:color="000000"/>
-              <w:left w:val="single" w:sz="3" w:space="0" w:color="000000"/>
-              <w:bottom w:val="single" w:sz="3" w:space="0" w:color="000000"/>
-              <w:right w:val="single" w:sz="3" w:space="0" w:color="000000"/>
-            </w:tcBorders>
-            <w:shd w:val="clear" w:color="auto" w:fill="FDF2EC"/>
-            <w:vAlign w:val="center"/>
-          </w:tcPr>
-          <w:p>
-            <w:pPr>
-              <w:spacing w:before="0" w:after="0" w:line="240" w:lineRule="auto"/>
-              <w:jc w:val="center"/>
-            </w:pPr>
-            <w:r>
-              <w:drawing>
-                <wp:inline xmlns:a="http://schemas.openxmlformats.org/drawingml/2006/main" xmlns:pic="http://schemas.openxmlformats.org/drawingml/2006/picture">
-                  <wp:extent cx="1143000" cy="2477386"/>
-                  <wp:docPr id="1037" name="Picture 1037"/>
-                  <wp:cNvGraphicFramePr>
-                    <a:graphicFrameLocks noChangeAspect="1"/>
-                  </wp:cNvGraphicFramePr>
-                  <a:graphic>
-                    <a:graphicData uri="http://schemas.openxmlformats.org/drawingml/2006/picture">
-                      <pic:pic>
-                        <pic:nvPicPr>
-                          <pic:cNvPr id="0" name="09_inbox_deployed_ui_stub.png"/>
-                          <pic:cNvPicPr/>
-                        </pic:nvPicPr>
-                        <pic:blipFill>
-                          <a:blip r:embed="rId19"/>
-                          <a:stretch>
-                            <a:fillRect/>
-                          </a:stretch>
-                        </pic:blipFill>
-                        <pic:spPr>
-                          <a:xfrm>
-                            <a:off x="0" y="0"/>
-                            <a:ext cx="1143000" cy="2477386"/>
-                          </a:xfrm>
-                          <a:prstGeom prst="rect"/>
-                        </pic:spPr>
-                      </pic:pic>
-                    </a:graphicData>
-                  </a:graphic>
-                </wp:inline>
-              </w:drawing>
-            </w:r>
-          </w:p>
-          <w:p>
-            <w:pPr>
-              <w:spacing w:before="40" w:after="0" w:line="240" w:lineRule="auto"/>
-              <w:jc w:val="center"/>
-            </w:pPr>
-            <w:r>
-              <w:rPr>
-                <w:rFonts w:ascii="맑은 고딕" w:hAnsi="맑은 고딕" w:eastAsia="맑은 고딕"/>
-                <w:b w:val="0"/>
-                <w:sz w:val="13"/>
-              </w:rPr>
-              <w:t>인박스 화면</w:t>
-              <w:br/>
-              <w:t>실제 서비스 화면</w:t>
-              <w:br/>
-              <w:t>개인정보 없는 예시 자료 사용</w:t>
-            </w:r>
+              <w:spacing w:before="0" w:after="0"/>
+              <w:keepNext/>
+            </w:pPr>
+          </w:p>
+          <w:tbl>
+            <w:tblPr>
+              <w:tblW w:type="auto" w:w="0"/>
+              <w:tblLayout w:type="fixed"/>
+              <w:tblLook w:firstColumn="1" w:firstRow="1" w:lastColumn="0" w:lastRow="0" w:noHBand="0" w:noVBand="1" w:val="04A0"/>
+              <w:tblBorders>
+                <w:top w:val="nil"/>
+                <w:left w:val="nil"/>
+                <w:bottom w:val="nil"/>
+                <w:right w:val="nil"/>
+                <w:insideH w:val="nil"/>
+                <w:insideV w:val="nil"/>
+              </w:tblBorders>
+            </w:tblPr>
+            <w:tblGrid>
+              <w:gridCol w:w="2736"/>
+              <w:gridCol w:w="2736"/>
+            </w:tblGrid>
+            <w:tr>
+              <w:tc>
+                <w:tcPr>
+                  <w:tcW w:type="dxa" w:w="2967"/>
+                  <w:tcMar>
+                    <w:top w:w="20" w:type="dxa"/>
+                    <w:start w:w="40" w:type="dxa"/>
+                    <w:bottom w:w="30" w:type="dxa"/>
+                    <w:end w:w="40" w:type="dxa"/>
+                  </w:tcMar>
+                  <w:vAlign w:val="center"/>
+                </w:tcPr>
+                <w:p>
+                  <w:pPr>
+                    <w:spacing w:before="0" w:after="0"/>
+                    <w:jc w:val="center"/>
+                  </w:pPr>
+                  <w:r>
+                    <w:drawing>
+                      <wp:inline xmlns:a="http://schemas.openxmlformats.org/drawingml/2006/main" xmlns:pic="http://schemas.openxmlformats.org/drawingml/2006/picture">
+                        <wp:extent cx="1143000" cy="2473569"/>
+                        <wp:docPr id="1041" name="Picture 1041" descr="주간 실행 결과와 습관 조정"/>
+                        <wp:cNvGraphicFramePr>
+                          <a:graphicFrameLocks noChangeAspect="1"/>
+                        </wp:cNvGraphicFramePr>
+                        <a:graphic>
+                          <a:graphicData uri="http://schemas.openxmlformats.org/drawingml/2006/picture">
+                            <pic:pic>
+                              <pic:nvPicPr>
+                                <pic:cNvPr id="0" name="image.png"/>
+                                <pic:cNvPicPr/>
+                              </pic:nvPicPr>
+                              <pic:blipFill>
+                                <a:blip r:embed="rId17"/>
+                                <a:stretch>
+                                  <a:fillRect/>
+                                </a:stretch>
+                              </pic:blipFill>
+                              <pic:spPr>
+                                <a:xfrm>
+                                  <a:off x="0" y="0"/>
+                                  <a:ext cx="1143000" cy="2473569"/>
+                                </a:xfrm>
+                                <a:prstGeom prst="rect"/>
+                              </pic:spPr>
+                            </pic:pic>
+                          </a:graphicData>
+                        </a:graphic>
+                      </wp:inline>
+                    </w:drawing>
+                  </w:r>
+                </w:p>
+              </w:tc>
+              <w:tc>
+                <w:tcPr>
+                  <w:tcW w:type="dxa" w:w="2967"/>
+                  <w:tcMar>
+                    <w:top w:w="20" w:type="dxa"/>
+                    <w:start w:w="40" w:type="dxa"/>
+                    <w:bottom w:w="30" w:type="dxa"/>
+                    <w:end w:w="40" w:type="dxa"/>
+                  </w:tcMar>
+                  <w:vAlign w:val="center"/>
+                </w:tcPr>
+                <w:p>
+                  <w:pPr>
+                    <w:spacing w:before="0" w:after="0"/>
+                    <w:jc w:val="center"/>
+                  </w:pPr>
+                  <w:r>
+                    <w:drawing>
+                      <wp:inline xmlns:a="http://schemas.openxmlformats.org/drawingml/2006/main" xmlns:pic="http://schemas.openxmlformats.org/drawingml/2006/picture">
+                        <wp:extent cx="1143000" cy="2477386"/>
+                        <wp:docPr id="1042" name="Picture 1042" descr="인박스에서 목표와 할 일로 전환"/>
+                        <wp:cNvGraphicFramePr>
+                          <a:graphicFrameLocks noChangeAspect="1"/>
+                        </wp:cNvGraphicFramePr>
+                        <a:graphic>
+                          <a:graphicData uri="http://schemas.openxmlformats.org/drawingml/2006/picture">
+                            <pic:pic>
+                              <pic:nvPicPr>
+                                <pic:cNvPr id="0" name="image.png"/>
+                                <pic:cNvPicPr/>
+                              </pic:nvPicPr>
+                              <pic:blipFill>
+                                <a:blip r:embed="rId19"/>
+                                <a:stretch>
+                                  <a:fillRect/>
+                                </a:stretch>
+                              </pic:blipFill>
+                              <pic:spPr>
+                                <a:xfrm>
+                                  <a:off x="0" y="0"/>
+                                  <a:ext cx="1143000" cy="2477386"/>
+                                </a:xfrm>
+                                <a:prstGeom prst="rect"/>
+                              </pic:spPr>
+                            </pic:pic>
+                          </a:graphicData>
+                        </a:graphic>
+                      </wp:inline>
+                    </w:drawing>
+                  </w:r>
+                </w:p>
+              </w:tc>
+            </w:tr>
+            <w:tr>
+              <w:tc>
+                <w:tcPr>
+                  <w:tcW w:type="dxa" w:w="2967"/>
+                  <w:tcMar>
+                    <w:top w:w="10" w:type="dxa"/>
+                    <w:start w:w="40" w:type="dxa"/>
+                    <w:bottom w:w="20" w:type="dxa"/>
+                    <w:end w:w="40" w:type="dxa"/>
+                  </w:tcMar>
+                  <w:vAlign w:val="top"/>
+                </w:tcPr>
+                <w:p>
+                  <w:pPr>
+                    <w:spacing w:before="0" w:after="0"/>
+                    <w:jc w:val="center"/>
+                  </w:pPr>
+                  <w:r>
+                    <w:rPr>
+                      <w:rFonts w:ascii="맑은 고딕" w:hAnsi="맑은 고딕" w:eastAsia="맑은 고딕"/>
+                      <w:color w:val="59524B"/>
+                      <w:sz w:val="14"/>
+                    </w:rPr>
+                    <w:t>주간 실행 결과와 습관 조정</w:t>
+                  </w:r>
+                </w:p>
+              </w:tc>
+              <w:tc>
+                <w:tcPr>
+                  <w:tcW w:type="dxa" w:w="2967"/>
+                  <w:tcMar>
+                    <w:top w:w="10" w:type="dxa"/>
+                    <w:start w:w="40" w:type="dxa"/>
+                    <w:bottom w:w="20" w:type="dxa"/>
+                    <w:end w:w="40" w:type="dxa"/>
+                  </w:tcMar>
+                  <w:vAlign w:val="top"/>
+                </w:tcPr>
+                <w:p>
+                  <w:pPr>
+                    <w:spacing w:before="0" w:after="0"/>
+                    <w:jc w:val="center"/>
+                  </w:pPr>
+                  <w:r>
+                    <w:rPr>
+                      <w:rFonts w:ascii="맑은 고딕" w:hAnsi="맑은 고딕" w:eastAsia="맑은 고딕"/>
+                      <w:color w:val="59524B"/>
+                      <w:sz w:val="14"/>
+                    </w:rPr>
+                    <w:t>인박스에서 목표와 할 일로 전환</w:t>
+                  </w:r>
+                </w:p>
+              </w:tc>
+            </w:tr>
+          </w:tbl>
+          <w:p>
+            <w:pPr>
+              <w:spacing w:before="0" w:after="0"/>
+            </w:pPr>
           </w:p>
         </w:tc>
       </w:tr>
@@ -11806,6 +12123,10 @@
           <w:sz w:val="18"/>
         </w:rPr>
         <w:t>② 회복안을 선택했지만 서버에 저장되지 않던 문제</w:t>
+        <w:br/>
+        <w:t>회복안을 수락하거나 나중에 처리하면 화면은 다음 단계로 넘어갔지만, 다시 접속했을 때 선택이 남지 않았다. 화면은 accept와 reject를 보냈고 서버는 accepted, edited, skipped만 받았다. 값이 달라 요청이 422 오류로 거절된 것이다.</w:t>
+        <w:br/>
+        <w:t>화면의 값을 서버 기준으로 통일했다. 저장 완료 응답을 받은 뒤에만 다음 화면으로 이동하게 바꿨다. 실패하면 화면을 유지하고 이유를 알려 다시 시도할 수 있게 했다. 같은 요청이 반복돼도 계획이 한 번만 바뀌도록 실행별 구분값도 함께 보냈다.</w:t>
       </w:r>
       <w:r>
         <w:rPr>
@@ -11814,10 +12135,6 @@
           <w:color w:val="000000" w:themeColor="text1"/>
           <w:sz w:val="18"/>
         </w:rPr>
-        <w:br/>
-        <w:t>사용자가 회복안을 수락하거나 나중에 처리하도록 선택하면 화면은 다음 단계로 넘어갔지만, 다시 접속했을 때 선택 내용이 남지 않는 문제가 있었다. 화면은 수락을 accept, 나중에 처리를 reject라는 값으로 보냈다. 반면 서버는 수락은 accepted, 직접 수정은 edited, 나중에 처리는 skipped라는 값만 받도록 만들어져 있었다. 같은 뜻을 서로 다른 값으로 표현했기 때문에 서버가 요청을 잘못된 값으로 판단했고, 422 오류를 보내면서 저장이 중단됐다.</w:t>
-        <w:br/>
-        <w:t>이를 해결하기 위해 화면에서 보내는 값을 서버가 받는 세 가지 값으로 통일했다. 또한 버튼을 누르자마자 화면을 넘기지 않고, 서버가 저장 완료 응답을 보낸 뒤에만 다음 화면으로 이동하도록 순서를 바꿨다. 저장에 실패하면 사용자가 다시 시도할 수 있도록 현재 화면을 유지하고 실패 이유를 보여 주었다. 같은 요청이 반복되어도 계획이 두 번 바뀌지 않도록 각 실행을 구분하는 값도 함께 보내도록 수정했다.</w:t>
       </w:r>
     </w:p>
     <w:tbl>
@@ -11944,11 +12261,11 @@
           <w:color w:val="1A1714"/>
           <w:sz w:val="19"/>
         </w:rPr>
-        <w:t>이번 프로젝트를 진행하면서 화면이 정상적으로 바뀌는 것과 기능이 실제로 끝까지 동작하는 것은 다르다는 점을 배웠다. 사용자가 버튼을 눌렀을 때 화면만 넘어가고 서버에 내용이 남지 않으면, 다시 접속했을 때 기록이 사라진다. 그래서 이후에는 버튼 입력, 서버로 값 전송, 저장 성공 확인, 화면 이동, 새로고침 뒤 내용 유지까지 한 흐름으로 확인했다. 오류가 발생했을 때 현재 화면을 유지하고 다시 시도할 수 있게 만드는 과정도 기능의 일부라는 점을 알게 됐다.</w:t>
+        <w:t>이번 프로젝트를 하면서 화면이 바뀌는 것과 기능이 끝까지 동작하는 것은 다르다는 점을 배웠다. 버튼 입력, 서버 전송, 저장 완료, 화면 이동, 새로고침 뒤 데이터 유지까지 한 흐름으로 확인해야 했다. 실패할 때 화면을 유지하고 다시 시도하게 만드는 처리도 기능의 일부였다.</w:t>
         <w:br/>
-        <w:t>모바일과 데스크톱 화면을 함께 만들면서, 화면에 보이지 않는 코드도 뒤에서 실행될 수 있다는 점도 배웠다. 같은 기능을 담당하는 두 화면을 동시에 불러오면 데이터를 두 번 요청할 수 있으므로, 실제 화면 크기에 맞는 코드만 실행되게 구성하고 공통 로직은 한곳에서 관리하는 것이 중요했다.</w:t>
+        <w:t>모바일과 데스크톱 화면을 함께 만들며 보이지 않는 코드도 실행된다는 점을 알게 됐다. 두 화면을 동시에 불러오면 같은 데이터를 두 번 요청할 수 있어서 실제 화면 크기에 맞는 코드만 실행하고 공통 로직은 한곳에서 관리했다.</w:t>
         <w:br/>
-        <w:t>디자인을 맡으면서는 색과 배치를 보기 좋게 만드는 것보다 사용자가 현재 상태와 다음 행동을 바로 이해하게 만드는 것이 먼저라는 점을 느꼈다. Re:Action에서는 실패했다는 사실을 크게 강조하기보다 지금 다시 시작할 수 있는 행동을 중심에 두었다. AI가 만든 제안과 사용자가 확정한 계획도 모양을 다르게 보여 주어 서로 헷갈리지 않게 했다. 이번 작업을 통해 기능의 처리 순서와 화면 표현을 따로 생각하면 안 되고, 사용자가 처음부터 끝까지 이해할 수 있는 하나의 흐름으로 맞춰야 한다는 점을 배웠다.</w:t>
+        <w:t>디자인에서는 보기 좋은 색보다 사용자가 현재 상태와 다음 행동을 바로 이해하는 것이 중요했다. 실패 자체보다 다시 시작할 행동을 크게 보여 주고, AI 제안과 확정된 계획도 모양을 달리했다. 기능 처리 순서와 화면 표현을 하나의 흐름으로 맞추는 것이 이번 작업에서 가장 크게 배운 점이다.</w:t>
       </w:r>
     </w:p>
     <w:p>

--- a/deliverables/2026_한이음_개발보고서_장준혁_담당분_수정본.docx
+++ b/deliverables/2026_한이음_개발보고서_장준혁_담당분_수정본.docx
@@ -3618,7 +3618,7 @@
                 <w:b w:val="0"/>
                 <w:sz w:val="15"/>
               </w:rPr>
-              <w:t>사용자가 목표, 기한, 활동 가능 시간과 선호 시간대를 답하면 서버가 아직 비어 있는 정보를 계산해 다음 질문을 만든다. 빠른 선택, 직접 입력, 날짜와 시간 전용 입력, 음성 입력을 지원하며 답변이 부족하면 같은 항목을 다시 확인한다. 인터뷰가 끝나면 목표를 집중, 유지, 보류로 나누고 사용자가 분류를 고쳐 확정한다.</w:t>
+              <w:t>입력값을 목표명, 기한, 가용 시간, 선호 시간대로 나눠 저장한다. 서버가 돌려준 미입력 항목만 다시 질문하고, 완료된 목표 후보는 집중, 유지, 보류 값으로 바꿔 사용자가 확정한다.</w:t>
             </w:r>
           </w:p>
         </w:tc>
@@ -3730,7 +3730,7 @@
                 <w:b w:val="0"/>
                 <w:sz w:val="15"/>
               </w:rPr>
-              <w:t>사용자가 수업이나 아르바이트 같은 고정 일정을 추가, 수정, 삭제할 수 있다. 활동 가능한 시간, 방해받지 않을 시간과 회고 알림 시간도 설정하며, 저장한 값은 계획을 만들 때 사용할 수 있도록 다시 불러온다.</w:t>
+              <w:t>고정 일정, 가용 시간, 방해 금지 시간과 회고 알림을 각각 서버에 저장한다. 계획을 만들기 직전에 이 값을 다시 불러와 시간 제약으로 사용한다.</w:t>
             </w:r>
           </w:p>
         </w:tc>
@@ -3842,7 +3842,7 @@
                 <w:b w:val="0"/>
                 <w:sz w:val="15"/>
               </w:rPr>
-              <w:t>AI가 목표를 수행 순서에 맞는 중간 단계로 나눈다. 사용자는 각 단계의 제목과 설명을 고치고, 단계를 추가하거나 삭제하며, 순서를 바꿀 수 있다. 확정한 순서는 주간 계획을 만들 때 그대로 사용한다.</w:t>
+              <w:t>AI가 만든 중간 목표를 순서가 있는 목록으로 관리한다. 제목과 설명 수정, 추가, 삭제, 순서 변경 결과를 그대로 주간 계획 생성값에 넣는다.</w:t>
             </w:r>
           </w:p>
         </w:tc>
@@ -3954,7 +3954,7 @@
                 <w:b w:val="0"/>
                 <w:sz w:val="15"/>
               </w:rPr>
-              <w:t>인터뷰 답변, 고정 일정, 활동 가능 시간, 계획 분량과 사용자가 확정한 중간 목표를 함께 계산해 최대 4주 분량의 계획 초안을 만든다. 사용자는 7일 시간표에서 할 일의 날짜와 시간을 확인하거나 수정한 뒤 승인할 수 있다. 승인하면 목표, 할 일과 시간 블록을 함께 저장한다.</w:t>
+              <w:t>인터뷰 답변, 중간 목표, 고정 일정, 가용 시간과 계획 분량을 한 요청으로 묶는다. 생성 결과를 목표, 할 일, 시간 블록으로 나눠 7일 표에 표시하고 승인 시 함께 저장한다.</w:t>
             </w:r>
           </w:p>
         </w:tc>
@@ -4066,7 +4066,7 @@
                 <w:b w:val="0"/>
                 <w:sz w:val="15"/>
               </w:rPr>
-              <w:t>첫 계획에서 만든 할 일을 모두 사용한 뒤에도 목표 기한이 남아 있으면 다음 계획을 자동으로 만들어야 한다. 현재는 최대 4주 분량까지만 만들고 이후 계획을 자동으로 이어서 만들지 못한다. 남은 기간과 미완료 단계를 계산해 다음 계획을 생성하는 처리가 필요하며, 완성 가능시점은 9/30이다.</w:t>
+              <w:t>현재 생성 요청은 최대 4주까지만 처리한다. 남은 기간과 미완료 중간 목표를 다시 계산해 다음 구간 요청을 만드는 처리를 9/30까지 추가한다.</w:t>
             </w:r>
           </w:p>
         </w:tc>
@@ -4178,7 +4178,7 @@
                 <w:b w:val="0"/>
                 <w:sz w:val="15"/>
               </w:rPr>
-              <w:t>아침에는 오늘의 핵심 목표와 전체 할 일 수를 요약한다. 오늘 화면에서는 진행 중 상태와 우선순위를 기준으로 지금 할 일 한 개를 먼저 고르고, 나머지는 예정 시각 순으로 배치한다. 화면을 내려도 다음 할 일을 상단에 고정하며, 시작 시각, 첫 행동과 예상 시간을 함께 표시한다.</w:t>
+              <w:t>진행 중인 일을 먼저 찾고, 없으면 우선순위와 예정 시각으로 첫 할 일을 고른다. 나머지는 시간순 타임라인으로 정렬하고 다음 할 일은 상단에 고정한다.</w:t>
             </w:r>
           </w:p>
         </w:tc>
@@ -4290,7 +4290,7 @@
                 <w:b w:val="0"/>
                 <w:sz w:val="15"/>
               </w:rPr>
-              <w:t>할 일을 시작한 시각을 기준으로 경과 시간을 계산하고 일시정지한 시간은 제외한다. 화면을 잠시 닫거나 휴대전화가 절전 상태에 들어가도 시작 시각을 이용해 시간을 다시 계산한다. 현재 시작, 일시정지와 완료 정보를 보내지 못했을 때 오류를 알려주고 다시 전송하는 처리가 부족하며, 완성 가능시점은 9/26이다.</w:t>
+              <w:t>시작 시각과 누적 일시정지 시간을 저장해 화면이 꺼져도 경과 시간을 다시 계산한다. 전송 실패 안내와 재시도 처리는 9/26까지 보완한다.</w:t>
             </w:r>
           </w:p>
         </w:tc>
@@ -4402,7 +4402,7 @@
                 <w:b w:val="0"/>
                 <w:sz w:val="15"/>
               </w:rPr>
-              <w:t>실행 결과를 완료, 일부 완료, 잘 안됨으로 구분한다. 일부 완료를 선택하면 완료 비율을 입력하고, 잘 안됨을 선택하면 실패 사유를 최대 2개까지 고른 뒤 메모를 남길 수 있다. 현재 완료한 일에도 별도의 회고 메모를 남기는 기능이 없으며, 완성 가능시점은 9/25이다.</w:t>
+              <w:t>결과를 완료, 일부 완료, 잘 안됨 값으로 저장한다. 일부 완료는 비율을, 잘 안됨은 사유 두 개와 메모를 받으며, 완료 회고 메모는 9/25까지 추가한다.</w:t>
             </w:r>
           </w:p>
         </w:tc>
@@ -4514,7 +4514,7 @@
                 <w:b w:val="0"/>
                 <w:sz w:val="15"/>
               </w:rPr>
-              <w:t>실패 사유와 남은 시간을 이용해 할 일 줄이기, 시간 옮기기, 다음 계획으로 넘기기와 잠시 보류하기 중 적절한 방법을 제안한다. 사용자가 선택한 방법을 적용하기 전에 변경 전후의 날짜, 시간과 분량을 비교해 보여준다. 현재 회복안 저장이나 계획 변경에 실패했을 때 선택 상태를 되돌리고 다시 시도하게 하는 처리가 부족하며, 완성 가능시점은 9/26이다.</w:t>
+              <w:t>실패 사유와 남은 시간을 서버에 보내 네 종류의 회복안을 받고 중복을 제거한다. 선택 저장 실패 시 화면 유지와 재시도 처리는 9/26까지 보완한다.</w:t>
             </w:r>
           </w:p>
         </w:tc>
@@ -4626,7 +4626,7 @@
                 <w:b w:val="0"/>
                 <w:sz w:val="15"/>
               </w:rPr>
-              <w:t>월요일부터 일요일까지의 할 일을 시간 블록으로 보여준다. 기존 블록은 15분 단위로 옮길 수 있고 제목, 시작 시각과 소요 시간을 수정할 수 있다. 현재 새 블록을 추가하거나 기존 블록을 삭제한 결과는 화면에만 남고 다시 접속하면 사라지므로, 추가와 삭제 값을 저장하는 기능이 필요하다. 완성 가능시점은 9/29이다.</w:t>
+              <w:t>주간 블록은 날짜와 시작 시각을 기준으로 배치하고 15분 단위로 이동한다. 수정은 저장되지만 새 블록 추가와 삭제 저장은 9/29까지 연결한다.</w:t>
             </w:r>
           </w:p>
         </w:tc>
@@ -4738,7 +4738,7 @@
                 <w:b w:val="0"/>
                 <w:sz w:val="15"/>
               </w:rPr>
-              <w:t>한 주의 계획 준수율, 회복률, 다시 시작한 비율, 평균 회복 시간과 분야별 실행 결과를 보여준다. 3주 동안 반복해서 지키기 어려웠던 습관은 다음 주 횟수를 줄이는 조정안을 제시한다. 현재 습관 조정 요청이 실패해도 화면에서 카드가 사라지며, 4주 계획이 끝난 뒤 다음 계획을 자동으로 만드는 기능도 없다. 두 동작을 보완하는 완성 가능시점은 9/29이다.</w:t>
+              <w:t>실행 기록을 모아 준수율, 회복률, 재시작률을 계산하고 3주 반복 패턴으로 습관 조정안을 만든다. 조정 실패 복구와 다음 구간 생성은 9/29까지 보완한다.</w:t>
             </w:r>
           </w:p>
         </w:tc>
@@ -4850,7 +4850,7 @@
                 <w:b w:val="0"/>
                 <w:sz w:val="15"/>
               </w:rPr>
-              <w:t>떠오른 내용을 한 줄로 저장하면 AI가 프로젝트, 학습, 건강 같은 분야로 나눈다. 저장한 항목을 목표나 오늘 할 일로 바꾸고, 보관하거나 다시 복원할 수 있다. 추천 자료를 읽고 필요한 한 단계를 오늘 할 일로 담을 수도 있다. 현재 사용자의 목표에 맞는 웹 자료를 직접 찾아 출처와 함께 인박스에 넣는 기능이 없으며, 완성 가능시점은 9/30이다.</w:t>
+              <w:t>한 줄 입력을 서버에 저장하고 AI 분류값에 따라 목록을 나눈다. 목표나 오늘 할 일로 바꿀 때 새 항목을 만든 뒤 원본 상태를 갱신하며, 웹 자료 수집은 9/30까지 추가한다.</w:t>
             </w:r>
           </w:p>
         </w:tc>
@@ -4962,7 +4962,7 @@
                 <w:b w:val="0"/>
                 <w:sz w:val="15"/>
               </w:rPr>
-              <w:t>목표와 습관을 추가, 수정, 삭제할 수 있다. 집중하기 좋은 시간, 활동 가능한 시간, 알림 빈도, 회복할 때 선호하는 말투와 최소 행동 단위도 저장하고 수정할 수 있다.</w:t>
+              <w:t>목표와 습관은 추가, 수정, 삭제 요청으로 관리한다. 개인 설정은 집중 시간, 가용 시간, 알림 빈도, 회복 말투와 최소 행동 단위로 나눠 저장한다.</w:t>
             </w:r>
           </w:p>
         </w:tc>
@@ -5074,7 +5074,7 @@
                 <w:b w:val="0"/>
                 <w:sz w:val="15"/>
               </w:rPr>
-              <w:t>사용자는 알림 사용 여부와 안내 말투를 바꿀 수 있다. 현재 개인정보 이용 동의 내역과 익명화 요청 일부는 화면에서만 처리되며, 요청이 실제로 저장되었는지 확인하는 결과 화면도 부족하다. 해당 값을 저장하고 처리 결과를 확인하는 기능의 완성 가능시점은 9/30이다.</w:t>
+              <w:t>알림과 안내 말투 설정은 서버 값으로 저장한다. 동의 내역과 익명화 요청의 실제 처리 결과를 확인하는 화면은 9/30까지 보완한다.</w:t>
             </w:r>
           </w:p>
         </w:tc>
@@ -5186,7 +5186,7 @@
                 <w:b w:val="0"/>
                 <w:sz w:val="15"/>
               </w:rPr>
-              <w:t>웹 서비스를 휴대전화 홈 화면에 설치하고 브라우저 알림을 켤 수 있다. 현재 실제 운영용 알림 키를 사용했을 때 회고 알림이 반복해서 도착하는지 확인이 부족하며, 알림 전송에 실패한 원인을 사용자에게 알려주는 처리도 필요하다. 완성 가능시점은 9/27이다.</w:t>
+              <w:t>Service Worker가 알림 수신과 클릭을 처리하고, 브라우저 구독값을 서버에 저장한다. 운영용 알림 키와 반복 발송 검증, 실패 안내는 9/27까지 마친다.</w:t>
             </w:r>
           </w:p>
         </w:tc>
@@ -5298,7 +5298,7 @@
                 <w:b w:val="0"/>
                 <w:sz w:val="15"/>
               </w:rPr>
-              <w:t>동일한 화면을 iOS와 Android 앱 안에서 실행할 수 있도록 Capacitor 기반 앱 프로젝트와 빌드 명령을 제공한다. 현재 휴대전화 앱 전용 알림, 실제 기기에서의 전체 기능 점검과 앱 스토어 배포가 완료되지 않았다. 완성 가능시점은 9/30이다.</w:t>
+              <w:t>Capacitor가 웹 빌드 결과를 iOS와 Android 프로젝트에 복사해 같은 화면을 실행한다. 기기 알림, 실제 기기 점검과 스토어 배포는 9/30까지 완료한다.</w:t>
             </w:r>
           </w:p>
         </w:tc>
@@ -5410,7 +5410,7 @@
                 <w:b w:val="0"/>
                 <w:sz w:val="15"/>
               </w:rPr>
-              <w:t>사용자의 Google Calendar에서 이미 잡힌 일정과 빈 시간을 불러와 계획 가능한 시간을 계산하는 기능이다. 현재 Google 계정 연결, 일정 자동 불러오기와 변경된 계획을 캘린더에 반영하는 동작이 없어 고정 일정을 직접 입력해야 한다. 완성 가능시점은 9/30이다.</w:t>
+              <w:t>현재는 연결 버튼과 안내 화면만 있고 일정 읽기와 쓰기 요청은 없다. Google 로그인, 일정 가져오기와 변경 내용 반영을 9/30까지 구현한다.</w:t>
             </w:r>
           </w:p>
         </w:tc>
@@ -5521,7 +5521,7 @@
                 <w:b w:val="0"/>
                 <w:sz w:val="15"/>
               </w:rPr>
-              <w:t>사용자가 입력한 목표와 상황에서 필요한 정보를 정리하고 목표 분류, 첫 계획과 회복안을 만드는 데 사용한다. AI가 만든 결과는 사용자가 확인하고 수정한 뒤에만 계획에 반영한다.</w:t>
+              <w:t>인터뷰 다음 질문, 목표 분류, 주간 계획과 회복안을 정해진 데이터 형식으로 받는다. 결과는 바로 적용하지 않고 사용자 확인 뒤에만 저장한다.</w:t>
             </w:r>
           </w:p>
         </w:tc>
@@ -5608,7 +5608,7 @@
                 <w:b/>
                 <w:sz w:val="15"/>
               </w:rPr>
-              <w:t>Claude Max</w:t>
+              <w:t>AWS 클라우드 서비스</w:t>
             </w:r>
           </w:p>
         </w:tc>
@@ -5634,120 +5634,7 @@
                 <w:b w:val="0"/>
                 <w:sz w:val="15"/>
               </w:rPr>
-              <w:t>화면 코드 작성, 반복 수정, 오류 원인 조사, 테스트 보강과 문서 초안 작성에 사용한다. 생성된 결과는 실제 코드와 실행 결과를 다시 확인한 뒤 반영한다.</w:t>
-            </w:r>
-          </w:p>
-        </w:tc>
-        <w:tc>
-          <w:tcPr>
-            <w:tcW w:w="1815" w:type="dxa"/>
-            <w:tcBorders>
-              <w:top w:val="single" w:sz="3" w:space="0" w:color="000000"/>
-              <w:left w:val="single" w:sz="3" w:space="0" w:color="000000"/>
-              <w:bottom w:val="single" w:sz="3" w:space="0" w:color="000000"/>
-              <w:right w:val="single" w:sz="3" w:space="0" w:color="000000"/>
-            </w:tcBorders>
-            <w:shd w:val="clear" w:color="auto" w:fill="FBEEDA"/>
-            <w:vAlign w:val="center"/>
-          </w:tcPr>
-          <w:p>
-            <w:pPr>
-              <w:spacing w:before="0" w:after="0" w:line="276" w:lineRule="auto"/>
-              <w:jc w:val="center"/>
-            </w:pPr>
-            <w:r>
-              <w:rPr>
-                <w:rFonts w:ascii="맑은 고딕" w:hAnsi="맑은 고딕" w:eastAsia="맑은 고딕"/>
-                <w:b w:val="0"/>
-                <w:sz w:val="15"/>
-              </w:rPr>
-              <w:t>100%</w:t>
-              <w:br/>
-              <w:t>(결제, 사용 중)</w:t>
-            </w:r>
-          </w:p>
-        </w:tc>
-      </w:tr>
-      <w:tr>
-        <w:trPr>
-          <w:cantSplit/>
-        </w:trPr>
-        <w:tc>
-          <w:tcPr>
-            <w:tcW w:w="910" w:type="dxa"/>
-            <w:tcBorders>
-              <w:top w:val="single" w:sz="3" w:space="0" w:color="000000"/>
-              <w:left w:val="single" w:sz="3" w:space="0" w:color="000000"/>
-              <w:bottom w:val="single" w:sz="3" w:space="0" w:color="000000"/>
-              <w:right w:val="single" w:sz="3" w:space="0" w:color="000000"/>
-            </w:tcBorders>
-            <w:vAlign w:val="center"/>
-          </w:tcPr>
-          <w:p>
-            <w:pPr>
-              <w:spacing w:before="0" w:after="0" w:line="276" w:lineRule="auto"/>
-              <w:jc w:val="center"/>
-            </w:pPr>
-            <w:r>
-              <w:rPr>
-                <w:rFonts w:ascii="맑은 고딕" w:hAnsi="맑은 고딕" w:eastAsia="맑은 고딕"/>
-                <w:b/>
-                <w:sz w:val="15"/>
-              </w:rPr>
-              <w:t>구매S/W</w:t>
-            </w:r>
-          </w:p>
-        </w:tc>
-        <w:tc>
-          <w:tcPr>
-            <w:tcW w:w="2947" w:type="dxa"/>
-            <w:tcBorders>
-              <w:top w:val="single" w:sz="3" w:space="0" w:color="000000"/>
-              <w:left w:val="single" w:sz="3" w:space="0" w:color="000000"/>
-              <w:bottom w:val="single" w:sz="3" w:space="0" w:color="000000"/>
-              <w:right w:val="single" w:sz="3" w:space="0" w:color="000000"/>
-            </w:tcBorders>
-            <w:shd w:val="clear" w:color="auto" w:fill="FAF6EE"/>
-            <w:vAlign w:val="center"/>
-          </w:tcPr>
-          <w:p>
-            <w:pPr>
-              <w:spacing w:before="0" w:after="0" w:line="276" w:lineRule="auto"/>
-              <w:jc w:val="center"/>
-            </w:pPr>
-            <w:r>
-              <w:rPr>
-                <w:rFonts w:ascii="맑은 고딕" w:hAnsi="맑은 고딕" w:eastAsia="맑은 고딕"/>
-                <w:b/>
-                <w:sz w:val="15"/>
-              </w:rPr>
-              <w:t>AWS 클라우드 서비스</w:t>
-            </w:r>
-          </w:p>
-        </w:tc>
-        <w:tc>
-          <w:tcPr>
-            <w:tcW w:w="3909" w:type="dxa"/>
-            <w:tcBorders>
-              <w:top w:val="single" w:sz="3" w:space="0" w:color="000000"/>
-              <w:left w:val="single" w:sz="3" w:space="0" w:color="000000"/>
-              <w:bottom w:val="single" w:sz="3" w:space="0" w:color="000000"/>
-              <w:right w:val="single" w:sz="3" w:space="0" w:color="000000"/>
-            </w:tcBorders>
-            <w:vAlign w:val="center"/>
-          </w:tcPr>
-          <w:p>
-            <w:pPr>
-              <w:spacing w:before="0" w:after="0" w:line="276" w:lineRule="auto"/>
-              <w:jc w:val="left"/>
-            </w:pPr>
-            <w:r>
-              <w:rPr>
-                <w:rFonts w:ascii="맑은 고딕" w:hAnsi="맑은 고딕" w:eastAsia="맑은 고딕"/>
-                <w:b w:val="0"/>
-                <w:sz w:val="15"/>
-              </w:rPr>
-              <w:t>백엔드 프로그램과 데이터베이스를 운영하고 사용자의 목표, 계획, 실행 결과와 회복 기록을 저장하는 환경으로 사용한다. 현재 비용을 지불하며 사용 중이다.</w:t>
+              <w:t>백엔드 프로그램과 데이터베이스를 실행하고 목표, 계획, 실행 결과와 회복 기록을 저장한다. 운영 환경으로 비용을 지불하며 사용 중이다.</w:t>
             </w:r>
           </w:p>
         </w:tc>
@@ -6093,7 +5980,7 @@
           </w:tcPr>
           <w:p>
             <w:pPr>
-              <w:spacing w:before="0" w:after="0" w:line="283" w:lineRule="auto"/>
+              <w:spacing w:before="0" w:after="0" w:line="278" w:lineRule="auto"/>
               <w:jc w:val="left"/>
             </w:pPr>
             <w:r>
@@ -6101,9 +5988,9 @@
                 <w:rFonts w:ascii="맑은 고딕" w:hAnsi="맑은 고딕" w:eastAsia="맑은 고딕"/>
                 <w:b/>
                 <w:color w:val="1A1714"/>
-                <w:sz w:val="17"/>
-              </w:rPr>
-              <w:t>딥 인터뷰</w:t>
+                <w:sz w:val="16"/>
+              </w:rPr>
+              <w:t>딥 인터뷰에서 목표 분류까지</w:t>
             </w:r>
           </w:p>
         </w:tc>
@@ -6120,7 +6007,7 @@
           </w:tcPr>
           <w:p>
             <w:pPr>
-              <w:spacing w:before="0" w:after="0" w:line="283" w:lineRule="auto"/>
+              <w:spacing w:before="0" w:after="0" w:line="278" w:lineRule="auto"/>
               <w:jc w:val="left"/>
             </w:pPr>
             <w:r>
@@ -6130,7 +6017,7 @@
                 <w:color w:val="1A1714"/>
                 <w:sz w:val="16"/>
               </w:rPr>
-              <w:t>목표 이름만 받지 않고 기한, 사용할 수 있는 시간, 선호 시간대와 방해 조건을 차례로 묻는다. 서버는 아직 비어 있는 항목을 계산해 다음 질문을 보내며, 답이 부족하면 같은 항목을 다시 확인한다. 빠른 선택, 직접 입력, 날짜와 시간 입력, 음성 입력을 지원하고 답변이 모이면 목표 후보를 만든다.</w:t>
+              <w:t>답변은 목표명, 기한, 가용 시간, 선호 시간대와 방해 조건으로 나눠 저장한다. 서버가 미입력 항목과 명료도를 돌려주면 필요한 질문만 다시 표시한다. 모든 항목이 채워진 뒤 목표 후보를 만들고, 사용자가 집중, 유지, 보류 분류를 고쳐 확정해야 다음 단계로 넘어간다.</w:t>
             </w:r>
           </w:p>
         </w:tc>
@@ -6150,7 +6037,6 @@
           <w:p>
             <w:pPr>
               <w:spacing w:before="0" w:after="0"/>
-              <w:keepNext/>
             </w:pPr>
           </w:p>
           <w:tbl>
@@ -6192,7 +6078,7 @@
                     <w:drawing>
                       <wp:inline xmlns:a="http://schemas.openxmlformats.org/drawingml/2006/main" xmlns:pic="http://schemas.openxmlformats.org/drawingml/2006/picture">
                         <wp:extent cx="1143000" cy="2473569"/>
-                        <wp:docPr id="1035" name="Picture 1035" descr="대화 흐름과 명료성 변화"/>
+                        <wp:docPr id="1043" name="Picture 1043" descr="답변에 따라 이어지는 딥 인터뷰"/>
                         <wp:cNvGraphicFramePr>
                           <a:graphicFrameLocks noChangeAspect="1"/>
                         </wp:cNvGraphicFramePr>
@@ -6250,7 +6136,7 @@
                     </w:rPr>
                     <w:t>최신 캡처 필요</w:t>
                     <w:br/>
-                    <w:t>날짜, 시간과 음성 입력</w:t>
+                    <w:t>집중, 유지, 보류 분류</w:t>
                   </w:r>
                 </w:p>
               </w:tc>
@@ -6278,207 +6164,10 @@
                       <w:color w:val="59524B"/>
                       <w:sz w:val="14"/>
                     </w:rPr>
-                    <w:t>대화 흐름과 명료성 변화</w:t>
+                    <w:t>답변에 따라 이어지는 딥 인터뷰</w:t>
                   </w:r>
                 </w:p>
               </w:tc>
-              <w:tc>
-                <w:tcPr>
-                  <w:tcW w:type="dxa" w:w="2967"/>
-                  <w:tcMar>
-                    <w:top w:w="10" w:type="dxa"/>
-                    <w:start w:w="40" w:type="dxa"/>
-                    <w:bottom w:w="20" w:type="dxa"/>
-                    <w:end w:w="40" w:type="dxa"/>
-                  </w:tcMar>
-                  <w:vAlign w:val="top"/>
-                </w:tcPr>
-                <w:p>
-                  <w:pPr>
-                    <w:spacing w:before="0" w:after="0"/>
-                    <w:jc w:val="center"/>
-                  </w:pPr>
-                  <w:r>
-                    <w:rPr>
-                      <w:rFonts w:ascii="맑은 고딕" w:hAnsi="맑은 고딕" w:eastAsia="맑은 고딕"/>
-                      <w:color w:val="59524B"/>
-                      <w:sz w:val="14"/>
-                    </w:rPr>
-                    <w:t>날짜, 시간과 음성 입력</w:t>
-                  </w:r>
-                </w:p>
-              </w:tc>
-            </w:tr>
-          </w:tbl>
-          <w:p>
-            <w:pPr>
-              <w:spacing w:before="0" w:after="0"/>
-            </w:pPr>
-          </w:p>
-        </w:tc>
-      </w:tr>
-      <w:tr>
-        <w:trPr>
-          <w:gridAfter w:val="1"/>
-          <w:wAfter w:w="111" w:type="dxa"/>
-          <w:cantSplit/>
-          <w:cantSplit/>
-        </w:trPr>
-        <w:tc>
-          <w:tcPr>
-            <w:tcW w:w="1221" w:type="dxa"/>
-            <w:tcBorders>
-              <w:top w:val="single" w:sz="3" w:space="0" w:color="000000"/>
-              <w:left w:val="single" w:sz="3" w:space="0" w:color="000000"/>
-              <w:bottom w:val="single" w:sz="3" w:space="0" w:color="000000"/>
-              <w:right w:val="single" w:sz="3" w:space="0" w:color="000000"/>
-            </w:tcBorders>
-            <w:shd w:val="clear" w:color="auto" w:fill="FAF6EE"/>
-            <w:vAlign w:val="center"/>
-          </w:tcPr>
-          <w:p>
-            <w:pPr>
-              <w:spacing w:before="0" w:after="0" w:line="283" w:lineRule="auto"/>
-              <w:jc w:val="left"/>
-            </w:pPr>
-            <w:r>
-              <w:rPr>
-                <w:rFonts w:ascii="맑은 고딕" w:hAnsi="맑은 고딕" w:eastAsia="맑은 고딕"/>
-                <w:b/>
-                <w:color w:val="1A1714"/>
-                <w:sz w:val="17"/>
-              </w:rPr>
-              <w:t>목표 분류와 큰 그림</w:t>
-            </w:r>
-          </w:p>
-        </w:tc>
-        <w:tc>
-          <w:tcPr>
-            <w:tcW w:w="2313" w:type="dxa"/>
-            <w:tcBorders>
-              <w:top w:val="single" w:sz="3" w:space="0" w:color="000000"/>
-              <w:left w:val="single" w:sz="3" w:space="0" w:color="000000"/>
-              <w:bottom w:val="single" w:sz="3" w:space="0" w:color="000000"/>
-              <w:right w:val="single" w:sz="3" w:space="0" w:color="000000"/>
-            </w:tcBorders>
-            <w:vAlign w:val="center"/>
-          </w:tcPr>
-          <w:p>
-            <w:pPr>
-              <w:spacing w:before="0" w:after="0" w:line="283" w:lineRule="auto"/>
-              <w:jc w:val="left"/>
-            </w:pPr>
-            <w:r>
-              <w:rPr>
-                <w:rFonts w:ascii="맑은 고딕" w:hAnsi="맑은 고딕" w:eastAsia="맑은 고딕"/>
-                <w:b w:val="0"/>
-                <w:color w:val="1A1714"/>
-                <w:sz w:val="16"/>
-              </w:rPr>
-              <w:t>인터뷰에서 만든 목표 후보를 집중, 유지, 보류로 나눈 초안을 제시한다. 사용자는 분류를 직접 바꾸며, 집중 목표는 계획 시간을 먼저 배정하고 보류 목표는 일정에서 제외한다. 다음 단계에서 중간 목표의 이름, 설명, 순서와 개수를 고친 뒤 계획 생성에 넘긴다.</w:t>
-            </w:r>
-          </w:p>
-        </w:tc>
-        <w:tc>
-          <w:tcPr>
-            <w:tcW w:w="5935" w:type="dxa"/>
-            <w:gridSpan w:val="2"/>
-            <w:tcBorders>
-              <w:top w:val="single" w:sz="3" w:space="0" w:color="000000"/>
-              <w:left w:val="single" w:sz="3" w:space="0" w:color="000000"/>
-              <w:bottom w:val="single" w:sz="3" w:space="0" w:color="000000"/>
-              <w:right w:val="single" w:sz="3" w:space="0" w:color="000000"/>
-            </w:tcBorders>
-            <w:shd w:val="clear" w:color="auto" w:fill="FDF2EC"/>
-            <w:vAlign w:val="center"/>
-          </w:tcPr>
-          <w:p>
-            <w:pPr>
-              <w:spacing w:before="0" w:after="0"/>
-              <w:keepNext/>
-            </w:pPr>
-          </w:p>
-          <w:tbl>
-            <w:tblPr>
-              <w:tblW w:type="auto" w:w="0"/>
-              <w:tblLayout w:type="fixed"/>
-              <w:tblLook w:firstColumn="1" w:firstRow="1" w:lastColumn="0" w:lastRow="0" w:noHBand="0" w:noVBand="1" w:val="04A0"/>
-              <w:tblBorders>
-                <w:top w:val="nil"/>
-                <w:left w:val="nil"/>
-                <w:bottom w:val="nil"/>
-                <w:right w:val="nil"/>
-                <w:insideH w:val="nil"/>
-                <w:insideV w:val="nil"/>
-              </w:tblBorders>
-            </w:tblPr>
-            <w:tblGrid>
-              <w:gridCol w:w="2736"/>
-              <w:gridCol w:w="2736"/>
-            </w:tblGrid>
-            <w:tr>
-              <w:tc>
-                <w:tcPr>
-                  <w:tcW w:type="dxa" w:w="2967"/>
-                  <w:tcMar>
-                    <w:top w:w="20" w:type="dxa"/>
-                    <w:start w:w="40" w:type="dxa"/>
-                    <w:bottom w:w="30" w:type="dxa"/>
-                    <w:end w:w="40" w:type="dxa"/>
-                  </w:tcMar>
-                  <w:vAlign w:val="center"/>
-                  <w:shd w:fill="F4EEE2"/>
-                </w:tcPr>
-                <w:p>
-                  <w:pPr>
-                    <w:spacing w:before="0" w:after="0"/>
-                    <w:jc w:val="center"/>
-                  </w:pPr>
-                  <w:r>
-                    <w:rPr>
-                      <w:rFonts w:ascii="맑은 고딕" w:hAnsi="맑은 고딕" w:eastAsia="맑은 고딕"/>
-                      <w:b/>
-                      <w:color w:val="9E472F"/>
-                      <w:sz w:val="16"/>
-                    </w:rPr>
-                    <w:t>최신 캡처 필요</w:t>
-                    <w:br/>
-                    <w:t>집중, 유지, 보류 분류</w:t>
-                  </w:r>
-                </w:p>
-              </w:tc>
-              <w:tc>
-                <w:tcPr>
-                  <w:tcW w:type="dxa" w:w="2967"/>
-                  <w:tcMar>
-                    <w:top w:w="20" w:type="dxa"/>
-                    <w:start w:w="40" w:type="dxa"/>
-                    <w:bottom w:w="30" w:type="dxa"/>
-                    <w:end w:w="40" w:type="dxa"/>
-                  </w:tcMar>
-                  <w:vAlign w:val="center"/>
-                  <w:shd w:fill="F4EEE2"/>
-                </w:tcPr>
-                <w:p>
-                  <w:pPr>
-                    <w:spacing w:before="0" w:after="0"/>
-                    <w:jc w:val="center"/>
-                  </w:pPr>
-                  <w:r>
-                    <w:rPr>
-                      <w:rFonts w:ascii="맑은 고딕" w:hAnsi="맑은 고딕" w:eastAsia="맑은 고딕"/>
-                      <w:b/>
-                      <w:color w:val="9E472F"/>
-                      <w:sz w:val="16"/>
-                    </w:rPr>
-                    <w:t>최신 캡처 필요</w:t>
-                    <w:br/>
-                    <w:t>중간 목표 편집과 순서 변경</w:t>
-                  </w:r>
-                </w:p>
-              </w:tc>
-            </w:tr>
-            <w:tr>
               <w:tc>
                 <w:tcPr>
                   <w:tcW w:type="dxa" w:w="2967"/>
@@ -6505,39 +6194,9 @@
                   </w:r>
                 </w:p>
               </w:tc>
-              <w:tc>
-                <w:tcPr>
-                  <w:tcW w:type="dxa" w:w="2967"/>
-                  <w:tcMar>
-                    <w:top w:w="10" w:type="dxa"/>
-                    <w:start w:w="40" w:type="dxa"/>
-                    <w:bottom w:w="20" w:type="dxa"/>
-                    <w:end w:w="40" w:type="dxa"/>
-                  </w:tcMar>
-                  <w:vAlign w:val="top"/>
-                </w:tcPr>
-                <w:p>
-                  <w:pPr>
-                    <w:spacing w:before="0" w:after="0"/>
-                    <w:jc w:val="center"/>
-                  </w:pPr>
-                  <w:r>
-                    <w:rPr>
-                      <w:rFonts w:ascii="맑은 고딕" w:hAnsi="맑은 고딕" w:eastAsia="맑은 고딕"/>
-                      <w:color w:val="59524B"/>
-                      <w:sz w:val="14"/>
-                    </w:rPr>
-                    <w:t>중간 목표 편집과 순서 변경</w:t>
-                  </w:r>
-                </w:p>
-              </w:tc>
             </w:tr>
           </w:tbl>
-          <w:p>
-            <w:pPr>
-              <w:spacing w:before="0" w:after="0"/>
-            </w:pPr>
-          </w:p>
+          <w:p/>
         </w:tc>
       </w:tr>
       <w:tr>
@@ -6561,7 +6220,7 @@
           </w:tcPr>
           <w:p>
             <w:pPr>
-              <w:spacing w:before="0" w:after="0" w:line="283" w:lineRule="auto"/>
+              <w:spacing w:before="0" w:after="0" w:line="278" w:lineRule="auto"/>
               <w:jc w:val="left"/>
             </w:pPr>
             <w:r>
@@ -6569,9 +6228,9 @@
                 <w:rFonts w:ascii="맑은 고딕" w:hAnsi="맑은 고딕" w:eastAsia="맑은 고딕"/>
                 <w:b/>
                 <w:color w:val="1A1714"/>
-                <w:sz w:val="17"/>
-              </w:rPr>
-              <w:t>첫 계획과 주간 편집</w:t>
+                <w:sz w:val="16"/>
+              </w:rPr>
+              <w:t>큰 그림에서 주간 계획까지</w:t>
             </w:r>
           </w:p>
         </w:tc>
@@ -6588,7 +6247,7 @@
           </w:tcPr>
           <w:p>
             <w:pPr>
-              <w:spacing w:before="0" w:after="0" w:line="283" w:lineRule="auto"/>
+              <w:spacing w:before="0" w:after="0" w:line="278" w:lineRule="auto"/>
               <w:jc w:val="left"/>
             </w:pPr>
             <w:r>
@@ -6598,7 +6257,7 @@
                 <w:color w:val="1A1714"/>
                 <w:sz w:val="16"/>
               </w:rPr>
-              <w:t>인터뷰 답변, 확정한 중간 목표, 고정 일정, 활동 가능 시간과 계획 분량을 함께 계산해 최대 4주 계획 초안을 만든다. 7일 시간표에서 할 일을 확인하고 15분 단위로 옮기거나 시간을 수정한다. 최종 승인 뒤 목표, 할 일과 시간 블록을 한 번에 저장한다.</w:t>
+              <w:t>확정한 목표와 중간 목표 목록에 고정 일정, 가용 시간과 계획 분량을 합쳐 계획 생성 요청을 만든다. 응답은 목표, 할 일, 시간 블록으로 나눠 7일 표에 배치한다. 사용자는 블록을 15분 단위로 옮기거나 시간을 고친 뒤 최종 승인하며, 승인된 값만 서버에 저장한다.</w:t>
             </w:r>
           </w:p>
         </w:tc>
@@ -6618,7 +6277,6 @@
           <w:p>
             <w:pPr>
               <w:spacing w:before="0" w:after="0"/>
-              <w:keepNext/>
             </w:pPr>
           </w:p>
           <w:tbl>
@@ -6660,7 +6318,7 @@
                     <w:drawing>
                       <wp:inline xmlns:a="http://schemas.openxmlformats.org/drawingml/2006/main" xmlns:pic="http://schemas.openxmlformats.org/drawingml/2006/picture">
                         <wp:extent cx="1143000" cy="2473569"/>
-                        <wp:docPr id="1036" name="Picture 1036" descr="AI가 만든 첫 계획"/>
+                        <wp:docPr id="1044" name="Picture 1044" descr="목표를 시간 블록으로 바꾼 계획"/>
                         <wp:cNvGraphicFramePr>
                           <a:graphicFrameLocks noChangeAspect="1"/>
                         </wp:cNvGraphicFramePr>
@@ -6712,7 +6370,7 @@
                     <w:drawing>
                       <wp:inline xmlns:a="http://schemas.openxmlformats.org/drawingml/2006/main" xmlns:pic="http://schemas.openxmlformats.org/drawingml/2006/picture">
                         <wp:extent cx="1143000" cy="2477386"/>
-                        <wp:docPr id="1037" name="Picture 1037" descr="7일 시간표 직접 편집"/>
+                        <wp:docPr id="1045" name="Picture 1045" descr="7일 시간표에서 직접 조정"/>
                         <wp:cNvGraphicFramePr>
                           <a:graphicFrameLocks noChangeAspect="1"/>
                         </wp:cNvGraphicFramePr>
@@ -6768,7 +6426,7 @@
                       <w:color w:val="59524B"/>
                       <w:sz w:val="14"/>
                     </w:rPr>
-                    <w:t>AI가 만든 첫 계획</w:t>
+                    <w:t>목표를 시간 블록으로 바꾼 계획</w:t>
                   </w:r>
                 </w:p>
               </w:tc>
@@ -6794,17 +6452,13 @@
                       <w:color w:val="59524B"/>
                       <w:sz w:val="14"/>
                     </w:rPr>
-                    <w:t>7일 시간표 직접 편집</w:t>
+                    <w:t>7일 시간표에서 직접 조정</w:t>
                   </w:r>
                 </w:p>
               </w:tc>
             </w:tr>
           </w:tbl>
-          <w:p>
-            <w:pPr>
-              <w:spacing w:before="0" w:after="0"/>
-            </w:pPr>
-          </w:p>
+          <w:p/>
         </w:tc>
       </w:tr>
       <w:tr>
@@ -6828,7 +6482,7 @@
           </w:tcPr>
           <w:p>
             <w:pPr>
-              <w:spacing w:before="0" w:after="0" w:line="283" w:lineRule="auto"/>
+              <w:spacing w:before="0" w:after="0" w:line="278" w:lineRule="auto"/>
               <w:jc w:val="left"/>
             </w:pPr>
             <w:r>
@@ -6836,9 +6490,9 @@
                 <w:rFonts w:ascii="맑은 고딕" w:hAnsi="맑은 고딕" w:eastAsia="맑은 고딕"/>
                 <w:b/>
                 <w:color w:val="1A1714"/>
-                <w:sz w:val="17"/>
-              </w:rPr>
-              <w:t>오늘 실행과 결과 기록</w:t>
+                <w:sz w:val="16"/>
+              </w:rPr>
+              <w:t>오늘 화면에서 실행 기록까지</w:t>
             </w:r>
           </w:p>
         </w:tc>
@@ -6855,7 +6509,7 @@
           </w:tcPr>
           <w:p>
             <w:pPr>
-              <w:spacing w:before="0" w:after="0" w:line="283" w:lineRule="auto"/>
+              <w:spacing w:before="0" w:after="0" w:line="278" w:lineRule="auto"/>
               <w:jc w:val="left"/>
             </w:pPr>
             <w:r>
@@ -6865,7 +6519,7 @@
                 <w:color w:val="1A1714"/>
                 <w:sz w:val="16"/>
               </w:rPr>
-              <w:t>오늘 화면은 진행 중인 일과 우선순위를 기준으로 지금 할 일 한 개를 먼저 고르고, 나머지는 예정 시각 순으로 배치한다. 실행을 시작하면 시작 시각을 기준으로 경과 시간을 다시 계산한다. 끝난 뒤 완료, 일부 완료, 잘 안됨을 나누고 완료 비율과 실패 사유를 저장한다.</w:t>
+              <w:t>오늘 데이터에서 진행 중 상태를 먼저 찾고, 없으면 우선순위와 예정 시각을 비교해 첫 할 일을 고른다. 나머지는 시간순 타임라인으로 표시하고 타이머는 시작 시각과 일시정지 누적값으로 계산한다. 종료할 때 완료, 일부 완료, 잘 안됨 중 하나와 비율 또는 실패 사유를 저장한다.</w:t>
             </w:r>
           </w:p>
         </w:tc>
@@ -6885,7 +6539,6 @@
           <w:p>
             <w:pPr>
               <w:spacing w:before="0" w:after="0"/>
-              <w:keepNext/>
             </w:pPr>
           </w:p>
           <w:tbl>
@@ -6933,7 +6586,7 @@
                     </w:rPr>
                     <w:t>최신 캡처 필요</w:t>
                     <w:br/>
-                    <w:t>지금 할 일과 오늘 타임라인</w:t>
+                    <w:t>첫 할 일과 오늘 타임라인</w:t>
                   </w:r>
                 </w:p>
               </w:tc>
@@ -6957,7 +6610,7 @@
                     <w:drawing>
                       <wp:inline xmlns:a="http://schemas.openxmlformats.org/drawingml/2006/main" xmlns:pic="http://schemas.openxmlformats.org/drawingml/2006/picture">
                         <wp:extent cx="1143000" cy="2473569"/>
-                        <wp:docPr id="1038" name="Picture 1038" descr="일부 완료와 실패 사유 기록"/>
+                        <wp:docPr id="1046" name="Picture 1046" descr="완료 비율과 실패 사유 입력"/>
                         <wp:cNvGraphicFramePr>
                           <a:graphicFrameLocks noChangeAspect="1"/>
                         </wp:cNvGraphicFramePr>
@@ -7013,7 +6666,7 @@
                       <w:color w:val="59524B"/>
                       <w:sz w:val="14"/>
                     </w:rPr>
-                    <w:t>지금 할 일과 오늘 타임라인</w:t>
+                    <w:t>첫 할 일과 오늘 타임라인</w:t>
                   </w:r>
                 </w:p>
               </w:tc>
@@ -7039,17 +6692,13 @@
                       <w:color w:val="59524B"/>
                       <w:sz w:val="14"/>
                     </w:rPr>
-                    <w:t>일부 완료와 실패 사유 기록</w:t>
+                    <w:t>완료 비율과 실패 사유 입력</w:t>
                   </w:r>
                 </w:p>
               </w:tc>
             </w:tr>
           </w:tbl>
-          <w:p>
-            <w:pPr>
-              <w:spacing w:before="0" w:after="0"/>
-            </w:pPr>
-          </w:p>
+          <w:p/>
         </w:tc>
       </w:tr>
       <w:tr>
@@ -7073,7 +6722,7 @@
           </w:tcPr>
           <w:p>
             <w:pPr>
-              <w:spacing w:before="0" w:after="0" w:line="283" w:lineRule="auto"/>
+              <w:spacing w:before="0" w:after="0" w:line="278" w:lineRule="auto"/>
               <w:jc w:val="left"/>
             </w:pPr>
             <w:r>
@@ -7081,9 +6730,9 @@
                 <w:rFonts w:ascii="맑은 고딕" w:hAnsi="맑은 고딕" w:eastAsia="맑은 고딕"/>
                 <w:b/>
                 <w:color w:val="1A1714"/>
-                <w:sz w:val="17"/>
-              </w:rPr>
-              <w:t>실패 분석과 리플랜</w:t>
+                <w:sz w:val="16"/>
+              </w:rPr>
+              <w:t>실패 기록에서 리플랜까지</w:t>
             </w:r>
           </w:p>
         </w:tc>
@@ -7100,7 +6749,7 @@
           </w:tcPr>
           <w:p>
             <w:pPr>
-              <w:spacing w:before="0" w:after="0" w:line="283" w:lineRule="auto"/>
+              <w:spacing w:before="0" w:after="0" w:line="278" w:lineRule="auto"/>
               <w:jc w:val="left"/>
             </w:pPr>
             <w:r>
@@ -7110,7 +6759,7 @@
                 <w:color w:val="1A1714"/>
                 <w:sz w:val="16"/>
               </w:rPr>
-              <w:t>실패 사유와 남은 시간을 바탕으로 할 일 줄이기, 시간 옮기기, 다음 계획으로 넘기기와 보류 중 적절한 방법을 제안한다. 사용자가 고른 내용을 먼저 저장하고, 저장이 끝난 뒤에만 다음 단계로 이동한다. 변경 전후의 할 일, 날짜, 시간과 분량을 비교한 뒤 최종 적용한다.</w:t>
+              <w:t>실패 사유와 남은 시간을 회복안 생성 요청에 넣는다. 서버 결과는 할 일 줄이기, 시간 옮기기, 다음 계획으로 넘기기, 보류로 나눈 뒤 중복을 제거한다. 사용자의 선택을 먼저 저장하고 변경 전후의 날짜, 시간과 분량을 비교한 뒤 최종 계획에 반영한다.</w:t>
             </w:r>
           </w:p>
         </w:tc>
@@ -7130,7 +6779,6 @@
           <w:p>
             <w:pPr>
               <w:spacing w:before="0" w:after="0"/>
-              <w:keepNext/>
             </w:pPr>
           </w:p>
           <w:tbl>
@@ -7172,7 +6820,7 @@
                     <w:drawing>
                       <wp:inline xmlns:a="http://schemas.openxmlformats.org/drawingml/2006/main" xmlns:pic="http://schemas.openxmlformats.org/drawingml/2006/picture">
                         <wp:extent cx="1143000" cy="2473569"/>
-                        <wp:docPr id="1039" name="Picture 1039" descr="상황별 회복안 선택"/>
+                        <wp:docPr id="1047" name="Picture 1047" descr="상황에 맞는 회복안 선택"/>
                         <wp:cNvGraphicFramePr>
                           <a:graphicFrameLocks noChangeAspect="1"/>
                         </wp:cNvGraphicFramePr>
@@ -7224,7 +6872,7 @@
                     <w:drawing>
                       <wp:inline xmlns:a="http://schemas.openxmlformats.org/drawingml/2006/main" xmlns:pic="http://schemas.openxmlformats.org/drawingml/2006/picture">
                         <wp:extent cx="1143000" cy="2473569"/>
-                        <wp:docPr id="1040" name="Picture 1040" descr="변경 전후 비교와 최종 적용"/>
+                        <wp:docPr id="1048" name="Picture 1048" descr="변경 전후 비교와 적용"/>
                         <wp:cNvGraphicFramePr>
                           <a:graphicFrameLocks noChangeAspect="1"/>
                         </wp:cNvGraphicFramePr>
@@ -7280,7 +6928,7 @@
                       <w:color w:val="59524B"/>
                       <w:sz w:val="14"/>
                     </w:rPr>
-                    <w:t>상황별 회복안 선택</w:t>
+                    <w:t>상황에 맞는 회복안 선택</w:t>
                   </w:r>
                 </w:p>
               </w:tc>
@@ -7306,17 +6954,13 @@
                       <w:color w:val="59524B"/>
                       <w:sz w:val="14"/>
                     </w:rPr>
-                    <w:t>변경 전후 비교와 최종 적용</w:t>
+                    <w:t>변경 전후 비교와 적용</w:t>
                   </w:r>
                 </w:p>
               </w:tc>
             </w:tr>
           </w:tbl>
-          <w:p>
-            <w:pPr>
-              <w:spacing w:before="0" w:after="0"/>
-            </w:pPr>
-          </w:p>
+          <w:p/>
         </w:tc>
       </w:tr>
       <w:tr>
@@ -7340,7 +6984,7 @@
           </w:tcPr>
           <w:p>
             <w:pPr>
-              <w:spacing w:before="0" w:after="0" w:line="283" w:lineRule="auto"/>
+              <w:spacing w:before="0" w:after="0" w:line="278" w:lineRule="auto"/>
               <w:jc w:val="left"/>
             </w:pPr>
             <w:r>
@@ -7348,9 +6992,9 @@
                 <w:rFonts w:ascii="맑은 고딕" w:hAnsi="맑은 고딕" w:eastAsia="맑은 고딕"/>
                 <w:b/>
                 <w:color w:val="1A1714"/>
-                <w:sz w:val="17"/>
-              </w:rPr>
-              <w:t>주간 학습과 인박스</w:t>
+                <w:sz w:val="16"/>
+              </w:rPr>
+              <w:t>주간 기록에서 다음 행동까지</w:t>
             </w:r>
           </w:p>
         </w:tc>
@@ -7367,7 +7011,7 @@
           </w:tcPr>
           <w:p>
             <w:pPr>
-              <w:spacing w:before="0" w:after="0" w:line="283" w:lineRule="auto"/>
+              <w:spacing w:before="0" w:after="0" w:line="278" w:lineRule="auto"/>
               <w:jc w:val="left"/>
             </w:pPr>
             <w:r>
@@ -7377,7 +7021,7 @@
                 <w:color w:val="1A1714"/>
                 <w:sz w:val="16"/>
               </w:rPr>
-              <w:t>주간 리뷰는 계획 준수율, 회복률, 다시 시작한 비율, 평균 회복 시간과 분야별 결과를 계산한다. 반복해서 지키기 어려운 습관은 다음 주 횟수를 줄이는 조정안으로 바꾼다. 인박스에서는 떠오른 내용을 저장해 목표나 오늘 할 일로 바꾸고, 추천 자료의 한 단계를 바로 실행 항목으로 담는다.</w:t>
+              <w:t>서버에 쌓인 실행 기록으로 준수율, 회복률, 재시작률과 평균 회복 시간을 계산하고, 반복해서 실패한 습관은 다음 주 횟수를 낮추는 조정안으로 바꾼다. 인박스 입력은 원본을 보관한 채 목표나 오늘 할 일로 새 항목을 만든다. 추천 자료의 실행 단계도 같은 방식으로 오늘 목록에 넣는다.</w:t>
             </w:r>
           </w:p>
         </w:tc>
@@ -7397,7 +7041,6 @@
           <w:p>
             <w:pPr>
               <w:spacing w:before="0" w:after="0"/>
-              <w:keepNext/>
             </w:pPr>
           </w:p>
           <w:tbl>
@@ -7439,7 +7082,7 @@
                     <w:drawing>
                       <wp:inline xmlns:a="http://schemas.openxmlformats.org/drawingml/2006/main" xmlns:pic="http://schemas.openxmlformats.org/drawingml/2006/picture">
                         <wp:extent cx="1143000" cy="2473569"/>
-                        <wp:docPr id="1041" name="Picture 1041" descr="주간 실행 결과와 습관 조정"/>
+                        <wp:docPr id="1049" name="Picture 1049" descr="주간 지표와 습관 조정"/>
                         <wp:cNvGraphicFramePr>
                           <a:graphicFrameLocks noChangeAspect="1"/>
                         </wp:cNvGraphicFramePr>
@@ -7491,7 +7134,7 @@
                     <w:drawing>
                       <wp:inline xmlns:a="http://schemas.openxmlformats.org/drawingml/2006/main" xmlns:pic="http://schemas.openxmlformats.org/drawingml/2006/picture">
                         <wp:extent cx="1143000" cy="2477386"/>
-                        <wp:docPr id="1042" name="Picture 1042" descr="인박스에서 목표와 할 일로 전환"/>
+                        <wp:docPr id="1050" name="Picture 1050" descr="메모를 목표와 할 일로 전환"/>
                         <wp:cNvGraphicFramePr>
                           <a:graphicFrameLocks noChangeAspect="1"/>
                         </wp:cNvGraphicFramePr>
@@ -7547,7 +7190,7 @@
                       <w:color w:val="59524B"/>
                       <w:sz w:val="14"/>
                     </w:rPr>
-                    <w:t>주간 실행 결과와 습관 조정</w:t>
+                    <w:t>주간 지표와 습관 조정</w:t>
                   </w:r>
                 </w:p>
               </w:tc>
@@ -7573,17 +7216,13 @@
                       <w:color w:val="59524B"/>
                       <w:sz w:val="14"/>
                     </w:rPr>
-                    <w:t>인박스에서 목표와 할 일로 전환</w:t>
+                    <w:t>메모를 목표와 할 일로 전환</w:t>
                   </w:r>
                 </w:p>
               </w:tc>
             </w:tr>
           </w:tbl>
-          <w:p>
-            <w:pPr>
-              <w:spacing w:before="0" w:after="0"/>
-            </w:pPr>
-          </w:p>
+          <w:p/>
         </w:tc>
       </w:tr>
       <w:tr>

--- a/deliverables/2026_한이음_개발보고서_장준혁_담당분_수정본.docx
+++ b/deliverables/2026_한이음_개발보고서_장준혁_담당분_수정본.docx
@@ -5990,7 +5990,7 @@
                 <w:color w:val="1A1714"/>
                 <w:sz w:val="16"/>
               </w:rPr>
-              <w:t>딥 인터뷰에서 목표 분류까지</w:t>
+              <w:t>딥 인터뷰와 목표 분류</w:t>
             </w:r>
           </w:p>
         </w:tc>
@@ -6230,7 +6230,7 @@
                 <w:color w:val="1A1714"/>
                 <w:sz w:val="16"/>
               </w:rPr>
-              <w:t>큰 그림에서 주간 계획까지</w:t>
+              <w:t>중간 목표와 AI 주간 계획</w:t>
             </w:r>
           </w:p>
         </w:tc>
@@ -6492,7 +6492,7 @@
                 <w:color w:val="1A1714"/>
                 <w:sz w:val="16"/>
               </w:rPr>
-              <w:t>오늘 화면에서 실행 기록까지</w:t>
+              <w:t>오늘 타임라인과 실행 기록</w:t>
             </w:r>
           </w:p>
         </w:tc>
@@ -6732,7 +6732,7 @@
                 <w:color w:val="1A1714"/>
                 <w:sz w:val="16"/>
               </w:rPr>
-              <w:t>실패 기록에서 리플랜까지</w:t>
+              <w:t>회복안 선택과 리플랜</w:t>
             </w:r>
           </w:p>
         </w:tc>
@@ -6994,7 +6994,7 @@
                 <w:color w:val="1A1714"/>
                 <w:sz w:val="16"/>
               </w:rPr>
-              <w:t>주간 기록에서 다음 행동까지</w:t>
+              <w:t>주간 리뷰와 인박스</w:t>
             </w:r>
           </w:p>
         </w:tc>

--- a/deliverables/2026_한이음_개발보고서_장준혁_담당분_수정본.docx
+++ b/deliverables/2026_한이음_개발보고서_장준혁_담당분_수정본.docx
@@ -11900,11 +11900,7 @@
           <w:color w:val="1A1714"/>
           <w:sz w:val="19"/>
         </w:rPr>
-        <w:t>이번 프로젝트를 하면서 화면이 바뀌는 것과 기능이 끝까지 동작하는 것은 다르다는 점을 배웠다. 버튼 입력, 서버 전송, 저장 완료, 화면 이동, 새로고침 뒤 데이터 유지까지 한 흐름으로 확인해야 했다. 실패할 때 화면을 유지하고 다시 시도하게 만드는 처리도 기능의 일부였다.</w:t>
-        <w:br/>
-        <w:t>모바일과 데스크톱 화면을 함께 만들며 보이지 않는 코드도 실행된다는 점을 알게 됐다. 두 화면을 동시에 불러오면 같은 데이터를 두 번 요청할 수 있어서 실제 화면 크기에 맞는 코드만 실행하고 공통 로직은 한곳에서 관리했다.</w:t>
-        <w:br/>
-        <w:t>디자인에서는 보기 좋은 색보다 사용자가 현재 상태와 다음 행동을 바로 이해하는 것이 중요했다. 실패 자체보다 다시 시작할 행동을 크게 보여 주고, AI 제안과 확정된 계획도 모양을 달리했다. 기능 처리 순서와 화면 표현을 하나의 흐름으로 맞추는 것이 이번 작업에서 가장 크게 배운 점이다.</w:t>
+        <w:t>디자인과 프론트엔드를 맡으면서 색감 배치 및 관련한 공부를 하며 컴포넌트 하나하나에 내가 생각한 의도와 방향을 담는 것에 대해 어려움이 있었습니다. 그렇지만 AI와 참고자료들을 보면서 그 의도를 구체적으로 글로 나타내고 이를 코드와 프롬프트로 적용시키는 것에 대해 고민해보면서 구현하는 것을 배웠습니다.</w:t>
       </w:r>
     </w:p>
     <w:p>

--- a/deliverables/2026_한이음_개발보고서_장준혁_담당분_수정본.docx
+++ b/deliverables/2026_한이음_개발보고서_장준혁_담당분_수정본.docx
@@ -1,6 +1,6 @@
 
 <file path=word/document.xml><?xml version="1.0" encoding="utf-8"?>
-<w:document xmlns:wpc="http://schemas.microsoft.com/office/word/2010/wordprocessingCanvas" xmlns:cx="http://schemas.microsoft.com/office/drawing/2014/chartex" xmlns:cx1="http://schemas.microsoft.com/office/drawing/2015/9/8/chartex" xmlns:cx2="http://schemas.microsoft.com/office/drawing/2015/10/21/chartex" xmlns:cx3="http://schemas.microsoft.com/office/drawing/2016/5/9/chartex" xmlns:cx4="http://schemas.microsoft.com/office/drawing/2016/5/10/chartex" xmlns:cx5="http://schemas.microsoft.com/office/drawing/2016/5/11/chartex" xmlns:cx6="http://schemas.microsoft.com/office/drawing/2016/5/12/chartex" xmlns:cx7="http://schemas.microsoft.com/office/drawing/2016/5/13/chartex" xmlns:cx8="http://schemas.microsoft.com/office/drawing/2016/5/14/chartex" xmlns:mc="http://schemas.openxmlformats.org/markup-compatibility/2006" xmlns:aink="http://schemas.microsoft.com/office/drawing/2016/ink" xmlns:am3d="http://schemas.microsoft.com/office/drawing/2017/model3d" xmlns:o="urn:schemas-microsoft-com:office:office" xmlns:oel="http://schemas.microsoft.com/office/2019/extlst" xmlns:r="http://schemas.openxmlformats.org/officeDocument/2006/relationships" xmlns:m="http://schemas.openxmlformats.org/officeDocument/2006/math" xmlns:v="urn:schemas-microsoft-com:vml" xmlns:wp14="http://schemas.microsoft.com/office/word/2010/wordprocessingDrawing" xmlns:wp="http://schemas.openxmlformats.org/drawingml/2006/wordprocessingDrawing" xmlns:w10="urn:schemas-microsoft-com:office:word" xmlns:w="http://schemas.openxmlformats.org/wordprocessingml/2006/main" xmlns:w14="http://schemas.microsoft.com/office/word/2010/wordml" xmlns:w15="http://schemas.microsoft.com/office/word/2012/wordml" xmlns:w16cei="http://schemas.microsoft.com/office/word/2026/wordml/cei" xmlns:w16cex="http://schemas.microsoft.com/office/word/2018/wordml/cex" xmlns:w16cid="http://schemas.microsoft.com/office/word/2016/wordml/cid" xmlns:w16="http://schemas.microsoft.com/office/word/2018/wordml" xmlns:w16du="http://schemas.microsoft.com/office/word/2023/wordml/word16du" xmlns:w16sdtdh="http://schemas.microsoft.com/office/word/2020/wordml/sdtdatahash" xmlns:w16sdtfl="http://schemas.microsoft.com/office/word/2024/wordml/sdtformatlock" xmlns:w16se="http://schemas.microsoft.com/office/word/2015/wordml/symex" xmlns:wpg="http://schemas.microsoft.com/office/word/2010/wordprocessingGroup" xmlns:wpi="http://schemas.microsoft.com/office/word/2010/wordprocessingInk" xmlns:wne="http://schemas.microsoft.com/office/word/2006/wordml" xmlns:wps="http://schemas.microsoft.com/office/word/2010/wordprocessingShape" mc:Ignorable="w14 w15 w16se w16cid w16 w16cex w16sdtdh w16sdtfl w16du wp14">
+<w:document xmlns:wpc="http://schemas.microsoft.com/office/word/2010/wordprocessingCanvas" xmlns:mc="http://schemas.openxmlformats.org/markup-compatibility/2006" xmlns:o="urn:schemas-microsoft-com:office:office" xmlns:r="http://schemas.openxmlformats.org/officeDocument/2006/relationships" xmlns:m="http://schemas.openxmlformats.org/officeDocument/2006/math" xmlns:v="urn:schemas-microsoft-com:vml" xmlns:wp14="http://schemas.microsoft.com/office/word/2010/wordprocessingDrawing" xmlns:wp="http://schemas.openxmlformats.org/drawingml/2006/wordprocessingDrawing" xmlns:w10="urn:schemas-microsoft-com:office:word" xmlns:w="http://schemas.openxmlformats.org/wordprocessingml/2006/main" xmlns:w14="http://schemas.microsoft.com/office/word/2010/wordml" xmlns:w15="http://schemas.microsoft.com/office/word/2012/wordml" xmlns:wpg="http://schemas.microsoft.com/office/word/2010/wordprocessingGroup" xmlns:wpi="http://schemas.microsoft.com/office/word/2010/wordprocessingInk" xmlns:wne="http://schemas.microsoft.com/office/word/2006/wordml" xmlns:wps="http://schemas.microsoft.com/office/word/2010/wordprocessingShape">
   <w:body>
     <w:tbl>
       <w:tblPr>
@@ -13,6 +13,7 @@
           <w:bottom w:val="single" w:sz="3" w:space="0" w:color="000000"/>
           <w:right w:val="single" w:sz="3" w:space="0" w:color="000000"/>
         </w:tblBorders>
+        <w:tblLook w:val="04A0" w:firstRow="1" w:lastRow="0" w:firstColumn="1" w:lastColumn="0" w:noHBand="0" w:noVBand="1"/>
         <w:tblLayout w:type="fixed"/>
         <w:tblCellMar>
           <w:top w:w="28" w:type="dxa"/>
@@ -20,14 +21,13 @@
           <w:bottom w:w="28" w:type="dxa"/>
           <w:right w:w="28" w:type="dxa"/>
         </w:tblCellMar>
-        <w:tblLook w:val="04A0" w:firstRow="1" w:lastRow="0" w:firstColumn="1" w:lastColumn="0" w:noHBand="0" w:noVBand="1"/>
       </w:tblPr>
       <w:tblGrid>
         <w:gridCol w:w="3461"/>
       </w:tblGrid>
       <w:tr>
         <w:trPr>
-          <w:trHeight w:val="605"/>
+          <w:trHeight w:val="605" w:hRule="atLeast"/>
         </w:trPr>
         <w:tc>
           <w:tcPr>
@@ -44,11 +44,11 @@
             <w:pPr>
               <w:pStyle w:val="a3"/>
               <w:wordWrap/>
+              <w:jc w:val="center"/>
               <w:spacing w:line="420" w:lineRule="auto"/>
-              <w:jc w:val="center"/>
-            </w:pPr>
-            <w:bookmarkStart w:id="0" w:name="_top"/>
-            <w:bookmarkEnd w:id="0"/>
+            </w:pPr>
+            <w:bookmarkStart w:id="1" w:name="_top"/>
+            <w:bookmarkEnd w:id="1"/>
             <w:r>
               <w:rPr>
                 <w:rFonts w:eastAsia="HY헤드라인M"/>
@@ -72,9 +72,9 @@
         <w:pStyle w:val="a3"/>
         <w:wordWrap/>
         <w:rPr>
-          <w:spacing w:val="-6"/>
           <w:sz w:val="30"/>
           <w:shd w:val="clear" w:color="000000" w:fill="auto"/>
+          <w:spacing w:val="-6"/>
         </w:rPr>
       </w:pPr>
     </w:p>
@@ -83,12 +83,12 @@
         <w:tblStyle w:val="af3"/>
         <w:tblW w:w="0" w:type="auto"/>
         <w:tblBorders>
-          <w:top w:val="none" w:sz="0" w:space="0" w:color="auto"/>
-          <w:left w:val="none" w:sz="0" w:space="0" w:color="auto"/>
-          <w:bottom w:val="none" w:sz="0" w:space="0" w:color="auto"/>
-          <w:right w:val="none" w:sz="0" w:space="0" w:color="auto"/>
-          <w:insideH w:val="none" w:sz="0" w:space="0" w:color="auto"/>
-          <w:insideV w:val="none" w:sz="0" w:space="0" w:color="auto"/>
+          <w:top w:val="none"/>
+          <w:left w:val="none"/>
+          <w:bottom w:val="none"/>
+          <w:right w:val="none"/>
+          <w:insideH w:val="none"/>
+          <w:insideV w:val="none"/>
         </w:tblBorders>
         <w:tblLook w:val="04A0" w:firstRow="1" w:lastRow="0" w:firstColumn="1" w:lastColumn="0" w:noHBand="0" w:noVBand="1"/>
       </w:tblPr>
@@ -111,19 +111,19 @@
           <w:p>
             <w:pPr>
               <w:pStyle w:val="a3"/>
+              <w:wordWrap/>
+              <w:jc w:val="center"/>
               <w:pBdr>
-                <w:top w:val="none" w:sz="0" w:space="0" w:color="auto"/>
-                <w:left w:val="none" w:sz="0" w:space="0" w:color="auto"/>
-                <w:bottom w:val="none" w:sz="0" w:space="0" w:color="auto"/>
-                <w:right w:val="none" w:sz="0" w:space="0" w:color="auto"/>
+                <w:top w:val="none"/>
+                <w:left w:val="none"/>
+                <w:bottom w:val="none"/>
+                <w:right w:val="none"/>
               </w:pBdr>
-              <w:wordWrap/>
-              <w:jc w:val="center"/>
-              <w:rPr>
-                <w:spacing w:val="-6"/>
+              <w:rPr>
                 <w:sz w:val="8"/>
                 <w:szCs w:val="8"/>
                 <w:shd w:val="clear" w:color="000000" w:fill="auto"/>
+                <w:spacing w:val="-6"/>
               </w:rPr>
             </w:pPr>
           </w:p>
@@ -142,48 +142,48 @@
           <w:p>
             <w:pPr>
               <w:pStyle w:val="a3"/>
+              <w:wordWrap/>
+              <w:jc w:val="center"/>
               <w:pBdr>
-                <w:top w:val="none" w:sz="0" w:space="0" w:color="auto"/>
-                <w:left w:val="none" w:sz="0" w:space="0" w:color="auto"/>
-                <w:bottom w:val="none" w:sz="0" w:space="0" w:color="auto"/>
-                <w:right w:val="none" w:sz="0" w:space="0" w:color="auto"/>
+                <w:top w:val="none"/>
+                <w:left w:val="none"/>
+                <w:bottom w:val="none"/>
+                <w:right w:val="none"/>
               </w:pBdr>
-              <w:wordWrap/>
-              <w:jc w:val="center"/>
               <w:rPr>
                 <w:rFonts w:ascii="HY헤드라인M" w:eastAsia="HY헤드라인M"/>
-                <w:spacing w:val="-6"/>
                 <w:szCs w:val="20"/>
                 <w:shd w:val="clear" w:color="000000" w:fill="auto"/>
+                <w:spacing w:val="-6"/>
               </w:rPr>
             </w:pPr>
           </w:p>
           <w:p>
             <w:pPr>
               <w:pStyle w:val="a3"/>
+              <w:wordWrap/>
+              <w:jc w:val="center"/>
               <w:pBdr>
-                <w:top w:val="none" w:sz="0" w:space="0" w:color="auto"/>
-                <w:left w:val="none" w:sz="0" w:space="0" w:color="auto"/>
-                <w:bottom w:val="none" w:sz="0" w:space="0" w:color="auto"/>
-                <w:right w:val="none" w:sz="0" w:space="0" w:color="auto"/>
+                <w:top w:val="none"/>
+                <w:left w:val="none"/>
+                <w:bottom w:val="none"/>
+                <w:right w:val="none"/>
               </w:pBdr>
-              <w:wordWrap/>
-              <w:jc w:val="center"/>
               <w:rPr>
                 <w:rFonts w:ascii="HY헤드라인M" w:eastAsia="HY헤드라인M"/>
-                <w:spacing w:val="-6"/>
                 <w:sz w:val="48"/>
                 <w:szCs w:val="48"/>
                 <w:shd w:val="clear" w:color="000000" w:fill="auto"/>
+                <w:spacing w:val="-6"/>
               </w:rPr>
             </w:pPr>
             <w:r>
               <w:rPr>
                 <w:rFonts w:ascii="HY헤드라인M" w:eastAsia="HY헤드라인M" w:hint="eastAsia"/>
-                <w:spacing w:val="-6"/>
                 <w:sz w:val="48"/>
                 <w:szCs w:val="48"/>
                 <w:shd w:val="clear" w:color="000000" w:fill="auto"/>
+                <w:spacing w:val="-6"/>
               </w:rPr>
               <w:t>2026년 한이음 드림업</w:t>
             </w:r>
@@ -191,28 +191,28 @@
           <w:p>
             <w:pPr>
               <w:pStyle w:val="a3"/>
+              <w:wordWrap/>
+              <w:jc w:val="center"/>
               <w:pBdr>
-                <w:top w:val="none" w:sz="0" w:space="0" w:color="auto"/>
-                <w:left w:val="none" w:sz="0" w:space="0" w:color="auto"/>
-                <w:bottom w:val="none" w:sz="0" w:space="0" w:color="auto"/>
-                <w:right w:val="none" w:sz="0" w:space="0" w:color="auto"/>
+                <w:top w:val="none"/>
+                <w:left w:val="none"/>
+                <w:bottom w:val="none"/>
+                <w:right w:val="none"/>
               </w:pBdr>
-              <w:wordWrap/>
-              <w:jc w:val="center"/>
-              <w:rPr>
-                <w:spacing w:val="-6"/>
+              <w:rPr>
                 <w:sz w:val="76"/>
                 <w:szCs w:val="76"/>
                 <w:shd w:val="clear" w:color="000000" w:fill="auto"/>
+                <w:spacing w:val="-6"/>
               </w:rPr>
             </w:pPr>
             <w:r>
               <w:rPr>
                 <w:rFonts w:ascii="HY헤드라인M" w:eastAsia="HY헤드라인M" w:hint="eastAsia"/>
-                <w:spacing w:val="-6"/>
                 <w:sz w:val="76"/>
                 <w:szCs w:val="76"/>
                 <w:shd w:val="clear" w:color="000000" w:fill="auto"/>
+                <w:spacing w:val="-6"/>
               </w:rPr>
               <w:t>개 발 보 고 서</w:t>
             </w:r>
@@ -235,19 +235,19 @@
           <w:p>
             <w:pPr>
               <w:pStyle w:val="a3"/>
+              <w:wordWrap/>
+              <w:jc w:val="center"/>
               <w:pBdr>
-                <w:top w:val="none" w:sz="0" w:space="0" w:color="auto"/>
-                <w:left w:val="none" w:sz="0" w:space="0" w:color="auto"/>
-                <w:bottom w:val="none" w:sz="0" w:space="0" w:color="auto"/>
-                <w:right w:val="none" w:sz="0" w:space="0" w:color="auto"/>
+                <w:top w:val="none"/>
+                <w:left w:val="none"/>
+                <w:bottom w:val="none"/>
+                <w:right w:val="none"/>
               </w:pBdr>
-              <w:wordWrap/>
-              <w:jc w:val="center"/>
-              <w:rPr>
-                <w:spacing w:val="-6"/>
+              <w:rPr>
                 <w:sz w:val="8"/>
                 <w:szCs w:val="8"/>
                 <w:shd w:val="clear" w:color="000000" w:fill="auto"/>
+                <w:spacing w:val="-6"/>
               </w:rPr>
             </w:pPr>
           </w:p>
@@ -262,10 +262,10 @@
         <w:rPr>
           <w:rFonts w:ascii="HCI Poppy"/>
           <w:b/>
-          <w:spacing w:val="-5"/>
           <w:w w:val="98"/>
           <w:sz w:val="50"/>
           <w:shd w:val="clear" w:color="000000" w:fill="auto"/>
+          <w:spacing w:val="-5"/>
         </w:rPr>
       </w:pPr>
     </w:p>
@@ -276,19 +276,19 @@
         <w:jc w:val="center"/>
         <w:rPr>
           <w:rFonts w:ascii="HY헤드라인M" w:eastAsia="HY헤드라인M"/>
-          <w:spacing w:val="-6"/>
           <w:sz w:val="30"/>
           <w:shd w:val="clear" w:color="000000" w:fill="auto"/>
+          <w:spacing w:val="-6"/>
         </w:rPr>
       </w:pPr>
       <w:r>
         <w:rPr>
           <w:rFonts w:ascii="HY헤드라인M" w:eastAsia="HY헤드라인M" w:hint="eastAsia"/>
           <w:b/>
-          <w:spacing w:val="-5"/>
           <w:w w:val="98"/>
           <w:sz w:val="50"/>
           <w:shd w:val="clear" w:color="000000" w:fill="auto"/>
+          <w:spacing w:val="-5"/>
         </w:rPr>
         <w:t>2026. 8.</w:t>
       </w:r>
@@ -299,9 +299,9 @@
         <w:wordWrap/>
         <w:jc w:val="center"/>
         <w:rPr>
-          <w:spacing w:val="-6"/>
           <w:sz w:val="30"/>
           <w:shd w:val="clear" w:color="000000" w:fill="auto"/>
+          <w:spacing w:val="-6"/>
         </w:rPr>
       </w:pPr>
     </w:p>
@@ -311,9 +311,9 @@
         <w:wordWrap/>
         <w:jc w:val="center"/>
         <w:rPr>
-          <w:spacing w:val="-6"/>
           <w:sz w:val="30"/>
           <w:shd w:val="clear" w:color="000000" w:fill="auto"/>
+          <w:spacing w:val="-6"/>
         </w:rPr>
       </w:pPr>
     </w:p>
@@ -328,6 +328,7 @@
           <w:bottom w:val="single" w:sz="3" w:space="0" w:color="000000"/>
           <w:right w:val="single" w:sz="3" w:space="0" w:color="000000"/>
         </w:tblBorders>
+        <w:tblLook w:val="04A0" w:firstRow="1" w:lastRow="0" w:firstColumn="1" w:lastColumn="0" w:noHBand="0" w:noVBand="1"/>
         <w:tblLayout w:type="fixed"/>
         <w:tblCellMar>
           <w:top w:w="57" w:type="dxa"/>
@@ -335,7 +336,6 @@
           <w:bottom w:w="57" w:type="dxa"/>
           <w:right w:w="85" w:type="dxa"/>
         </w:tblCellMar>
-        <w:tblLook w:val="04A0" w:firstRow="1" w:lastRow="0" w:firstColumn="1" w:lastColumn="0" w:noHBand="0" w:noVBand="1"/>
       </w:tblPr>
       <w:tblGrid>
         <w:gridCol w:w="1624"/>
@@ -343,7 +343,7 @@
       </w:tblGrid>
       <w:tr>
         <w:trPr>
-          <w:trHeight w:val="1126"/>
+          <w:trHeight w:val="1126" w:hRule="atLeast"/>
         </w:trPr>
         <w:tc>
           <w:tcPr>
@@ -453,28 +453,31 @@
           <w:noProof/>
         </w:rPr>
         <w:drawing>
-          <wp:inline distT="0" distB="0" distL="0" distR="0" wp14:anchorId="4D8B396A" wp14:editId="5D6CEB10">
+          <wp:inline distT="0" distB="0" distL="0" distR="0">
             <wp:extent cx="3962400" cy="754380"/>
             <wp:effectExtent l="0" t="0" r="0" b="0"/>
-            <wp:docPr id="1025" name="그림 %d 1"/>
-            <wp:cNvGraphicFramePr/>
+            <wp:docPr id="1025" name="shape1025" hidden="0"/>
+            <wp:cNvGraphicFramePr>
+              <a:graphicFrameLocks xmlns:a="http://schemas.openxmlformats.org/drawingml/2006/main"/>
+            </wp:cNvGraphicFramePr>
             <a:graphic xmlns:a="http://schemas.openxmlformats.org/drawingml/2006/main">
               <a:graphicData uri="http://schemas.openxmlformats.org/drawingml/2006/picture">
                 <pic:pic xmlns:pic="http://schemas.openxmlformats.org/drawingml/2006/picture">
                   <pic:nvPicPr>
-                    <pic:cNvPr id="1025" name="그림 %d 1"/>
-                    <pic:cNvPicPr>
+                    <pic:cNvPr id="0" name="이미지"/>
+                    <pic:cNvPicPr preferRelativeResize="1">
                       <a:picLocks/>
                     </pic:cNvPicPr>
                   </pic:nvPicPr>
                   <pic:blipFill>
-                    <a:blip r:embed="rId7" cstate="print">
+                    <a:blip r:embed="rId1">
                       <a:extLst>
                         <a:ext uri="{28A0092B-C50C-407E-A947-70E740481C1C}">
                           <a14:useLocalDpi xmlns:a14="http://schemas.microsoft.com/office/drawing/2010/main" val="0"/>
                         </a:ext>
                       </a:extLst>
                     </a:blip>
+                    <a:srcRect/>
                     <a:stretch>
                       <a:fillRect/>
                     </a:stretch>
@@ -484,9 +487,7 @@
                       <a:off x="0" y="0"/>
                       <a:ext cx="3962400" cy="754380"/>
                     </a:xfrm>
-                    <a:prstGeom prst="rect">
-                      <a:avLst/>
-                    </a:prstGeom>
+                    <a:prstGeom prst="rect"/>
                   </pic:spPr>
                 </pic:pic>
               </a:graphicData>
@@ -520,6 +521,7 @@
           <w:bottom w:val="single" w:sz="3" w:space="0" w:color="000000"/>
           <w:right w:val="single" w:sz="3" w:space="0" w:color="000000"/>
         </w:tblBorders>
+        <w:tblLook w:val="04A0" w:firstRow="1" w:lastRow="0" w:firstColumn="1" w:lastColumn="0" w:noHBand="0" w:noVBand="1"/>
         <w:tblLayout w:type="fixed"/>
         <w:tblCellMar>
           <w:top w:w="28" w:type="dxa"/>
@@ -527,14 +529,13 @@
           <w:bottom w:w="28" w:type="dxa"/>
           <w:right w:w="102" w:type="dxa"/>
         </w:tblCellMar>
-        <w:tblLook w:val="04A0" w:firstRow="1" w:lastRow="0" w:firstColumn="1" w:lastColumn="0" w:noHBand="0" w:noVBand="1"/>
       </w:tblPr>
       <w:tblGrid>
         <w:gridCol w:w="9638"/>
       </w:tblGrid>
       <w:tr>
         <w:trPr>
-          <w:trHeight w:val="966"/>
+          <w:trHeight w:val="966" w:hRule="atLeast"/>
         </w:trPr>
         <w:tc>
           <w:tcPr>
@@ -551,8 +552,8 @@
             <w:pPr>
               <w:pStyle w:val="a3"/>
               <w:wordWrap/>
+              <w:jc w:val="center"/>
               <w:spacing w:line="252" w:lineRule="auto"/>
-              <w:jc w:val="center"/>
             </w:pPr>
             <w:r>
               <w:rPr>
@@ -561,7 +562,6 @@
                 <w:sz w:val="40"/>
                 <w:shd w:val="clear" w:color="000000" w:fill="auto"/>
               </w:rPr>
-              <w:lastRenderedPageBreak/>
               <w:t>요 약 본</w:t>
             </w:r>
           </w:p>
@@ -569,8 +569,8 @@
             <w:pPr>
               <w:pStyle w:val="a3"/>
               <w:wordWrap/>
+              <w:jc w:val="center"/>
               <w:spacing w:line="252" w:lineRule="auto"/>
-              <w:jc w:val="center"/>
             </w:pPr>
             <w:r>
               <w:rPr>
@@ -597,8 +597,8 @@
       <w:pPr>
         <w:pStyle w:val="a3"/>
         <w:wordWrap/>
+        <w:jc w:val="center"/>
         <w:spacing w:line="348" w:lineRule="auto"/>
-        <w:jc w:val="center"/>
       </w:pPr>
     </w:p>
     <w:tbl>
@@ -612,6 +612,7 @@
           <w:bottom w:val="single" w:sz="3" w:space="0" w:color="000000"/>
           <w:right w:val="single" w:sz="3" w:space="0" w:color="000000"/>
         </w:tblBorders>
+        <w:tblLook w:val="04A0" w:firstRow="1" w:lastRow="0" w:firstColumn="1" w:lastColumn="0" w:noHBand="0" w:noVBand="1"/>
         <w:tblLayout w:type="fixed"/>
         <w:tblCellMar>
           <w:top w:w="28" w:type="dxa"/>
@@ -619,7 +620,6 @@
           <w:bottom w:w="28" w:type="dxa"/>
           <w:right w:w="102" w:type="dxa"/>
         </w:tblCellMar>
-        <w:tblLook w:val="04A0" w:firstRow="1" w:lastRow="0" w:firstColumn="1" w:lastColumn="0" w:noHBand="0" w:noVBand="1"/>
       </w:tblPr>
       <w:tblGrid>
         <w:gridCol w:w="1542"/>
@@ -631,7 +631,7 @@
       <w:tr>
         <w:trPr>
           <w:cantSplit/>
-          <w:trHeight w:val="465"/>
+          <w:trHeight w:val="465" w:hRule="atLeast"/>
         </w:trPr>
         <w:tc>
           <w:tcPr>
@@ -669,7 +669,7 @@
       <w:tr>
         <w:trPr>
           <w:cantSplit/>
-          <w:trHeight w:val="573"/>
+          <w:trHeight w:val="573" w:hRule="atLeast"/>
         </w:trPr>
         <w:tc>
           <w:tcPr>
@@ -747,7 +747,7 @@
       <w:tr>
         <w:trPr>
           <w:cantSplit/>
-          <w:trHeight w:val="426"/>
+          <w:trHeight w:val="426" w:hRule="atLeast"/>
         </w:trPr>
         <w:tc>
           <w:tcPr>
@@ -889,12 +889,12 @@
       <w:tr>
         <w:trPr>
           <w:cantSplit/>
-          <w:trHeight w:val="426"/>
+          <w:trHeight w:val="426" w:hRule="atLeast"/>
         </w:trPr>
         <w:tc>
           <w:tcPr>
             <w:tcW w:w="1542" w:type="dxa"/>
-            <w:vMerge/>
+            <w:vMerge w:val="continue"/>
             <w:tcBorders>
               <w:top w:val="single" w:sz="2" w:space="0" w:color="000000"/>
               <w:left w:val="single" w:sz="2" w:space="0" w:color="000000"/>
@@ -1021,7 +1021,7 @@
       <w:tr>
         <w:trPr>
           <w:cantSplit/>
-          <w:trHeight w:val="20"/>
+          <w:trHeight w:val="20" w:hRule="atLeast"/>
         </w:trPr>
         <w:tc>
           <w:tcPr>
@@ -1163,12 +1163,12 @@
       <w:tr>
         <w:trPr>
           <w:cantSplit/>
-          <w:trHeight w:val="20"/>
+          <w:trHeight w:val="20" w:hRule="atLeast"/>
         </w:trPr>
         <w:tc>
           <w:tcPr>
             <w:tcW w:w="1542" w:type="dxa"/>
-            <w:vMerge/>
+            <w:vMerge w:val="continue"/>
             <w:tcBorders>
               <w:top w:val="single" w:sz="3" w:space="0" w:color="000000"/>
               <w:left w:val="single" w:sz="3" w:space="0" w:color="000000"/>
@@ -1289,7 +1289,7 @@
       <w:tr>
         <w:trPr>
           <w:cantSplit/>
-          <w:trHeight w:val="820"/>
+          <w:trHeight w:val="820" w:hRule="atLeast"/>
         </w:trPr>
         <w:tc>
           <w:tcPr>
@@ -1367,7 +1367,7 @@
       <w:tr>
         <w:trPr>
           <w:cantSplit/>
-          <w:trHeight w:val="1012"/>
+          <w:trHeight w:val="1012" w:hRule="atLeast"/>
         </w:trPr>
         <w:tc>
           <w:tcPr>
@@ -1433,7 +1433,7 @@
       <w:tr>
         <w:trPr>
           <w:cantSplit/>
-          <w:trHeight w:val="1012"/>
+          <w:trHeight w:val="1012" w:hRule="atLeast"/>
         </w:trPr>
         <w:tc>
           <w:tcPr>
@@ -1517,7 +1517,7 @@
       <w:tr>
         <w:trPr>
           <w:cantSplit/>
-          <w:trHeight w:val="1012"/>
+          <w:trHeight w:val="1012" w:hRule="atLeast"/>
         </w:trPr>
         <w:tc>
           <w:tcPr>
@@ -1583,7 +1583,7 @@
       <w:tr>
         <w:trPr>
           <w:cantSplit/>
-          <w:trHeight w:val="1012"/>
+          <w:trHeight w:val="1012" w:hRule="atLeast"/>
         </w:trPr>
         <w:tc>
           <w:tcPr>
@@ -1649,7 +1649,7 @@
       <w:tr>
         <w:trPr>
           <w:cantSplit/>
-          <w:trHeight w:val="1012"/>
+          <w:trHeight w:val="1012" w:hRule="atLeast"/>
         </w:trPr>
         <w:tc>
           <w:tcPr>
@@ -1735,8 +1735,8 @@
       <w:pPr>
         <w:pStyle w:val="a3"/>
         <w:wordWrap/>
+        <w:jc w:val="center"/>
         <w:spacing w:line="348" w:lineRule="auto"/>
-        <w:jc w:val="center"/>
       </w:pPr>
     </w:p>
     <w:p>
@@ -1765,7 +1765,6 @@
           <w:kern w:val="2"/>
           <w:shd w:val="clear" w:color="999999" w:fill="auto"/>
         </w:rPr>
-        <w:lastRenderedPageBreak/>
         <w:t xml:space="preserve">큰그림 . -&gt; 심사위원에게 우리 아이템이 어떤 것이다 한문장으로 머리에 넣고자합니다. </w:t>
       </w:r>
     </w:p>
@@ -1811,10 +1810,10 @@
           <w:shd w:val="clear" w:color="999999" w:fill="auto"/>
         </w:rPr>
         <w:drawing>
-          <wp:inline distT="0" distB="0" distL="180" distR="180" wp14:anchorId="6DA5D4AC" wp14:editId="0DDCA96C">
+          <wp:inline distT="0" distB="0" distL="0" distR="0">
             <wp:extent cx="5873185" cy="7150230"/>
             <wp:effectExtent l="0" t="0" r="0" b="0"/>
-            <wp:docPr id="1028" name="그림 1028"/>
+            <wp:docPr id="1026" name="shape1026" hidden="0"/>
             <wp:cNvGraphicFramePr>
               <a:graphicFrameLocks xmlns:a="http://schemas.openxmlformats.org/drawingml/2006/main" noChangeAspect="1"/>
             </wp:cNvGraphicFramePr>
@@ -1822,19 +1821,20 @@
               <a:graphicData uri="http://schemas.openxmlformats.org/drawingml/2006/picture">
                 <pic:pic xmlns:pic="http://schemas.openxmlformats.org/drawingml/2006/picture">
                   <pic:nvPicPr>
-                    <pic:cNvPr id="1028" name=""/>
-                    <pic:cNvPicPr>
+                    <pic:cNvPr id="0" name="이미지"/>
+                    <pic:cNvPicPr preferRelativeResize="1">
                       <a:picLocks noChangeAspect="1"/>
                     </pic:cNvPicPr>
                   </pic:nvPicPr>
                   <pic:blipFill>
-                    <a:blip r:embed="rId8">
+                    <a:blip r:embed="rId2">
                       <a:extLst>
                         <a:ext uri="{28A0092B-C50C-407E-A947-70E740481C1C}">
                           <a14:useLocalDpi xmlns:a14="http://schemas.microsoft.com/office/drawing/2010/main" val="0"/>
                         </a:ext>
                       </a:extLst>
                     </a:blip>
+                    <a:srcRect/>
                     <a:stretch>
                       <a:fillRect/>
                     </a:stretch>
@@ -1842,11 +1842,9 @@
                   <pic:spPr>
                     <a:xfrm>
                       <a:off x="0" y="0"/>
-                      <a:ext cx="5873186" cy="7150230"/>
+                      <a:ext cx="5873185" cy="7150230"/>
                     </a:xfrm>
-                    <a:prstGeom prst="rect">
-                      <a:avLst/>
-                    </a:prstGeom>
+                    <a:prstGeom prst="rect"/>
                   </pic:spPr>
                 </pic:pic>
               </a:graphicData>
@@ -1905,6 +1903,13 @@
           <w:shd w:val="clear" w:color="999999" w:fill="auto"/>
         </w:rPr>
         <w:tab/>
+      </w:r>
+      <w:r>
+        <w:rPr>
+          <w:rFonts w:ascii="함초롬바탕" w:eastAsia="함초롬바탕"/>
+          <w:kern w:val="2"/>
+          <w:shd w:val="clear" w:color="999999" w:fill="auto"/>
+        </w:rPr>
         <w:t>루프와의 관계</w:t>
       </w:r>
       <w:r>
@@ -1914,23 +1919,30 @@
           <w:shd w:val="clear" w:color="999999" w:fill="auto"/>
         </w:rPr>
         <w:tab/>
-        <w:t>장(章)별 한 줄 서사</w:t>
       </w:r>
-    </w:p>
-    <w:p>
-      <w:pPr>
+      <w:r>
         <w:rPr>
           <w:rFonts w:ascii="함초롬바탕" w:eastAsia="함초롬바탕"/>
           <w:kern w:val="2"/>
           <w:shd w:val="clear" w:color="999999" w:fill="auto"/>
         </w:rPr>
-      </w:pPr>
-      <w:r>
+        <w:t>장(章)별 한 줄 서사</w:t>
+      </w:r>
+    </w:p>
+    <w:p>
+      <w:pPr>
         <w:rPr>
           <w:rFonts w:ascii="함초롬바탕" w:eastAsia="함초롬바탕"/>
           <w:kern w:val="2"/>
           <w:shd w:val="clear" w:color="999999" w:fill="auto"/>
         </w:rPr>
+      </w:pPr>
+      <w:r>
+        <w:rPr>
+          <w:rFonts w:ascii="함초롬바탕" w:eastAsia="함초롬바탕"/>
+          <w:kern w:val="2"/>
+          <w:shd w:val="clear" w:color="999999" w:fill="auto"/>
+        </w:rPr>
         <w:t>개발보고서</w:t>
       </w:r>
       <w:r>
@@ -1940,6 +1952,13 @@
           <w:shd w:val="clear" w:color="999999" w:fill="auto"/>
         </w:rPr>
         <w:tab/>
+      </w:r>
+      <w:r>
+        <w:rPr>
+          <w:rFonts w:ascii="함초롬바탕" w:eastAsia="함초롬바탕"/>
+          <w:kern w:val="2"/>
+          <w:shd w:val="clear" w:color="999999" w:fill="auto"/>
+        </w:rPr>
         <w:t>루프의 이야기</w:t>
       </w:r>
       <w:r>
@@ -2070,6 +2089,13 @@
           <w:shd w:val="clear" w:color="999999" w:fill="auto"/>
         </w:rPr>
         <w:tab/>
+      </w:r>
+      <w:r>
+        <w:rPr>
+          <w:rFonts w:ascii="함초롬바탕" w:eastAsia="함초롬바탕"/>
+          <w:kern w:val="2"/>
+          <w:shd w:val="clear" w:color="999999" w:fill="auto"/>
+        </w:rPr>
         <w:t>루프의 설계도면</w:t>
       </w:r>
       <w:r>
@@ -2079,23 +2105,30 @@
           <w:shd w:val="clear" w:color="999999" w:fill="auto"/>
         </w:rPr>
         <w:tab/>
-        <w:t>'한눈에 보기' 슬라이드에 루프 다이어그램을 놓고, 이후 모든 산출물을 "루프의 어느 부분을 공학적으로 그린 도면인가"로 소개. 위 매핑 표의 오른쪽 열이 그 배치다</w:t>
       </w:r>
-    </w:p>
-    <w:p>
-      <w:pPr>
+      <w:r>
         <w:rPr>
           <w:rFonts w:ascii="함초롬바탕" w:eastAsia="함초롬바탕"/>
           <w:kern w:val="2"/>
           <w:shd w:val="clear" w:color="999999" w:fill="auto"/>
         </w:rPr>
-      </w:pPr>
-      <w:r>
+        <w:t>'한눈에 보기' 슬라이드에 루프 다이어그램을 놓고, 이후 모든 산출물을 "루프의 어느 부분을 공학적으로 그린 도면인가"로 소개. 위 매핑 표의 오른쪽 열이 그 배치다</w:t>
+      </w:r>
+    </w:p>
+    <w:p>
+      <w:pPr>
         <w:rPr>
           <w:rFonts w:ascii="함초롬바탕" w:eastAsia="함초롬바탕"/>
           <w:kern w:val="2"/>
           <w:shd w:val="clear" w:color="999999" w:fill="auto"/>
         </w:rPr>
+      </w:pPr>
+      <w:r>
+        <w:rPr>
+          <w:rFonts w:ascii="함초롬바탕" w:eastAsia="함초롬바탕"/>
+          <w:kern w:val="2"/>
+          <w:shd w:val="clear" w:color="999999" w:fill="auto"/>
+        </w:rPr>
         <w:t>시연 동영상</w:t>
       </w:r>
       <w:r>
@@ -2105,6 +2138,13 @@
           <w:shd w:val="clear" w:color="999999" w:fill="auto"/>
         </w:rPr>
         <w:tab/>
+      </w:r>
+      <w:r>
+        <w:rPr>
+          <w:rFonts w:ascii="함초롬바탕" w:eastAsia="함초롬바탕"/>
+          <w:kern w:val="2"/>
+          <w:shd w:val="clear" w:color="999999" w:fill="auto"/>
+        </w:rPr>
         <w:t>루프의 실연</w:t>
       </w:r>
       <w:r>
@@ -2114,6 +2154,13 @@
           <w:shd w:val="clear" w:color="999999" w:fill="auto"/>
         </w:rPr>
         <w:tab/>
+      </w:r>
+      <w:r>
+        <w:rPr>
+          <w:rFonts w:ascii="함초롬바탕" w:eastAsia="함초롬바탕"/>
+          <w:kern w:val="2"/>
+          <w:shd w:val="clear" w:color="999999" w:fill="auto"/>
+        </w:rPr>
         <w:t xml:space="preserve">시연 3컷이 곧 P1(계획 생성) </w:t>
       </w:r>
       <w:r>
@@ -2489,6 +2536,7 @@
           <w:bottom w:val="single" w:sz="3" w:space="0" w:color="000000"/>
           <w:right w:val="single" w:sz="3" w:space="0" w:color="000000"/>
         </w:tblBorders>
+        <w:tblLook w:val="04A0" w:firstRow="1" w:lastRow="0" w:firstColumn="1" w:lastColumn="0" w:noHBand="0" w:noVBand="1"/>
         <w:tblLayout w:type="fixed"/>
         <w:tblCellMar>
           <w:top w:w="28" w:type="dxa"/>
@@ -2496,14 +2544,13 @@
           <w:bottom w:w="28" w:type="dxa"/>
           <w:right w:w="102" w:type="dxa"/>
         </w:tblCellMar>
-        <w:tblLook w:val="04A0" w:firstRow="1" w:lastRow="0" w:firstColumn="1" w:lastColumn="0" w:noHBand="0" w:noVBand="1"/>
       </w:tblPr>
       <w:tblGrid>
         <w:gridCol w:w="9581"/>
       </w:tblGrid>
       <w:tr>
         <w:trPr>
-          <w:trHeight w:val="739"/>
+          <w:trHeight w:val="739" w:hRule="atLeast"/>
         </w:trPr>
         <w:tc>
           <w:tcPr>
@@ -2520,8 +2567,8 @@
             <w:pPr>
               <w:pStyle w:val="a3"/>
               <w:wordWrap/>
+              <w:jc w:val="center"/>
               <w:spacing w:line="276" w:lineRule="auto"/>
-              <w:jc w:val="center"/>
             </w:pPr>
             <w:r>
               <w:rPr>
@@ -2537,8 +2584,8 @@
             <w:pPr>
               <w:pStyle w:val="a3"/>
               <w:wordWrap/>
+              <w:jc w:val="center"/>
               <w:spacing w:line="276" w:lineRule="auto"/>
-              <w:jc w:val="center"/>
             </w:pPr>
             <w:r>
               <w:rPr>
@@ -2596,6 +2643,7 @@
           <w:bottom w:val="single" w:sz="3" w:space="0" w:color="000000"/>
           <w:right w:val="single" w:sz="3" w:space="0" w:color="000000"/>
         </w:tblBorders>
+        <w:tblLook w:val="04A0" w:firstRow="1" w:lastRow="0" w:firstColumn="1" w:lastColumn="0" w:noHBand="0" w:noVBand="1"/>
         <w:tblLayout w:type="fixed"/>
         <w:tblCellMar>
           <w:top w:w="28" w:type="dxa"/>
@@ -2603,14 +2651,13 @@
           <w:bottom w:w="28" w:type="dxa"/>
           <w:right w:w="85" w:type="dxa"/>
         </w:tblCellMar>
-        <w:tblLook w:val="04A0" w:firstRow="1" w:lastRow="0" w:firstColumn="1" w:lastColumn="0" w:noHBand="0" w:noVBand="1"/>
       </w:tblPr>
       <w:tblGrid>
         <w:gridCol w:w="9580"/>
       </w:tblGrid>
       <w:tr>
         <w:trPr>
-          <w:trHeight w:val="579"/>
+          <w:trHeight w:val="579" w:hRule="atLeast"/>
         </w:trPr>
         <w:tc>
           <w:tcPr>
@@ -2650,11 +2697,11 @@
     <w:p>
       <w:pPr>
         <w:pStyle w:val="af1"/>
+        <w:ind w:left="0"/>
         <w:wordWrap/>
         <w:snapToGrid w:val="0"/>
+        <w:jc w:val="left"/>
         <w:spacing w:line="384" w:lineRule="auto"/>
-        <w:ind w:left="0"/>
-        <w:jc w:val="left"/>
         <w:rPr>
           <w:rFonts w:eastAsiaTheme="minorEastAsia"/>
           <w:sz w:val="12"/>
@@ -2665,11 +2712,11 @@
     <w:p>
       <w:pPr>
         <w:pStyle w:val="af1"/>
+        <w:ind w:left="0"/>
         <w:wordWrap/>
         <w:snapToGrid w:val="0"/>
+        <w:jc w:val="left"/>
         <w:spacing w:line="384" w:lineRule="auto"/>
-        <w:ind w:left="0"/>
-        <w:jc w:val="left"/>
       </w:pPr>
       <w:r>
         <w:rPr>
@@ -2719,6 +2766,7 @@
           <w:bottom w:val="single" w:sz="3" w:space="0" w:color="000000"/>
           <w:right w:val="single" w:sz="3" w:space="0" w:color="000000"/>
         </w:tblBorders>
+        <w:tblLook w:val="04A0" w:firstRow="1" w:lastRow="0" w:firstColumn="1" w:lastColumn="0" w:noHBand="0" w:noVBand="1"/>
         <w:tblLayout w:type="fixed"/>
         <w:tblCellMar>
           <w:top w:w="28" w:type="dxa"/>
@@ -2726,14 +2774,13 @@
           <w:bottom w:w="28" w:type="dxa"/>
           <w:right w:w="113" w:type="dxa"/>
         </w:tblCellMar>
-        <w:tblLook w:val="04A0" w:firstRow="1" w:lastRow="0" w:firstColumn="1" w:lastColumn="0" w:noHBand="0" w:noVBand="1"/>
       </w:tblPr>
       <w:tblGrid>
         <w:gridCol w:w="9580"/>
       </w:tblGrid>
       <w:tr>
         <w:trPr>
-          <w:trHeight w:val="383"/>
+          <w:trHeight w:val="383" w:hRule="atLeast"/>
         </w:trPr>
         <w:tc>
           <w:tcPr>
@@ -2791,11 +2838,11 @@
     <w:p>
       <w:pPr>
         <w:pStyle w:val="af1"/>
+        <w:ind w:left="0"/>
         <w:wordWrap/>
         <w:snapToGrid w:val="0"/>
+        <w:jc w:val="left"/>
         <w:spacing w:line="384" w:lineRule="auto"/>
-        <w:ind w:left="0"/>
-        <w:jc w:val="left"/>
       </w:pPr>
       <w:r>
         <w:rPr>
@@ -2845,6 +2892,7 @@
           <w:bottom w:val="single" w:sz="3" w:space="0" w:color="000000"/>
           <w:right w:val="single" w:sz="3" w:space="0" w:color="000000"/>
         </w:tblBorders>
+        <w:tblLook w:val="04A0" w:firstRow="1" w:lastRow="0" w:firstColumn="1" w:lastColumn="0" w:noHBand="0" w:noVBand="1"/>
         <w:tblLayout w:type="fixed"/>
         <w:tblCellMar>
           <w:top w:w="28" w:type="dxa"/>
@@ -2852,14 +2900,13 @@
           <w:bottom w:w="28" w:type="dxa"/>
           <w:right w:w="113" w:type="dxa"/>
         </w:tblCellMar>
-        <w:tblLook w:val="04A0" w:firstRow="1" w:lastRow="0" w:firstColumn="1" w:lastColumn="0" w:noHBand="0" w:noVBand="1"/>
       </w:tblPr>
       <w:tblGrid>
         <w:gridCol w:w="9580"/>
       </w:tblGrid>
       <w:tr>
         <w:trPr>
-          <w:trHeight w:val="659"/>
+          <w:trHeight w:val="659" w:hRule="atLeast"/>
         </w:trPr>
         <w:tc>
           <w:tcPr>
@@ -2883,7 +2930,6 @@
                 <w:color w:val="0000FF"/>
                 <w:shd w:val="clear" w:color="000000" w:fill="auto"/>
               </w:rPr>
-              <w:lastRenderedPageBreak/>
               <w:t># 프로젝트 제작 동기 및 목적 작성</w:t>
             </w:r>
           </w:p>
@@ -2913,11 +2959,11 @@
     <w:p>
       <w:pPr>
         <w:pStyle w:val="af1"/>
+        <w:ind w:left="0"/>
         <w:wordWrap/>
         <w:snapToGrid w:val="0"/>
+        <w:jc w:val="left"/>
         <w:spacing w:line="384" w:lineRule="auto"/>
-        <w:ind w:left="0"/>
-        <w:jc w:val="left"/>
       </w:pPr>
       <w:r>
         <w:rPr>
@@ -2979,6 +3025,7 @@
           <w:bottom w:val="single" w:sz="3" w:space="0" w:color="000000"/>
           <w:right w:val="single" w:sz="3" w:space="0" w:color="000000"/>
         </w:tblBorders>
+        <w:tblLook w:val="04A0" w:firstRow="1" w:lastRow="0" w:firstColumn="1" w:lastColumn="0" w:noHBand="0" w:noVBand="1"/>
         <w:tblLayout w:type="fixed"/>
         <w:tblCellMar>
           <w:top w:w="28" w:type="dxa"/>
@@ -2986,14 +3033,13 @@
           <w:bottom w:w="28" w:type="dxa"/>
           <w:right w:w="113" w:type="dxa"/>
         </w:tblCellMar>
-        <w:tblLook w:val="04A0" w:firstRow="1" w:lastRow="0" w:firstColumn="1" w:lastColumn="0" w:noHBand="0" w:noVBand="1"/>
       </w:tblPr>
       <w:tblGrid>
         <w:gridCol w:w="9580"/>
       </w:tblGrid>
       <w:tr>
         <w:trPr>
-          <w:trHeight w:val="1530"/>
+          <w:trHeight w:val="1530" w:hRule="atLeast"/>
         </w:trPr>
         <w:tc>
           <w:tcPr>
@@ -3048,8 +3094,8 @@
               <w:rPr>
                 <w:rFonts w:ascii="맑은 고딕" w:eastAsia="맑은 고딕"/>
                 <w:color w:val="0000FF"/>
+                <w:shd w:val="clear" w:color="000000" w:fill="auto"/>
                 <w:spacing w:val="-10"/>
-                <w:shd w:val="clear" w:color="000000" w:fill="auto"/>
               </w:rPr>
               <w:t>유사 프로젝트가 있는 경우 그 내용 및 유사 프로젝트와 비교하여 본 프로젝트의 특이점 및 차별성 작성</w:t>
             </w:r>
@@ -3102,6 +3148,7 @@
           <w:bottom w:val="single" w:sz="3" w:space="0" w:color="000000"/>
           <w:right w:val="single" w:sz="3" w:space="0" w:color="000000"/>
         </w:tblBorders>
+        <w:tblLook w:val="04A0" w:firstRow="1" w:lastRow="0" w:firstColumn="1" w:lastColumn="0" w:noHBand="0" w:noVBand="1"/>
         <w:tblLayout w:type="fixed"/>
         <w:tblCellMar>
           <w:top w:w="28" w:type="dxa"/>
@@ -3109,14 +3156,13 @@
           <w:bottom w:w="28" w:type="dxa"/>
           <w:right w:w="85" w:type="dxa"/>
         </w:tblCellMar>
-        <w:tblLook w:val="04A0" w:firstRow="1" w:lastRow="0" w:firstColumn="1" w:lastColumn="0" w:noHBand="0" w:noVBand="1"/>
       </w:tblPr>
       <w:tblGrid>
         <w:gridCol w:w="9580"/>
       </w:tblGrid>
       <w:tr>
         <w:trPr>
-          <w:trHeight w:val="579"/>
+          <w:trHeight w:val="579" w:hRule="atLeast"/>
         </w:trPr>
         <w:tc>
           <w:tcPr>
@@ -3162,11 +3208,11 @@
     <w:p>
       <w:pPr>
         <w:pStyle w:val="af1"/>
+        <w:ind w:left="0"/>
         <w:wordWrap/>
         <w:snapToGrid w:val="0"/>
+        <w:jc w:val="left"/>
         <w:spacing w:line="384" w:lineRule="auto"/>
-        <w:ind w:left="0"/>
-        <w:jc w:val="left"/>
       </w:pPr>
       <w:r>
         <w:rPr>
@@ -3216,6 +3262,7 @@
           <w:bottom w:val="single" w:sz="3" w:space="0" w:color="000000"/>
           <w:right w:val="single" w:sz="3" w:space="0" w:color="000000"/>
         </w:tblBorders>
+        <w:tblLook w:val="04A0" w:firstRow="1" w:lastRow="0" w:firstColumn="1" w:lastColumn="0" w:noHBand="0" w:noVBand="1"/>
         <w:tblLayout w:type="fixed"/>
         <w:tblCellMar>
           <w:top w:w="28" w:type="dxa"/>
@@ -3223,14 +3270,13 @@
           <w:bottom w:w="28" w:type="dxa"/>
           <w:right w:w="113" w:type="dxa"/>
         </w:tblCellMar>
-        <w:tblLook w:val="04A0" w:firstRow="1" w:lastRow="0" w:firstColumn="1" w:lastColumn="0" w:noHBand="0" w:noVBand="1"/>
       </w:tblPr>
       <w:tblGrid>
         <w:gridCol w:w="9580"/>
       </w:tblGrid>
       <w:tr>
         <w:trPr>
-          <w:trHeight w:val="659"/>
+          <w:trHeight w:val="659" w:hRule="atLeast"/>
         </w:trPr>
         <w:tc>
           <w:tcPr>
@@ -3271,9 +3317,9 @@
               <w:rPr>
                 <w:rFonts w:ascii="맑은 고딕" w:eastAsia="맑은 고딕"/>
                 <w:color w:val="0000FF"/>
-                <w:spacing w:val="63"/>
                 <w:w w:val="97"/>
                 <w:shd w:val="clear" w:color="000000" w:fill="auto"/>
+                <w:spacing w:val="63"/>
               </w:rPr>
               <w:t>)</w:t>
             </w:r>
@@ -3330,11 +3376,11 @@
     <w:p>
       <w:pPr>
         <w:pStyle w:val="af1"/>
+        <w:ind w:left="0"/>
         <w:wordWrap/>
         <w:snapToGrid w:val="0"/>
+        <w:jc w:val="left"/>
         <w:spacing w:line="384" w:lineRule="auto"/>
-        <w:ind w:left="0"/>
-        <w:jc w:val="left"/>
       </w:pPr>
       <w:r>
         <w:rPr>
@@ -3381,6 +3427,7 @@
           <w:bottom w:val="single" w:sz="3" w:space="0" w:color="000000"/>
           <w:right w:val="single" w:sz="3" w:space="0" w:color="000000"/>
         </w:tblBorders>
+        <w:tblLook w:val="04A0" w:firstRow="1" w:lastRow="0" w:firstColumn="1" w:lastColumn="0" w:noHBand="0" w:noVBand="1"/>
         <w:tblLayout w:type="fixed"/>
         <w:tblCellMar>
           <w:top w:w="28" w:type="dxa"/>
@@ -3388,7 +3435,6 @@
           <w:bottom w:w="28" w:type="dxa"/>
           <w:right w:w="102" w:type="dxa"/>
         </w:tblCellMar>
-        <w:tblLook w:val="04A0" w:firstRow="1" w:lastRow="0" w:firstColumn="1" w:lastColumn="0" w:noHBand="0" w:noVBand="1"/>
       </w:tblPr>
       <w:tblGrid>
         <w:gridCol w:w="910"/>
@@ -3399,7 +3445,6 @@
       <w:tr>
         <w:trPr>
           <w:tblHeader/>
-          <w:tblHeader w:val="true"/>
         </w:trPr>
         <w:tc>
           <w:tcPr>
@@ -3415,8 +3460,8 @@
           </w:tcPr>
           <w:p>
             <w:pPr>
+              <w:jc w:val="center"/>
               <w:spacing w:after="0" w:line="252" w:lineRule="auto"/>
-              <w:jc w:val="center"/>
               <w:rPr>
                 <w:rFonts w:asciiTheme="majorHAnsi" w:eastAsiaTheme="majorHAnsi" w:hAnsiTheme="majorHAnsi"/>
                 <w:b/>
@@ -3449,8 +3494,8 @@
           </w:tcPr>
           <w:p>
             <w:pPr>
+              <w:jc w:val="center"/>
               <w:spacing w:after="0" w:line="252" w:lineRule="auto"/>
-              <w:jc w:val="center"/>
               <w:rPr>
                 <w:rFonts w:asciiTheme="majorHAnsi" w:eastAsiaTheme="majorHAnsi" w:hAnsiTheme="majorHAnsi"/>
                 <w:b/>
@@ -3483,8 +3528,8 @@
           </w:tcPr>
           <w:p>
             <w:pPr>
+              <w:jc w:val="center"/>
               <w:spacing w:after="0" w:line="252" w:lineRule="auto"/>
-              <w:jc w:val="center"/>
               <w:rPr>
                 <w:rFonts w:asciiTheme="majorHAnsi" w:eastAsiaTheme="majorHAnsi" w:hAnsiTheme="majorHAnsi"/>
                 <w:b/>
@@ -3517,8 +3562,8 @@
           </w:tcPr>
           <w:p>
             <w:pPr>
+              <w:jc w:val="center"/>
               <w:spacing w:after="0" w:line="252" w:lineRule="auto"/>
-              <w:jc w:val="center"/>
               <w:rPr>
                 <w:rFonts w:asciiTheme="majorHAnsi" w:eastAsiaTheme="majorHAnsi" w:hAnsiTheme="majorHAnsi"/>
                 <w:b/>
@@ -3556,12 +3601,12 @@
           </w:tcPr>
           <w:p>
             <w:pPr>
-              <w:spacing w:before="0" w:after="0" w:line="276" w:lineRule="auto"/>
-              <w:jc w:val="center"/>
-            </w:pPr>
-            <w:r>
-              <w:rPr>
-                <w:rFonts w:ascii="맑은 고딕" w:hAnsi="맑은 고딕" w:eastAsia="맑은 고딕"/>
+              <w:jc w:val="center"/>
+              <w:spacing w:after="0" w:before="0" w:line="276" w:lineRule="auto"/>
+            </w:pPr>
+            <w:r>
+              <w:rPr>
+                <w:rFonts w:ascii="맑은 고딕" w:eastAsia="맑은 고딕" w:hAnsi="맑은 고딕"/>
                 <w:b/>
                 <w:sz w:val="15"/>
               </w:rPr>
@@ -3583,12 +3628,12 @@
           </w:tcPr>
           <w:p>
             <w:pPr>
-              <w:spacing w:before="0" w:after="0" w:line="276" w:lineRule="auto"/>
-              <w:jc w:val="center"/>
-            </w:pPr>
-            <w:r>
-              <w:rPr>
-                <w:rFonts w:ascii="맑은 고딕" w:hAnsi="맑은 고딕" w:eastAsia="맑은 고딕"/>
+              <w:jc w:val="center"/>
+              <w:spacing w:after="0" w:before="0" w:line="276" w:lineRule="auto"/>
+            </w:pPr>
+            <w:r>
+              <w:rPr>
+                <w:rFonts w:ascii="맑은 고딕" w:eastAsia="맑은 고딕" w:hAnsi="맑은 고딕"/>
                 <w:b/>
                 <w:sz w:val="15"/>
               </w:rPr>
@@ -3609,12 +3654,12 @@
           </w:tcPr>
           <w:p>
             <w:pPr>
-              <w:spacing w:before="0" w:after="0" w:line="276" w:lineRule="auto"/>
               <w:jc w:val="left"/>
-            </w:pPr>
-            <w:r>
-              <w:rPr>
-                <w:rFonts w:ascii="맑은 고딕" w:hAnsi="맑은 고딕" w:eastAsia="맑은 고딕"/>
+              <w:spacing w:after="0" w:before="0" w:line="276" w:lineRule="auto"/>
+            </w:pPr>
+            <w:r>
+              <w:rPr>
+                <w:rFonts w:ascii="맑은 고딕" w:eastAsia="맑은 고딕" w:hAnsi="맑은 고딕"/>
                 <w:b w:val="0"/>
                 <w:sz w:val="15"/>
               </w:rPr>
@@ -3636,12 +3681,12 @@
           </w:tcPr>
           <w:p>
             <w:pPr>
-              <w:spacing w:before="0" w:after="0" w:line="276" w:lineRule="auto"/>
-              <w:jc w:val="center"/>
-            </w:pPr>
-            <w:r>
-              <w:rPr>
-                <w:rFonts w:ascii="맑은 고딕" w:hAnsi="맑은 고딕" w:eastAsia="맑은 고딕"/>
+              <w:jc w:val="center"/>
+              <w:spacing w:after="0" w:before="0" w:line="276" w:lineRule="auto"/>
+            </w:pPr>
+            <w:r>
+              <w:rPr>
+                <w:rFonts w:ascii="맑은 고딕" w:eastAsia="맑은 고딕" w:hAnsi="맑은 고딕"/>
                 <w:b w:val="0"/>
                 <w:sz w:val="15"/>
               </w:rPr>
@@ -3668,12 +3713,12 @@
           </w:tcPr>
           <w:p>
             <w:pPr>
-              <w:spacing w:before="0" w:after="0" w:line="276" w:lineRule="auto"/>
-              <w:jc w:val="center"/>
-            </w:pPr>
-            <w:r>
-              <w:rPr>
-                <w:rFonts w:ascii="맑은 고딕" w:hAnsi="맑은 고딕" w:eastAsia="맑은 고딕"/>
+              <w:jc w:val="center"/>
+              <w:spacing w:after="0" w:before="0" w:line="276" w:lineRule="auto"/>
+            </w:pPr>
+            <w:r>
+              <w:rPr>
+                <w:rFonts w:ascii="맑은 고딕" w:eastAsia="맑은 고딕" w:hAnsi="맑은 고딕"/>
                 <w:b/>
                 <w:sz w:val="15"/>
               </w:rPr>
@@ -3695,12 +3740,12 @@
           </w:tcPr>
           <w:p>
             <w:pPr>
-              <w:spacing w:before="0" w:after="0" w:line="276" w:lineRule="auto"/>
-              <w:jc w:val="center"/>
-            </w:pPr>
-            <w:r>
-              <w:rPr>
-                <w:rFonts w:ascii="맑은 고딕" w:hAnsi="맑은 고딕" w:eastAsia="맑은 고딕"/>
+              <w:jc w:val="center"/>
+              <w:spacing w:after="0" w:before="0" w:line="276" w:lineRule="auto"/>
+            </w:pPr>
+            <w:r>
+              <w:rPr>
+                <w:rFonts w:ascii="맑은 고딕" w:eastAsia="맑은 고딕" w:hAnsi="맑은 고딕"/>
                 <w:b/>
                 <w:sz w:val="15"/>
               </w:rPr>
@@ -3721,12 +3766,12 @@
           </w:tcPr>
           <w:p>
             <w:pPr>
-              <w:spacing w:before="0" w:after="0" w:line="276" w:lineRule="auto"/>
               <w:jc w:val="left"/>
-            </w:pPr>
-            <w:r>
-              <w:rPr>
-                <w:rFonts w:ascii="맑은 고딕" w:hAnsi="맑은 고딕" w:eastAsia="맑은 고딕"/>
+              <w:spacing w:after="0" w:before="0" w:line="276" w:lineRule="auto"/>
+            </w:pPr>
+            <w:r>
+              <w:rPr>
+                <w:rFonts w:ascii="맑은 고딕" w:eastAsia="맑은 고딕" w:hAnsi="맑은 고딕"/>
                 <w:b w:val="0"/>
                 <w:sz w:val="15"/>
               </w:rPr>
@@ -3748,12 +3793,12 @@
           </w:tcPr>
           <w:p>
             <w:pPr>
-              <w:spacing w:before="0" w:after="0" w:line="276" w:lineRule="auto"/>
-              <w:jc w:val="center"/>
-            </w:pPr>
-            <w:r>
-              <w:rPr>
-                <w:rFonts w:ascii="맑은 고딕" w:hAnsi="맑은 고딕" w:eastAsia="맑은 고딕"/>
+              <w:jc w:val="center"/>
+              <w:spacing w:after="0" w:before="0" w:line="276" w:lineRule="auto"/>
+            </w:pPr>
+            <w:r>
+              <w:rPr>
+                <w:rFonts w:ascii="맑은 고딕" w:eastAsia="맑은 고딕" w:hAnsi="맑은 고딕"/>
                 <w:b w:val="0"/>
                 <w:sz w:val="15"/>
               </w:rPr>
@@ -3780,12 +3825,12 @@
           </w:tcPr>
           <w:p>
             <w:pPr>
-              <w:spacing w:before="0" w:after="0" w:line="276" w:lineRule="auto"/>
-              <w:jc w:val="center"/>
-            </w:pPr>
-            <w:r>
-              <w:rPr>
-                <w:rFonts w:ascii="맑은 고딕" w:hAnsi="맑은 고딕" w:eastAsia="맑은 고딕"/>
+              <w:jc w:val="center"/>
+              <w:spacing w:after="0" w:before="0" w:line="276" w:lineRule="auto"/>
+            </w:pPr>
+            <w:r>
+              <w:rPr>
+                <w:rFonts w:ascii="맑은 고딕" w:eastAsia="맑은 고딕" w:hAnsi="맑은 고딕"/>
                 <w:b/>
                 <w:sz w:val="15"/>
               </w:rPr>
@@ -3807,12 +3852,12 @@
           </w:tcPr>
           <w:p>
             <w:pPr>
-              <w:spacing w:before="0" w:after="0" w:line="276" w:lineRule="auto"/>
-              <w:jc w:val="center"/>
-            </w:pPr>
-            <w:r>
-              <w:rPr>
-                <w:rFonts w:ascii="맑은 고딕" w:hAnsi="맑은 고딕" w:eastAsia="맑은 고딕"/>
+              <w:jc w:val="center"/>
+              <w:spacing w:after="0" w:before="0" w:line="276" w:lineRule="auto"/>
+            </w:pPr>
+            <w:r>
+              <w:rPr>
+                <w:rFonts w:ascii="맑은 고딕" w:eastAsia="맑은 고딕" w:hAnsi="맑은 고딕"/>
                 <w:b/>
                 <w:sz w:val="15"/>
               </w:rPr>
@@ -3833,12 +3878,12 @@
           </w:tcPr>
           <w:p>
             <w:pPr>
-              <w:spacing w:before="0" w:after="0" w:line="276" w:lineRule="auto"/>
               <w:jc w:val="left"/>
-            </w:pPr>
-            <w:r>
-              <w:rPr>
-                <w:rFonts w:ascii="맑은 고딕" w:hAnsi="맑은 고딕" w:eastAsia="맑은 고딕"/>
+              <w:spacing w:after="0" w:before="0" w:line="276" w:lineRule="auto"/>
+            </w:pPr>
+            <w:r>
+              <w:rPr>
+                <w:rFonts w:ascii="맑은 고딕" w:eastAsia="맑은 고딕" w:hAnsi="맑은 고딕"/>
                 <w:b w:val="0"/>
                 <w:sz w:val="15"/>
               </w:rPr>
@@ -3860,12 +3905,12 @@
           </w:tcPr>
           <w:p>
             <w:pPr>
-              <w:spacing w:before="0" w:after="0" w:line="276" w:lineRule="auto"/>
-              <w:jc w:val="center"/>
-            </w:pPr>
-            <w:r>
-              <w:rPr>
-                <w:rFonts w:ascii="맑은 고딕" w:hAnsi="맑은 고딕" w:eastAsia="맑은 고딕"/>
+              <w:jc w:val="center"/>
+              <w:spacing w:after="0" w:before="0" w:line="276" w:lineRule="auto"/>
+            </w:pPr>
+            <w:r>
+              <w:rPr>
+                <w:rFonts w:ascii="맑은 고딕" w:eastAsia="맑은 고딕" w:hAnsi="맑은 고딕"/>
                 <w:b w:val="0"/>
                 <w:sz w:val="15"/>
               </w:rPr>
@@ -3892,12 +3937,12 @@
           </w:tcPr>
           <w:p>
             <w:pPr>
-              <w:spacing w:before="0" w:after="0" w:line="276" w:lineRule="auto"/>
-              <w:jc w:val="center"/>
-            </w:pPr>
-            <w:r>
-              <w:rPr>
-                <w:rFonts w:ascii="맑은 고딕" w:hAnsi="맑은 고딕" w:eastAsia="맑은 고딕"/>
+              <w:jc w:val="center"/>
+              <w:spacing w:after="0" w:before="0" w:line="276" w:lineRule="auto"/>
+            </w:pPr>
+            <w:r>
+              <w:rPr>
+                <w:rFonts w:ascii="맑은 고딕" w:eastAsia="맑은 고딕" w:hAnsi="맑은 고딕"/>
                 <w:b/>
                 <w:sz w:val="15"/>
               </w:rPr>
@@ -3919,12 +3964,12 @@
           </w:tcPr>
           <w:p>
             <w:pPr>
-              <w:spacing w:before="0" w:after="0" w:line="276" w:lineRule="auto"/>
-              <w:jc w:val="center"/>
-            </w:pPr>
-            <w:r>
-              <w:rPr>
-                <w:rFonts w:ascii="맑은 고딕" w:hAnsi="맑은 고딕" w:eastAsia="맑은 고딕"/>
+              <w:jc w:val="center"/>
+              <w:spacing w:after="0" w:before="0" w:line="276" w:lineRule="auto"/>
+            </w:pPr>
+            <w:r>
+              <w:rPr>
+                <w:rFonts w:ascii="맑은 고딕" w:eastAsia="맑은 고딕" w:hAnsi="맑은 고딕"/>
                 <w:b/>
                 <w:sz w:val="15"/>
               </w:rPr>
@@ -3945,12 +3990,12 @@
           </w:tcPr>
           <w:p>
             <w:pPr>
-              <w:spacing w:before="0" w:after="0" w:line="276" w:lineRule="auto"/>
               <w:jc w:val="left"/>
-            </w:pPr>
-            <w:r>
-              <w:rPr>
-                <w:rFonts w:ascii="맑은 고딕" w:hAnsi="맑은 고딕" w:eastAsia="맑은 고딕"/>
+              <w:spacing w:after="0" w:before="0" w:line="276" w:lineRule="auto"/>
+            </w:pPr>
+            <w:r>
+              <w:rPr>
+                <w:rFonts w:ascii="맑은 고딕" w:eastAsia="맑은 고딕" w:hAnsi="맑은 고딕"/>
                 <w:b w:val="0"/>
                 <w:sz w:val="15"/>
               </w:rPr>
@@ -3972,12 +4017,12 @@
           </w:tcPr>
           <w:p>
             <w:pPr>
-              <w:spacing w:before="0" w:after="0" w:line="276" w:lineRule="auto"/>
-              <w:jc w:val="center"/>
-            </w:pPr>
-            <w:r>
-              <w:rPr>
-                <w:rFonts w:ascii="맑은 고딕" w:hAnsi="맑은 고딕" w:eastAsia="맑은 고딕"/>
+              <w:jc w:val="center"/>
+              <w:spacing w:after="0" w:before="0" w:line="276" w:lineRule="auto"/>
+            </w:pPr>
+            <w:r>
+              <w:rPr>
+                <w:rFonts w:ascii="맑은 고딕" w:eastAsia="맑은 고딕" w:hAnsi="맑은 고딕"/>
                 <w:b w:val="0"/>
                 <w:sz w:val="15"/>
               </w:rPr>
@@ -4004,12 +4049,12 @@
           </w:tcPr>
           <w:p>
             <w:pPr>
-              <w:spacing w:before="0" w:after="0" w:line="276" w:lineRule="auto"/>
-              <w:jc w:val="center"/>
-            </w:pPr>
-            <w:r>
-              <w:rPr>
-                <w:rFonts w:ascii="맑은 고딕" w:hAnsi="맑은 고딕" w:eastAsia="맑은 고딕"/>
+              <w:jc w:val="center"/>
+              <w:spacing w:after="0" w:before="0" w:line="276" w:lineRule="auto"/>
+            </w:pPr>
+            <w:r>
+              <w:rPr>
+                <w:rFonts w:ascii="맑은 고딕" w:eastAsia="맑은 고딕" w:hAnsi="맑은 고딕"/>
                 <w:b/>
                 <w:sz w:val="15"/>
               </w:rPr>
@@ -4031,12 +4076,12 @@
           </w:tcPr>
           <w:p>
             <w:pPr>
-              <w:spacing w:before="0" w:after="0" w:line="276" w:lineRule="auto"/>
-              <w:jc w:val="center"/>
-            </w:pPr>
-            <w:r>
-              <w:rPr>
-                <w:rFonts w:ascii="맑은 고딕" w:hAnsi="맑은 고딕" w:eastAsia="맑은 고딕"/>
+              <w:jc w:val="center"/>
+              <w:spacing w:after="0" w:before="0" w:line="276" w:lineRule="auto"/>
+            </w:pPr>
+            <w:r>
+              <w:rPr>
+                <w:rFonts w:ascii="맑은 고딕" w:eastAsia="맑은 고딕" w:hAnsi="맑은 고딕"/>
                 <w:b/>
                 <w:sz w:val="15"/>
               </w:rPr>
@@ -4057,12 +4102,12 @@
           </w:tcPr>
           <w:p>
             <w:pPr>
-              <w:spacing w:before="0" w:after="0" w:line="276" w:lineRule="auto"/>
               <w:jc w:val="left"/>
-            </w:pPr>
-            <w:r>
-              <w:rPr>
-                <w:rFonts w:ascii="맑은 고딕" w:hAnsi="맑은 고딕" w:eastAsia="맑은 고딕"/>
+              <w:spacing w:after="0" w:before="0" w:line="276" w:lineRule="auto"/>
+            </w:pPr>
+            <w:r>
+              <w:rPr>
+                <w:rFonts w:ascii="맑은 고딕" w:eastAsia="맑은 고딕" w:hAnsi="맑은 고딕"/>
                 <w:b w:val="0"/>
                 <w:sz w:val="15"/>
               </w:rPr>
@@ -4084,12 +4129,12 @@
           </w:tcPr>
           <w:p>
             <w:pPr>
-              <w:spacing w:before="0" w:after="0" w:line="276" w:lineRule="auto"/>
-              <w:jc w:val="center"/>
-            </w:pPr>
-            <w:r>
-              <w:rPr>
-                <w:rFonts w:ascii="맑은 고딕" w:hAnsi="맑은 고딕" w:eastAsia="맑은 고딕"/>
+              <w:jc w:val="center"/>
+              <w:spacing w:after="0" w:before="0" w:line="276" w:lineRule="auto"/>
+            </w:pPr>
+            <w:r>
+              <w:rPr>
+                <w:rFonts w:ascii="맑은 고딕" w:eastAsia="맑은 고딕" w:hAnsi="맑은 고딕"/>
                 <w:b w:val="0"/>
                 <w:sz w:val="15"/>
               </w:rPr>
@@ -4116,12 +4161,12 @@
           </w:tcPr>
           <w:p>
             <w:pPr>
-              <w:spacing w:before="0" w:after="0" w:line="276" w:lineRule="auto"/>
-              <w:jc w:val="center"/>
-            </w:pPr>
-            <w:r>
-              <w:rPr>
-                <w:rFonts w:ascii="맑은 고딕" w:hAnsi="맑은 고딕" w:eastAsia="맑은 고딕"/>
+              <w:jc w:val="center"/>
+              <w:spacing w:after="0" w:before="0" w:line="276" w:lineRule="auto"/>
+            </w:pPr>
+            <w:r>
+              <w:rPr>
+                <w:rFonts w:ascii="맑은 고딕" w:eastAsia="맑은 고딕" w:hAnsi="맑은 고딕"/>
                 <w:b/>
                 <w:sz w:val="15"/>
               </w:rPr>
@@ -4143,12 +4188,12 @@
           </w:tcPr>
           <w:p>
             <w:pPr>
-              <w:spacing w:before="0" w:after="0" w:line="276" w:lineRule="auto"/>
-              <w:jc w:val="center"/>
-            </w:pPr>
-            <w:r>
-              <w:rPr>
-                <w:rFonts w:ascii="맑은 고딕" w:hAnsi="맑은 고딕" w:eastAsia="맑은 고딕"/>
+              <w:jc w:val="center"/>
+              <w:spacing w:after="0" w:before="0" w:line="276" w:lineRule="auto"/>
+            </w:pPr>
+            <w:r>
+              <w:rPr>
+                <w:rFonts w:ascii="맑은 고딕" w:eastAsia="맑은 고딕" w:hAnsi="맑은 고딕"/>
                 <w:b/>
                 <w:sz w:val="15"/>
               </w:rPr>
@@ -4169,12 +4214,12 @@
           </w:tcPr>
           <w:p>
             <w:pPr>
-              <w:spacing w:before="0" w:after="0" w:line="276" w:lineRule="auto"/>
               <w:jc w:val="left"/>
-            </w:pPr>
-            <w:r>
-              <w:rPr>
-                <w:rFonts w:ascii="맑은 고딕" w:hAnsi="맑은 고딕" w:eastAsia="맑은 고딕"/>
+              <w:spacing w:after="0" w:before="0" w:line="276" w:lineRule="auto"/>
+            </w:pPr>
+            <w:r>
+              <w:rPr>
+                <w:rFonts w:ascii="맑은 고딕" w:eastAsia="맑은 고딕" w:hAnsi="맑은 고딕"/>
                 <w:b w:val="0"/>
                 <w:sz w:val="15"/>
               </w:rPr>
@@ -4196,12 +4241,12 @@
           </w:tcPr>
           <w:p>
             <w:pPr>
-              <w:spacing w:before="0" w:after="0" w:line="276" w:lineRule="auto"/>
-              <w:jc w:val="center"/>
-            </w:pPr>
-            <w:r>
-              <w:rPr>
-                <w:rFonts w:ascii="맑은 고딕" w:hAnsi="맑은 고딕" w:eastAsia="맑은 고딕"/>
+              <w:jc w:val="center"/>
+              <w:spacing w:after="0" w:before="0" w:line="276" w:lineRule="auto"/>
+            </w:pPr>
+            <w:r>
+              <w:rPr>
+                <w:rFonts w:ascii="맑은 고딕" w:eastAsia="맑은 고딕" w:hAnsi="맑은 고딕"/>
                 <w:b w:val="0"/>
                 <w:sz w:val="15"/>
               </w:rPr>
@@ -4228,12 +4273,12 @@
           </w:tcPr>
           <w:p>
             <w:pPr>
-              <w:spacing w:before="0" w:after="0" w:line="276" w:lineRule="auto"/>
-              <w:jc w:val="center"/>
-            </w:pPr>
-            <w:r>
-              <w:rPr>
-                <w:rFonts w:ascii="맑은 고딕" w:hAnsi="맑은 고딕" w:eastAsia="맑은 고딕"/>
+              <w:jc w:val="center"/>
+              <w:spacing w:after="0" w:before="0" w:line="276" w:lineRule="auto"/>
+            </w:pPr>
+            <w:r>
+              <w:rPr>
+                <w:rFonts w:ascii="맑은 고딕" w:eastAsia="맑은 고딕" w:hAnsi="맑은 고딕"/>
                 <w:b/>
                 <w:sz w:val="15"/>
               </w:rPr>
@@ -4255,12 +4300,12 @@
           </w:tcPr>
           <w:p>
             <w:pPr>
-              <w:spacing w:before="0" w:after="0" w:line="276" w:lineRule="auto"/>
-              <w:jc w:val="center"/>
-            </w:pPr>
-            <w:r>
-              <w:rPr>
-                <w:rFonts w:ascii="맑은 고딕" w:hAnsi="맑은 고딕" w:eastAsia="맑은 고딕"/>
+              <w:jc w:val="center"/>
+              <w:spacing w:after="0" w:before="0" w:line="276" w:lineRule="auto"/>
+            </w:pPr>
+            <w:r>
+              <w:rPr>
+                <w:rFonts w:ascii="맑은 고딕" w:eastAsia="맑은 고딕" w:hAnsi="맑은 고딕"/>
                 <w:b/>
                 <w:sz w:val="15"/>
               </w:rPr>
@@ -4281,12 +4326,12 @@
           </w:tcPr>
           <w:p>
             <w:pPr>
-              <w:spacing w:before="0" w:after="0" w:line="276" w:lineRule="auto"/>
               <w:jc w:val="left"/>
-            </w:pPr>
-            <w:r>
-              <w:rPr>
-                <w:rFonts w:ascii="맑은 고딕" w:hAnsi="맑은 고딕" w:eastAsia="맑은 고딕"/>
+              <w:spacing w:after="0" w:before="0" w:line="276" w:lineRule="auto"/>
+            </w:pPr>
+            <w:r>
+              <w:rPr>
+                <w:rFonts w:ascii="맑은 고딕" w:eastAsia="맑은 고딕" w:hAnsi="맑은 고딕"/>
                 <w:b w:val="0"/>
                 <w:sz w:val="15"/>
               </w:rPr>
@@ -4308,12 +4353,12 @@
           </w:tcPr>
           <w:p>
             <w:pPr>
-              <w:spacing w:before="0" w:after="0" w:line="276" w:lineRule="auto"/>
-              <w:jc w:val="center"/>
-            </w:pPr>
-            <w:r>
-              <w:rPr>
-                <w:rFonts w:ascii="맑은 고딕" w:hAnsi="맑은 고딕" w:eastAsia="맑은 고딕"/>
+              <w:jc w:val="center"/>
+              <w:spacing w:after="0" w:before="0" w:line="276" w:lineRule="auto"/>
+            </w:pPr>
+            <w:r>
+              <w:rPr>
+                <w:rFonts w:ascii="맑은 고딕" w:eastAsia="맑은 고딕" w:hAnsi="맑은 고딕"/>
                 <w:b w:val="0"/>
                 <w:sz w:val="15"/>
               </w:rPr>
@@ -4340,12 +4385,12 @@
           </w:tcPr>
           <w:p>
             <w:pPr>
-              <w:spacing w:before="0" w:after="0" w:line="276" w:lineRule="auto"/>
-              <w:jc w:val="center"/>
-            </w:pPr>
-            <w:r>
-              <w:rPr>
-                <w:rFonts w:ascii="맑은 고딕" w:hAnsi="맑은 고딕" w:eastAsia="맑은 고딕"/>
+              <w:jc w:val="center"/>
+              <w:spacing w:after="0" w:before="0" w:line="276" w:lineRule="auto"/>
+            </w:pPr>
+            <w:r>
+              <w:rPr>
+                <w:rFonts w:ascii="맑은 고딕" w:eastAsia="맑은 고딕" w:hAnsi="맑은 고딕"/>
                 <w:b/>
                 <w:sz w:val="15"/>
               </w:rPr>
@@ -4367,12 +4412,12 @@
           </w:tcPr>
           <w:p>
             <w:pPr>
-              <w:spacing w:before="0" w:after="0" w:line="276" w:lineRule="auto"/>
-              <w:jc w:val="center"/>
-            </w:pPr>
-            <w:r>
-              <w:rPr>
-                <w:rFonts w:ascii="맑은 고딕" w:hAnsi="맑은 고딕" w:eastAsia="맑은 고딕"/>
+              <w:jc w:val="center"/>
+              <w:spacing w:after="0" w:before="0" w:line="276" w:lineRule="auto"/>
+            </w:pPr>
+            <w:r>
+              <w:rPr>
+                <w:rFonts w:ascii="맑은 고딕" w:eastAsia="맑은 고딕" w:hAnsi="맑은 고딕"/>
                 <w:b/>
                 <w:sz w:val="15"/>
               </w:rPr>
@@ -4393,12 +4438,12 @@
           </w:tcPr>
           <w:p>
             <w:pPr>
-              <w:spacing w:before="0" w:after="0" w:line="276" w:lineRule="auto"/>
               <w:jc w:val="left"/>
-            </w:pPr>
-            <w:r>
-              <w:rPr>
-                <w:rFonts w:ascii="맑은 고딕" w:hAnsi="맑은 고딕" w:eastAsia="맑은 고딕"/>
+              <w:spacing w:after="0" w:before="0" w:line="276" w:lineRule="auto"/>
+            </w:pPr>
+            <w:r>
+              <w:rPr>
+                <w:rFonts w:ascii="맑은 고딕" w:eastAsia="맑은 고딕" w:hAnsi="맑은 고딕"/>
                 <w:b w:val="0"/>
                 <w:sz w:val="15"/>
               </w:rPr>
@@ -4420,12 +4465,12 @@
           </w:tcPr>
           <w:p>
             <w:pPr>
-              <w:spacing w:before="0" w:after="0" w:line="276" w:lineRule="auto"/>
-              <w:jc w:val="center"/>
-            </w:pPr>
-            <w:r>
-              <w:rPr>
-                <w:rFonts w:ascii="맑은 고딕" w:hAnsi="맑은 고딕" w:eastAsia="맑은 고딕"/>
+              <w:jc w:val="center"/>
+              <w:spacing w:after="0" w:before="0" w:line="276" w:lineRule="auto"/>
+            </w:pPr>
+            <w:r>
+              <w:rPr>
+                <w:rFonts w:ascii="맑은 고딕" w:eastAsia="맑은 고딕" w:hAnsi="맑은 고딕"/>
                 <w:b w:val="0"/>
                 <w:sz w:val="15"/>
               </w:rPr>
@@ -4452,12 +4497,12 @@
           </w:tcPr>
           <w:p>
             <w:pPr>
-              <w:spacing w:before="0" w:after="0" w:line="276" w:lineRule="auto"/>
-              <w:jc w:val="center"/>
-            </w:pPr>
-            <w:r>
-              <w:rPr>
-                <w:rFonts w:ascii="맑은 고딕" w:hAnsi="맑은 고딕" w:eastAsia="맑은 고딕"/>
+              <w:jc w:val="center"/>
+              <w:spacing w:after="0" w:before="0" w:line="276" w:lineRule="auto"/>
+            </w:pPr>
+            <w:r>
+              <w:rPr>
+                <w:rFonts w:ascii="맑은 고딕" w:eastAsia="맑은 고딕" w:hAnsi="맑은 고딕"/>
                 <w:b/>
                 <w:sz w:val="15"/>
               </w:rPr>
@@ -4479,12 +4524,12 @@
           </w:tcPr>
           <w:p>
             <w:pPr>
-              <w:spacing w:before="0" w:after="0" w:line="276" w:lineRule="auto"/>
-              <w:jc w:val="center"/>
-            </w:pPr>
-            <w:r>
-              <w:rPr>
-                <w:rFonts w:ascii="맑은 고딕" w:hAnsi="맑은 고딕" w:eastAsia="맑은 고딕"/>
+              <w:jc w:val="center"/>
+              <w:spacing w:after="0" w:before="0" w:line="276" w:lineRule="auto"/>
+            </w:pPr>
+            <w:r>
+              <w:rPr>
+                <w:rFonts w:ascii="맑은 고딕" w:eastAsia="맑은 고딕" w:hAnsi="맑은 고딕"/>
                 <w:b/>
                 <w:sz w:val="15"/>
               </w:rPr>
@@ -4505,12 +4550,12 @@
           </w:tcPr>
           <w:p>
             <w:pPr>
-              <w:spacing w:before="0" w:after="0" w:line="276" w:lineRule="auto"/>
               <w:jc w:val="left"/>
-            </w:pPr>
-            <w:r>
-              <w:rPr>
-                <w:rFonts w:ascii="맑은 고딕" w:hAnsi="맑은 고딕" w:eastAsia="맑은 고딕"/>
+              <w:spacing w:after="0" w:before="0" w:line="276" w:lineRule="auto"/>
+            </w:pPr>
+            <w:r>
+              <w:rPr>
+                <w:rFonts w:ascii="맑은 고딕" w:eastAsia="맑은 고딕" w:hAnsi="맑은 고딕"/>
                 <w:b w:val="0"/>
                 <w:sz w:val="15"/>
               </w:rPr>
@@ -4532,12 +4577,12 @@
           </w:tcPr>
           <w:p>
             <w:pPr>
-              <w:spacing w:before="0" w:after="0" w:line="276" w:lineRule="auto"/>
-              <w:jc w:val="center"/>
-            </w:pPr>
-            <w:r>
-              <w:rPr>
-                <w:rFonts w:ascii="맑은 고딕" w:hAnsi="맑은 고딕" w:eastAsia="맑은 고딕"/>
+              <w:jc w:val="center"/>
+              <w:spacing w:after="0" w:before="0" w:line="276" w:lineRule="auto"/>
+            </w:pPr>
+            <w:r>
+              <w:rPr>
+                <w:rFonts w:ascii="맑은 고딕" w:eastAsia="맑은 고딕" w:hAnsi="맑은 고딕"/>
                 <w:b w:val="0"/>
                 <w:sz w:val="15"/>
               </w:rPr>
@@ -4564,12 +4609,12 @@
           </w:tcPr>
           <w:p>
             <w:pPr>
-              <w:spacing w:before="0" w:after="0" w:line="276" w:lineRule="auto"/>
-              <w:jc w:val="center"/>
-            </w:pPr>
-            <w:r>
-              <w:rPr>
-                <w:rFonts w:ascii="맑은 고딕" w:hAnsi="맑은 고딕" w:eastAsia="맑은 고딕"/>
+              <w:jc w:val="center"/>
+              <w:spacing w:after="0" w:before="0" w:line="276" w:lineRule="auto"/>
+            </w:pPr>
+            <w:r>
+              <w:rPr>
+                <w:rFonts w:ascii="맑은 고딕" w:eastAsia="맑은 고딕" w:hAnsi="맑은 고딕"/>
                 <w:b/>
                 <w:sz w:val="15"/>
               </w:rPr>
@@ -4591,12 +4636,12 @@
           </w:tcPr>
           <w:p>
             <w:pPr>
-              <w:spacing w:before="0" w:after="0" w:line="276" w:lineRule="auto"/>
-              <w:jc w:val="center"/>
-            </w:pPr>
-            <w:r>
-              <w:rPr>
-                <w:rFonts w:ascii="맑은 고딕" w:hAnsi="맑은 고딕" w:eastAsia="맑은 고딕"/>
+              <w:jc w:val="center"/>
+              <w:spacing w:after="0" w:before="0" w:line="276" w:lineRule="auto"/>
+            </w:pPr>
+            <w:r>
+              <w:rPr>
+                <w:rFonts w:ascii="맑은 고딕" w:eastAsia="맑은 고딕" w:hAnsi="맑은 고딕"/>
                 <w:b/>
                 <w:sz w:val="15"/>
               </w:rPr>
@@ -4617,12 +4662,12 @@
           </w:tcPr>
           <w:p>
             <w:pPr>
-              <w:spacing w:before="0" w:after="0" w:line="276" w:lineRule="auto"/>
               <w:jc w:val="left"/>
-            </w:pPr>
-            <w:r>
-              <w:rPr>
-                <w:rFonts w:ascii="맑은 고딕" w:hAnsi="맑은 고딕" w:eastAsia="맑은 고딕"/>
+              <w:spacing w:after="0" w:before="0" w:line="276" w:lineRule="auto"/>
+            </w:pPr>
+            <w:r>
+              <w:rPr>
+                <w:rFonts w:ascii="맑은 고딕" w:eastAsia="맑은 고딕" w:hAnsi="맑은 고딕"/>
                 <w:b w:val="0"/>
                 <w:sz w:val="15"/>
               </w:rPr>
@@ -4644,12 +4689,12 @@
           </w:tcPr>
           <w:p>
             <w:pPr>
-              <w:spacing w:before="0" w:after="0" w:line="276" w:lineRule="auto"/>
-              <w:jc w:val="center"/>
-            </w:pPr>
-            <w:r>
-              <w:rPr>
-                <w:rFonts w:ascii="맑은 고딕" w:hAnsi="맑은 고딕" w:eastAsia="맑은 고딕"/>
+              <w:jc w:val="center"/>
+              <w:spacing w:after="0" w:before="0" w:line="276" w:lineRule="auto"/>
+            </w:pPr>
+            <w:r>
+              <w:rPr>
+                <w:rFonts w:ascii="맑은 고딕" w:eastAsia="맑은 고딕" w:hAnsi="맑은 고딕"/>
                 <w:b w:val="0"/>
                 <w:sz w:val="15"/>
               </w:rPr>
@@ -4676,12 +4721,12 @@
           </w:tcPr>
           <w:p>
             <w:pPr>
-              <w:spacing w:before="0" w:after="0" w:line="276" w:lineRule="auto"/>
-              <w:jc w:val="center"/>
-            </w:pPr>
-            <w:r>
-              <w:rPr>
-                <w:rFonts w:ascii="맑은 고딕" w:hAnsi="맑은 고딕" w:eastAsia="맑은 고딕"/>
+              <w:jc w:val="center"/>
+              <w:spacing w:after="0" w:before="0" w:line="276" w:lineRule="auto"/>
+            </w:pPr>
+            <w:r>
+              <w:rPr>
+                <w:rFonts w:ascii="맑은 고딕" w:eastAsia="맑은 고딕" w:hAnsi="맑은 고딕"/>
                 <w:b/>
                 <w:sz w:val="15"/>
               </w:rPr>
@@ -4703,12 +4748,12 @@
           </w:tcPr>
           <w:p>
             <w:pPr>
-              <w:spacing w:before="0" w:after="0" w:line="276" w:lineRule="auto"/>
-              <w:jc w:val="center"/>
-            </w:pPr>
-            <w:r>
-              <w:rPr>
-                <w:rFonts w:ascii="맑은 고딕" w:hAnsi="맑은 고딕" w:eastAsia="맑은 고딕"/>
+              <w:jc w:val="center"/>
+              <w:spacing w:after="0" w:before="0" w:line="276" w:lineRule="auto"/>
+            </w:pPr>
+            <w:r>
+              <w:rPr>
+                <w:rFonts w:ascii="맑은 고딕" w:eastAsia="맑은 고딕" w:hAnsi="맑은 고딕"/>
                 <w:b/>
                 <w:sz w:val="15"/>
               </w:rPr>
@@ -4729,12 +4774,12 @@
           </w:tcPr>
           <w:p>
             <w:pPr>
-              <w:spacing w:before="0" w:after="0" w:line="276" w:lineRule="auto"/>
               <w:jc w:val="left"/>
-            </w:pPr>
-            <w:r>
-              <w:rPr>
-                <w:rFonts w:ascii="맑은 고딕" w:hAnsi="맑은 고딕" w:eastAsia="맑은 고딕"/>
+              <w:spacing w:after="0" w:before="0" w:line="276" w:lineRule="auto"/>
+            </w:pPr>
+            <w:r>
+              <w:rPr>
+                <w:rFonts w:ascii="맑은 고딕" w:eastAsia="맑은 고딕" w:hAnsi="맑은 고딕"/>
                 <w:b w:val="0"/>
                 <w:sz w:val="15"/>
               </w:rPr>
@@ -4756,12 +4801,12 @@
           </w:tcPr>
           <w:p>
             <w:pPr>
-              <w:spacing w:before="0" w:after="0" w:line="276" w:lineRule="auto"/>
-              <w:jc w:val="center"/>
-            </w:pPr>
-            <w:r>
-              <w:rPr>
-                <w:rFonts w:ascii="맑은 고딕" w:hAnsi="맑은 고딕" w:eastAsia="맑은 고딕"/>
+              <w:jc w:val="center"/>
+              <w:spacing w:after="0" w:before="0" w:line="276" w:lineRule="auto"/>
+            </w:pPr>
+            <w:r>
+              <w:rPr>
+                <w:rFonts w:ascii="맑은 고딕" w:eastAsia="맑은 고딕" w:hAnsi="맑은 고딕"/>
                 <w:b w:val="0"/>
                 <w:sz w:val="15"/>
               </w:rPr>
@@ -4788,12 +4833,12 @@
           </w:tcPr>
           <w:p>
             <w:pPr>
-              <w:spacing w:before="0" w:after="0" w:line="276" w:lineRule="auto"/>
-              <w:jc w:val="center"/>
-            </w:pPr>
-            <w:r>
-              <w:rPr>
-                <w:rFonts w:ascii="맑은 고딕" w:hAnsi="맑은 고딕" w:eastAsia="맑은 고딕"/>
+              <w:jc w:val="center"/>
+              <w:spacing w:after="0" w:before="0" w:line="276" w:lineRule="auto"/>
+            </w:pPr>
+            <w:r>
+              <w:rPr>
+                <w:rFonts w:ascii="맑은 고딕" w:eastAsia="맑은 고딕" w:hAnsi="맑은 고딕"/>
                 <w:b/>
                 <w:sz w:val="15"/>
               </w:rPr>
@@ -4815,12 +4860,12 @@
           </w:tcPr>
           <w:p>
             <w:pPr>
-              <w:spacing w:before="0" w:after="0" w:line="276" w:lineRule="auto"/>
-              <w:jc w:val="center"/>
-            </w:pPr>
-            <w:r>
-              <w:rPr>
-                <w:rFonts w:ascii="맑은 고딕" w:hAnsi="맑은 고딕" w:eastAsia="맑은 고딕"/>
+              <w:jc w:val="center"/>
+              <w:spacing w:after="0" w:before="0" w:line="276" w:lineRule="auto"/>
+            </w:pPr>
+            <w:r>
+              <w:rPr>
+                <w:rFonts w:ascii="맑은 고딕" w:eastAsia="맑은 고딕" w:hAnsi="맑은 고딕"/>
                 <w:b/>
                 <w:sz w:val="15"/>
               </w:rPr>
@@ -4841,12 +4886,12 @@
           </w:tcPr>
           <w:p>
             <w:pPr>
-              <w:spacing w:before="0" w:after="0" w:line="276" w:lineRule="auto"/>
               <w:jc w:val="left"/>
-            </w:pPr>
-            <w:r>
-              <w:rPr>
-                <w:rFonts w:ascii="맑은 고딕" w:hAnsi="맑은 고딕" w:eastAsia="맑은 고딕"/>
+              <w:spacing w:after="0" w:before="0" w:line="276" w:lineRule="auto"/>
+            </w:pPr>
+            <w:r>
+              <w:rPr>
+                <w:rFonts w:ascii="맑은 고딕" w:eastAsia="맑은 고딕" w:hAnsi="맑은 고딕"/>
                 <w:b w:val="0"/>
                 <w:sz w:val="15"/>
               </w:rPr>
@@ -4868,12 +4913,12 @@
           </w:tcPr>
           <w:p>
             <w:pPr>
-              <w:spacing w:before="0" w:after="0" w:line="276" w:lineRule="auto"/>
-              <w:jc w:val="center"/>
-            </w:pPr>
-            <w:r>
-              <w:rPr>
-                <w:rFonts w:ascii="맑은 고딕" w:hAnsi="맑은 고딕" w:eastAsia="맑은 고딕"/>
+              <w:jc w:val="center"/>
+              <w:spacing w:after="0" w:before="0" w:line="276" w:lineRule="auto"/>
+            </w:pPr>
+            <w:r>
+              <w:rPr>
+                <w:rFonts w:ascii="맑은 고딕" w:eastAsia="맑은 고딕" w:hAnsi="맑은 고딕"/>
                 <w:b w:val="0"/>
                 <w:sz w:val="15"/>
               </w:rPr>
@@ -4900,12 +4945,12 @@
           </w:tcPr>
           <w:p>
             <w:pPr>
-              <w:spacing w:before="0" w:after="0" w:line="276" w:lineRule="auto"/>
-              <w:jc w:val="center"/>
-            </w:pPr>
-            <w:r>
-              <w:rPr>
-                <w:rFonts w:ascii="맑은 고딕" w:hAnsi="맑은 고딕" w:eastAsia="맑은 고딕"/>
+              <w:jc w:val="center"/>
+              <w:spacing w:after="0" w:before="0" w:line="276" w:lineRule="auto"/>
+            </w:pPr>
+            <w:r>
+              <w:rPr>
+                <w:rFonts w:ascii="맑은 고딕" w:eastAsia="맑은 고딕" w:hAnsi="맑은 고딕"/>
                 <w:b/>
                 <w:sz w:val="15"/>
               </w:rPr>
@@ -4927,12 +4972,12 @@
           </w:tcPr>
           <w:p>
             <w:pPr>
-              <w:spacing w:before="0" w:after="0" w:line="276" w:lineRule="auto"/>
-              <w:jc w:val="center"/>
-            </w:pPr>
-            <w:r>
-              <w:rPr>
-                <w:rFonts w:ascii="맑은 고딕" w:hAnsi="맑은 고딕" w:eastAsia="맑은 고딕"/>
+              <w:jc w:val="center"/>
+              <w:spacing w:after="0" w:before="0" w:line="276" w:lineRule="auto"/>
+            </w:pPr>
+            <w:r>
+              <w:rPr>
+                <w:rFonts w:ascii="맑은 고딕" w:eastAsia="맑은 고딕" w:hAnsi="맑은 고딕"/>
                 <w:b/>
                 <w:sz w:val="15"/>
               </w:rPr>
@@ -4953,12 +4998,12 @@
           </w:tcPr>
           <w:p>
             <w:pPr>
-              <w:spacing w:before="0" w:after="0" w:line="276" w:lineRule="auto"/>
               <w:jc w:val="left"/>
-            </w:pPr>
-            <w:r>
-              <w:rPr>
-                <w:rFonts w:ascii="맑은 고딕" w:hAnsi="맑은 고딕" w:eastAsia="맑은 고딕"/>
+              <w:spacing w:after="0" w:before="0" w:line="276" w:lineRule="auto"/>
+            </w:pPr>
+            <w:r>
+              <w:rPr>
+                <w:rFonts w:ascii="맑은 고딕" w:eastAsia="맑은 고딕" w:hAnsi="맑은 고딕"/>
                 <w:b w:val="0"/>
                 <w:sz w:val="15"/>
               </w:rPr>
@@ -4980,12 +5025,12 @@
           </w:tcPr>
           <w:p>
             <w:pPr>
-              <w:spacing w:before="0" w:after="0" w:line="276" w:lineRule="auto"/>
-              <w:jc w:val="center"/>
-            </w:pPr>
-            <w:r>
-              <w:rPr>
-                <w:rFonts w:ascii="맑은 고딕" w:hAnsi="맑은 고딕" w:eastAsia="맑은 고딕"/>
+              <w:jc w:val="center"/>
+              <w:spacing w:after="0" w:before="0" w:line="276" w:lineRule="auto"/>
+            </w:pPr>
+            <w:r>
+              <w:rPr>
+                <w:rFonts w:ascii="맑은 고딕" w:eastAsia="맑은 고딕" w:hAnsi="맑은 고딕"/>
                 <w:b w:val="0"/>
                 <w:sz w:val="15"/>
               </w:rPr>
@@ -5012,12 +5057,12 @@
           </w:tcPr>
           <w:p>
             <w:pPr>
-              <w:spacing w:before="0" w:after="0" w:line="276" w:lineRule="auto"/>
-              <w:jc w:val="center"/>
-            </w:pPr>
-            <w:r>
-              <w:rPr>
-                <w:rFonts w:ascii="맑은 고딕" w:hAnsi="맑은 고딕" w:eastAsia="맑은 고딕"/>
+              <w:jc w:val="center"/>
+              <w:spacing w:after="0" w:before="0" w:line="276" w:lineRule="auto"/>
+            </w:pPr>
+            <w:r>
+              <w:rPr>
+                <w:rFonts w:ascii="맑은 고딕" w:eastAsia="맑은 고딕" w:hAnsi="맑은 고딕"/>
                 <w:b/>
                 <w:sz w:val="15"/>
               </w:rPr>
@@ -5039,12 +5084,12 @@
           </w:tcPr>
           <w:p>
             <w:pPr>
-              <w:spacing w:before="0" w:after="0" w:line="276" w:lineRule="auto"/>
-              <w:jc w:val="center"/>
-            </w:pPr>
-            <w:r>
-              <w:rPr>
-                <w:rFonts w:ascii="맑은 고딕" w:hAnsi="맑은 고딕" w:eastAsia="맑은 고딕"/>
+              <w:jc w:val="center"/>
+              <w:spacing w:after="0" w:before="0" w:line="276" w:lineRule="auto"/>
+            </w:pPr>
+            <w:r>
+              <w:rPr>
+                <w:rFonts w:ascii="맑은 고딕" w:eastAsia="맑은 고딕" w:hAnsi="맑은 고딕"/>
                 <w:b/>
                 <w:sz w:val="15"/>
               </w:rPr>
@@ -5065,12 +5110,12 @@
           </w:tcPr>
           <w:p>
             <w:pPr>
-              <w:spacing w:before="0" w:after="0" w:line="276" w:lineRule="auto"/>
               <w:jc w:val="left"/>
-            </w:pPr>
-            <w:r>
-              <w:rPr>
-                <w:rFonts w:ascii="맑은 고딕" w:hAnsi="맑은 고딕" w:eastAsia="맑은 고딕"/>
+              <w:spacing w:after="0" w:before="0" w:line="276" w:lineRule="auto"/>
+            </w:pPr>
+            <w:r>
+              <w:rPr>
+                <w:rFonts w:ascii="맑은 고딕" w:eastAsia="맑은 고딕" w:hAnsi="맑은 고딕"/>
                 <w:b w:val="0"/>
                 <w:sz w:val="15"/>
               </w:rPr>
@@ -5092,12 +5137,12 @@
           </w:tcPr>
           <w:p>
             <w:pPr>
-              <w:spacing w:before="0" w:after="0" w:line="276" w:lineRule="auto"/>
-              <w:jc w:val="center"/>
-            </w:pPr>
-            <w:r>
-              <w:rPr>
-                <w:rFonts w:ascii="맑은 고딕" w:hAnsi="맑은 고딕" w:eastAsia="맑은 고딕"/>
+              <w:jc w:val="center"/>
+              <w:spacing w:after="0" w:before="0" w:line="276" w:lineRule="auto"/>
+            </w:pPr>
+            <w:r>
+              <w:rPr>
+                <w:rFonts w:ascii="맑은 고딕" w:eastAsia="맑은 고딕" w:hAnsi="맑은 고딕"/>
                 <w:b w:val="0"/>
                 <w:sz w:val="15"/>
               </w:rPr>
@@ -5124,12 +5169,12 @@
           </w:tcPr>
           <w:p>
             <w:pPr>
-              <w:spacing w:before="0" w:after="0" w:line="276" w:lineRule="auto"/>
-              <w:jc w:val="center"/>
-            </w:pPr>
-            <w:r>
-              <w:rPr>
-                <w:rFonts w:ascii="맑은 고딕" w:hAnsi="맑은 고딕" w:eastAsia="맑은 고딕"/>
+              <w:jc w:val="center"/>
+              <w:spacing w:after="0" w:before="0" w:line="276" w:lineRule="auto"/>
+            </w:pPr>
+            <w:r>
+              <w:rPr>
+                <w:rFonts w:ascii="맑은 고딕" w:eastAsia="맑은 고딕" w:hAnsi="맑은 고딕"/>
                 <w:b/>
                 <w:sz w:val="15"/>
               </w:rPr>
@@ -5151,12 +5196,12 @@
           </w:tcPr>
           <w:p>
             <w:pPr>
-              <w:spacing w:before="0" w:after="0" w:line="276" w:lineRule="auto"/>
-              <w:jc w:val="center"/>
-            </w:pPr>
-            <w:r>
-              <w:rPr>
-                <w:rFonts w:ascii="맑은 고딕" w:hAnsi="맑은 고딕" w:eastAsia="맑은 고딕"/>
+              <w:jc w:val="center"/>
+              <w:spacing w:after="0" w:before="0" w:line="276" w:lineRule="auto"/>
+            </w:pPr>
+            <w:r>
+              <w:rPr>
+                <w:rFonts w:ascii="맑은 고딕" w:eastAsia="맑은 고딕" w:hAnsi="맑은 고딕"/>
                 <w:b/>
                 <w:sz w:val="15"/>
               </w:rPr>
@@ -5177,12 +5222,12 @@
           </w:tcPr>
           <w:p>
             <w:pPr>
-              <w:spacing w:before="0" w:after="0" w:line="276" w:lineRule="auto"/>
               <w:jc w:val="left"/>
-            </w:pPr>
-            <w:r>
-              <w:rPr>
-                <w:rFonts w:ascii="맑은 고딕" w:hAnsi="맑은 고딕" w:eastAsia="맑은 고딕"/>
+              <w:spacing w:after="0" w:before="0" w:line="276" w:lineRule="auto"/>
+            </w:pPr>
+            <w:r>
+              <w:rPr>
+                <w:rFonts w:ascii="맑은 고딕" w:eastAsia="맑은 고딕" w:hAnsi="맑은 고딕"/>
                 <w:b w:val="0"/>
                 <w:sz w:val="15"/>
               </w:rPr>
@@ -5204,12 +5249,12 @@
           </w:tcPr>
           <w:p>
             <w:pPr>
-              <w:spacing w:before="0" w:after="0" w:line="276" w:lineRule="auto"/>
-              <w:jc w:val="center"/>
-            </w:pPr>
-            <w:r>
-              <w:rPr>
-                <w:rFonts w:ascii="맑은 고딕" w:hAnsi="맑은 고딕" w:eastAsia="맑은 고딕"/>
+              <w:jc w:val="center"/>
+              <w:spacing w:after="0" w:before="0" w:line="276" w:lineRule="auto"/>
+            </w:pPr>
+            <w:r>
+              <w:rPr>
+                <w:rFonts w:ascii="맑은 고딕" w:eastAsia="맑은 고딕" w:hAnsi="맑은 고딕"/>
                 <w:b w:val="0"/>
                 <w:sz w:val="15"/>
               </w:rPr>
@@ -5236,12 +5281,12 @@
           </w:tcPr>
           <w:p>
             <w:pPr>
-              <w:spacing w:before="0" w:after="0" w:line="276" w:lineRule="auto"/>
-              <w:jc w:val="center"/>
-            </w:pPr>
-            <w:r>
-              <w:rPr>
-                <w:rFonts w:ascii="맑은 고딕" w:hAnsi="맑은 고딕" w:eastAsia="맑은 고딕"/>
+              <w:jc w:val="center"/>
+              <w:spacing w:after="0" w:before="0" w:line="276" w:lineRule="auto"/>
+            </w:pPr>
+            <w:r>
+              <w:rPr>
+                <w:rFonts w:ascii="맑은 고딕" w:eastAsia="맑은 고딕" w:hAnsi="맑은 고딕"/>
                 <w:b/>
                 <w:sz w:val="15"/>
               </w:rPr>
@@ -5263,12 +5308,12 @@
           </w:tcPr>
           <w:p>
             <w:pPr>
-              <w:spacing w:before="0" w:after="0" w:line="276" w:lineRule="auto"/>
-              <w:jc w:val="center"/>
-            </w:pPr>
-            <w:r>
-              <w:rPr>
-                <w:rFonts w:ascii="맑은 고딕" w:hAnsi="맑은 고딕" w:eastAsia="맑은 고딕"/>
+              <w:jc w:val="center"/>
+              <w:spacing w:after="0" w:before="0" w:line="276" w:lineRule="auto"/>
+            </w:pPr>
+            <w:r>
+              <w:rPr>
+                <w:rFonts w:ascii="맑은 고딕" w:eastAsia="맑은 고딕" w:hAnsi="맑은 고딕"/>
                 <w:b/>
                 <w:sz w:val="15"/>
               </w:rPr>
@@ -5289,12 +5334,12 @@
           </w:tcPr>
           <w:p>
             <w:pPr>
-              <w:spacing w:before="0" w:after="0" w:line="276" w:lineRule="auto"/>
               <w:jc w:val="left"/>
-            </w:pPr>
-            <w:r>
-              <w:rPr>
-                <w:rFonts w:ascii="맑은 고딕" w:hAnsi="맑은 고딕" w:eastAsia="맑은 고딕"/>
+              <w:spacing w:after="0" w:before="0" w:line="276" w:lineRule="auto"/>
+            </w:pPr>
+            <w:r>
+              <w:rPr>
+                <w:rFonts w:ascii="맑은 고딕" w:eastAsia="맑은 고딕" w:hAnsi="맑은 고딕"/>
                 <w:b w:val="0"/>
                 <w:sz w:val="15"/>
               </w:rPr>
@@ -5316,12 +5361,12 @@
           </w:tcPr>
           <w:p>
             <w:pPr>
-              <w:spacing w:before="0" w:after="0" w:line="276" w:lineRule="auto"/>
-              <w:jc w:val="center"/>
-            </w:pPr>
-            <w:r>
-              <w:rPr>
-                <w:rFonts w:ascii="맑은 고딕" w:hAnsi="맑은 고딕" w:eastAsia="맑은 고딕"/>
+              <w:jc w:val="center"/>
+              <w:spacing w:after="0" w:before="0" w:line="276" w:lineRule="auto"/>
+            </w:pPr>
+            <w:r>
+              <w:rPr>
+                <w:rFonts w:ascii="맑은 고딕" w:eastAsia="맑은 고딕" w:hAnsi="맑은 고딕"/>
                 <w:b w:val="0"/>
                 <w:sz w:val="15"/>
               </w:rPr>
@@ -5348,12 +5393,12 @@
           </w:tcPr>
           <w:p>
             <w:pPr>
-              <w:spacing w:before="0" w:after="0" w:line="276" w:lineRule="auto"/>
-              <w:jc w:val="center"/>
-            </w:pPr>
-            <w:r>
-              <w:rPr>
-                <w:rFonts w:ascii="맑은 고딕" w:hAnsi="맑은 고딕" w:eastAsia="맑은 고딕"/>
+              <w:jc w:val="center"/>
+              <w:spacing w:after="0" w:before="0" w:line="276" w:lineRule="auto"/>
+            </w:pPr>
+            <w:r>
+              <w:rPr>
+                <w:rFonts w:ascii="맑은 고딕" w:eastAsia="맑은 고딕" w:hAnsi="맑은 고딕"/>
                 <w:b/>
                 <w:sz w:val="15"/>
               </w:rPr>
@@ -5375,12 +5420,12 @@
           </w:tcPr>
           <w:p>
             <w:pPr>
-              <w:spacing w:before="0" w:after="0" w:line="276" w:lineRule="auto"/>
-              <w:jc w:val="center"/>
-            </w:pPr>
-            <w:r>
-              <w:rPr>
-                <w:rFonts w:ascii="맑은 고딕" w:hAnsi="맑은 고딕" w:eastAsia="맑은 고딕"/>
+              <w:jc w:val="center"/>
+              <w:spacing w:after="0" w:before="0" w:line="276" w:lineRule="auto"/>
+            </w:pPr>
+            <w:r>
+              <w:rPr>
+                <w:rFonts w:ascii="맑은 고딕" w:eastAsia="맑은 고딕" w:hAnsi="맑은 고딕"/>
                 <w:b/>
                 <w:sz w:val="15"/>
               </w:rPr>
@@ -5401,12 +5446,12 @@
           </w:tcPr>
           <w:p>
             <w:pPr>
-              <w:spacing w:before="0" w:after="0" w:line="276" w:lineRule="auto"/>
               <w:jc w:val="left"/>
-            </w:pPr>
-            <w:r>
-              <w:rPr>
-                <w:rFonts w:ascii="맑은 고딕" w:hAnsi="맑은 고딕" w:eastAsia="맑은 고딕"/>
+              <w:spacing w:after="0" w:before="0" w:line="276" w:lineRule="auto"/>
+            </w:pPr>
+            <w:r>
+              <w:rPr>
+                <w:rFonts w:ascii="맑은 고딕" w:eastAsia="맑은 고딕" w:hAnsi="맑은 고딕"/>
                 <w:b w:val="0"/>
                 <w:sz w:val="15"/>
               </w:rPr>
@@ -5428,12 +5473,12 @@
           </w:tcPr>
           <w:p>
             <w:pPr>
-              <w:spacing w:before="0" w:after="0" w:line="276" w:lineRule="auto"/>
-              <w:jc w:val="center"/>
-            </w:pPr>
-            <w:r>
-              <w:rPr>
-                <w:rFonts w:ascii="맑은 고딕" w:hAnsi="맑은 고딕" w:eastAsia="맑은 고딕"/>
+              <w:jc w:val="center"/>
+              <w:spacing w:after="0" w:before="0" w:line="276" w:lineRule="auto"/>
+            </w:pPr>
+            <w:r>
+              <w:rPr>
+                <w:rFonts w:ascii="맑은 고딕" w:eastAsia="맑은 고딕" w:hAnsi="맑은 고딕"/>
                 <w:b w:val="0"/>
                 <w:sz w:val="15"/>
               </w:rPr>
@@ -5459,12 +5504,12 @@
           </w:tcPr>
           <w:p>
             <w:pPr>
-              <w:spacing w:before="0" w:after="0" w:line="276" w:lineRule="auto"/>
-              <w:jc w:val="center"/>
-            </w:pPr>
-            <w:r>
-              <w:rPr>
-                <w:rFonts w:ascii="맑은 고딕" w:hAnsi="맑은 고딕" w:eastAsia="맑은 고딕"/>
+              <w:jc w:val="center"/>
+              <w:spacing w:after="0" w:before="0" w:line="276" w:lineRule="auto"/>
+            </w:pPr>
+            <w:r>
+              <w:rPr>
+                <w:rFonts w:ascii="맑은 고딕" w:eastAsia="맑은 고딕" w:hAnsi="맑은 고딕"/>
                 <w:b/>
                 <w:sz w:val="15"/>
               </w:rPr>
@@ -5486,12 +5531,12 @@
           </w:tcPr>
           <w:p>
             <w:pPr>
-              <w:spacing w:before="0" w:after="0" w:line="276" w:lineRule="auto"/>
-              <w:jc w:val="center"/>
-            </w:pPr>
-            <w:r>
-              <w:rPr>
-                <w:rFonts w:ascii="맑은 고딕" w:hAnsi="맑은 고딕" w:eastAsia="맑은 고딕"/>
+              <w:jc w:val="center"/>
+              <w:spacing w:after="0" w:before="0" w:line="276" w:lineRule="auto"/>
+            </w:pPr>
+            <w:r>
+              <w:rPr>
+                <w:rFonts w:ascii="맑은 고딕" w:eastAsia="맑은 고딕" w:hAnsi="맑은 고딕"/>
                 <w:b/>
                 <w:sz w:val="15"/>
               </w:rPr>
@@ -5512,12 +5557,12 @@
           </w:tcPr>
           <w:p>
             <w:pPr>
-              <w:spacing w:before="0" w:after="0" w:line="276" w:lineRule="auto"/>
               <w:jc w:val="left"/>
-            </w:pPr>
-            <w:r>
-              <w:rPr>
-                <w:rFonts w:ascii="맑은 고딕" w:hAnsi="맑은 고딕" w:eastAsia="맑은 고딕"/>
+              <w:spacing w:after="0" w:before="0" w:line="276" w:lineRule="auto"/>
+            </w:pPr>
+            <w:r>
+              <w:rPr>
+                <w:rFonts w:ascii="맑은 고딕" w:eastAsia="맑은 고딕" w:hAnsi="맑은 고딕"/>
                 <w:b w:val="0"/>
                 <w:sz w:val="15"/>
               </w:rPr>
@@ -5539,17 +5584,31 @@
           </w:tcPr>
           <w:p>
             <w:pPr>
-              <w:spacing w:before="0" w:after="0" w:line="276" w:lineRule="auto"/>
-              <w:jc w:val="center"/>
-            </w:pPr>
-            <w:r>
-              <w:rPr>
-                <w:rFonts w:ascii="맑은 고딕" w:hAnsi="맑은 고딕" w:eastAsia="맑은 고딕"/>
+              <w:jc w:val="center"/>
+              <w:spacing w:after="0" w:before="0" w:line="276" w:lineRule="auto"/>
+            </w:pPr>
+            <w:r>
+              <w:rPr>
+                <w:rFonts w:ascii="맑은 고딕" w:eastAsia="맑은 고딕" w:hAnsi="맑은 고딕"/>
                 <w:b w:val="0"/>
                 <w:sz w:val="15"/>
               </w:rPr>
               <w:t>100%</w:t>
+            </w:r>
+            <w:r>
+              <w:rPr>
+                <w:rFonts w:ascii="맑은 고딕" w:eastAsia="맑은 고딕" w:hAnsi="맑은 고딕"/>
+                <w:b w:val="0"/>
+                <w:sz w:val="15"/>
+              </w:rPr>
               <w:br/>
+            </w:r>
+            <w:r>
+              <w:rPr>
+                <w:rFonts w:ascii="맑은 고딕" w:eastAsia="맑은 고딕" w:hAnsi="맑은 고딕"/>
+                <w:b w:val="0"/>
+                <w:sz w:val="15"/>
+              </w:rPr>
               <w:t>(결제, 사용 중)</w:t>
             </w:r>
           </w:p>
@@ -5572,12 +5631,12 @@
           </w:tcPr>
           <w:p>
             <w:pPr>
-              <w:spacing w:before="0" w:after="0" w:line="276" w:lineRule="auto"/>
-              <w:jc w:val="center"/>
-            </w:pPr>
-            <w:r>
-              <w:rPr>
-                <w:rFonts w:ascii="맑은 고딕" w:hAnsi="맑은 고딕" w:eastAsia="맑은 고딕"/>
+              <w:jc w:val="center"/>
+              <w:spacing w:after="0" w:before="0" w:line="276" w:lineRule="auto"/>
+            </w:pPr>
+            <w:r>
+              <w:rPr>
+                <w:rFonts w:ascii="맑은 고딕" w:eastAsia="맑은 고딕" w:hAnsi="맑은 고딕"/>
                 <w:b/>
                 <w:sz w:val="15"/>
               </w:rPr>
@@ -5599,12 +5658,12 @@
           </w:tcPr>
           <w:p>
             <w:pPr>
-              <w:spacing w:before="0" w:after="0" w:line="276" w:lineRule="auto"/>
-              <w:jc w:val="center"/>
-            </w:pPr>
-            <w:r>
-              <w:rPr>
-                <w:rFonts w:ascii="맑은 고딕" w:hAnsi="맑은 고딕" w:eastAsia="맑은 고딕"/>
+              <w:jc w:val="center"/>
+              <w:spacing w:after="0" w:before="0" w:line="276" w:lineRule="auto"/>
+            </w:pPr>
+            <w:r>
+              <w:rPr>
+                <w:rFonts w:ascii="맑은 고딕" w:eastAsia="맑은 고딕" w:hAnsi="맑은 고딕"/>
                 <w:b/>
                 <w:sz w:val="15"/>
               </w:rPr>
@@ -5625,12 +5684,12 @@
           </w:tcPr>
           <w:p>
             <w:pPr>
-              <w:spacing w:before="0" w:after="0" w:line="276" w:lineRule="auto"/>
               <w:jc w:val="left"/>
-            </w:pPr>
-            <w:r>
-              <w:rPr>
-                <w:rFonts w:ascii="맑은 고딕" w:hAnsi="맑은 고딕" w:eastAsia="맑은 고딕"/>
+              <w:spacing w:after="0" w:before="0" w:line="276" w:lineRule="auto"/>
+            </w:pPr>
+            <w:r>
+              <w:rPr>
+                <w:rFonts w:ascii="맑은 고딕" w:eastAsia="맑은 고딕" w:hAnsi="맑은 고딕"/>
                 <w:b w:val="0"/>
                 <w:sz w:val="15"/>
               </w:rPr>
@@ -5652,17 +5711,31 @@
           </w:tcPr>
           <w:p>
             <w:pPr>
-              <w:spacing w:before="0" w:after="0" w:line="276" w:lineRule="auto"/>
-              <w:jc w:val="center"/>
-            </w:pPr>
-            <w:r>
-              <w:rPr>
-                <w:rFonts w:ascii="맑은 고딕" w:hAnsi="맑은 고딕" w:eastAsia="맑은 고딕"/>
+              <w:jc w:val="center"/>
+              <w:spacing w:after="0" w:before="0" w:line="276" w:lineRule="auto"/>
+            </w:pPr>
+            <w:r>
+              <w:rPr>
+                <w:rFonts w:ascii="맑은 고딕" w:eastAsia="맑은 고딕" w:hAnsi="맑은 고딕"/>
                 <w:b w:val="0"/>
                 <w:sz w:val="15"/>
               </w:rPr>
               <w:t>100%</w:t>
+            </w:r>
+            <w:r>
+              <w:rPr>
+                <w:rFonts w:ascii="맑은 고딕" w:eastAsia="맑은 고딕" w:hAnsi="맑은 고딕"/>
+                <w:b w:val="0"/>
+                <w:sz w:val="15"/>
+              </w:rPr>
               <w:br/>
+            </w:r>
+            <w:r>
+              <w:rPr>
+                <w:rFonts w:ascii="맑은 고딕" w:eastAsia="맑은 고딕" w:hAnsi="맑은 고딕"/>
+                <w:b w:val="0"/>
+                <w:sz w:val="15"/>
+              </w:rPr>
               <w:t>(결제, 사용 중)</w:t>
             </w:r>
           </w:p>
@@ -5676,7 +5749,7 @@
           </w:tblCellMar>
         </w:tblPrEx>
         <w:trPr>
-          <w:trHeight w:val="1240"/>
+          <w:trHeight w:val="1240" w:hRule="atLeast"/>
         </w:trPr>
         <w:tc>
           <w:tcPr>
@@ -5693,20 +5766,48 @@
           <w:p>
             <w:pPr>
               <w:pStyle w:val="a3"/>
-              <w:spacing w:line="276" w:lineRule="auto" w:before="0" w:after="0"/>
               <w:ind w:left="225" w:hanging="225"/>
               <w:jc w:val="left"/>
-            </w:pPr>
-            <w:r>
-              <w:rPr>
-                <w:rFonts w:ascii="맑은 고딕" w:hAnsi="맑은 고딕" w:eastAsia="맑은 고딕"/>
+              <w:spacing w:after="0" w:before="0" w:line="276" w:lineRule="auto"/>
+            </w:pPr>
+            <w:r>
+              <w:rPr>
+                <w:rFonts w:ascii="맑은 고딕" w:eastAsia="맑은 고딕" w:hAnsi="맑은 고딕"/>
                 <w:b w:val="0"/>
                 <w:sz w:val="14"/>
               </w:rPr>
               <w:t>진척도는 화면에서 사용할 수 있는 기능, 입력한 값의 저장 여부와 오류가 발생했을 때의 처리 범위를 기준으로 작성했다.</w:t>
+            </w:r>
+            <w:r>
+              <w:rPr>
+                <w:rFonts w:ascii="맑은 고딕" w:eastAsia="맑은 고딕" w:hAnsi="맑은 고딕"/>
+                <w:b w:val="0"/>
+                <w:sz w:val="14"/>
+              </w:rPr>
               <w:br/>
+            </w:r>
+            <w:r>
+              <w:rPr>
+                <w:rFonts w:ascii="맑은 고딕" w:eastAsia="맑은 고딕" w:hAnsi="맑은 고딕"/>
+                <w:b w:val="0"/>
+                <w:sz w:val="14"/>
+              </w:rPr>
               <w:t># 진척도란에는 신청서 제출 당시 예상한 기능별 진척도(%)를 작성하고 S/W는 제작하거나 구매, H/W는 제작하거나 구매를 명시하며, H/W 또는 S/W를 구매한 경우 구매H/W, 구매S/W라고 표시 (필요 시 줄 추가)</w:t>
+            </w:r>
+            <w:r>
+              <w:rPr>
+                <w:rFonts w:ascii="맑은 고딕" w:eastAsia="맑은 고딕" w:hAnsi="맑은 고딕"/>
+                <w:b w:val="0"/>
+                <w:sz w:val="14"/>
+              </w:rPr>
               <w:br/>
+            </w:r>
+            <w:r>
+              <w:rPr>
+                <w:rFonts w:ascii="맑은 고딕" w:eastAsia="맑은 고딕" w:hAnsi="맑은 고딕"/>
+                <w:b w:val="0"/>
+                <w:sz w:val="14"/>
+              </w:rPr>
               <w:t># 현재 진척도(%)가 100이 아닌 경우 설명란에 완성 가능시점(월/일)을 작성</w:t>
             </w:r>
           </w:p>
@@ -5828,6 +5929,7 @@
           <w:bottom w:val="single" w:sz="3" w:space="0" w:color="000000"/>
           <w:right w:val="single" w:sz="3" w:space="0" w:color="000000"/>
         </w:tblBorders>
+        <w:tblLook w:val="04A0" w:firstRow="1" w:lastRow="0" w:firstColumn="1" w:lastColumn="0" w:noHBand="0" w:noVBand="1"/>
         <w:tblLayout w:type="fixed"/>
         <w:tblCellMar>
           <w:top w:w="28" w:type="dxa"/>
@@ -5835,7 +5937,6 @@
           <w:bottom w:w="28" w:type="dxa"/>
           <w:right w:w="102" w:type="dxa"/>
         </w:tblCellMar>
-        <w:tblLook w:val="04A0" w:firstRow="1" w:lastRow="0" w:firstColumn="1" w:lastColumn="0" w:noHBand="0" w:noVBand="1"/>
       </w:tblPr>
       <w:tblGrid>
         <w:gridCol w:w="1221"/>
@@ -5848,9 +5949,8 @@
         <w:trPr>
           <w:gridAfter w:val="1"/>
           <w:wAfter w:w="111" w:type="dxa"/>
-          <w:trHeight w:val="426"/>
           <w:tblHeader/>
-          <w:tblHeader w:val="true"/>
+          <w:trHeight w:val="426" w:hRule="atLeast"/>
         </w:trPr>
         <w:tc>
           <w:tcPr>
@@ -5867,8 +5967,8 @@
           <w:p>
             <w:pPr>
               <w:keepNext/>
+              <w:jc w:val="center"/>
               <w:spacing w:after="0" w:line="252" w:lineRule="auto"/>
-              <w:jc w:val="center"/>
               <w:rPr>
                 <w:rFonts w:asciiTheme="majorHAnsi" w:eastAsiaTheme="majorHAnsi" w:hAnsiTheme="majorHAnsi"/>
                 <w:b/>
@@ -5902,8 +6002,8 @@
           <w:p>
             <w:pPr>
               <w:keepNext/>
+              <w:jc w:val="center"/>
               <w:spacing w:after="0" w:line="252" w:lineRule="auto"/>
-              <w:jc w:val="center"/>
               <w:rPr>
                 <w:rFonts w:asciiTheme="majorHAnsi" w:eastAsiaTheme="majorHAnsi" w:hAnsiTheme="majorHAnsi"/>
                 <w:b/>
@@ -5938,8 +6038,8 @@
           <w:p>
             <w:pPr>
               <w:keepNext/>
+              <w:jc w:val="center"/>
               <w:spacing w:after="0" w:line="252" w:lineRule="auto"/>
-              <w:jc w:val="center"/>
               <w:rPr>
                 <w:rFonts w:asciiTheme="majorHAnsi" w:eastAsiaTheme="majorHAnsi" w:hAnsiTheme="majorHAnsi"/>
                 <w:b/>
@@ -5961,10 +6061,9 @@
       </w:tr>
       <w:tr>
         <w:trPr>
+          <w:cantSplit/>
           <w:gridAfter w:val="1"/>
           <w:wAfter w:w="111" w:type="dxa"/>
-          <w:cantSplit/>
-          <w:cantSplit/>
         </w:trPr>
         <w:tc>
           <w:tcPr>
@@ -5980,12 +6079,12 @@
           </w:tcPr>
           <w:p>
             <w:pPr>
-              <w:spacing w:before="0" w:after="0" w:line="278" w:lineRule="auto"/>
               <w:jc w:val="left"/>
-            </w:pPr>
-            <w:r>
-              <w:rPr>
-                <w:rFonts w:ascii="맑은 고딕" w:hAnsi="맑은 고딕" w:eastAsia="맑은 고딕"/>
+              <w:spacing w:after="0" w:before="0" w:line="278" w:lineRule="auto"/>
+            </w:pPr>
+            <w:r>
+              <w:rPr>
+                <w:rFonts w:ascii="맑은 고딕" w:eastAsia="맑은 고딕" w:hAnsi="맑은 고딕"/>
                 <w:b/>
                 <w:color w:val="1A1714"/>
                 <w:sz w:val="16"/>
@@ -6007,12 +6106,12 @@
           </w:tcPr>
           <w:p>
             <w:pPr>
-              <w:spacing w:before="0" w:after="0" w:line="278" w:lineRule="auto"/>
               <w:jc w:val="left"/>
-            </w:pPr>
-            <w:r>
-              <w:rPr>
-                <w:rFonts w:ascii="맑은 고딕" w:hAnsi="맑은 고딕" w:eastAsia="맑은 고딕"/>
+              <w:spacing w:after="0" w:before="0" w:line="278" w:lineRule="auto"/>
+            </w:pPr>
+            <w:r>
+              <w:rPr>
+                <w:rFonts w:ascii="맑은 고딕" w:eastAsia="맑은 고딕" w:hAnsi="맑은 고딕"/>
                 <w:b w:val="0"/>
                 <w:color w:val="1A1714"/>
                 <w:sz w:val="16"/>
@@ -6036,14 +6135,12 @@
           </w:tcPr>
           <w:p>
             <w:pPr>
-              <w:spacing w:before="0" w:after="0"/>
+              <w:spacing w:after="0" w:before="0"/>
             </w:pPr>
           </w:p>
           <w:tbl>
             <w:tblPr>
-              <w:tblW w:type="auto" w:w="0"/>
-              <w:tblLayout w:type="fixed"/>
-              <w:tblLook w:firstColumn="1" w:firstRow="1" w:lastColumn="0" w:lastRow="0" w:noHBand="0" w:noVBand="1" w:val="04A0"/>
+              <w:tblW w:w="0" w:type="auto"/>
               <w:tblBorders>
                 <w:top w:val="nil"/>
                 <w:left w:val="nil"/>
@@ -6052,6 +6149,8 @@
                 <w:insideH w:val="nil"/>
                 <w:insideV w:val="nil"/>
               </w:tblBorders>
+              <w:tblLook w:val="04A0" w:firstRow="1" w:lastRow="0" w:firstColumn="1" w:lastColumn="0" w:noHBand="0" w:noVBand="1"/>
+              <w:tblLayout w:type="fixed"/>
             </w:tblPr>
             <w:tblGrid>
               <w:gridCol w:w="2736"/>
@@ -6060,25 +6159,23 @@
             <w:tr>
               <w:tc>
                 <w:tcPr>
-                  <w:tcW w:type="dxa" w:w="2967"/>
+                  <w:tcW w:w="2967" w:type="dxa"/>
                   <w:tcMar>
                     <w:top w:w="20" w:type="dxa"/>
-                    <w:start w:w="40" w:type="dxa"/>
                     <w:bottom w:w="30" w:type="dxa"/>
-                    <w:end w:w="40" w:type="dxa"/>
                   </w:tcMar>
                   <w:vAlign w:val="center"/>
                 </w:tcPr>
                 <w:p>
                   <w:pPr>
-                    <w:spacing w:before="0" w:after="0"/>
                     <w:jc w:val="center"/>
+                    <w:spacing w:after="0" w:before="0"/>
                   </w:pPr>
                   <w:r>
                     <w:drawing>
                       <wp:inline xmlns:a="http://schemas.openxmlformats.org/drawingml/2006/main" xmlns:pic="http://schemas.openxmlformats.org/drawingml/2006/picture">
                         <wp:extent cx="1143000" cy="2473569"/>
-                        <wp:docPr id="1043" name="Picture 1043" descr="답변에 따라 이어지는 딥 인터뷰"/>
+                        <wp:docPr id="1035" name="Picture 1035" descr="답변에 따라 이어지는 딥 인터뷰"/>
                         <wp:cNvGraphicFramePr>
                           <a:graphicFrameLocks noChangeAspect="1"/>
                         </wp:cNvGraphicFramePr>
@@ -6086,1011 +6183,7 @@
                           <a:graphicData uri="http://schemas.openxmlformats.org/drawingml/2006/picture">
                             <pic:pic>
                               <pic:nvPicPr>
-                                <pic:cNvPr id="0" name="image.png"/>
-                                <pic:cNvPicPr/>
-                              </pic:nvPicPr>
-                              <pic:blipFill>
-                                <a:blip r:embed="rId9"/>
-                                <a:stretch>
-                                  <a:fillRect/>
-                                </a:stretch>
-                              </pic:blipFill>
-                              <pic:spPr>
-                                <a:xfrm>
-                                  <a:off x="0" y="0"/>
-                                  <a:ext cx="1143000" cy="2473569"/>
-                                </a:xfrm>
-                                <a:prstGeom prst="rect"/>
-                              </pic:spPr>
-                            </pic:pic>
-                          </a:graphicData>
-                        </a:graphic>
-                      </wp:inline>
-                    </w:drawing>
-                  </w:r>
-                </w:p>
-              </w:tc>
-              <w:tc>
-                <w:tcPr>
-                  <w:tcW w:type="dxa" w:w="2967"/>
-                  <w:tcMar>
-                    <w:top w:w="20" w:type="dxa"/>
-                    <w:start w:w="40" w:type="dxa"/>
-                    <w:bottom w:w="30" w:type="dxa"/>
-                    <w:end w:w="40" w:type="dxa"/>
-                  </w:tcMar>
-                  <w:vAlign w:val="center"/>
-                  <w:shd w:fill="F4EEE2"/>
-                </w:tcPr>
-                <w:p>
-                  <w:pPr>
-                    <w:spacing w:before="0" w:after="0"/>
-                    <w:jc w:val="center"/>
-                  </w:pPr>
-                  <w:r>
-                    <w:rPr>
-                      <w:rFonts w:ascii="맑은 고딕" w:hAnsi="맑은 고딕" w:eastAsia="맑은 고딕"/>
-                      <w:b/>
-                      <w:color w:val="9E472F"/>
-                      <w:sz w:val="16"/>
-                    </w:rPr>
-                    <w:t>최신 캡처 필요</w:t>
-                    <w:br/>
-                    <w:t>집중, 유지, 보류 분류</w:t>
-                  </w:r>
-                </w:p>
-              </w:tc>
-            </w:tr>
-            <w:tr>
-              <w:tc>
-                <w:tcPr>
-                  <w:tcW w:type="dxa" w:w="2967"/>
-                  <w:tcMar>
-                    <w:top w:w="10" w:type="dxa"/>
-                    <w:start w:w="40" w:type="dxa"/>
-                    <w:bottom w:w="20" w:type="dxa"/>
-                    <w:end w:w="40" w:type="dxa"/>
-                  </w:tcMar>
-                  <w:vAlign w:val="top"/>
-                </w:tcPr>
-                <w:p>
-                  <w:pPr>
-                    <w:spacing w:before="0" w:after="0"/>
-                    <w:jc w:val="center"/>
-                  </w:pPr>
-                  <w:r>
-                    <w:rPr>
-                      <w:rFonts w:ascii="맑은 고딕" w:hAnsi="맑은 고딕" w:eastAsia="맑은 고딕"/>
-                      <w:color w:val="59524B"/>
-                      <w:sz w:val="14"/>
-                    </w:rPr>
-                    <w:t>답변에 따라 이어지는 딥 인터뷰</w:t>
-                  </w:r>
-                </w:p>
-              </w:tc>
-              <w:tc>
-                <w:tcPr>
-                  <w:tcW w:type="dxa" w:w="2967"/>
-                  <w:tcMar>
-                    <w:top w:w="10" w:type="dxa"/>
-                    <w:start w:w="40" w:type="dxa"/>
-                    <w:bottom w:w="20" w:type="dxa"/>
-                    <w:end w:w="40" w:type="dxa"/>
-                  </w:tcMar>
-                  <w:vAlign w:val="top"/>
-                </w:tcPr>
-                <w:p>
-                  <w:pPr>
-                    <w:spacing w:before="0" w:after="0"/>
-                    <w:jc w:val="center"/>
-                  </w:pPr>
-                  <w:r>
-                    <w:rPr>
-                      <w:rFonts w:ascii="맑은 고딕" w:hAnsi="맑은 고딕" w:eastAsia="맑은 고딕"/>
-                      <w:color w:val="59524B"/>
-                      <w:sz w:val="14"/>
-                    </w:rPr>
-                    <w:t>집중, 유지, 보류 분류</w:t>
-                  </w:r>
-                </w:p>
-              </w:tc>
-            </w:tr>
-          </w:tbl>
-          <w:p/>
-        </w:tc>
-      </w:tr>
-      <w:tr>
-        <w:trPr>
-          <w:gridAfter w:val="1"/>
-          <w:wAfter w:w="111" w:type="dxa"/>
-          <w:cantSplit/>
-          <w:cantSplit/>
-        </w:trPr>
-        <w:tc>
-          <w:tcPr>
-            <w:tcW w:w="1221" w:type="dxa"/>
-            <w:tcBorders>
-              <w:top w:val="single" w:sz="3" w:space="0" w:color="000000"/>
-              <w:left w:val="single" w:sz="3" w:space="0" w:color="000000"/>
-              <w:bottom w:val="single" w:sz="3" w:space="0" w:color="000000"/>
-              <w:right w:val="single" w:sz="3" w:space="0" w:color="000000"/>
-            </w:tcBorders>
-            <w:shd w:val="clear" w:color="auto" w:fill="FAF6EE"/>
-            <w:vAlign w:val="center"/>
-          </w:tcPr>
-          <w:p>
-            <w:pPr>
-              <w:spacing w:before="0" w:after="0" w:line="278" w:lineRule="auto"/>
-              <w:jc w:val="left"/>
-            </w:pPr>
-            <w:r>
-              <w:rPr>
-                <w:rFonts w:ascii="맑은 고딕" w:hAnsi="맑은 고딕" w:eastAsia="맑은 고딕"/>
-                <w:b/>
-                <w:color w:val="1A1714"/>
-                <w:sz w:val="16"/>
-              </w:rPr>
-              <w:t>중간 목표와 AI 주간 계획</w:t>
-            </w:r>
-          </w:p>
-        </w:tc>
-        <w:tc>
-          <w:tcPr>
-            <w:tcW w:w="2313" w:type="dxa"/>
-            <w:tcBorders>
-              <w:top w:val="single" w:sz="3" w:space="0" w:color="000000"/>
-              <w:left w:val="single" w:sz="3" w:space="0" w:color="000000"/>
-              <w:bottom w:val="single" w:sz="3" w:space="0" w:color="000000"/>
-              <w:right w:val="single" w:sz="3" w:space="0" w:color="000000"/>
-            </w:tcBorders>
-            <w:vAlign w:val="center"/>
-          </w:tcPr>
-          <w:p>
-            <w:pPr>
-              <w:spacing w:before="0" w:after="0" w:line="278" w:lineRule="auto"/>
-              <w:jc w:val="left"/>
-            </w:pPr>
-            <w:r>
-              <w:rPr>
-                <w:rFonts w:ascii="맑은 고딕" w:hAnsi="맑은 고딕" w:eastAsia="맑은 고딕"/>
-                <w:b w:val="0"/>
-                <w:color w:val="1A1714"/>
-                <w:sz w:val="16"/>
-              </w:rPr>
-              <w:t>확정한 목표와 중간 목표 목록에 고정 일정, 가용 시간과 계획 분량을 합쳐 계획 생성 요청을 만든다. 응답은 목표, 할 일, 시간 블록으로 나눠 7일 표에 배치한다. 사용자는 블록을 15분 단위로 옮기거나 시간을 고친 뒤 최종 승인하며, 승인된 값만 서버에 저장한다.</w:t>
-            </w:r>
-          </w:p>
-        </w:tc>
-        <w:tc>
-          <w:tcPr>
-            <w:tcW w:w="5935" w:type="dxa"/>
-            <w:gridSpan w:val="2"/>
-            <w:tcBorders>
-              <w:top w:val="single" w:sz="3" w:space="0" w:color="000000"/>
-              <w:left w:val="single" w:sz="3" w:space="0" w:color="000000"/>
-              <w:bottom w:val="single" w:sz="3" w:space="0" w:color="000000"/>
-              <w:right w:val="single" w:sz="3" w:space="0" w:color="000000"/>
-            </w:tcBorders>
-            <w:shd w:val="clear" w:color="auto" w:fill="FDF2EC"/>
-            <w:vAlign w:val="center"/>
-          </w:tcPr>
-          <w:p>
-            <w:pPr>
-              <w:spacing w:before="0" w:after="0"/>
-            </w:pPr>
-          </w:p>
-          <w:tbl>
-            <w:tblPr>
-              <w:tblW w:type="auto" w:w="0"/>
-              <w:tblLayout w:type="fixed"/>
-              <w:tblLook w:firstColumn="1" w:firstRow="1" w:lastColumn="0" w:lastRow="0" w:noHBand="0" w:noVBand="1" w:val="04A0"/>
-              <w:tblBorders>
-                <w:top w:val="nil"/>
-                <w:left w:val="nil"/>
-                <w:bottom w:val="nil"/>
-                <w:right w:val="nil"/>
-                <w:insideH w:val="nil"/>
-                <w:insideV w:val="nil"/>
-              </w:tblBorders>
-            </w:tblPr>
-            <w:tblGrid>
-              <w:gridCol w:w="2736"/>
-              <w:gridCol w:w="2736"/>
-            </w:tblGrid>
-            <w:tr>
-              <w:tc>
-                <w:tcPr>
-                  <w:tcW w:type="dxa" w:w="2967"/>
-                  <w:tcMar>
-                    <w:top w:w="20" w:type="dxa"/>
-                    <w:start w:w="40" w:type="dxa"/>
-                    <w:bottom w:w="30" w:type="dxa"/>
-                    <w:end w:w="40" w:type="dxa"/>
-                  </w:tcMar>
-                  <w:vAlign w:val="center"/>
-                </w:tcPr>
-                <w:p>
-                  <w:pPr>
-                    <w:spacing w:before="0" w:after="0"/>
-                    <w:jc w:val="center"/>
-                  </w:pPr>
-                  <w:r>
-                    <w:drawing>
-                      <wp:inline xmlns:a="http://schemas.openxmlformats.org/drawingml/2006/main" xmlns:pic="http://schemas.openxmlformats.org/drawingml/2006/picture">
-                        <wp:extent cx="1143000" cy="2473569"/>
-                        <wp:docPr id="1044" name="Picture 1044" descr="목표를 시간 블록으로 바꾼 계획"/>
-                        <wp:cNvGraphicFramePr>
-                          <a:graphicFrameLocks noChangeAspect="1"/>
-                        </wp:cNvGraphicFramePr>
-                        <a:graphic>
-                          <a:graphicData uri="http://schemas.openxmlformats.org/drawingml/2006/picture">
-                            <pic:pic>
-                              <pic:nvPicPr>
-                                <pic:cNvPr id="0" name="image.png"/>
-                                <pic:cNvPicPr/>
-                              </pic:nvPicPr>
-                              <pic:blipFill>
-                                <a:blip r:embed="rId10"/>
-                                <a:stretch>
-                                  <a:fillRect/>
-                                </a:stretch>
-                              </pic:blipFill>
-                              <pic:spPr>
-                                <a:xfrm>
-                                  <a:off x="0" y="0"/>
-                                  <a:ext cx="1143000" cy="2473569"/>
-                                </a:xfrm>
-                                <a:prstGeom prst="rect"/>
-                              </pic:spPr>
-                            </pic:pic>
-                          </a:graphicData>
-                        </a:graphic>
-                      </wp:inline>
-                    </w:drawing>
-                  </w:r>
-                </w:p>
-              </w:tc>
-              <w:tc>
-                <w:tcPr>
-                  <w:tcW w:type="dxa" w:w="2967"/>
-                  <w:tcMar>
-                    <w:top w:w="20" w:type="dxa"/>
-                    <w:start w:w="40" w:type="dxa"/>
-                    <w:bottom w:w="30" w:type="dxa"/>
-                    <w:end w:w="40" w:type="dxa"/>
-                  </w:tcMar>
-                  <w:vAlign w:val="center"/>
-                </w:tcPr>
-                <w:p>
-                  <w:pPr>
-                    <w:spacing w:before="0" w:after="0"/>
-                    <w:jc w:val="center"/>
-                  </w:pPr>
-                  <w:r>
-                    <w:drawing>
-                      <wp:inline xmlns:a="http://schemas.openxmlformats.org/drawingml/2006/main" xmlns:pic="http://schemas.openxmlformats.org/drawingml/2006/picture">
-                        <wp:extent cx="1143000" cy="2477386"/>
-                        <wp:docPr id="1045" name="Picture 1045" descr="7일 시간표에서 직접 조정"/>
-                        <wp:cNvGraphicFramePr>
-                          <a:graphicFrameLocks noChangeAspect="1"/>
-                        </wp:cNvGraphicFramePr>
-                        <a:graphic>
-                          <a:graphicData uri="http://schemas.openxmlformats.org/drawingml/2006/picture">
-                            <pic:pic>
-                              <pic:nvPicPr>
-                                <pic:cNvPr id="0" name="image.png"/>
-                                <pic:cNvPicPr/>
-                              </pic:nvPicPr>
-                              <pic:blipFill>
-                                <a:blip r:embed="rId18"/>
-                                <a:stretch>
-                                  <a:fillRect/>
-                                </a:stretch>
-                              </pic:blipFill>
-                              <pic:spPr>
-                                <a:xfrm>
-                                  <a:off x="0" y="0"/>
-                                  <a:ext cx="1143000" cy="2477386"/>
-                                </a:xfrm>
-                                <a:prstGeom prst="rect"/>
-                              </pic:spPr>
-                            </pic:pic>
-                          </a:graphicData>
-                        </a:graphic>
-                      </wp:inline>
-                    </w:drawing>
-                  </w:r>
-                </w:p>
-              </w:tc>
-            </w:tr>
-            <w:tr>
-              <w:tc>
-                <w:tcPr>
-                  <w:tcW w:type="dxa" w:w="2967"/>
-                  <w:tcMar>
-                    <w:top w:w="10" w:type="dxa"/>
-                    <w:start w:w="40" w:type="dxa"/>
-                    <w:bottom w:w="20" w:type="dxa"/>
-                    <w:end w:w="40" w:type="dxa"/>
-                  </w:tcMar>
-                  <w:vAlign w:val="top"/>
-                </w:tcPr>
-                <w:p>
-                  <w:pPr>
-                    <w:spacing w:before="0" w:after="0"/>
-                    <w:jc w:val="center"/>
-                  </w:pPr>
-                  <w:r>
-                    <w:rPr>
-                      <w:rFonts w:ascii="맑은 고딕" w:hAnsi="맑은 고딕" w:eastAsia="맑은 고딕"/>
-                      <w:color w:val="59524B"/>
-                      <w:sz w:val="14"/>
-                    </w:rPr>
-                    <w:t>목표를 시간 블록으로 바꾼 계획</w:t>
-                  </w:r>
-                </w:p>
-              </w:tc>
-              <w:tc>
-                <w:tcPr>
-                  <w:tcW w:type="dxa" w:w="2967"/>
-                  <w:tcMar>
-                    <w:top w:w="10" w:type="dxa"/>
-                    <w:start w:w="40" w:type="dxa"/>
-                    <w:bottom w:w="20" w:type="dxa"/>
-                    <w:end w:w="40" w:type="dxa"/>
-                  </w:tcMar>
-                  <w:vAlign w:val="top"/>
-                </w:tcPr>
-                <w:p>
-                  <w:pPr>
-                    <w:spacing w:before="0" w:after="0"/>
-                    <w:jc w:val="center"/>
-                  </w:pPr>
-                  <w:r>
-                    <w:rPr>
-                      <w:rFonts w:ascii="맑은 고딕" w:hAnsi="맑은 고딕" w:eastAsia="맑은 고딕"/>
-                      <w:color w:val="59524B"/>
-                      <w:sz w:val="14"/>
-                    </w:rPr>
-                    <w:t>7일 시간표에서 직접 조정</w:t>
-                  </w:r>
-                </w:p>
-              </w:tc>
-            </w:tr>
-          </w:tbl>
-          <w:p/>
-        </w:tc>
-      </w:tr>
-      <w:tr>
-        <w:trPr>
-          <w:gridAfter w:val="1"/>
-          <w:wAfter w:w="111" w:type="dxa"/>
-          <w:cantSplit/>
-          <w:cantSplit/>
-        </w:trPr>
-        <w:tc>
-          <w:tcPr>
-            <w:tcW w:w="1221" w:type="dxa"/>
-            <w:tcBorders>
-              <w:top w:val="single" w:sz="3" w:space="0" w:color="000000"/>
-              <w:left w:val="single" w:sz="3" w:space="0" w:color="000000"/>
-              <w:bottom w:val="single" w:sz="3" w:space="0" w:color="000000"/>
-              <w:right w:val="single" w:sz="3" w:space="0" w:color="000000"/>
-            </w:tcBorders>
-            <w:shd w:val="clear" w:color="auto" w:fill="FAF6EE"/>
-            <w:vAlign w:val="center"/>
-          </w:tcPr>
-          <w:p>
-            <w:pPr>
-              <w:spacing w:before="0" w:after="0" w:line="278" w:lineRule="auto"/>
-              <w:jc w:val="left"/>
-            </w:pPr>
-            <w:r>
-              <w:rPr>
-                <w:rFonts w:ascii="맑은 고딕" w:hAnsi="맑은 고딕" w:eastAsia="맑은 고딕"/>
-                <w:b/>
-                <w:color w:val="1A1714"/>
-                <w:sz w:val="16"/>
-              </w:rPr>
-              <w:t>오늘 타임라인과 실행 기록</w:t>
-            </w:r>
-          </w:p>
-        </w:tc>
-        <w:tc>
-          <w:tcPr>
-            <w:tcW w:w="2313" w:type="dxa"/>
-            <w:tcBorders>
-              <w:top w:val="single" w:sz="3" w:space="0" w:color="000000"/>
-              <w:left w:val="single" w:sz="3" w:space="0" w:color="000000"/>
-              <w:bottom w:val="single" w:sz="3" w:space="0" w:color="000000"/>
-              <w:right w:val="single" w:sz="3" w:space="0" w:color="000000"/>
-            </w:tcBorders>
-            <w:vAlign w:val="center"/>
-          </w:tcPr>
-          <w:p>
-            <w:pPr>
-              <w:spacing w:before="0" w:after="0" w:line="278" w:lineRule="auto"/>
-              <w:jc w:val="left"/>
-            </w:pPr>
-            <w:r>
-              <w:rPr>
-                <w:rFonts w:ascii="맑은 고딕" w:hAnsi="맑은 고딕" w:eastAsia="맑은 고딕"/>
-                <w:b w:val="0"/>
-                <w:color w:val="1A1714"/>
-                <w:sz w:val="16"/>
-              </w:rPr>
-              <w:t>오늘 데이터에서 진행 중 상태를 먼저 찾고, 없으면 우선순위와 예정 시각을 비교해 첫 할 일을 고른다. 나머지는 시간순 타임라인으로 표시하고 타이머는 시작 시각과 일시정지 누적값으로 계산한다. 종료할 때 완료, 일부 완료, 잘 안됨 중 하나와 비율 또는 실패 사유를 저장한다.</w:t>
-            </w:r>
-          </w:p>
-        </w:tc>
-        <w:tc>
-          <w:tcPr>
-            <w:tcW w:w="5935" w:type="dxa"/>
-            <w:gridSpan w:val="2"/>
-            <w:tcBorders>
-              <w:top w:val="single" w:sz="3" w:space="0" w:color="000000"/>
-              <w:left w:val="single" w:sz="3" w:space="0" w:color="000000"/>
-              <w:bottom w:val="single" w:sz="3" w:space="0" w:color="000000"/>
-              <w:right w:val="single" w:sz="3" w:space="0" w:color="000000"/>
-            </w:tcBorders>
-            <w:shd w:val="clear" w:color="auto" w:fill="FDF2EC"/>
-            <w:vAlign w:val="center"/>
-          </w:tcPr>
-          <w:p>
-            <w:pPr>
-              <w:spacing w:before="0" w:after="0"/>
-            </w:pPr>
-          </w:p>
-          <w:tbl>
-            <w:tblPr>
-              <w:tblW w:type="auto" w:w="0"/>
-              <w:tblLayout w:type="fixed"/>
-              <w:tblLook w:firstColumn="1" w:firstRow="1" w:lastColumn="0" w:lastRow="0" w:noHBand="0" w:noVBand="1" w:val="04A0"/>
-              <w:tblBorders>
-                <w:top w:val="nil"/>
-                <w:left w:val="nil"/>
-                <w:bottom w:val="nil"/>
-                <w:right w:val="nil"/>
-                <w:insideH w:val="nil"/>
-                <w:insideV w:val="nil"/>
-              </w:tblBorders>
-            </w:tblPr>
-            <w:tblGrid>
-              <w:gridCol w:w="2736"/>
-              <w:gridCol w:w="2736"/>
-            </w:tblGrid>
-            <w:tr>
-              <w:tc>
-                <w:tcPr>
-                  <w:tcW w:type="dxa" w:w="2967"/>
-                  <w:tcMar>
-                    <w:top w:w="20" w:type="dxa"/>
-                    <w:start w:w="40" w:type="dxa"/>
-                    <w:bottom w:w="30" w:type="dxa"/>
-                    <w:end w:w="40" w:type="dxa"/>
-                  </w:tcMar>
-                  <w:vAlign w:val="center"/>
-                  <w:shd w:fill="F4EEE2"/>
-                </w:tcPr>
-                <w:p>
-                  <w:pPr>
-                    <w:spacing w:before="0" w:after="0"/>
-                    <w:jc w:val="center"/>
-                  </w:pPr>
-                  <w:r>
-                    <w:rPr>
-                      <w:rFonts w:ascii="맑은 고딕" w:hAnsi="맑은 고딕" w:eastAsia="맑은 고딕"/>
-                      <w:b/>
-                      <w:color w:val="9E472F"/>
-                      <w:sz w:val="16"/>
-                    </w:rPr>
-                    <w:t>최신 캡처 필요</w:t>
-                    <w:br/>
-                    <w:t>첫 할 일과 오늘 타임라인</w:t>
-                  </w:r>
-                </w:p>
-              </w:tc>
-              <w:tc>
-                <w:tcPr>
-                  <w:tcW w:type="dxa" w:w="2967"/>
-                  <w:tcMar>
-                    <w:top w:w="20" w:type="dxa"/>
-                    <w:start w:w="40" w:type="dxa"/>
-                    <w:bottom w:w="30" w:type="dxa"/>
-                    <w:end w:w="40" w:type="dxa"/>
-                  </w:tcMar>
-                  <w:vAlign w:val="center"/>
-                </w:tcPr>
-                <w:p>
-                  <w:pPr>
-                    <w:spacing w:before="0" w:after="0"/>
-                    <w:jc w:val="center"/>
-                  </w:pPr>
-                  <w:r>
-                    <w:drawing>
-                      <wp:inline xmlns:a="http://schemas.openxmlformats.org/drawingml/2006/main" xmlns:pic="http://schemas.openxmlformats.org/drawingml/2006/picture">
-                        <wp:extent cx="1143000" cy="2473569"/>
-                        <wp:docPr id="1046" name="Picture 1046" descr="완료 비율과 실패 사유 입력"/>
-                        <wp:cNvGraphicFramePr>
-                          <a:graphicFrameLocks noChangeAspect="1"/>
-                        </wp:cNvGraphicFramePr>
-                        <a:graphic>
-                          <a:graphicData uri="http://schemas.openxmlformats.org/drawingml/2006/picture">
-                            <pic:pic>
-                              <pic:nvPicPr>
-                                <pic:cNvPr id="0" name="image.png"/>
-                                <pic:cNvPicPr/>
-                              </pic:nvPicPr>
-                              <pic:blipFill>
-                                <a:blip r:embed="rId12"/>
-                                <a:stretch>
-                                  <a:fillRect/>
-                                </a:stretch>
-                              </pic:blipFill>
-                              <pic:spPr>
-                                <a:xfrm>
-                                  <a:off x="0" y="0"/>
-                                  <a:ext cx="1143000" cy="2473569"/>
-                                </a:xfrm>
-                                <a:prstGeom prst="rect"/>
-                              </pic:spPr>
-                            </pic:pic>
-                          </a:graphicData>
-                        </a:graphic>
-                      </wp:inline>
-                    </w:drawing>
-                  </w:r>
-                </w:p>
-              </w:tc>
-            </w:tr>
-            <w:tr>
-              <w:tc>
-                <w:tcPr>
-                  <w:tcW w:type="dxa" w:w="2967"/>
-                  <w:tcMar>
-                    <w:top w:w="10" w:type="dxa"/>
-                    <w:start w:w="40" w:type="dxa"/>
-                    <w:bottom w:w="20" w:type="dxa"/>
-                    <w:end w:w="40" w:type="dxa"/>
-                  </w:tcMar>
-                  <w:vAlign w:val="top"/>
-                </w:tcPr>
-                <w:p>
-                  <w:pPr>
-                    <w:spacing w:before="0" w:after="0"/>
-                    <w:jc w:val="center"/>
-                  </w:pPr>
-                  <w:r>
-                    <w:rPr>
-                      <w:rFonts w:ascii="맑은 고딕" w:hAnsi="맑은 고딕" w:eastAsia="맑은 고딕"/>
-                      <w:color w:val="59524B"/>
-                      <w:sz w:val="14"/>
-                    </w:rPr>
-                    <w:t>첫 할 일과 오늘 타임라인</w:t>
-                  </w:r>
-                </w:p>
-              </w:tc>
-              <w:tc>
-                <w:tcPr>
-                  <w:tcW w:type="dxa" w:w="2967"/>
-                  <w:tcMar>
-                    <w:top w:w="10" w:type="dxa"/>
-                    <w:start w:w="40" w:type="dxa"/>
-                    <w:bottom w:w="20" w:type="dxa"/>
-                    <w:end w:w="40" w:type="dxa"/>
-                  </w:tcMar>
-                  <w:vAlign w:val="top"/>
-                </w:tcPr>
-                <w:p>
-                  <w:pPr>
-                    <w:spacing w:before="0" w:after="0"/>
-                    <w:jc w:val="center"/>
-                  </w:pPr>
-                  <w:r>
-                    <w:rPr>
-                      <w:rFonts w:ascii="맑은 고딕" w:hAnsi="맑은 고딕" w:eastAsia="맑은 고딕"/>
-                      <w:color w:val="59524B"/>
-                      <w:sz w:val="14"/>
-                    </w:rPr>
-                    <w:t>완료 비율과 실패 사유 입력</w:t>
-                  </w:r>
-                </w:p>
-              </w:tc>
-            </w:tr>
-          </w:tbl>
-          <w:p/>
-        </w:tc>
-      </w:tr>
-      <w:tr>
-        <w:trPr>
-          <w:gridAfter w:val="1"/>
-          <w:wAfter w:w="111" w:type="dxa"/>
-          <w:cantSplit/>
-          <w:cantSplit/>
-        </w:trPr>
-        <w:tc>
-          <w:tcPr>
-            <w:tcW w:w="1221" w:type="dxa"/>
-            <w:tcBorders>
-              <w:top w:val="single" w:sz="3" w:space="0" w:color="000000"/>
-              <w:left w:val="single" w:sz="3" w:space="0" w:color="000000"/>
-              <w:bottom w:val="single" w:sz="3" w:space="0" w:color="000000"/>
-              <w:right w:val="single" w:sz="3" w:space="0" w:color="000000"/>
-            </w:tcBorders>
-            <w:shd w:val="clear" w:color="auto" w:fill="FAF6EE"/>
-            <w:vAlign w:val="center"/>
-          </w:tcPr>
-          <w:p>
-            <w:pPr>
-              <w:spacing w:before="0" w:after="0" w:line="278" w:lineRule="auto"/>
-              <w:jc w:val="left"/>
-            </w:pPr>
-            <w:r>
-              <w:rPr>
-                <w:rFonts w:ascii="맑은 고딕" w:hAnsi="맑은 고딕" w:eastAsia="맑은 고딕"/>
-                <w:b/>
-                <w:color w:val="1A1714"/>
-                <w:sz w:val="16"/>
-              </w:rPr>
-              <w:t>회복안 선택과 리플랜</w:t>
-            </w:r>
-          </w:p>
-        </w:tc>
-        <w:tc>
-          <w:tcPr>
-            <w:tcW w:w="2313" w:type="dxa"/>
-            <w:tcBorders>
-              <w:top w:val="single" w:sz="3" w:space="0" w:color="000000"/>
-              <w:left w:val="single" w:sz="3" w:space="0" w:color="000000"/>
-              <w:bottom w:val="single" w:sz="3" w:space="0" w:color="000000"/>
-              <w:right w:val="single" w:sz="3" w:space="0" w:color="000000"/>
-            </w:tcBorders>
-            <w:vAlign w:val="center"/>
-          </w:tcPr>
-          <w:p>
-            <w:pPr>
-              <w:spacing w:before="0" w:after="0" w:line="278" w:lineRule="auto"/>
-              <w:jc w:val="left"/>
-            </w:pPr>
-            <w:r>
-              <w:rPr>
-                <w:rFonts w:ascii="맑은 고딕" w:hAnsi="맑은 고딕" w:eastAsia="맑은 고딕"/>
-                <w:b w:val="0"/>
-                <w:color w:val="1A1714"/>
-                <w:sz w:val="16"/>
-              </w:rPr>
-              <w:t>실패 사유와 남은 시간을 회복안 생성 요청에 넣는다. 서버 결과는 할 일 줄이기, 시간 옮기기, 다음 계획으로 넘기기, 보류로 나눈 뒤 중복을 제거한다. 사용자의 선택을 먼저 저장하고 변경 전후의 날짜, 시간과 분량을 비교한 뒤 최종 계획에 반영한다.</w:t>
-            </w:r>
-          </w:p>
-        </w:tc>
-        <w:tc>
-          <w:tcPr>
-            <w:tcW w:w="5935" w:type="dxa"/>
-            <w:gridSpan w:val="2"/>
-            <w:tcBorders>
-              <w:top w:val="single" w:sz="3" w:space="0" w:color="000000"/>
-              <w:left w:val="single" w:sz="3" w:space="0" w:color="000000"/>
-              <w:bottom w:val="single" w:sz="3" w:space="0" w:color="000000"/>
-              <w:right w:val="single" w:sz="3" w:space="0" w:color="000000"/>
-            </w:tcBorders>
-            <w:shd w:val="clear" w:color="auto" w:fill="FDF2EC"/>
-            <w:vAlign w:val="center"/>
-          </w:tcPr>
-          <w:p>
-            <w:pPr>
-              <w:spacing w:before="0" w:after="0"/>
-            </w:pPr>
-          </w:p>
-          <w:tbl>
-            <w:tblPr>
-              <w:tblW w:type="auto" w:w="0"/>
-              <w:tblLayout w:type="fixed"/>
-              <w:tblLook w:firstColumn="1" w:firstRow="1" w:lastColumn="0" w:lastRow="0" w:noHBand="0" w:noVBand="1" w:val="04A0"/>
-              <w:tblBorders>
-                <w:top w:val="nil"/>
-                <w:left w:val="nil"/>
-                <w:bottom w:val="nil"/>
-                <w:right w:val="nil"/>
-                <w:insideH w:val="nil"/>
-                <w:insideV w:val="nil"/>
-              </w:tblBorders>
-            </w:tblPr>
-            <w:tblGrid>
-              <w:gridCol w:w="2736"/>
-              <w:gridCol w:w="2736"/>
-            </w:tblGrid>
-            <w:tr>
-              <w:tc>
-                <w:tcPr>
-                  <w:tcW w:type="dxa" w:w="2967"/>
-                  <w:tcMar>
-                    <w:top w:w="20" w:type="dxa"/>
-                    <w:start w:w="40" w:type="dxa"/>
-                    <w:bottom w:w="30" w:type="dxa"/>
-                    <w:end w:w="40" w:type="dxa"/>
-                  </w:tcMar>
-                  <w:vAlign w:val="center"/>
-                </w:tcPr>
-                <w:p>
-                  <w:pPr>
-                    <w:spacing w:before="0" w:after="0"/>
-                    <w:jc w:val="center"/>
-                  </w:pPr>
-                  <w:r>
-                    <w:drawing>
-                      <wp:inline xmlns:a="http://schemas.openxmlformats.org/drawingml/2006/main" xmlns:pic="http://schemas.openxmlformats.org/drawingml/2006/picture">
-                        <wp:extent cx="1143000" cy="2473569"/>
-                        <wp:docPr id="1047" name="Picture 1047" descr="상황에 맞는 회복안 선택"/>
-                        <wp:cNvGraphicFramePr>
-                          <a:graphicFrameLocks noChangeAspect="1"/>
-                        </wp:cNvGraphicFramePr>
-                        <a:graphic>
-                          <a:graphicData uri="http://schemas.openxmlformats.org/drawingml/2006/picture">
-                            <pic:pic>
-                              <pic:nvPicPr>
-                                <pic:cNvPr id="0" name="image.png"/>
-                                <pic:cNvPicPr/>
-                              </pic:nvPicPr>
-                              <pic:blipFill>
-                                <a:blip r:embed="rId13"/>
-                                <a:stretch>
-                                  <a:fillRect/>
-                                </a:stretch>
-                              </pic:blipFill>
-                              <pic:spPr>
-                                <a:xfrm>
-                                  <a:off x="0" y="0"/>
-                                  <a:ext cx="1143000" cy="2473569"/>
-                                </a:xfrm>
-                                <a:prstGeom prst="rect"/>
-                              </pic:spPr>
-                            </pic:pic>
-                          </a:graphicData>
-                        </a:graphic>
-                      </wp:inline>
-                    </w:drawing>
-                  </w:r>
-                </w:p>
-              </w:tc>
-              <w:tc>
-                <w:tcPr>
-                  <w:tcW w:type="dxa" w:w="2967"/>
-                  <w:tcMar>
-                    <w:top w:w="20" w:type="dxa"/>
-                    <w:start w:w="40" w:type="dxa"/>
-                    <w:bottom w:w="30" w:type="dxa"/>
-                    <w:end w:w="40" w:type="dxa"/>
-                  </w:tcMar>
-                  <w:vAlign w:val="center"/>
-                </w:tcPr>
-                <w:p>
-                  <w:pPr>
-                    <w:spacing w:before="0" w:after="0"/>
-                    <w:jc w:val="center"/>
-                  </w:pPr>
-                  <w:r>
-                    <w:drawing>
-                      <wp:inline xmlns:a="http://schemas.openxmlformats.org/drawingml/2006/main" xmlns:pic="http://schemas.openxmlformats.org/drawingml/2006/picture">
-                        <wp:extent cx="1143000" cy="2473569"/>
-                        <wp:docPr id="1048" name="Picture 1048" descr="변경 전후 비교와 적용"/>
-                        <wp:cNvGraphicFramePr>
-                          <a:graphicFrameLocks noChangeAspect="1"/>
-                        </wp:cNvGraphicFramePr>
-                        <a:graphic>
-                          <a:graphicData uri="http://schemas.openxmlformats.org/drawingml/2006/picture">
-                            <pic:pic>
-                              <pic:nvPicPr>
-                                <pic:cNvPr id="0" name="image.png"/>
-                                <pic:cNvPicPr/>
-                              </pic:nvPicPr>
-                              <pic:blipFill>
-                                <a:blip r:embed="rId14"/>
-                                <a:stretch>
-                                  <a:fillRect/>
-                                </a:stretch>
-                              </pic:blipFill>
-                              <pic:spPr>
-                                <a:xfrm>
-                                  <a:off x="0" y="0"/>
-                                  <a:ext cx="1143000" cy="2473569"/>
-                                </a:xfrm>
-                                <a:prstGeom prst="rect"/>
-                              </pic:spPr>
-                            </pic:pic>
-                          </a:graphicData>
-                        </a:graphic>
-                      </wp:inline>
-                    </w:drawing>
-                  </w:r>
-                </w:p>
-              </w:tc>
-            </w:tr>
-            <w:tr>
-              <w:tc>
-                <w:tcPr>
-                  <w:tcW w:type="dxa" w:w="2967"/>
-                  <w:tcMar>
-                    <w:top w:w="10" w:type="dxa"/>
-                    <w:start w:w="40" w:type="dxa"/>
-                    <w:bottom w:w="20" w:type="dxa"/>
-                    <w:end w:w="40" w:type="dxa"/>
-                  </w:tcMar>
-                  <w:vAlign w:val="top"/>
-                </w:tcPr>
-                <w:p>
-                  <w:pPr>
-                    <w:spacing w:before="0" w:after="0"/>
-                    <w:jc w:val="center"/>
-                  </w:pPr>
-                  <w:r>
-                    <w:rPr>
-                      <w:rFonts w:ascii="맑은 고딕" w:hAnsi="맑은 고딕" w:eastAsia="맑은 고딕"/>
-                      <w:color w:val="59524B"/>
-                      <w:sz w:val="14"/>
-                    </w:rPr>
-                    <w:t>상황에 맞는 회복안 선택</w:t>
-                  </w:r>
-                </w:p>
-              </w:tc>
-              <w:tc>
-                <w:tcPr>
-                  <w:tcW w:type="dxa" w:w="2967"/>
-                  <w:tcMar>
-                    <w:top w:w="10" w:type="dxa"/>
-                    <w:start w:w="40" w:type="dxa"/>
-                    <w:bottom w:w="20" w:type="dxa"/>
-                    <w:end w:w="40" w:type="dxa"/>
-                  </w:tcMar>
-                  <w:vAlign w:val="top"/>
-                </w:tcPr>
-                <w:p>
-                  <w:pPr>
-                    <w:spacing w:before="0" w:after="0"/>
-                    <w:jc w:val="center"/>
-                  </w:pPr>
-                  <w:r>
-                    <w:rPr>
-                      <w:rFonts w:ascii="맑은 고딕" w:hAnsi="맑은 고딕" w:eastAsia="맑은 고딕"/>
-                      <w:color w:val="59524B"/>
-                      <w:sz w:val="14"/>
-                    </w:rPr>
-                    <w:t>변경 전후 비교와 적용</w:t>
-                  </w:r>
-                </w:p>
-              </w:tc>
-            </w:tr>
-          </w:tbl>
-          <w:p/>
-        </w:tc>
-      </w:tr>
-      <w:tr>
-        <w:trPr>
-          <w:gridAfter w:val="1"/>
-          <w:wAfter w:w="111" w:type="dxa"/>
-          <w:cantSplit/>
-          <w:cantSplit/>
-        </w:trPr>
-        <w:tc>
-          <w:tcPr>
-            <w:tcW w:w="1221" w:type="dxa"/>
-            <w:tcBorders>
-              <w:top w:val="single" w:sz="3" w:space="0" w:color="000000"/>
-              <w:left w:val="single" w:sz="3" w:space="0" w:color="000000"/>
-              <w:bottom w:val="single" w:sz="3" w:space="0" w:color="000000"/>
-              <w:right w:val="single" w:sz="3" w:space="0" w:color="000000"/>
-            </w:tcBorders>
-            <w:shd w:val="clear" w:color="auto" w:fill="FAF6EE"/>
-            <w:vAlign w:val="center"/>
-          </w:tcPr>
-          <w:p>
-            <w:pPr>
-              <w:spacing w:before="0" w:after="0" w:line="278" w:lineRule="auto"/>
-              <w:jc w:val="left"/>
-            </w:pPr>
-            <w:r>
-              <w:rPr>
-                <w:rFonts w:ascii="맑은 고딕" w:hAnsi="맑은 고딕" w:eastAsia="맑은 고딕"/>
-                <w:b/>
-                <w:color w:val="1A1714"/>
-                <w:sz w:val="16"/>
-              </w:rPr>
-              <w:t>주간 리뷰와 인박스</w:t>
-            </w:r>
-          </w:p>
-        </w:tc>
-        <w:tc>
-          <w:tcPr>
-            <w:tcW w:w="2313" w:type="dxa"/>
-            <w:tcBorders>
-              <w:top w:val="single" w:sz="3" w:space="0" w:color="000000"/>
-              <w:left w:val="single" w:sz="3" w:space="0" w:color="000000"/>
-              <w:bottom w:val="single" w:sz="3" w:space="0" w:color="000000"/>
-              <w:right w:val="single" w:sz="3" w:space="0" w:color="000000"/>
-            </w:tcBorders>
-            <w:vAlign w:val="center"/>
-          </w:tcPr>
-          <w:p>
-            <w:pPr>
-              <w:spacing w:before="0" w:after="0" w:line="278" w:lineRule="auto"/>
-              <w:jc w:val="left"/>
-            </w:pPr>
-            <w:r>
-              <w:rPr>
-                <w:rFonts w:ascii="맑은 고딕" w:hAnsi="맑은 고딕" w:eastAsia="맑은 고딕"/>
-                <w:b w:val="0"/>
-                <w:color w:val="1A1714"/>
-                <w:sz w:val="16"/>
-              </w:rPr>
-              <w:t>서버에 쌓인 실행 기록으로 준수율, 회복률, 재시작률과 평균 회복 시간을 계산하고, 반복해서 실패한 습관은 다음 주 횟수를 낮추는 조정안으로 바꾼다. 인박스 입력은 원본을 보관한 채 목표나 오늘 할 일로 새 항목을 만든다. 추천 자료의 실행 단계도 같은 방식으로 오늘 목록에 넣는다.</w:t>
-            </w:r>
-          </w:p>
-        </w:tc>
-        <w:tc>
-          <w:tcPr>
-            <w:tcW w:w="5935" w:type="dxa"/>
-            <w:gridSpan w:val="2"/>
-            <w:tcBorders>
-              <w:top w:val="single" w:sz="3" w:space="0" w:color="000000"/>
-              <w:left w:val="single" w:sz="3" w:space="0" w:color="000000"/>
-              <w:bottom w:val="single" w:sz="3" w:space="0" w:color="000000"/>
-              <w:right w:val="single" w:sz="3" w:space="0" w:color="000000"/>
-            </w:tcBorders>
-            <w:shd w:val="clear" w:color="auto" w:fill="FDF2EC"/>
-            <w:vAlign w:val="center"/>
-          </w:tcPr>
-          <w:p>
-            <w:pPr>
-              <w:spacing w:before="0" w:after="0"/>
-            </w:pPr>
-          </w:p>
-          <w:tbl>
-            <w:tblPr>
-              <w:tblW w:type="auto" w:w="0"/>
-              <w:tblLayout w:type="fixed"/>
-              <w:tblLook w:firstColumn="1" w:firstRow="1" w:lastColumn="0" w:lastRow="0" w:noHBand="0" w:noVBand="1" w:val="04A0"/>
-              <w:tblBorders>
-                <w:top w:val="nil"/>
-                <w:left w:val="nil"/>
-                <w:bottom w:val="nil"/>
-                <w:right w:val="nil"/>
-                <w:insideH w:val="nil"/>
-                <w:insideV w:val="nil"/>
-              </w:tblBorders>
-            </w:tblPr>
-            <w:tblGrid>
-              <w:gridCol w:w="2736"/>
-              <w:gridCol w:w="2736"/>
-            </w:tblGrid>
-            <w:tr>
-              <w:tc>
-                <w:tcPr>
-                  <w:tcW w:type="dxa" w:w="2967"/>
-                  <w:tcMar>
-                    <w:top w:w="20" w:type="dxa"/>
-                    <w:start w:w="40" w:type="dxa"/>
-                    <w:bottom w:w="30" w:type="dxa"/>
-                    <w:end w:w="40" w:type="dxa"/>
-                  </w:tcMar>
-                  <w:vAlign w:val="center"/>
-                </w:tcPr>
-                <w:p>
-                  <w:pPr>
-                    <w:spacing w:before="0" w:after="0"/>
-                    <w:jc w:val="center"/>
-                  </w:pPr>
-                  <w:r>
-                    <w:drawing>
-                      <wp:inline xmlns:a="http://schemas.openxmlformats.org/drawingml/2006/main" xmlns:pic="http://schemas.openxmlformats.org/drawingml/2006/picture">
-                        <wp:extent cx="1143000" cy="2473569"/>
-                        <wp:docPr id="1049" name="Picture 1049" descr="주간 지표와 습관 조정"/>
-                        <wp:cNvGraphicFramePr>
-                          <a:graphicFrameLocks noChangeAspect="1"/>
-                        </wp:cNvGraphicFramePr>
-                        <a:graphic>
-                          <a:graphicData uri="http://schemas.openxmlformats.org/drawingml/2006/picture">
-                            <pic:pic>
-                              <pic:nvPicPr>
-                                <pic:cNvPr id="0" name="image.png"/>
+                                <pic:cNvPr id="0" name="10_goal_interview_typed_voice_latest.png"/>
                                 <pic:cNvPicPr/>
                               </pic:nvPicPr>
                               <pic:blipFill>
@@ -7116,25 +6209,23 @@
               </w:tc>
               <w:tc>
                 <w:tcPr>
-                  <w:tcW w:type="dxa" w:w="2967"/>
+                  <w:tcW w:w="2967" w:type="dxa"/>
                   <w:tcMar>
                     <w:top w:w="20" w:type="dxa"/>
-                    <w:start w:w="40" w:type="dxa"/>
                     <w:bottom w:w="30" w:type="dxa"/>
-                    <w:end w:w="40" w:type="dxa"/>
                   </w:tcMar>
                   <w:vAlign w:val="center"/>
                 </w:tcPr>
                 <w:p>
                   <w:pPr>
-                    <w:spacing w:before="0" w:after="0"/>
                     <w:jc w:val="center"/>
+                    <w:spacing w:after="0" w:before="0"/>
                   </w:pPr>
                   <w:r>
                     <w:drawing>
                       <wp:inline xmlns:a="http://schemas.openxmlformats.org/drawingml/2006/main" xmlns:pic="http://schemas.openxmlformats.org/drawingml/2006/picture">
-                        <wp:extent cx="1143000" cy="2477386"/>
-                        <wp:docPr id="1050" name="Picture 1050" descr="메모를 목표와 할 일로 전환"/>
+                        <wp:extent cx="1143000" cy="2473569"/>
+                        <wp:docPr id="1036" name="Picture 1036" descr="집중, 유지, 보류 분류"/>
                         <wp:cNvGraphicFramePr>
                           <a:graphicFrameLocks noChangeAspect="1"/>
                         </wp:cNvGraphicFramePr>
@@ -7142,11 +6233,284 @@
                           <a:graphicData uri="http://schemas.openxmlformats.org/drawingml/2006/picture">
                             <pic:pic>
                               <pic:nvPicPr>
-                                <pic:cNvPr id="0" name="image.png"/>
+                                <pic:cNvPr id="0" name="11_goal_classification_latest.png"/>
                                 <pic:cNvPicPr/>
                               </pic:nvPicPr>
                               <pic:blipFill>
-                                <a:blip r:embed="rId19"/>
+                                <a:blip r:embed="rId18"/>
+                                <a:stretch>
+                                  <a:fillRect/>
+                                </a:stretch>
+                              </pic:blipFill>
+                              <pic:spPr>
+                                <a:xfrm>
+                                  <a:off x="0" y="0"/>
+                                  <a:ext cx="1143000" cy="2473569"/>
+                                </a:xfrm>
+                                <a:prstGeom prst="rect"/>
+                              </pic:spPr>
+                            </pic:pic>
+                          </a:graphicData>
+                        </a:graphic>
+                      </wp:inline>
+                    </w:drawing>
+                  </w:r>
+                </w:p>
+              </w:tc>
+            </w:tr>
+            <w:tr>
+              <w:tc>
+                <w:tcPr>
+                  <w:tcW w:w="2967" w:type="dxa"/>
+                  <w:tcMar>
+                    <w:top w:w="10" w:type="dxa"/>
+                    <w:bottom w:w="20" w:type="dxa"/>
+                  </w:tcMar>
+                  <w:vAlign w:val="top"/>
+                </w:tcPr>
+                <w:p>
+                  <w:pPr>
+                    <w:jc w:val="center"/>
+                    <w:spacing w:after="0" w:before="0"/>
+                  </w:pPr>
+                  <w:r>
+                    <w:rPr>
+                      <w:rFonts w:ascii="맑은 고딕" w:eastAsia="맑은 고딕" w:hAnsi="맑은 고딕"/>
+                      <w:color w:val="59524B"/>
+                      <w:sz w:val="14"/>
+                    </w:rPr>
+                    <w:t>답변에 따라 이어지는 딥 인터뷰</w:t>
+                  </w:r>
+                </w:p>
+              </w:tc>
+              <w:tc>
+                <w:tcPr>
+                  <w:tcW w:w="2967" w:type="dxa"/>
+                  <w:tcMar>
+                    <w:top w:w="10" w:type="dxa"/>
+                    <w:bottom w:w="20" w:type="dxa"/>
+                  </w:tcMar>
+                  <w:vAlign w:val="top"/>
+                </w:tcPr>
+                <w:p>
+                  <w:pPr>
+                    <w:jc w:val="center"/>
+                    <w:spacing w:after="0" w:before="0"/>
+                  </w:pPr>
+                  <w:r>
+                    <w:rPr>
+                      <w:rFonts w:ascii="맑은 고딕" w:eastAsia="맑은 고딕" w:hAnsi="맑은 고딕"/>
+                      <w:color w:val="59524B"/>
+                      <w:sz w:val="14"/>
+                    </w:rPr>
+                    <w:t>집중, 유지, 보류 분류</w:t>
+                  </w:r>
+                </w:p>
+              </w:tc>
+            </w:tr>
+          </w:tbl>
+          <w:p/>
+        </w:tc>
+      </w:tr>
+      <w:tr>
+        <w:trPr>
+          <w:cantSplit/>
+          <w:gridAfter w:val="1"/>
+          <w:wAfter w:w="111" w:type="dxa"/>
+        </w:trPr>
+        <w:tc>
+          <w:tcPr>
+            <w:tcW w:w="1221" w:type="dxa"/>
+            <w:tcBorders>
+              <w:top w:val="single" w:sz="3" w:space="0" w:color="000000"/>
+              <w:left w:val="single" w:sz="3" w:space="0" w:color="000000"/>
+              <w:bottom w:val="single" w:sz="3" w:space="0" w:color="000000"/>
+              <w:right w:val="single" w:sz="3" w:space="0" w:color="000000"/>
+            </w:tcBorders>
+            <w:shd w:val="clear" w:color="auto" w:fill="FAF6EE"/>
+            <w:vAlign w:val="center"/>
+          </w:tcPr>
+          <w:p>
+            <w:pPr>
+              <w:jc w:val="left"/>
+              <w:spacing w:after="0" w:before="0" w:line="278" w:lineRule="auto"/>
+            </w:pPr>
+            <w:r>
+              <w:rPr>
+                <w:rFonts w:ascii="맑은 고딕" w:eastAsia="맑은 고딕" w:hAnsi="맑은 고딕"/>
+                <w:b/>
+                <w:color w:val="1A1714"/>
+                <w:sz w:val="16"/>
+              </w:rPr>
+              <w:t>중간 목표와 AI 주간 계획</w:t>
+            </w:r>
+          </w:p>
+        </w:tc>
+        <w:tc>
+          <w:tcPr>
+            <w:tcW w:w="2313" w:type="dxa"/>
+            <w:tcBorders>
+              <w:top w:val="single" w:sz="3" w:space="0" w:color="000000"/>
+              <w:left w:val="single" w:sz="3" w:space="0" w:color="000000"/>
+              <w:bottom w:val="single" w:sz="3" w:space="0" w:color="000000"/>
+              <w:right w:val="single" w:sz="3" w:space="0" w:color="000000"/>
+            </w:tcBorders>
+            <w:vAlign w:val="center"/>
+          </w:tcPr>
+          <w:p>
+            <w:pPr>
+              <w:jc w:val="left"/>
+              <w:spacing w:after="0" w:before="0" w:line="278" w:lineRule="auto"/>
+            </w:pPr>
+            <w:r>
+              <w:rPr>
+                <w:rFonts w:ascii="맑은 고딕" w:eastAsia="맑은 고딕" w:hAnsi="맑은 고딕"/>
+                <w:b w:val="0"/>
+                <w:color w:val="1A1714"/>
+                <w:sz w:val="16"/>
+              </w:rPr>
+              <w:t>확정한 목표와 중간 목표 목록에 고정 일정, 가용 시간과 계획 분량을 합쳐 계획 생성 요청을 만든다. 응답은 목표, 할 일, 시간 블록으로 나눠 7일 표에 배치한다. 사용자는 블록을 15분 단위로 옮기거나 시간을 고친 뒤 최종 승인하며, 승인된 값만 서버에 저장한다.</w:t>
+            </w:r>
+          </w:p>
+        </w:tc>
+        <w:tc>
+          <w:tcPr>
+            <w:tcW w:w="5935" w:type="dxa"/>
+            <w:gridSpan w:val="2"/>
+            <w:tcBorders>
+              <w:top w:val="single" w:sz="3" w:space="0" w:color="000000"/>
+              <w:left w:val="single" w:sz="3" w:space="0" w:color="000000"/>
+              <w:bottom w:val="single" w:sz="3" w:space="0" w:color="000000"/>
+              <w:right w:val="single" w:sz="3" w:space="0" w:color="000000"/>
+            </w:tcBorders>
+            <w:shd w:val="clear" w:color="auto" w:fill="FDF2EC"/>
+            <w:vAlign w:val="center"/>
+          </w:tcPr>
+          <w:p>
+            <w:pPr>
+              <w:spacing w:after="0" w:before="0"/>
+            </w:pPr>
+          </w:p>
+          <w:tbl>
+            <w:tblPr>
+              <w:tblW w:w="0" w:type="auto"/>
+              <w:tblBorders>
+                <w:top w:val="nil"/>
+                <w:left w:val="nil"/>
+                <w:bottom w:val="nil"/>
+                <w:right w:val="nil"/>
+                <w:insideH w:val="nil"/>
+                <w:insideV w:val="nil"/>
+              </w:tblBorders>
+              <w:tblLook w:val="04A0" w:firstRow="1" w:lastRow="0" w:firstColumn="1" w:lastColumn="0" w:noHBand="0" w:noVBand="1"/>
+              <w:tblLayout w:type="fixed"/>
+            </w:tblPr>
+            <w:tblGrid>
+              <w:gridCol w:w="2736"/>
+              <w:gridCol w:w="2736"/>
+            </w:tblGrid>
+            <w:tr>
+              <w:tc>
+                <w:tcPr>
+                  <w:tcW w:w="2967" w:type="dxa"/>
+                  <w:tcMar>
+                    <w:top w:w="20" w:type="dxa"/>
+                    <w:bottom w:w="30" w:type="dxa"/>
+                  </w:tcMar>
+                  <w:vAlign w:val="center"/>
+                </w:tcPr>
+                <w:p>
+                  <w:pPr>
+                    <w:jc w:val="center"/>
+                    <w:spacing w:after="0" w:before="0"/>
+                  </w:pPr>
+                  <w:r>
+                    <w:drawing>
+                      <wp:inline distT="0" distB="0" distL="180" distR="180">
+                        <wp:extent cx="1143000" cy="2473569"/>
+                        <wp:effectExtent l="0" t="0" r="0" b="0"/>
+                        <wp:docPr id="1028" name="shape1028" hidden="0"/>
+                        <wp:cNvGraphicFramePr>
+                          <a:graphicFrameLocks xmlns:a="http://schemas.openxmlformats.org/drawingml/2006/main" noChangeAspect="1"/>
+                        </wp:cNvGraphicFramePr>
+                        <a:graphic xmlns:a="http://schemas.openxmlformats.org/drawingml/2006/main">
+                          <a:graphicData uri="http://schemas.openxmlformats.org/drawingml/2006/picture">
+                            <pic:pic xmlns:pic="http://schemas.openxmlformats.org/drawingml/2006/picture">
+                              <pic:nvPicPr>
+                                <pic:cNvPr id="0" name="이미지"/>
+                                <pic:cNvPicPr preferRelativeResize="1">
+                                  <a:picLocks noChangeAspect="1"/>
+                                </pic:cNvPicPr>
+                              </pic:nvPicPr>
+                              <pic:blipFill>
+                                <a:blip r:embed="rId4">
+                                  <a:extLst>
+                                    <a:ext uri="{28A0092B-C50C-407E-A947-70E740481C1C}">
+                                      <a14:useLocalDpi xmlns:a14="http://schemas.microsoft.com/office/drawing/2010/main" val="0"/>
+                                    </a:ext>
+                                  </a:extLst>
+                                </a:blip>
+                                <a:srcRect/>
+                                <a:stretch>
+                                  <a:fillRect/>
+                                </a:stretch>
+                              </pic:blipFill>
+                              <pic:spPr>
+                                <a:xfrm>
+                                  <a:off x="0" y="0"/>
+                                  <a:ext cx="1143000" cy="2473569"/>
+                                </a:xfrm>
+                                <a:prstGeom prst="rect"/>
+                              </pic:spPr>
+                            </pic:pic>
+                          </a:graphicData>
+                        </a:graphic>
+                      </wp:inline>
+                    </w:drawing>
+                  </w:r>
+                </w:p>
+              </w:tc>
+              <w:tc>
+                <w:tcPr>
+                  <w:tcW w:w="2967" w:type="dxa"/>
+                  <w:tcMar>
+                    <w:top w:w="20" w:type="dxa"/>
+                    <w:bottom w:w="30" w:type="dxa"/>
+                  </w:tcMar>
+                  <w:vAlign w:val="center"/>
+                </w:tcPr>
+                <w:p>
+                  <w:pPr>
+                    <w:jc w:val="center"/>
+                    <w:spacing w:after="0" w:before="0"/>
+                  </w:pPr>
+                  <w:r>
+                    <w:drawing>
+                      <wp:inline distT="0" distB="0" distL="180" distR="180">
+                        <wp:extent cx="1143000" cy="2477386"/>
+                        <wp:effectExtent l="0" t="0" r="0" b="0"/>
+                        <wp:docPr id="1029" name="shape1029" hidden="0"/>
+                        <wp:cNvGraphicFramePr>
+                          <a:graphicFrameLocks xmlns:a="http://schemas.openxmlformats.org/drawingml/2006/main" noChangeAspect="1"/>
+                        </wp:cNvGraphicFramePr>
+                        <a:graphic xmlns:a="http://schemas.openxmlformats.org/drawingml/2006/main">
+                          <a:graphicData uri="http://schemas.openxmlformats.org/drawingml/2006/picture">
+                            <pic:pic xmlns:pic="http://schemas.openxmlformats.org/drawingml/2006/picture">
+                              <pic:nvPicPr>
+                                <pic:cNvPr id="0" name="이미지"/>
+                                <pic:cNvPicPr preferRelativeResize="1">
+                                  <a:picLocks noChangeAspect="1"/>
+                                </pic:cNvPicPr>
+                              </pic:nvPicPr>
+                              <pic:blipFill>
+                                <a:blip r:embed="rId5">
+                                  <a:extLst>
+                                    <a:ext uri="{28A0092B-C50C-407E-A947-70E740481C1C}">
+                                      <a14:useLocalDpi xmlns:a14="http://schemas.microsoft.com/office/drawing/2010/main" val="0"/>
+                                    </a:ext>
+                                  </a:extLst>
+                                </a:blip>
+                                <a:srcRect/>
                                 <a:stretch>
                                   <a:fillRect/>
                                 </a:stretch>
@@ -7170,23 +6534,864 @@
             <w:tr>
               <w:tc>
                 <w:tcPr>
-                  <w:tcW w:type="dxa" w:w="2967"/>
+                  <w:tcW w:w="2967" w:type="dxa"/>
                   <w:tcMar>
                     <w:top w:w="10" w:type="dxa"/>
-                    <w:start w:w="40" w:type="dxa"/>
                     <w:bottom w:w="20" w:type="dxa"/>
-                    <w:end w:w="40" w:type="dxa"/>
                   </w:tcMar>
                   <w:vAlign w:val="top"/>
                 </w:tcPr>
                 <w:p>
                   <w:pPr>
-                    <w:spacing w:before="0" w:after="0"/>
                     <w:jc w:val="center"/>
+                    <w:spacing w:after="0" w:before="0"/>
                   </w:pPr>
                   <w:r>
                     <w:rPr>
-                      <w:rFonts w:ascii="맑은 고딕" w:hAnsi="맑은 고딕" w:eastAsia="맑은 고딕"/>
+                      <w:rFonts w:ascii="맑은 고딕" w:eastAsia="맑은 고딕" w:hAnsi="맑은 고딕"/>
+                      <w:color w:val="59524B"/>
+                      <w:sz w:val="14"/>
+                    </w:rPr>
+                    <w:t>목표를 시간 블록으로 바꾼 계획</w:t>
+                  </w:r>
+                </w:p>
+              </w:tc>
+              <w:tc>
+                <w:tcPr>
+                  <w:tcW w:w="2967" w:type="dxa"/>
+                  <w:tcMar>
+                    <w:top w:w="10" w:type="dxa"/>
+                    <w:bottom w:w="20" w:type="dxa"/>
+                  </w:tcMar>
+                  <w:vAlign w:val="top"/>
+                </w:tcPr>
+                <w:p>
+                  <w:pPr>
+                    <w:jc w:val="center"/>
+                    <w:spacing w:after="0" w:before="0"/>
+                  </w:pPr>
+                  <w:r>
+                    <w:rPr>
+                      <w:rFonts w:ascii="맑은 고딕" w:eastAsia="맑은 고딕" w:hAnsi="맑은 고딕"/>
+                      <w:color w:val="59524B"/>
+                      <w:sz w:val="14"/>
+                    </w:rPr>
+                    <w:t>7일 시간표에서 직접 조정</w:t>
+                  </w:r>
+                </w:p>
+              </w:tc>
+            </w:tr>
+          </w:tbl>
+          <w:p/>
+        </w:tc>
+      </w:tr>
+      <w:tr>
+        <w:trPr>
+          <w:cantSplit/>
+          <w:gridAfter w:val="1"/>
+          <w:wAfter w:w="111" w:type="dxa"/>
+        </w:trPr>
+        <w:tc>
+          <w:tcPr>
+            <w:tcW w:w="1221" w:type="dxa"/>
+            <w:tcBorders>
+              <w:top w:val="single" w:sz="3" w:space="0" w:color="000000"/>
+              <w:left w:val="single" w:sz="3" w:space="0" w:color="000000"/>
+              <w:bottom w:val="single" w:sz="3" w:space="0" w:color="000000"/>
+              <w:right w:val="single" w:sz="3" w:space="0" w:color="000000"/>
+            </w:tcBorders>
+            <w:shd w:val="clear" w:color="auto" w:fill="FAF6EE"/>
+            <w:vAlign w:val="center"/>
+          </w:tcPr>
+          <w:p>
+            <w:pPr>
+              <w:jc w:val="left"/>
+              <w:spacing w:after="0" w:before="0" w:line="278" w:lineRule="auto"/>
+            </w:pPr>
+            <w:r>
+              <w:rPr>
+                <w:rFonts w:ascii="맑은 고딕" w:eastAsia="맑은 고딕" w:hAnsi="맑은 고딕"/>
+                <w:b/>
+                <w:color w:val="1A1714"/>
+                <w:sz w:val="16"/>
+              </w:rPr>
+              <w:t>오늘 타임라인과 실행 기록</w:t>
+            </w:r>
+          </w:p>
+        </w:tc>
+        <w:tc>
+          <w:tcPr>
+            <w:tcW w:w="2313" w:type="dxa"/>
+            <w:tcBorders>
+              <w:top w:val="single" w:sz="3" w:space="0" w:color="000000"/>
+              <w:left w:val="single" w:sz="3" w:space="0" w:color="000000"/>
+              <w:bottom w:val="single" w:sz="3" w:space="0" w:color="000000"/>
+              <w:right w:val="single" w:sz="3" w:space="0" w:color="000000"/>
+            </w:tcBorders>
+            <w:vAlign w:val="center"/>
+          </w:tcPr>
+          <w:p>
+            <w:pPr>
+              <w:jc w:val="left"/>
+              <w:spacing w:after="0" w:before="0" w:line="278" w:lineRule="auto"/>
+            </w:pPr>
+            <w:r>
+              <w:rPr>
+                <w:rFonts w:ascii="맑은 고딕" w:eastAsia="맑은 고딕" w:hAnsi="맑은 고딕"/>
+                <w:b w:val="0"/>
+                <w:color w:val="1A1714"/>
+                <w:sz w:val="16"/>
+              </w:rPr>
+              <w:t>오늘 데이터에서 진행 중 상태를 먼저 찾고, 없으면 우선순위와 예정 시각을 비교해 첫 할 일을 고른다. 나머지는 시간순 타임라인으로 표시하고 타이머는 시작 시각과 일시정지 누적값으로 계산한다. 종료할 때 완료, 일부 완료, 잘 안됨 중 하나와 비율 또는 실패 사유를 저장한다.</w:t>
+            </w:r>
+          </w:p>
+        </w:tc>
+        <w:tc>
+          <w:tcPr>
+            <w:tcW w:w="5935" w:type="dxa"/>
+            <w:gridSpan w:val="2"/>
+            <w:tcBorders>
+              <w:top w:val="single" w:sz="3" w:space="0" w:color="000000"/>
+              <w:left w:val="single" w:sz="3" w:space="0" w:color="000000"/>
+              <w:bottom w:val="single" w:sz="3" w:space="0" w:color="000000"/>
+              <w:right w:val="single" w:sz="3" w:space="0" w:color="000000"/>
+            </w:tcBorders>
+            <w:shd w:val="clear" w:color="auto" w:fill="FDF2EC"/>
+            <w:vAlign w:val="center"/>
+          </w:tcPr>
+          <w:p>
+            <w:pPr>
+              <w:spacing w:after="0" w:before="0"/>
+            </w:pPr>
+          </w:p>
+          <w:tbl>
+            <w:tblPr>
+              <w:tblW w:w="0" w:type="auto"/>
+              <w:tblBorders>
+                <w:top w:val="nil"/>
+                <w:left w:val="nil"/>
+                <w:bottom w:val="nil"/>
+                <w:right w:val="nil"/>
+                <w:insideH w:val="nil"/>
+                <w:insideV w:val="nil"/>
+              </w:tblBorders>
+              <w:tblLook w:val="04A0" w:firstRow="1" w:lastRow="0" w:firstColumn="1" w:lastColumn="0" w:noHBand="0" w:noVBand="1"/>
+              <w:tblLayout w:type="fixed"/>
+            </w:tblPr>
+            <w:tblGrid>
+              <w:gridCol w:w="2736"/>
+              <w:gridCol w:w="2736"/>
+            </w:tblGrid>
+            <w:tr>
+              <w:tc>
+                <w:tcPr>
+                  <w:tcW w:w="2967" w:type="dxa"/>
+                  <w:shd w:val="clear" w:color="auto" w:fill="F4EEE2"/>
+                  <w:tcMar>
+                    <w:top w:w="20" w:type="dxa"/>
+                    <w:bottom w:w="30" w:type="dxa"/>
+                  </w:tcMar>
+                  <w:vAlign w:val="center"/>
+                </w:tcPr>
+                <w:p>
+                  <w:pPr>
+                    <w:jc w:val="center"/>
+                    <w:spacing w:after="0" w:before="0"/>
+                  </w:pPr>
+                  <w:r>
+                    <w:rPr>
+                      <w:rFonts w:ascii="맑은 고딕" w:eastAsia="맑은 고딕" w:hAnsi="맑은 고딕"/>
+                      <w:b/>
+                      <w:color w:val="9E472F"/>
+                      <w:sz w:val="16"/>
+                    </w:rPr>
+                    <w:t>최신 캡처 필요</w:t>
+                  </w:r>
+                  <w:r>
+                    <w:rPr>
+                      <w:rFonts w:ascii="맑은 고딕" w:eastAsia="맑은 고딕" w:hAnsi="맑은 고딕"/>
+                      <w:b/>
+                      <w:color w:val="9E472F"/>
+                      <w:sz w:val="16"/>
+                    </w:rPr>
+                    <w:br/>
+                  </w:r>
+                  <w:r>
+                    <w:rPr>
+                      <w:rFonts w:ascii="맑은 고딕" w:eastAsia="맑은 고딕" w:hAnsi="맑은 고딕"/>
+                      <w:b/>
+                      <w:color w:val="9E472F"/>
+                      <w:sz w:val="16"/>
+                    </w:rPr>
+                    <w:t>첫 할 일과 오늘 타임라인</w:t>
+                  </w:r>
+                </w:p>
+              </w:tc>
+              <w:tc>
+                <w:tcPr>
+                  <w:tcW w:w="2967" w:type="dxa"/>
+                  <w:tcMar>
+                    <w:top w:w="20" w:type="dxa"/>
+                    <w:bottom w:w="30" w:type="dxa"/>
+                  </w:tcMar>
+                  <w:vAlign w:val="center"/>
+                </w:tcPr>
+                <w:p>
+                  <w:pPr>
+                    <w:jc w:val="center"/>
+                    <w:spacing w:after="0" w:before="0"/>
+                  </w:pPr>
+                  <w:r>
+                    <w:drawing>
+                      <wp:inline distT="0" distB="0" distL="180" distR="180">
+                        <wp:extent cx="1143000" cy="2473569"/>
+                        <wp:effectExtent l="0" t="0" r="0" b="0"/>
+                        <wp:docPr id="1030" name="shape1030" hidden="0"/>
+                        <wp:cNvGraphicFramePr>
+                          <a:graphicFrameLocks xmlns:a="http://schemas.openxmlformats.org/drawingml/2006/main" noChangeAspect="1"/>
+                        </wp:cNvGraphicFramePr>
+                        <a:graphic xmlns:a="http://schemas.openxmlformats.org/drawingml/2006/main">
+                          <a:graphicData uri="http://schemas.openxmlformats.org/drawingml/2006/picture">
+                            <pic:pic xmlns:pic="http://schemas.openxmlformats.org/drawingml/2006/picture">
+                              <pic:nvPicPr>
+                                <pic:cNvPr id="0" name="이미지"/>
+                                <pic:cNvPicPr preferRelativeResize="1">
+                                  <a:picLocks noChangeAspect="1"/>
+                                </pic:cNvPicPr>
+                              </pic:nvPicPr>
+                              <pic:blipFill>
+                                <a:blip r:embed="rId6">
+                                  <a:extLst>
+                                    <a:ext uri="{28A0092B-C50C-407E-A947-70E740481C1C}">
+                                      <a14:useLocalDpi xmlns:a14="http://schemas.microsoft.com/office/drawing/2010/main" val="0"/>
+                                    </a:ext>
+                                  </a:extLst>
+                                </a:blip>
+                                <a:srcRect/>
+                                <a:stretch>
+                                  <a:fillRect/>
+                                </a:stretch>
+                              </pic:blipFill>
+                              <pic:spPr>
+                                <a:xfrm>
+                                  <a:off x="0" y="0"/>
+                                  <a:ext cx="1143000" cy="2473569"/>
+                                </a:xfrm>
+                                <a:prstGeom prst="rect"/>
+                              </pic:spPr>
+                            </pic:pic>
+                          </a:graphicData>
+                        </a:graphic>
+                      </wp:inline>
+                    </w:drawing>
+                  </w:r>
+                </w:p>
+              </w:tc>
+            </w:tr>
+            <w:tr>
+              <w:tc>
+                <w:tcPr>
+                  <w:tcW w:w="2967" w:type="dxa"/>
+                  <w:tcMar>
+                    <w:top w:w="10" w:type="dxa"/>
+                    <w:bottom w:w="20" w:type="dxa"/>
+                  </w:tcMar>
+                  <w:vAlign w:val="top"/>
+                </w:tcPr>
+                <w:p>
+                  <w:pPr>
+                    <w:jc w:val="center"/>
+                    <w:spacing w:after="0" w:before="0"/>
+                  </w:pPr>
+                  <w:r>
+                    <w:rPr>
+                      <w:rFonts w:ascii="맑은 고딕" w:eastAsia="맑은 고딕" w:hAnsi="맑은 고딕"/>
+                      <w:color w:val="59524B"/>
+                      <w:sz w:val="14"/>
+                    </w:rPr>
+                    <w:t>첫 할 일과 오늘 타임라인</w:t>
+                  </w:r>
+                </w:p>
+              </w:tc>
+              <w:tc>
+                <w:tcPr>
+                  <w:tcW w:w="2967" w:type="dxa"/>
+                  <w:tcMar>
+                    <w:top w:w="10" w:type="dxa"/>
+                    <w:bottom w:w="20" w:type="dxa"/>
+                  </w:tcMar>
+                  <w:vAlign w:val="top"/>
+                </w:tcPr>
+                <w:p>
+                  <w:pPr>
+                    <w:jc w:val="center"/>
+                    <w:spacing w:after="0" w:before="0"/>
+                  </w:pPr>
+                  <w:r>
+                    <w:rPr>
+                      <w:rFonts w:ascii="맑은 고딕" w:eastAsia="맑은 고딕" w:hAnsi="맑은 고딕"/>
+                      <w:color w:val="59524B"/>
+                      <w:sz w:val="14"/>
+                    </w:rPr>
+                    <w:t>완료 비율과 실패 사유 입력</w:t>
+                  </w:r>
+                </w:p>
+              </w:tc>
+            </w:tr>
+          </w:tbl>
+          <w:p/>
+        </w:tc>
+      </w:tr>
+      <w:tr>
+        <w:trPr>
+          <w:cantSplit/>
+          <w:gridAfter w:val="1"/>
+          <w:wAfter w:w="111" w:type="dxa"/>
+        </w:trPr>
+        <w:tc>
+          <w:tcPr>
+            <w:tcW w:w="1221" w:type="dxa"/>
+            <w:tcBorders>
+              <w:top w:val="single" w:sz="3" w:space="0" w:color="000000"/>
+              <w:left w:val="single" w:sz="3" w:space="0" w:color="000000"/>
+              <w:bottom w:val="single" w:sz="3" w:space="0" w:color="000000"/>
+              <w:right w:val="single" w:sz="3" w:space="0" w:color="000000"/>
+            </w:tcBorders>
+            <w:shd w:val="clear" w:color="auto" w:fill="FAF6EE"/>
+            <w:vAlign w:val="center"/>
+          </w:tcPr>
+          <w:p>
+            <w:pPr>
+              <w:jc w:val="left"/>
+              <w:spacing w:after="0" w:before="0" w:line="278" w:lineRule="auto"/>
+            </w:pPr>
+            <w:r>
+              <w:rPr>
+                <w:rFonts w:ascii="맑은 고딕" w:eastAsia="맑은 고딕" w:hAnsi="맑은 고딕"/>
+                <w:b/>
+                <w:color w:val="1A1714"/>
+                <w:sz w:val="16"/>
+              </w:rPr>
+              <w:t>회복안 선택과 리플랜</w:t>
+            </w:r>
+          </w:p>
+        </w:tc>
+        <w:tc>
+          <w:tcPr>
+            <w:tcW w:w="2313" w:type="dxa"/>
+            <w:tcBorders>
+              <w:top w:val="single" w:sz="3" w:space="0" w:color="000000"/>
+              <w:left w:val="single" w:sz="3" w:space="0" w:color="000000"/>
+              <w:bottom w:val="single" w:sz="3" w:space="0" w:color="000000"/>
+              <w:right w:val="single" w:sz="3" w:space="0" w:color="000000"/>
+            </w:tcBorders>
+            <w:vAlign w:val="center"/>
+          </w:tcPr>
+          <w:p>
+            <w:pPr>
+              <w:jc w:val="left"/>
+              <w:spacing w:after="0" w:before="0" w:line="278" w:lineRule="auto"/>
+            </w:pPr>
+            <w:r>
+              <w:rPr>
+                <w:rFonts w:ascii="맑은 고딕" w:eastAsia="맑은 고딕" w:hAnsi="맑은 고딕"/>
+                <w:b w:val="0"/>
+                <w:color w:val="1A1714"/>
+                <w:sz w:val="16"/>
+              </w:rPr>
+              <w:t xml:space="preserve">실패 사유와 남은 시간을 회복안 생성 요청에 넣는다. </w:t>
+            </w:r>
+            <w:r>
+              <w:rPr>
+                <w:lang w:eastAsia="ko-KR"/>
+                <w:rFonts w:ascii="맑은 고딕" w:eastAsia="맑은 고딕" w:hAnsi="맑은 고딕"/>
+                <w:b w:val="0"/>
+                <w:color w:val="1A1714"/>
+                <w:sz w:val="16"/>
+                <w:rtl w:val="off"/>
+              </w:rPr>
+              <w:t>백엔드는</w:t>
+            </w:r>
+            <w:r>
+              <w:rPr>
+                <w:rFonts w:ascii="맑은 고딕" w:eastAsia="맑은 고딕" w:hAnsi="맑은 고딕"/>
+                <w:b w:val="0"/>
+                <w:color w:val="1A1714"/>
+                <w:sz w:val="16"/>
+              </w:rPr>
+              <w:t xml:space="preserve"> 할 일 줄이기, 시간 옮기기, 다음 계획으로 넘기기, 보류로 나</w:t>
+            </w:r>
+            <w:r>
+              <w:rPr>
+                <w:lang w:eastAsia="ko-KR"/>
+                <w:rFonts w:ascii="맑은 고딕" w:eastAsia="맑은 고딕" w:hAnsi="맑은 고딕"/>
+                <w:b w:val="0"/>
+                <w:color w:val="1A1714"/>
+                <w:sz w:val="16"/>
+                <w:rtl w:val="off"/>
+              </w:rPr>
+              <w:t>눈다.</w:t>
+            </w:r>
+            <w:r>
+              <w:rPr>
+                <w:rFonts w:ascii="맑은 고딕" w:eastAsia="맑은 고딕" w:hAnsi="맑은 고딕"/>
+                <w:b w:val="0"/>
+                <w:color w:val="1A1714"/>
+                <w:sz w:val="16"/>
+              </w:rPr>
+              <w:t xml:space="preserve"> 사용자의 선택을 먼저 저장하고 변경 전후의 날짜, 시간과 분량을 비교한 뒤 최종 계획에 반영한다.</w:t>
+            </w:r>
+          </w:p>
+        </w:tc>
+        <w:tc>
+          <w:tcPr>
+            <w:tcW w:w="5935" w:type="dxa"/>
+            <w:gridSpan w:val="2"/>
+            <w:tcBorders>
+              <w:top w:val="single" w:sz="3" w:space="0" w:color="000000"/>
+              <w:left w:val="single" w:sz="3" w:space="0" w:color="000000"/>
+              <w:bottom w:val="single" w:sz="3" w:space="0" w:color="000000"/>
+              <w:right w:val="single" w:sz="3" w:space="0" w:color="000000"/>
+            </w:tcBorders>
+            <w:shd w:val="clear" w:color="auto" w:fill="FDF2EC"/>
+            <w:vAlign w:val="center"/>
+          </w:tcPr>
+          <w:p>
+            <w:pPr>
+              <w:spacing w:after="0" w:before="0"/>
+            </w:pPr>
+          </w:p>
+          <w:tbl>
+            <w:tblPr>
+              <w:tblW w:w="0" w:type="auto"/>
+              <w:tblBorders>
+                <w:top w:val="nil"/>
+                <w:left w:val="nil"/>
+                <w:bottom w:val="nil"/>
+                <w:right w:val="nil"/>
+                <w:insideH w:val="nil"/>
+                <w:insideV w:val="nil"/>
+              </w:tblBorders>
+              <w:tblLook w:val="04A0" w:firstRow="1" w:lastRow="0" w:firstColumn="1" w:lastColumn="0" w:noHBand="0" w:noVBand="1"/>
+              <w:tblLayout w:type="fixed"/>
+            </w:tblPr>
+            <w:tblGrid>
+              <w:gridCol w:w="2736"/>
+              <w:gridCol w:w="2736"/>
+            </w:tblGrid>
+            <w:tr>
+              <w:tc>
+                <w:tcPr>
+                  <w:tcW w:w="2967" w:type="dxa"/>
+                  <w:tcMar>
+                    <w:top w:w="20" w:type="dxa"/>
+                    <w:bottom w:w="30" w:type="dxa"/>
+                  </w:tcMar>
+                  <w:vAlign w:val="center"/>
+                </w:tcPr>
+                <w:p>
+                  <w:pPr>
+                    <w:jc w:val="center"/>
+                    <w:spacing w:after="0" w:before="0"/>
+                  </w:pPr>
+                  <w:r>
+                    <w:drawing>
+                      <wp:inline distT="0" distB="0" distL="180" distR="180">
+                        <wp:extent cx="1143000" cy="2473569"/>
+                        <wp:effectExtent l="0" t="0" r="0" b="0"/>
+                        <wp:docPr id="1031" name="shape1031" hidden="0"/>
+                        <wp:cNvGraphicFramePr>
+                          <a:graphicFrameLocks xmlns:a="http://schemas.openxmlformats.org/drawingml/2006/main" noChangeAspect="1"/>
+                        </wp:cNvGraphicFramePr>
+                        <a:graphic xmlns:a="http://schemas.openxmlformats.org/drawingml/2006/main">
+                          <a:graphicData uri="http://schemas.openxmlformats.org/drawingml/2006/picture">
+                            <pic:pic xmlns:pic="http://schemas.openxmlformats.org/drawingml/2006/picture">
+                              <pic:nvPicPr>
+                                <pic:cNvPr id="0" name="이미지"/>
+                                <pic:cNvPicPr preferRelativeResize="1">
+                                  <a:picLocks noChangeAspect="1"/>
+                                </pic:cNvPicPr>
+                              </pic:nvPicPr>
+                              <pic:blipFill>
+                                <a:blip r:embed="rId7">
+                                  <a:extLst>
+                                    <a:ext uri="{28A0092B-C50C-407E-A947-70E740481C1C}">
+                                      <a14:useLocalDpi xmlns:a14="http://schemas.microsoft.com/office/drawing/2010/main" val="0"/>
+                                    </a:ext>
+                                  </a:extLst>
+                                </a:blip>
+                                <a:srcRect/>
+                                <a:stretch>
+                                  <a:fillRect/>
+                                </a:stretch>
+                              </pic:blipFill>
+                              <pic:spPr>
+                                <a:xfrm>
+                                  <a:off x="0" y="0"/>
+                                  <a:ext cx="1143000" cy="2473569"/>
+                                </a:xfrm>
+                                <a:prstGeom prst="rect"/>
+                              </pic:spPr>
+                            </pic:pic>
+                          </a:graphicData>
+                        </a:graphic>
+                      </wp:inline>
+                    </w:drawing>
+                  </w:r>
+                </w:p>
+              </w:tc>
+              <w:tc>
+                <w:tcPr>
+                  <w:tcW w:w="2967" w:type="dxa"/>
+                  <w:tcMar>
+                    <w:top w:w="20" w:type="dxa"/>
+                    <w:bottom w:w="30" w:type="dxa"/>
+                  </w:tcMar>
+                  <w:vAlign w:val="center"/>
+                </w:tcPr>
+                <w:p>
+                  <w:pPr>
+                    <w:jc w:val="center"/>
+                    <w:spacing w:after="0" w:before="0"/>
+                  </w:pPr>
+                  <w:r>
+                    <w:drawing>
+                      <wp:inline distT="0" distB="0" distL="180" distR="180">
+                        <wp:extent cx="1143000" cy="2473569"/>
+                        <wp:effectExtent l="0" t="0" r="0" b="0"/>
+                        <wp:docPr id="1032" name="shape1032" hidden="0"/>
+                        <wp:cNvGraphicFramePr>
+                          <a:graphicFrameLocks xmlns:a="http://schemas.openxmlformats.org/drawingml/2006/main" noChangeAspect="1"/>
+                        </wp:cNvGraphicFramePr>
+                        <a:graphic xmlns:a="http://schemas.openxmlformats.org/drawingml/2006/main">
+                          <a:graphicData uri="http://schemas.openxmlformats.org/drawingml/2006/picture">
+                            <pic:pic xmlns:pic="http://schemas.openxmlformats.org/drawingml/2006/picture">
+                              <pic:nvPicPr>
+                                <pic:cNvPr id="0" name="이미지"/>
+                                <pic:cNvPicPr preferRelativeResize="1">
+                                  <a:picLocks noChangeAspect="1"/>
+                                </pic:cNvPicPr>
+                              </pic:nvPicPr>
+                              <pic:blipFill>
+                                <a:blip r:embed="rId8">
+                                  <a:extLst>
+                                    <a:ext uri="{28A0092B-C50C-407E-A947-70E740481C1C}">
+                                      <a14:useLocalDpi xmlns:a14="http://schemas.microsoft.com/office/drawing/2010/main" val="0"/>
+                                    </a:ext>
+                                  </a:extLst>
+                                </a:blip>
+                                <a:srcRect/>
+                                <a:stretch>
+                                  <a:fillRect/>
+                                </a:stretch>
+                              </pic:blipFill>
+                              <pic:spPr>
+                                <a:xfrm>
+                                  <a:off x="0" y="0"/>
+                                  <a:ext cx="1143000" cy="2473569"/>
+                                </a:xfrm>
+                                <a:prstGeom prst="rect"/>
+                              </pic:spPr>
+                            </pic:pic>
+                          </a:graphicData>
+                        </a:graphic>
+                      </wp:inline>
+                    </w:drawing>
+                  </w:r>
+                </w:p>
+              </w:tc>
+            </w:tr>
+            <w:tr>
+              <w:tc>
+                <w:tcPr>
+                  <w:tcW w:w="2967" w:type="dxa"/>
+                  <w:tcMar>
+                    <w:top w:w="10" w:type="dxa"/>
+                    <w:bottom w:w="20" w:type="dxa"/>
+                  </w:tcMar>
+                  <w:vAlign w:val="top"/>
+                </w:tcPr>
+                <w:p>
+                  <w:pPr>
+                    <w:jc w:val="center"/>
+                    <w:spacing w:after="0" w:before="0"/>
+                  </w:pPr>
+                  <w:r>
+                    <w:rPr>
+                      <w:rFonts w:ascii="맑은 고딕" w:eastAsia="맑은 고딕" w:hAnsi="맑은 고딕"/>
+                      <w:color w:val="59524B"/>
+                      <w:sz w:val="14"/>
+                    </w:rPr>
+                    <w:t>상황에 맞는 회복안 선택</w:t>
+                  </w:r>
+                </w:p>
+              </w:tc>
+              <w:tc>
+                <w:tcPr>
+                  <w:tcW w:w="2967" w:type="dxa"/>
+                  <w:tcMar>
+                    <w:top w:w="10" w:type="dxa"/>
+                    <w:bottom w:w="20" w:type="dxa"/>
+                  </w:tcMar>
+                  <w:vAlign w:val="top"/>
+                </w:tcPr>
+                <w:p>
+                  <w:pPr>
+                    <w:jc w:val="center"/>
+                    <w:spacing w:after="0" w:before="0"/>
+                  </w:pPr>
+                  <w:r>
+                    <w:rPr>
+                      <w:rFonts w:ascii="맑은 고딕" w:eastAsia="맑은 고딕" w:hAnsi="맑은 고딕"/>
+                      <w:color w:val="59524B"/>
+                      <w:sz w:val="14"/>
+                    </w:rPr>
+                    <w:t>변경 전후 비교와 적용</w:t>
+                  </w:r>
+                </w:p>
+              </w:tc>
+            </w:tr>
+          </w:tbl>
+          <w:p/>
+        </w:tc>
+      </w:tr>
+      <w:tr>
+        <w:trPr>
+          <w:cantSplit/>
+          <w:gridAfter w:val="1"/>
+          <w:wAfter w:w="111" w:type="dxa"/>
+        </w:trPr>
+        <w:tc>
+          <w:tcPr>
+            <w:tcW w:w="1221" w:type="dxa"/>
+            <w:tcBorders>
+              <w:top w:val="single" w:sz="3" w:space="0" w:color="000000"/>
+              <w:left w:val="single" w:sz="3" w:space="0" w:color="000000"/>
+              <w:bottom w:val="single" w:sz="3" w:space="0" w:color="000000"/>
+              <w:right w:val="single" w:sz="3" w:space="0" w:color="000000"/>
+            </w:tcBorders>
+            <w:shd w:val="clear" w:color="auto" w:fill="FAF6EE"/>
+            <w:vAlign w:val="center"/>
+          </w:tcPr>
+          <w:p>
+            <w:pPr>
+              <w:jc w:val="left"/>
+              <w:spacing w:after="0" w:before="0" w:line="278" w:lineRule="auto"/>
+            </w:pPr>
+            <w:r>
+              <w:rPr>
+                <w:rFonts w:ascii="맑은 고딕" w:eastAsia="맑은 고딕" w:hAnsi="맑은 고딕"/>
+                <w:b/>
+                <w:color w:val="1A1714"/>
+                <w:sz w:val="16"/>
+              </w:rPr>
+              <w:t>주간 리뷰와 인박스</w:t>
+            </w:r>
+          </w:p>
+        </w:tc>
+        <w:tc>
+          <w:tcPr>
+            <w:tcW w:w="2313" w:type="dxa"/>
+            <w:tcBorders>
+              <w:top w:val="single" w:sz="3" w:space="0" w:color="000000"/>
+              <w:left w:val="single" w:sz="3" w:space="0" w:color="000000"/>
+              <w:bottom w:val="single" w:sz="3" w:space="0" w:color="000000"/>
+              <w:right w:val="single" w:sz="3" w:space="0" w:color="000000"/>
+            </w:tcBorders>
+            <w:vAlign w:val="center"/>
+          </w:tcPr>
+          <w:p>
+            <w:pPr>
+              <w:jc w:val="left"/>
+              <w:spacing w:after="0" w:before="0" w:line="278" w:lineRule="auto"/>
+            </w:pPr>
+            <w:r>
+              <w:rPr>
+                <w:rFonts w:ascii="맑은 고딕" w:eastAsia="맑은 고딕" w:hAnsi="맑은 고딕"/>
+                <w:b w:val="0"/>
+                <w:color w:val="1A1714"/>
+                <w:sz w:val="16"/>
+              </w:rPr>
+              <w:t>서버에 쌓인 실행 기록으로 준수율, 회복률, 재시작률과 평균 회복 시간을 계산하고, 반복해서 실패한 습관은 다음 주 횟수를 낮추는 조정안으로 바꾼다. 인박스 입력은 원본을 보관한 채 목표나 오늘 할 일로 새 항목을 만든다. 추천 자료의 실행 단계도 같은 방식으로 오늘 목록에 넣는다.</w:t>
+            </w:r>
+          </w:p>
+        </w:tc>
+        <w:tc>
+          <w:tcPr>
+            <w:tcW w:w="5935" w:type="dxa"/>
+            <w:gridSpan w:val="2"/>
+            <w:tcBorders>
+              <w:top w:val="single" w:sz="3" w:space="0" w:color="000000"/>
+              <w:left w:val="single" w:sz="3" w:space="0" w:color="000000"/>
+              <w:bottom w:val="single" w:sz="3" w:space="0" w:color="000000"/>
+              <w:right w:val="single" w:sz="3" w:space="0" w:color="000000"/>
+            </w:tcBorders>
+            <w:shd w:val="clear" w:color="auto" w:fill="FDF2EC"/>
+            <w:vAlign w:val="center"/>
+          </w:tcPr>
+          <w:p>
+            <w:pPr>
+              <w:spacing w:after="0" w:before="0"/>
+            </w:pPr>
+          </w:p>
+          <w:tbl>
+            <w:tblPr>
+              <w:tblW w:w="0" w:type="auto"/>
+              <w:tblBorders>
+                <w:top w:val="nil"/>
+                <w:left w:val="nil"/>
+                <w:bottom w:val="nil"/>
+                <w:right w:val="nil"/>
+                <w:insideH w:val="nil"/>
+                <w:insideV w:val="nil"/>
+              </w:tblBorders>
+              <w:tblLook w:val="04A0" w:firstRow="1" w:lastRow="0" w:firstColumn="1" w:lastColumn="0" w:noHBand="0" w:noVBand="1"/>
+              <w:tblLayout w:type="fixed"/>
+            </w:tblPr>
+            <w:tblGrid>
+              <w:gridCol w:w="2736"/>
+              <w:gridCol w:w="2736"/>
+            </w:tblGrid>
+            <w:tr>
+              <w:tc>
+                <w:tcPr>
+                  <w:tcW w:w="2967" w:type="dxa"/>
+                  <w:tcMar>
+                    <w:top w:w="20" w:type="dxa"/>
+                    <w:bottom w:w="30" w:type="dxa"/>
+                  </w:tcMar>
+                  <w:vAlign w:val="center"/>
+                </w:tcPr>
+                <w:p>
+                  <w:pPr>
+                    <w:jc w:val="center"/>
+                    <w:spacing w:after="0" w:before="0"/>
+                  </w:pPr>
+                  <w:r>
+                    <w:drawing>
+                      <wp:inline distT="0" distB="0" distL="180" distR="180">
+                        <wp:extent cx="1143000" cy="2473569"/>
+                        <wp:effectExtent l="0" t="0" r="0" b="0"/>
+                        <wp:docPr id="1033" name="shape1033" hidden="0"/>
+                        <wp:cNvGraphicFramePr>
+                          <a:graphicFrameLocks xmlns:a="http://schemas.openxmlformats.org/drawingml/2006/main" noChangeAspect="1"/>
+                        </wp:cNvGraphicFramePr>
+                        <a:graphic xmlns:a="http://schemas.openxmlformats.org/drawingml/2006/main">
+                          <a:graphicData uri="http://schemas.openxmlformats.org/drawingml/2006/picture">
+                            <pic:pic xmlns:pic="http://schemas.openxmlformats.org/drawingml/2006/picture">
+                              <pic:nvPicPr>
+                                <pic:cNvPr id="0" name="이미지"/>
+                                <pic:cNvPicPr preferRelativeResize="1">
+                                  <a:picLocks noChangeAspect="1"/>
+                                </pic:cNvPicPr>
+                              </pic:nvPicPr>
+                              <pic:blipFill>
+                                <a:blip r:embed="rId9">
+                                  <a:extLst>
+                                    <a:ext uri="{28A0092B-C50C-407E-A947-70E740481C1C}">
+                                      <a14:useLocalDpi xmlns:a14="http://schemas.microsoft.com/office/drawing/2010/main" val="0"/>
+                                    </a:ext>
+                                  </a:extLst>
+                                </a:blip>
+                                <a:srcRect/>
+                                <a:stretch>
+                                  <a:fillRect/>
+                                </a:stretch>
+                              </pic:blipFill>
+                              <pic:spPr>
+                                <a:xfrm>
+                                  <a:off x="0" y="0"/>
+                                  <a:ext cx="1143000" cy="2473569"/>
+                                </a:xfrm>
+                                <a:prstGeom prst="rect"/>
+                              </pic:spPr>
+                            </pic:pic>
+                          </a:graphicData>
+                        </a:graphic>
+                      </wp:inline>
+                    </w:drawing>
+                  </w:r>
+                </w:p>
+              </w:tc>
+              <w:tc>
+                <w:tcPr>
+                  <w:tcW w:w="2967" w:type="dxa"/>
+                  <w:tcMar>
+                    <w:top w:w="20" w:type="dxa"/>
+                    <w:bottom w:w="30" w:type="dxa"/>
+                  </w:tcMar>
+                  <w:vAlign w:val="center"/>
+                </w:tcPr>
+                <w:p>
+                  <w:pPr>
+                    <w:jc w:val="center"/>
+                    <w:spacing w:after="0" w:before="0"/>
+                  </w:pPr>
+                  <w:r>
+                    <w:drawing>
+                      <wp:inline distT="0" distB="0" distL="180" distR="180">
+                        <wp:extent cx="1143000" cy="2477386"/>
+                        <wp:effectExtent l="0" t="0" r="0" b="0"/>
+                        <wp:docPr id="1034" name="shape1034" hidden="0"/>
+                        <wp:cNvGraphicFramePr>
+                          <a:graphicFrameLocks xmlns:a="http://schemas.openxmlformats.org/drawingml/2006/main" noChangeAspect="1"/>
+                        </wp:cNvGraphicFramePr>
+                        <a:graphic xmlns:a="http://schemas.openxmlformats.org/drawingml/2006/main">
+                          <a:graphicData uri="http://schemas.openxmlformats.org/drawingml/2006/picture">
+                            <pic:pic xmlns:pic="http://schemas.openxmlformats.org/drawingml/2006/picture">
+                              <pic:nvPicPr>
+                                <pic:cNvPr id="0" name="이미지"/>
+                                <pic:cNvPicPr preferRelativeResize="1">
+                                  <a:picLocks noChangeAspect="1"/>
+                                </pic:cNvPicPr>
+                              </pic:nvPicPr>
+                              <pic:blipFill>
+                                <a:blip r:embed="rId10">
+                                  <a:extLst>
+                                    <a:ext uri="{28A0092B-C50C-407E-A947-70E740481C1C}">
+                                      <a14:useLocalDpi xmlns:a14="http://schemas.microsoft.com/office/drawing/2010/main" val="0"/>
+                                    </a:ext>
+                                  </a:extLst>
+                                </a:blip>
+                                <a:srcRect/>
+                                <a:stretch>
+                                  <a:fillRect/>
+                                </a:stretch>
+                              </pic:blipFill>
+                              <pic:spPr>
+                                <a:xfrm>
+                                  <a:off x="0" y="0"/>
+                                  <a:ext cx="1143000" cy="2477386"/>
+                                </a:xfrm>
+                                <a:prstGeom prst="rect"/>
+                              </pic:spPr>
+                            </pic:pic>
+                          </a:graphicData>
+                        </a:graphic>
+                      </wp:inline>
+                    </w:drawing>
+                  </w:r>
+                </w:p>
+              </w:tc>
+            </w:tr>
+            <w:tr>
+              <w:tc>
+                <w:tcPr>
+                  <w:tcW w:w="2967" w:type="dxa"/>
+                  <w:tcMar>
+                    <w:top w:w="10" w:type="dxa"/>
+                    <w:bottom w:w="20" w:type="dxa"/>
+                  </w:tcMar>
+                  <w:vAlign w:val="top"/>
+                </w:tcPr>
+                <w:p>
+                  <w:pPr>
+                    <w:jc w:val="center"/>
+                    <w:spacing w:after="0" w:before="0"/>
+                  </w:pPr>
+                  <w:r>
+                    <w:rPr>
+                      <w:rFonts w:ascii="맑은 고딕" w:eastAsia="맑은 고딕" w:hAnsi="맑은 고딕"/>
                       <w:color w:val="59524B"/>
                       <w:sz w:val="14"/>
                     </w:rPr>
@@ -7196,23 +7401,21 @@
               </w:tc>
               <w:tc>
                 <w:tcPr>
-                  <w:tcW w:type="dxa" w:w="2967"/>
+                  <w:tcW w:w="2967" w:type="dxa"/>
                   <w:tcMar>
                     <w:top w:w="10" w:type="dxa"/>
-                    <w:start w:w="40" w:type="dxa"/>
                     <w:bottom w:w="20" w:type="dxa"/>
-                    <w:end w:w="40" w:type="dxa"/>
                   </w:tcMar>
                   <w:vAlign w:val="top"/>
                 </w:tcPr>
                 <w:p>
                   <w:pPr>
-                    <w:spacing w:before="0" w:after="0"/>
                     <w:jc w:val="center"/>
+                    <w:spacing w:after="0" w:before="0"/>
                   </w:pPr>
                   <w:r>
                     <w:rPr>
-                      <w:rFonts w:ascii="맑은 고딕" w:hAnsi="맑은 고딕" w:eastAsia="맑은 고딕"/>
+                      <w:rFonts w:ascii="맑은 고딕" w:eastAsia="맑은 고딕" w:hAnsi="맑은 고딕"/>
                       <w:color w:val="59524B"/>
                       <w:sz w:val="14"/>
                     </w:rPr>
@@ -7233,7 +7436,7 @@
           </w:tblCellMar>
         </w:tblPrEx>
         <w:trPr>
-          <w:trHeight w:val="659"/>
+          <w:trHeight w:val="659" w:hRule="atLeast"/>
         </w:trPr>
         <w:tc>
           <w:tcPr>
@@ -7249,12 +7452,12 @@
           </w:tcPr>
           <w:p>
             <w:pPr>
-              <w:spacing w:before="0" w:after="0" w:line="276" w:lineRule="auto"/>
               <w:jc w:val="left"/>
-            </w:pPr>
-            <w:r>
-              <w:rPr>
-                <w:rFonts w:ascii="맑은 고딕" w:hAnsi="맑은 고딕" w:eastAsia="맑은 고딕"/>
+              <w:spacing w:after="0" w:before="0" w:line="276" w:lineRule="auto"/>
+            </w:pPr>
+            <w:r>
+              <w:rPr>
+                <w:rFonts w:ascii="맑은 고딕" w:eastAsia="맑은 고딕" w:hAnsi="맑은 고딕"/>
                 <w:b w:val="0"/>
                 <w:sz w:val="14"/>
               </w:rPr>
@@ -7290,6 +7493,7 @@
           <w:bottom w:val="single" w:sz="3" w:space="0" w:color="000000"/>
           <w:right w:val="single" w:sz="3" w:space="0" w:color="000000"/>
         </w:tblBorders>
+        <w:tblLook w:val="04A0" w:firstRow="1" w:lastRow="0" w:firstColumn="1" w:lastColumn="0" w:noHBand="0" w:noVBand="1"/>
         <w:tblLayout w:type="fixed"/>
         <w:tblCellMar>
           <w:top w:w="28" w:type="dxa"/>
@@ -7297,14 +7501,13 @@
           <w:bottom w:w="28" w:type="dxa"/>
           <w:right w:w="113" w:type="dxa"/>
         </w:tblCellMar>
-        <w:tblLook w:val="04A0" w:firstRow="1" w:lastRow="0" w:firstColumn="1" w:lastColumn="0" w:noHBand="0" w:noVBand="1"/>
       </w:tblPr>
       <w:tblGrid>
         <w:gridCol w:w="9580"/>
       </w:tblGrid>
       <w:tr>
         <w:trPr>
-          <w:trHeight w:val="18"/>
+          <w:trHeight w:val="18" w:hRule="atLeast"/>
         </w:trPr>
         <w:tc>
           <w:tcPr>
@@ -7363,6 +7566,7 @@
           <w:bottom w:val="single" w:sz="3" w:space="0" w:color="000000"/>
           <w:right w:val="single" w:sz="3" w:space="0" w:color="000000"/>
         </w:tblBorders>
+        <w:tblLook w:val="04A0" w:firstRow="1" w:lastRow="0" w:firstColumn="1" w:lastColumn="0" w:noHBand="0" w:noVBand="1"/>
         <w:tblLayout w:type="fixed"/>
         <w:tblCellMar>
           <w:top w:w="28" w:type="dxa"/>
@@ -7370,7 +7574,6 @@
           <w:bottom w:w="28" w:type="dxa"/>
           <w:right w:w="102" w:type="dxa"/>
         </w:tblCellMar>
-        <w:tblLook w:val="04A0" w:firstRow="1" w:lastRow="0" w:firstColumn="1" w:lastColumn="0" w:noHBand="0" w:noVBand="1"/>
       </w:tblPr>
       <w:tblGrid>
         <w:gridCol w:w="2014"/>
@@ -7379,7 +7582,7 @@
       </w:tblGrid>
       <w:tr>
         <w:trPr>
-          <w:trHeight w:val="426"/>
+          <w:trHeight w:val="426" w:hRule="atLeast"/>
         </w:trPr>
         <w:tc>
           <w:tcPr>
@@ -7477,7 +7680,7 @@
       </w:tr>
       <w:tr>
         <w:trPr>
-          <w:trHeight w:val="18"/>
+          <w:trHeight w:val="18" w:hRule="atLeast"/>
         </w:trPr>
         <w:tc>
           <w:tcPr>
@@ -7548,7 +7751,7 @@
       </w:tr>
       <w:tr>
         <w:trPr>
-          <w:trHeight w:val="18"/>
+          <w:trHeight w:val="18" w:hRule="atLeast"/>
         </w:trPr>
         <w:tc>
           <w:tcPr>
@@ -7640,6 +7843,7 @@
           <w:bottom w:val="single" w:sz="3" w:space="0" w:color="000000"/>
           <w:right w:val="single" w:sz="3" w:space="0" w:color="000000"/>
         </w:tblBorders>
+        <w:tblLook w:val="04A0" w:firstRow="1" w:lastRow="0" w:firstColumn="1" w:lastColumn="0" w:noHBand="0" w:noVBand="1"/>
         <w:tblLayout w:type="fixed"/>
         <w:tblCellMar>
           <w:top w:w="28" w:type="dxa"/>
@@ -7647,14 +7851,13 @@
           <w:bottom w:w="28" w:type="dxa"/>
           <w:right w:w="113" w:type="dxa"/>
         </w:tblCellMar>
-        <w:tblLook w:val="04A0" w:firstRow="1" w:lastRow="0" w:firstColumn="1" w:lastColumn="0" w:noHBand="0" w:noVBand="1"/>
       </w:tblPr>
       <w:tblGrid>
         <w:gridCol w:w="9580"/>
       </w:tblGrid>
       <w:tr>
         <w:trPr>
-          <w:trHeight w:val="968"/>
+          <w:trHeight w:val="968" w:hRule="atLeast"/>
         </w:trPr>
         <w:tc>
           <w:tcPr>
@@ -7698,8 +7901,8 @@
               <w:rPr>
                 <w:rFonts w:ascii="맑은 고딕" w:eastAsia="맑은 고딕"/>
                 <w:color w:val="0000FF"/>
+                <w:shd w:val="clear" w:color="000000" w:fill="auto"/>
                 <w:spacing w:val="-4"/>
-                <w:shd w:val="clear" w:color="000000" w:fill="auto"/>
               </w:rPr>
               <w:t>프로젝트 실물사진을 반드시 첨부하여 실제 프로젝트 완성도 확인할 수 있도록 작성, 필요 시 줄 추</w:t>
             </w:r>
@@ -7707,10 +7910,9 @@
               <w:rPr>
                 <w:rFonts w:ascii="맑은 고딕" w:eastAsia="맑은 고딕"/>
                 <w:color w:val="0000FF"/>
+                <w:shd w:val="clear" w:color="000000" w:fill="auto"/>
                 <w:spacing w:val="-4"/>
-                <w:shd w:val="clear" w:color="000000" w:fill="auto"/>
-              </w:rPr>
-              <w:lastRenderedPageBreak/>
+              </w:rPr>
               <w:t>가</w:t>
             </w:r>
           </w:p>
@@ -7755,6 +7957,7 @@
           <w:bottom w:val="single" w:sz="3" w:space="0" w:color="000000"/>
           <w:right w:val="single" w:sz="3" w:space="0" w:color="000000"/>
         </w:tblBorders>
+        <w:tblLook w:val="04A0" w:firstRow="1" w:lastRow="0" w:firstColumn="1" w:lastColumn="0" w:noHBand="0" w:noVBand="1"/>
         <w:tblLayout w:type="fixed"/>
         <w:tblCellMar>
           <w:top w:w="28" w:type="dxa"/>
@@ -7762,14 +7965,13 @@
           <w:bottom w:w="28" w:type="dxa"/>
           <w:right w:w="113" w:type="dxa"/>
         </w:tblCellMar>
-        <w:tblLook w:val="04A0" w:firstRow="1" w:lastRow="0" w:firstColumn="1" w:lastColumn="0" w:noHBand="0" w:noVBand="1"/>
       </w:tblPr>
       <w:tblGrid>
         <w:gridCol w:w="9580"/>
       </w:tblGrid>
       <w:tr>
         <w:trPr>
-          <w:trHeight w:val="659"/>
+          <w:trHeight w:val="659" w:hRule="atLeast"/>
         </w:trPr>
         <w:tc>
           <w:tcPr>
@@ -7802,11 +8004,11 @@
     <w:p>
       <w:pPr>
         <w:pStyle w:val="af1"/>
+        <w:ind w:left="0"/>
         <w:wordWrap/>
         <w:snapToGrid w:val="0"/>
+        <w:jc w:val="left"/>
         <w:spacing w:line="384" w:lineRule="auto"/>
-        <w:ind w:left="0"/>
-        <w:jc w:val="left"/>
         <w:rPr>
           <w:rFonts w:eastAsiaTheme="minorEastAsia"/>
           <w:sz w:val="28"/>
@@ -7822,11 +8024,11 @@
     <w:p>
       <w:pPr>
         <w:pStyle w:val="af1"/>
+        <w:ind w:left="0"/>
         <w:wordWrap/>
         <w:snapToGrid w:val="0"/>
+        <w:jc w:val="left"/>
         <w:spacing w:line="384" w:lineRule="auto"/>
-        <w:ind w:left="0"/>
-        <w:jc w:val="left"/>
       </w:pPr>
       <w:r>
         <w:rPr>
@@ -7861,6 +8063,7 @@
           <w:bottom w:val="single" w:sz="3" w:space="0" w:color="000000"/>
           <w:right w:val="single" w:sz="3" w:space="0" w:color="000000"/>
         </w:tblBorders>
+        <w:tblLook w:val="04A0" w:firstRow="1" w:lastRow="0" w:firstColumn="1" w:lastColumn="0" w:noHBand="0" w:noVBand="1"/>
         <w:tblLayout w:type="fixed"/>
         <w:tblCellMar>
           <w:top w:w="28" w:type="dxa"/>
@@ -7868,14 +8071,13 @@
           <w:bottom w:w="28" w:type="dxa"/>
           <w:right w:w="113" w:type="dxa"/>
         </w:tblCellMar>
-        <w:tblLook w:val="04A0" w:firstRow="1" w:lastRow="0" w:firstColumn="1" w:lastColumn="0" w:noHBand="0" w:noVBand="1"/>
       </w:tblPr>
       <w:tblGrid>
         <w:gridCol w:w="9580"/>
       </w:tblGrid>
       <w:tr>
         <w:trPr>
-          <w:trHeight w:val="968"/>
+          <w:trHeight w:val="968" w:hRule="atLeast"/>
         </w:trPr>
         <w:tc>
           <w:tcPr>
@@ -7927,11 +8129,11 @@
     <w:p>
       <w:pPr>
         <w:pStyle w:val="af1"/>
+        <w:ind w:left="0"/>
         <w:wordWrap/>
         <w:snapToGrid w:val="0"/>
+        <w:jc w:val="left"/>
         <w:spacing w:line="384" w:lineRule="auto"/>
-        <w:ind w:left="0"/>
-        <w:jc w:val="left"/>
         <w:rPr>
           <w:sz w:val="28"/>
         </w:rPr>
@@ -7946,11 +8148,11 @@
     <w:p>
       <w:pPr>
         <w:pStyle w:val="af1"/>
+        <w:ind w:left="0"/>
         <w:wordWrap/>
         <w:snapToGrid w:val="0"/>
+        <w:jc w:val="left"/>
         <w:spacing w:line="384" w:lineRule="auto"/>
-        <w:ind w:left="0"/>
-        <w:jc w:val="left"/>
       </w:pPr>
       <w:r>
         <w:rPr>
@@ -7970,6 +8172,7 @@
           <w:bottom w:val="single" w:sz="3" w:space="0" w:color="000000"/>
           <w:right w:val="single" w:sz="3" w:space="0" w:color="000000"/>
         </w:tblBorders>
+        <w:tblLook w:val="04A0" w:firstRow="1" w:lastRow="0" w:firstColumn="1" w:lastColumn="0" w:noHBand="0" w:noVBand="1"/>
         <w:tblLayout w:type="fixed"/>
         <w:tblCellMar>
           <w:top w:w="45" w:type="dxa"/>
@@ -7977,7 +8180,6 @@
           <w:bottom w:w="45" w:type="dxa"/>
           <w:right w:w="170" w:type="dxa"/>
         </w:tblCellMar>
-        <w:tblLook w:val="04A0" w:firstRow="1" w:lastRow="0" w:firstColumn="1" w:lastColumn="0" w:noHBand="0" w:noVBand="1"/>
       </w:tblPr>
       <w:tblGrid>
         <w:gridCol w:w="1178"/>
@@ -8053,7 +8255,7 @@
       </w:tr>
       <w:tr>
         <w:trPr>
-          <w:trHeight w:val="506"/>
+          <w:trHeight w:val="506" w:hRule="atLeast"/>
         </w:trPr>
         <w:tc>
           <w:tcPr>
@@ -8148,12 +8350,12 @@
       </w:tr>
       <w:tr>
         <w:trPr>
-          <w:trHeight w:val="506"/>
+          <w:trHeight w:val="506" w:hRule="atLeast"/>
         </w:trPr>
         <w:tc>
           <w:tcPr>
             <w:tcW w:w="1178" w:type="dxa"/>
-            <w:vMerge/>
+            <w:vMerge w:val="continue"/>
             <w:tcBorders>
               <w:top w:val="single" w:sz="3" w:space="0" w:color="000000"/>
               <w:left w:val="single" w:sz="3" w:space="0" w:color="000000"/>
@@ -8222,12 +8424,12 @@
       </w:tr>
       <w:tr>
         <w:trPr>
-          <w:trHeight w:val="506"/>
+          <w:trHeight w:val="506" w:hRule="atLeast"/>
         </w:trPr>
         <w:tc>
           <w:tcPr>
             <w:tcW w:w="1178" w:type="dxa"/>
-            <w:vMerge/>
+            <w:vMerge w:val="continue"/>
             <w:tcBorders>
               <w:top w:val="single" w:sz="3" w:space="0" w:color="000000"/>
               <w:left w:val="single" w:sz="3" w:space="0" w:color="000000"/>
@@ -8296,12 +8498,12 @@
       </w:tr>
       <w:tr>
         <w:trPr>
-          <w:trHeight w:val="506"/>
+          <w:trHeight w:val="506" w:hRule="atLeast"/>
         </w:trPr>
         <w:tc>
           <w:tcPr>
             <w:tcW w:w="1178" w:type="dxa"/>
-            <w:vMerge/>
+            <w:vMerge w:val="continue"/>
             <w:tcBorders>
               <w:top w:val="single" w:sz="3" w:space="0" w:color="000000"/>
               <w:left w:val="single" w:sz="3" w:space="0" w:color="000000"/>
@@ -8370,12 +8572,12 @@
       </w:tr>
       <w:tr>
         <w:trPr>
-          <w:trHeight w:val="506"/>
+          <w:trHeight w:val="506" w:hRule="atLeast"/>
         </w:trPr>
         <w:tc>
           <w:tcPr>
             <w:tcW w:w="1178" w:type="dxa"/>
-            <w:vMerge/>
+            <w:vMerge w:val="continue"/>
             <w:tcBorders>
               <w:top w:val="single" w:sz="3" w:space="0" w:color="000000"/>
               <w:left w:val="single" w:sz="3" w:space="0" w:color="000000"/>
@@ -8444,7 +8646,7 @@
       </w:tr>
       <w:tr>
         <w:trPr>
-          <w:trHeight w:val="506"/>
+          <w:trHeight w:val="506" w:hRule="atLeast"/>
         </w:trPr>
         <w:tc>
           <w:tcPr>
@@ -8539,12 +8741,12 @@
       </w:tr>
       <w:tr>
         <w:trPr>
-          <w:trHeight w:val="506"/>
+          <w:trHeight w:val="506" w:hRule="atLeast"/>
         </w:trPr>
         <w:tc>
           <w:tcPr>
             <w:tcW w:w="1178" w:type="dxa"/>
-            <w:vMerge/>
+            <w:vMerge w:val="continue"/>
             <w:tcBorders>
               <w:top w:val="single" w:sz="3" w:space="0" w:color="000000"/>
               <w:left w:val="single" w:sz="3" w:space="0" w:color="000000"/>
@@ -8613,12 +8815,12 @@
       </w:tr>
       <w:tr>
         <w:trPr>
-          <w:trHeight w:val="506"/>
+          <w:trHeight w:val="506" w:hRule="atLeast"/>
         </w:trPr>
         <w:tc>
           <w:tcPr>
             <w:tcW w:w="1178" w:type="dxa"/>
-            <w:vMerge/>
+            <w:vMerge w:val="continue"/>
             <w:tcBorders>
               <w:top w:val="single" w:sz="3" w:space="0" w:color="000000"/>
               <w:left w:val="single" w:sz="3" w:space="0" w:color="000000"/>
@@ -8687,12 +8889,12 @@
       </w:tr>
       <w:tr>
         <w:trPr>
-          <w:trHeight w:val="506"/>
+          <w:trHeight w:val="506" w:hRule="atLeast"/>
         </w:trPr>
         <w:tc>
           <w:tcPr>
             <w:tcW w:w="1178" w:type="dxa"/>
-            <w:vMerge/>
+            <w:vMerge w:val="continue"/>
             <w:tcBorders>
               <w:top w:val="single" w:sz="3" w:space="0" w:color="000000"/>
               <w:left w:val="single" w:sz="3" w:space="0" w:color="000000"/>
@@ -8761,12 +8963,12 @@
       </w:tr>
       <w:tr>
         <w:trPr>
-          <w:trHeight w:val="506"/>
+          <w:trHeight w:val="506" w:hRule="atLeast"/>
         </w:trPr>
         <w:tc>
           <w:tcPr>
             <w:tcW w:w="1178" w:type="dxa"/>
-            <w:vMerge/>
+            <w:vMerge w:val="continue"/>
             <w:tcBorders>
               <w:top w:val="single" w:sz="3" w:space="0" w:color="000000"/>
               <w:left w:val="single" w:sz="3" w:space="0" w:color="000000"/>
@@ -8835,7 +9037,7 @@
       </w:tr>
       <w:tr>
         <w:trPr>
-          <w:trHeight w:val="506"/>
+          <w:trHeight w:val="506" w:hRule="atLeast"/>
         </w:trPr>
         <w:tc>
           <w:tcPr>
@@ -8930,12 +9132,12 @@
       </w:tr>
       <w:tr>
         <w:trPr>
-          <w:trHeight w:val="506"/>
+          <w:trHeight w:val="506" w:hRule="atLeast"/>
         </w:trPr>
         <w:tc>
           <w:tcPr>
             <w:tcW w:w="1178" w:type="dxa"/>
-            <w:vMerge/>
+            <w:vMerge w:val="continue"/>
             <w:tcBorders>
               <w:top w:val="single" w:sz="3" w:space="0" w:color="000000"/>
               <w:left w:val="single" w:sz="3" w:space="0" w:color="000000"/>
@@ -9006,12 +9208,12 @@
       </w:tr>
       <w:tr>
         <w:trPr>
-          <w:trHeight w:val="506"/>
+          <w:trHeight w:val="506" w:hRule="atLeast"/>
         </w:trPr>
         <w:tc>
           <w:tcPr>
             <w:tcW w:w="1178" w:type="dxa"/>
-            <w:vMerge/>
+            <w:vMerge w:val="continue"/>
             <w:tcBorders>
               <w:top w:val="single" w:sz="3" w:space="0" w:color="000000"/>
               <w:left w:val="single" w:sz="3" w:space="0" w:color="000000"/>
@@ -9092,7 +9294,7 @@
         <w:trPr>
           <w:gridAfter w:val="1"/>
           <w:wAfter w:w="26" w:type="dxa"/>
-          <w:trHeight w:val="659"/>
+          <w:trHeight w:val="659" w:hRule="atLeast"/>
         </w:trPr>
         <w:tc>
           <w:tcPr>
@@ -9151,11 +9353,11 @@
     <w:p>
       <w:pPr>
         <w:pStyle w:val="af1"/>
+        <w:ind w:left="0"/>
         <w:wordWrap/>
         <w:snapToGrid w:val="0"/>
+        <w:jc w:val="left"/>
         <w:spacing w:line="384" w:lineRule="auto"/>
-        <w:ind w:left="0"/>
-        <w:jc w:val="left"/>
       </w:pPr>
       <w:r>
         <w:rPr>
@@ -9165,8 +9367,8 @@
       </w:r>
       <w:r>
         <w:rPr>
+          <w:sz w:val="28"/>
           <w:spacing w:val="-6"/>
-          <w:sz w:val="28"/>
         </w:rPr>
         <w:t>기타 사항 [본문에서 표현되지 못한 프로젝트의 가치(Value) 및 제작 노력 (조성욱, +a)</w:t>
       </w:r>
@@ -9197,6 +9399,7 @@
           <w:bottom w:val="single" w:sz="3" w:space="0" w:color="000000"/>
           <w:right w:val="single" w:sz="3" w:space="0" w:color="000000"/>
         </w:tblBorders>
+        <w:tblLook w:val="04A0" w:firstRow="1" w:lastRow="0" w:firstColumn="1" w:lastColumn="0" w:noHBand="0" w:noVBand="1"/>
         <w:tblLayout w:type="fixed"/>
         <w:tblCellMar>
           <w:top w:w="28" w:type="dxa"/>
@@ -9204,14 +9407,13 @@
           <w:bottom w:w="28" w:type="dxa"/>
           <w:right w:w="113" w:type="dxa"/>
         </w:tblCellMar>
-        <w:tblLook w:val="04A0" w:firstRow="1" w:lastRow="0" w:firstColumn="1" w:lastColumn="0" w:noHBand="0" w:noVBand="1"/>
       </w:tblPr>
       <w:tblGrid>
         <w:gridCol w:w="9580"/>
       </w:tblGrid>
       <w:tr>
         <w:trPr>
-          <w:trHeight w:val="968"/>
+          <w:trHeight w:val="968" w:hRule="atLeast"/>
         </w:trPr>
         <w:tc>
           <w:tcPr>
@@ -9247,13 +9449,13 @@
         <w:wordWrap/>
         <w:jc w:val="left"/>
         <w:sectPr>
-          <w:endnotePr>
-            <w:numFmt w:val="decimal"/>
-          </w:endnotePr>
           <w:pgSz w:w="11906" w:h="16837"/>
           <w:pgMar w:top="1417" w:right="1134" w:bottom="1417" w:left="1134" w:header="567" w:footer="850" w:gutter="0"/>
           <w:cols w:space="0"/>
           <w:docGrid w:linePitch="360"/>
+          <w:endnotePr>
+            <w:numFmt w:val="decimal"/>
+          </w:endnotePr>
         </w:sectPr>
       </w:pPr>
     </w:p>
@@ -9267,7 +9469,6 @@
         <w:rPr>
           <w:sz w:val="30"/>
         </w:rPr>
-        <w:lastRenderedPageBreak/>
         <w:t xml:space="preserve">III. 프로젝트 수행 내용 </w:t>
       </w:r>
     </w:p>
@@ -9282,6 +9483,7 @@
           <w:bottom w:val="single" w:sz="3" w:space="0" w:color="000000"/>
           <w:right w:val="single" w:sz="3" w:space="0" w:color="000000"/>
         </w:tblBorders>
+        <w:tblLook w:val="04A0" w:firstRow="1" w:lastRow="0" w:firstColumn="1" w:lastColumn="0" w:noHBand="0" w:noVBand="1"/>
         <w:tblLayout w:type="fixed"/>
         <w:tblCellMar>
           <w:top w:w="28" w:type="dxa"/>
@@ -9289,14 +9491,13 @@
           <w:bottom w:w="28" w:type="dxa"/>
           <w:right w:w="85" w:type="dxa"/>
         </w:tblCellMar>
-        <w:tblLook w:val="04A0" w:firstRow="1" w:lastRow="0" w:firstColumn="1" w:lastColumn="0" w:noHBand="0" w:noVBand="1"/>
       </w:tblPr>
       <w:tblGrid>
         <w:gridCol w:w="9580"/>
       </w:tblGrid>
       <w:tr>
         <w:trPr>
-          <w:trHeight w:val="579"/>
+          <w:trHeight w:val="579" w:hRule="atLeast"/>
         </w:trPr>
         <w:tc>
           <w:tcPr>
@@ -9342,14 +9543,14 @@
     <w:p>
       <w:pPr>
         <w:pStyle w:val="af1"/>
+        <w:wordWrap/>
+        <w:snapToGrid w:val="0"/>
+        <w:jc w:val="left"/>
         <w:numPr>
           <w:ilvl w:val="0"/>
           <w:numId w:val="1"/>
         </w:numPr>
-        <w:wordWrap/>
-        <w:snapToGrid w:val="0"/>
         <w:spacing w:line="384" w:lineRule="auto"/>
-        <w:jc w:val="left"/>
         <w:rPr>
           <w:rFonts w:eastAsiaTheme="minorEastAsia"/>
           <w:sz w:val="28"/>
@@ -9579,7 +9780,7 @@
         <w:tc>
           <w:tcPr>
             <w:tcW w:w="1162" w:type="dxa"/>
-            <w:vMerge/>
+            <w:vMerge w:val="continue"/>
             <w:shd w:val="clear" w:color="auto" w:fill="DFE6F7"/>
             <w:vAlign w:val="center"/>
           </w:tcPr>
@@ -9598,7 +9799,7 @@
         <w:tc>
           <w:tcPr>
             <w:tcW w:w="3089" w:type="dxa"/>
-            <w:vMerge/>
+            <w:vMerge w:val="continue"/>
             <w:shd w:val="clear" w:color="auto" w:fill="DFE6F7"/>
             <w:vAlign w:val="center"/>
           </w:tcPr>
@@ -10400,7 +10601,7 @@
         <w:tc>
           <w:tcPr>
             <w:tcW w:w="1162" w:type="dxa"/>
-            <w:vMerge/>
+            <w:vMerge w:val="continue"/>
             <w:shd w:val="clear" w:color="auto" w:fill="DFE6F7"/>
             <w:vAlign w:val="center"/>
           </w:tcPr>
@@ -10751,7 +10952,7 @@
         <w:tc>
           <w:tcPr>
             <w:tcW w:w="1162" w:type="dxa"/>
-            <w:vMerge/>
+            <w:vMerge w:val="continue"/>
             <w:shd w:val="clear" w:color="auto" w:fill="DFE6F7"/>
             <w:vAlign w:val="center"/>
           </w:tcPr>
@@ -10922,7 +11123,7 @@
         <w:tc>
           <w:tcPr>
             <w:tcW w:w="1162" w:type="dxa"/>
-            <w:vMerge/>
+            <w:vMerge w:val="continue"/>
             <w:shd w:val="clear" w:color="auto" w:fill="DFE6F7"/>
             <w:vAlign w:val="center"/>
           </w:tcPr>
@@ -11471,11 +11672,11 @@
     <w:p>
       <w:pPr>
         <w:pStyle w:val="af1"/>
+        <w:ind w:left="0"/>
         <w:wordWrap/>
         <w:snapToGrid w:val="0"/>
+        <w:jc w:val="left"/>
         <w:spacing w:line="384" w:lineRule="auto"/>
-        <w:ind w:left="0"/>
-        <w:jc w:val="left"/>
         <w:rPr>
           <w:rFonts w:eastAsiaTheme="minorEastAsia"/>
         </w:rPr>
@@ -11492,6 +11693,7 @@
           <w:bottom w:val="single" w:sz="3" w:space="0" w:color="000000"/>
           <w:right w:val="single" w:sz="3" w:space="0" w:color="000000"/>
         </w:tblBorders>
+        <w:tblLook w:val="04A0" w:firstRow="1" w:lastRow="0" w:firstColumn="1" w:lastColumn="0" w:noHBand="0" w:noVBand="1"/>
         <w:tblLayout w:type="fixed"/>
         <w:tblCellMar>
           <w:top w:w="28" w:type="dxa"/>
@@ -11499,14 +11701,13 @@
           <w:bottom w:w="28" w:type="dxa"/>
           <w:right w:w="113" w:type="dxa"/>
         </w:tblCellMar>
-        <w:tblLook w:val="04A0" w:firstRow="1" w:lastRow="0" w:firstColumn="1" w:lastColumn="0" w:noHBand="0" w:noVBand="1"/>
       </w:tblPr>
       <w:tblGrid>
         <w:gridCol w:w="9580"/>
       </w:tblGrid>
       <w:tr>
         <w:trPr>
-          <w:trHeight w:val="949"/>
+          <w:trHeight w:val="949" w:hRule="atLeast"/>
         </w:trPr>
         <w:tc>
           <w:tcPr>
@@ -11566,24 +11767,24 @@
     <w:p>
       <w:pPr>
         <w:pStyle w:val="af1"/>
+        <w:ind w:left="0"/>
         <w:wordWrap/>
         <w:snapToGrid w:val="0"/>
+        <w:jc w:val="left"/>
         <w:spacing w:line="384" w:lineRule="auto"/>
+        <w:rPr>
+          <w:sz w:val="28"/>
+        </w:rPr>
+      </w:pPr>
+    </w:p>
+    <w:p>
+      <w:pPr>
+        <w:pStyle w:val="af1"/>
         <w:ind w:left="0"/>
-        <w:jc w:val="left"/>
-        <w:rPr>
-          <w:sz w:val="28"/>
-        </w:rPr>
-      </w:pPr>
-    </w:p>
-    <w:p>
-      <w:pPr>
-        <w:pStyle w:val="af1"/>
         <w:wordWrap/>
         <w:snapToGrid w:val="0"/>
+        <w:jc w:val="left"/>
         <w:spacing w:line="384" w:lineRule="auto"/>
-        <w:ind w:left="0"/>
-        <w:jc w:val="left"/>
       </w:pPr>
       <w:r>
         <w:rPr>
@@ -11633,6 +11834,7 @@
           <w:bottom w:val="single" w:sz="3" w:space="0" w:color="000000"/>
           <w:right w:val="single" w:sz="3" w:space="0" w:color="000000"/>
         </w:tblBorders>
+        <w:tblLook w:val="04A0" w:firstRow="1" w:lastRow="0" w:firstColumn="1" w:lastColumn="0" w:noHBand="0" w:noVBand="1"/>
         <w:tblLayout w:type="fixed"/>
         <w:tblCellMar>
           <w:top w:w="28" w:type="dxa"/>
@@ -11640,14 +11842,13 @@
           <w:bottom w:w="28" w:type="dxa"/>
           <w:right w:w="113" w:type="dxa"/>
         </w:tblCellMar>
-        <w:tblLook w:val="04A0" w:firstRow="1" w:lastRow="0" w:firstColumn="1" w:lastColumn="0" w:noHBand="0" w:noVBand="1"/>
       </w:tblPr>
       <w:tblGrid>
         <w:gridCol w:w="9580"/>
       </w:tblGrid>
       <w:tr>
         <w:trPr>
-          <w:trHeight w:val="659"/>
+          <w:trHeight w:val="659" w:hRule="atLeast"/>
         </w:trPr>
         <w:tc>
           <w:tcPr>
@@ -11748,32 +11949,56 @@
       <w:pPr>
         <w:pStyle w:val="ae"/>
         <w:wordWrap/>
+        <w:jc w:val="left"/>
         <w:spacing w:after="80" w:line="276" w:lineRule="auto"/>
-        <w:jc w:val="left"/>
-        <w:rPr>
-          <w:color w:val="000000" w:themeColor="text1"/>
+        <w:rPr>
+          <w:color w:val="000000"/>
         </w:rPr>
       </w:pPr>
       <w:r>
         <w:rPr>
           <w:rFonts w:ascii="맑은 고딕" w:eastAsia="맑은 고딕" w:hAnsi="맑은 고딕"/>
           <w:b/>
-          <w:color w:val="000000" w:themeColor="text1"/>
+          <w:color w:val="000000"/>
           <w:sz w:val="18"/>
         </w:rPr>
         <w:t>② 회복안을 선택했지만 서버에 저장되지 않던 문제</w:t>
-        <w:br/>
-        <w:t>회복안을 수락하거나 나중에 처리하면 화면은 다음 단계로 넘어갔지만, 다시 접속했을 때 선택이 남지 않았다. 화면은 accept와 reject를 보냈고 서버는 accepted, edited, skipped만 받았다. 값이 달라 요청이 422 오류로 거절된 것이다.</w:t>
-        <w:br/>
-        <w:t>화면의 값을 서버 기준으로 통일했다. 저장 완료 응답을 받은 뒤에만 다음 화면으로 이동하게 바꿨다. 실패하면 화면을 유지하고 이유를 알려 다시 시도할 수 있게 했다. 같은 요청이 반복돼도 계획이 한 번만 바뀌도록 실행별 구분값도 함께 보냈다.</w:t>
       </w:r>
       <w:r>
         <w:rPr>
           <w:rFonts w:ascii="맑은 고딕" w:eastAsia="맑은 고딕" w:hAnsi="맑은 고딕"/>
           <w:b/>
-          <w:color w:val="000000" w:themeColor="text1"/>
+          <w:color w:val="000000"/>
           <w:sz w:val="18"/>
         </w:rPr>
+        <w:br/>
+      </w:r>
+      <w:r>
+        <w:rPr>
+          <w:rFonts w:ascii="맑은 고딕" w:eastAsia="맑은 고딕" w:hAnsi="맑은 고딕"/>
+          <w:b/>
+          <w:color w:val="000000"/>
+          <w:sz w:val="18"/>
+        </w:rPr>
+        <w:t>회복안을 수락하거나 나중에 처리하면 화면은 다음 단계로 넘어갔지만, 다시 접속했을 때 선택이 남지 않았다. 화면은 accept와 reject를 보냈고 서버는 accepted, edited, skipped만 받았다. 값이 달라 요청이 422 오류로 거절된 것이다.</w:t>
+      </w:r>
+      <w:r>
+        <w:rPr>
+          <w:rFonts w:ascii="맑은 고딕" w:eastAsia="맑은 고딕" w:hAnsi="맑은 고딕"/>
+          <w:b/>
+          <w:color w:val="000000"/>
+          <w:sz w:val="18"/>
+        </w:rPr>
+        <w:br/>
+      </w:r>
+      <w:r>
+        <w:rPr>
+          <w:rFonts w:ascii="맑은 고딕" w:eastAsia="맑은 고딕" w:hAnsi="맑은 고딕"/>
+          <w:b/>
+          <w:color w:val="000000"/>
+          <w:sz w:val="18"/>
+        </w:rPr>
+        <w:t>화면의 값을 서버 기준으로 통일했다. 저장 완료 응답을 받은 뒤에만 다음 화면으로 이동하게 바꿨다. 실패하면 화면을 유지하고 이유를 알려 다시 시도할 수 있게 했다. 같은 요청이 반복돼도 계획이 한 번만 바뀌도록 실행별 구분값도 함께 보냈다.</w:t>
       </w:r>
     </w:p>
     <w:tbl>
@@ -11787,6 +12012,7 @@
           <w:bottom w:val="single" w:sz="3" w:space="0" w:color="000000"/>
           <w:right w:val="single" w:sz="3" w:space="0" w:color="000000"/>
         </w:tblBorders>
+        <w:tblLook w:val="04A0" w:firstRow="1" w:lastRow="0" w:firstColumn="1" w:lastColumn="0" w:noHBand="0" w:noVBand="1"/>
         <w:tblLayout w:type="fixed"/>
         <w:tblCellMar>
           <w:top w:w="28" w:type="dxa"/>
@@ -11794,14 +12020,13 @@
           <w:bottom w:w="28" w:type="dxa"/>
           <w:right w:w="113" w:type="dxa"/>
         </w:tblCellMar>
-        <w:tblLook w:val="04A0" w:firstRow="1" w:lastRow="0" w:firstColumn="1" w:lastColumn="0" w:noHBand="0" w:noVBand="1"/>
       </w:tblPr>
       <w:tblGrid>
         <w:gridCol w:w="9580"/>
       </w:tblGrid>
       <w:tr>
         <w:trPr>
-          <w:trHeight w:val="659"/>
+          <w:trHeight w:val="659" w:hRule="atLeast"/>
         </w:trPr>
         <w:tc>
           <w:tcPr>
@@ -11865,11 +12090,11 @@
     <w:p>
       <w:pPr>
         <w:pStyle w:val="af1"/>
+        <w:ind w:left="0"/>
         <w:wordWrap/>
         <w:snapToGrid w:val="0"/>
+        <w:jc w:val="left"/>
         <w:spacing w:line="384" w:lineRule="auto"/>
-        <w:ind w:left="0"/>
-        <w:jc w:val="left"/>
       </w:pPr>
       <w:r>
         <w:rPr>
@@ -11882,18 +12107,9 @@
       <w:pPr>
         <w:pStyle w:val="ae"/>
         <w:wordWrap/>
+        <w:jc w:val="left"/>
         <w:spacing w:after="80" w:line="276" w:lineRule="auto"/>
-        <w:jc w:val="left"/>
-      </w:pPr>
-      <w:r>
-        <w:rPr>
-          <w:rFonts w:ascii="맑은 고딕" w:eastAsia="맑은 고딕" w:hAnsi="맑은 고딕"/>
-          <w:b/>
-          <w:color w:val="9E472F"/>
-          <w:sz w:val="19"/>
-        </w:rPr>
-      </w:r>
-      <w:r/>
+      </w:pPr>
       <w:r>
         <w:rPr>
           <w:rFonts w:ascii="맑은 고딕" w:eastAsia="맑은 고딕" w:hAnsi="맑은 고딕"/>
@@ -11926,6 +12142,7 @@
           <w:bottom w:val="single" w:sz="3" w:space="0" w:color="000000"/>
           <w:right w:val="single" w:sz="3" w:space="0" w:color="000000"/>
         </w:tblBorders>
+        <w:tblLook w:val="04A0" w:firstRow="1" w:lastRow="0" w:firstColumn="1" w:lastColumn="0" w:noHBand="0" w:noVBand="1"/>
         <w:tblLayout w:type="fixed"/>
         <w:tblCellMar>
           <w:top w:w="28" w:type="dxa"/>
@@ -11933,14 +12150,13 @@
           <w:bottom w:w="28" w:type="dxa"/>
           <w:right w:w="113" w:type="dxa"/>
         </w:tblCellMar>
-        <w:tblLook w:val="04A0" w:firstRow="1" w:lastRow="0" w:firstColumn="1" w:lastColumn="0" w:noHBand="0" w:noVBand="1"/>
       </w:tblPr>
       <w:tblGrid>
         <w:gridCol w:w="9580"/>
       </w:tblGrid>
       <w:tr>
         <w:trPr>
-          <w:trHeight w:val="659"/>
+          <w:trHeight w:val="659" w:hRule="atLeast"/>
         </w:trPr>
         <w:tc>
           <w:tcPr>
@@ -12188,6 +12404,7 @@
           <w:bottom w:val="single" w:sz="3" w:space="0" w:color="000000"/>
           <w:right w:val="single" w:sz="3" w:space="0" w:color="000000"/>
         </w:tblBorders>
+        <w:tblLook w:val="04A0" w:firstRow="1" w:lastRow="0" w:firstColumn="1" w:lastColumn="0" w:noHBand="0" w:noVBand="1"/>
         <w:tblLayout w:type="fixed"/>
         <w:tblCellMar>
           <w:top w:w="28" w:type="dxa"/>
@@ -12195,14 +12412,13 @@
           <w:bottom w:w="28" w:type="dxa"/>
           <w:right w:w="85" w:type="dxa"/>
         </w:tblCellMar>
-        <w:tblLook w:val="04A0" w:firstRow="1" w:lastRow="0" w:firstColumn="1" w:lastColumn="0" w:noHBand="0" w:noVBand="1"/>
       </w:tblPr>
       <w:tblGrid>
         <w:gridCol w:w="9580"/>
       </w:tblGrid>
       <w:tr>
         <w:trPr>
-          <w:trHeight w:val="579"/>
+          <w:trHeight w:val="579" w:hRule="atLeast"/>
         </w:trPr>
         <w:tc>
           <w:tcPr>
@@ -12242,11 +12458,11 @@
     <w:p>
       <w:pPr>
         <w:pStyle w:val="af1"/>
+        <w:ind w:left="0"/>
         <w:wordWrap/>
         <w:snapToGrid w:val="0"/>
+        <w:jc w:val="left"/>
         <w:spacing w:line="384" w:lineRule="auto"/>
-        <w:ind w:left="0"/>
-        <w:jc w:val="left"/>
       </w:pPr>
       <w:r>
         <w:rPr>
@@ -12293,6 +12509,7 @@
           <w:bottom w:val="single" w:sz="3" w:space="0" w:color="000000"/>
           <w:right w:val="single" w:sz="3" w:space="0" w:color="000000"/>
         </w:tblBorders>
+        <w:tblLook w:val="04A0" w:firstRow="1" w:lastRow="0" w:firstColumn="1" w:lastColumn="0" w:noHBand="0" w:noVBand="1"/>
         <w:tblLayout w:type="fixed"/>
         <w:tblCellMar>
           <w:top w:w="28" w:type="dxa"/>
@@ -12300,14 +12517,13 @@
           <w:bottom w:w="28" w:type="dxa"/>
           <w:right w:w="113" w:type="dxa"/>
         </w:tblCellMar>
-        <w:tblLook w:val="04A0" w:firstRow="1" w:lastRow="0" w:firstColumn="1" w:lastColumn="0" w:noHBand="0" w:noVBand="1"/>
       </w:tblPr>
       <w:tblGrid>
         <w:gridCol w:w="9580"/>
       </w:tblGrid>
       <w:tr>
         <w:trPr>
-          <w:trHeight w:val="659"/>
+          <w:trHeight w:val="659" w:hRule="atLeast"/>
         </w:trPr>
         <w:tc>
           <w:tcPr>
@@ -12386,11 +12602,11 @@
     <w:p>
       <w:pPr>
         <w:pStyle w:val="af1"/>
+        <w:ind w:left="0"/>
         <w:wordWrap/>
         <w:snapToGrid w:val="0"/>
+        <w:jc w:val="left"/>
         <w:spacing w:line="384" w:lineRule="auto"/>
-        <w:ind w:left="0"/>
-        <w:jc w:val="left"/>
       </w:pPr>
       <w:r>
         <w:rPr>
@@ -12437,6 +12653,7 @@
           <w:bottom w:val="single" w:sz="3" w:space="0" w:color="000000"/>
           <w:right w:val="single" w:sz="3" w:space="0" w:color="000000"/>
         </w:tblBorders>
+        <w:tblLook w:val="04A0" w:firstRow="1" w:lastRow="0" w:firstColumn="1" w:lastColumn="0" w:noHBand="0" w:noVBand="1"/>
         <w:tblLayout w:type="fixed"/>
         <w:tblCellMar>
           <w:top w:w="28" w:type="dxa"/>
@@ -12444,14 +12661,13 @@
           <w:bottom w:w="28" w:type="dxa"/>
           <w:right w:w="113" w:type="dxa"/>
         </w:tblCellMar>
-        <w:tblLook w:val="04A0" w:firstRow="1" w:lastRow="0" w:firstColumn="1" w:lastColumn="0" w:noHBand="0" w:noVBand="1"/>
       </w:tblPr>
       <w:tblGrid>
         <w:gridCol w:w="9580"/>
       </w:tblGrid>
       <w:tr>
         <w:trPr>
-          <w:trHeight w:val="659"/>
+          <w:trHeight w:val="659" w:hRule="atLeast"/>
         </w:trPr>
         <w:tc>
           <w:tcPr>
@@ -12554,12 +12770,12 @@
     </w:p>
     <w:p>
       <w:pPr>
+        <w:ind w:left="760" w:hanging="760"/>
+        <w:snapToGrid w:val="0"/>
         <w:tabs>
           <w:tab w:val="left" w:pos="4645"/>
         </w:tabs>
-        <w:snapToGrid w:val="0"/>
         <w:spacing w:line="384" w:lineRule="auto"/>
-        <w:ind w:left="760" w:hanging="760"/>
         <w:rPr>
           <w:rFonts w:ascii="휴먼명조" w:eastAsia="휴먼명조"/>
           <w:sz w:val="28"/>
@@ -12577,130 +12793,161 @@
       </w:pPr>
     </w:p>
     <w:sectPr>
-      <w:endnotePr>
-        <w:numFmt w:val="decimal"/>
-      </w:endnotePr>
       <w:pgSz w:w="11906" w:h="16838"/>
       <w:pgMar w:top="1417" w:right="1134" w:bottom="1134" w:left="1134" w:header="850" w:footer="567" w:gutter="0"/>
       <w:cols w:space="0"/>
       <w:docGrid w:linePitch="360"/>
+      <w:endnotePr>
+        <w:numFmt w:val="decimal"/>
+      </w:endnotePr>
     </w:sectPr>
   </w:body>
 </w:document>
 </file>
 
-<file path=word/endnotes.xml><?xml version="1.0" encoding="utf-8"?>
-<w:endnotes xmlns:wpc="http://schemas.microsoft.com/office/word/2010/wordprocessingCanvas" xmlns:cx="http://schemas.microsoft.com/office/drawing/2014/chartex" xmlns:cx1="http://schemas.microsoft.com/office/drawing/2015/9/8/chartex" xmlns:cx2="http://schemas.microsoft.com/office/drawing/2015/10/21/chartex" xmlns:cx3="http://schemas.microsoft.com/office/drawing/2016/5/9/chartex" xmlns:cx4="http://schemas.microsoft.com/office/drawing/2016/5/10/chartex" xmlns:cx5="http://schemas.microsoft.com/office/drawing/2016/5/11/chartex" xmlns:cx6="http://schemas.microsoft.com/office/drawing/2016/5/12/chartex" xmlns:cx7="http://schemas.microsoft.com/office/drawing/2016/5/13/chartex" xmlns:cx8="http://schemas.microsoft.com/office/drawing/2016/5/14/chartex" xmlns:mc="http://schemas.openxmlformats.org/markup-compatibility/2006" xmlns:aink="http://schemas.microsoft.com/office/drawing/2016/ink" xmlns:am3d="http://schemas.microsoft.com/office/drawing/2017/model3d" xmlns:o="urn:schemas-microsoft-com:office:office" xmlns:oel="http://schemas.microsoft.com/office/2019/extlst" xmlns:r="http://schemas.openxmlformats.org/officeDocument/2006/relationships" xmlns:m="http://schemas.openxmlformats.org/officeDocument/2006/math" xmlns:v="urn:schemas-microsoft-com:vml" xmlns:wp14="http://schemas.microsoft.com/office/word/2010/wordprocessingDrawing" xmlns:wp="http://schemas.openxmlformats.org/drawingml/2006/wordprocessingDrawing" xmlns:w10="urn:schemas-microsoft-com:office:word" xmlns:w="http://schemas.openxmlformats.org/wordprocessingml/2006/main" xmlns:w14="http://schemas.microsoft.com/office/word/2010/wordml" xmlns:w15="http://schemas.microsoft.com/office/word/2012/wordml" xmlns:w16cei="http://schemas.microsoft.com/office/word/2026/wordml/cei" xmlns:w16cex="http://schemas.microsoft.com/office/word/2018/wordml/cex" xmlns:w16cid="http://schemas.microsoft.com/office/word/2016/wordml/cid" xmlns:w16="http://schemas.microsoft.com/office/word/2018/wordml" xmlns:w16du="http://schemas.microsoft.com/office/word/2023/wordml/word16du" xmlns:w16sdtdh="http://schemas.microsoft.com/office/word/2020/wordml/sdtdatahash" xmlns:w16sdtfl="http://schemas.microsoft.com/office/word/2024/wordml/sdtformatlock" xmlns:w16se="http://schemas.microsoft.com/office/word/2015/wordml/symex" xmlns:wpg="http://schemas.microsoft.com/office/word/2010/wordprocessingGroup" xmlns:wpi="http://schemas.microsoft.com/office/word/2010/wordprocessingInk" xmlns:wne="http://schemas.microsoft.com/office/word/2006/wordml" xmlns:wps="http://schemas.microsoft.com/office/word/2010/wordprocessingShape" mc:Ignorable="w14 w15 w16se w16cid w16 w16cex w16sdtdh w16sdtfl w16du wp14">
-  <w:endnote w:type="separator" w:id="-1">
-    <w:p>
-      <w:pPr>
-        <w:spacing w:after="0"/>
-      </w:pPr>
-      <w:r>
-        <w:separator/>
-      </w:r>
-    </w:p>
-  </w:endnote>
-  <w:endnote w:type="continuationSeparator" w:id="0">
-    <w:p>
-      <w:pPr>
-        <w:spacing w:after="0"/>
-      </w:pPr>
-      <w:r>
-        <w:continuationSeparator/>
-      </w:r>
-    </w:p>
-  </w:endnote>
-</w:endnotes>
-</file>
-
-<file path=word/footnotes.xml><?xml version="1.0" encoding="utf-8"?>
-<w:footnotes xmlns:wpc="http://schemas.microsoft.com/office/word/2010/wordprocessingCanvas" xmlns:cx="http://schemas.microsoft.com/office/drawing/2014/chartex" xmlns:cx1="http://schemas.microsoft.com/office/drawing/2015/9/8/chartex" xmlns:cx2="http://schemas.microsoft.com/office/drawing/2015/10/21/chartex" xmlns:cx3="http://schemas.microsoft.com/office/drawing/2016/5/9/chartex" xmlns:cx4="http://schemas.microsoft.com/office/drawing/2016/5/10/chartex" xmlns:cx5="http://schemas.microsoft.com/office/drawing/2016/5/11/chartex" xmlns:cx6="http://schemas.microsoft.com/office/drawing/2016/5/12/chartex" xmlns:cx7="http://schemas.microsoft.com/office/drawing/2016/5/13/chartex" xmlns:cx8="http://schemas.microsoft.com/office/drawing/2016/5/14/chartex" xmlns:mc="http://schemas.openxmlformats.org/markup-compatibility/2006" xmlns:aink="http://schemas.microsoft.com/office/drawing/2016/ink" xmlns:am3d="http://schemas.microsoft.com/office/drawing/2017/model3d" xmlns:o="urn:schemas-microsoft-com:office:office" xmlns:oel="http://schemas.microsoft.com/office/2019/extlst" xmlns:r="http://schemas.openxmlformats.org/officeDocument/2006/relationships" xmlns:m="http://schemas.openxmlformats.org/officeDocument/2006/math" xmlns:v="urn:schemas-microsoft-com:vml" xmlns:wp14="http://schemas.microsoft.com/office/word/2010/wordprocessingDrawing" xmlns:wp="http://schemas.openxmlformats.org/drawingml/2006/wordprocessingDrawing" xmlns:w10="urn:schemas-microsoft-com:office:word" xmlns:w="http://schemas.openxmlformats.org/wordprocessingml/2006/main" xmlns:w14="http://schemas.microsoft.com/office/word/2010/wordml" xmlns:w15="http://schemas.microsoft.com/office/word/2012/wordml" xmlns:w16cei="http://schemas.microsoft.com/office/word/2026/wordml/cei" xmlns:w16cex="http://schemas.microsoft.com/office/word/2018/wordml/cex" xmlns:w16cid="http://schemas.microsoft.com/office/word/2016/wordml/cid" xmlns:w16="http://schemas.microsoft.com/office/word/2018/wordml" xmlns:w16du="http://schemas.microsoft.com/office/word/2023/wordml/word16du" xmlns:w16sdtdh="http://schemas.microsoft.com/office/word/2020/wordml/sdtdatahash" xmlns:w16sdtfl="http://schemas.microsoft.com/office/word/2024/wordml/sdtformatlock" xmlns:w16se="http://schemas.microsoft.com/office/word/2015/wordml/symex" xmlns:wpg="http://schemas.microsoft.com/office/word/2010/wordprocessingGroup" xmlns:wpi="http://schemas.microsoft.com/office/word/2010/wordprocessingInk" xmlns:wne="http://schemas.microsoft.com/office/word/2006/wordml" xmlns:wps="http://schemas.microsoft.com/office/word/2010/wordprocessingShape" mc:Ignorable="w14 w15 w16se w16cid w16 w16cex w16sdtdh w16sdtfl w16du wp14">
-  <w:footnote w:type="separator" w:id="-1">
-    <w:p>
-      <w:pPr>
-        <w:spacing w:after="0"/>
-      </w:pPr>
-      <w:r>
-        <w:separator/>
-      </w:r>
-    </w:p>
-  </w:footnote>
-  <w:footnote w:type="continuationSeparator" w:id="0">
-    <w:p>
-      <w:pPr>
-        <w:spacing w:after="0"/>
-      </w:pPr>
-      <w:r>
-        <w:continuationSeparator/>
-      </w:r>
-    </w:p>
-  </w:footnote>
-</w:footnotes>
-</file>
-
 <file path=word/numbering.xml><?xml version="1.0" encoding="utf-8"?>
-<w:numbering xmlns:wpc="http://schemas.microsoft.com/office/word/2010/wordprocessingCanvas" xmlns:cx="http://schemas.microsoft.com/office/drawing/2014/chartex" xmlns:cx1="http://schemas.microsoft.com/office/drawing/2015/9/8/chartex" xmlns:cx2="http://schemas.microsoft.com/office/drawing/2015/10/21/chartex" xmlns:cx3="http://schemas.microsoft.com/office/drawing/2016/5/9/chartex" xmlns:cx4="http://schemas.microsoft.com/office/drawing/2016/5/10/chartex" xmlns:cx5="http://schemas.microsoft.com/office/drawing/2016/5/11/chartex" xmlns:cx6="http://schemas.microsoft.com/office/drawing/2016/5/12/chartex" xmlns:cx7="http://schemas.microsoft.com/office/drawing/2016/5/13/chartex" xmlns:cx8="http://schemas.microsoft.com/office/drawing/2016/5/14/chartex" xmlns:mc="http://schemas.openxmlformats.org/markup-compatibility/2006" xmlns:aink="http://schemas.microsoft.com/office/drawing/2016/ink" xmlns:am3d="http://schemas.microsoft.com/office/drawing/2017/model3d" xmlns:o="urn:schemas-microsoft-com:office:office" xmlns:oel="http://schemas.microsoft.com/office/2019/extlst" xmlns:r="http://schemas.openxmlformats.org/officeDocument/2006/relationships" xmlns:m="http://schemas.openxmlformats.org/officeDocument/2006/math" xmlns:v="urn:schemas-microsoft-com:vml" xmlns:wp14="http://schemas.microsoft.com/office/word/2010/wordprocessingDrawing" xmlns:wp="http://schemas.openxmlformats.org/drawingml/2006/wordprocessingDrawing" xmlns:w10="urn:schemas-microsoft-com:office:word" xmlns:w="http://schemas.openxmlformats.org/wordprocessingml/2006/main" xmlns:w14="http://schemas.microsoft.com/office/word/2010/wordml" xmlns:w15="http://schemas.microsoft.com/office/word/2012/wordml" xmlns:w16cei="http://schemas.microsoft.com/office/word/2026/wordml/cei" xmlns:w16cex="http://schemas.microsoft.com/office/word/2018/wordml/cex" xmlns:w16cid="http://schemas.microsoft.com/office/word/2016/wordml/cid" xmlns:w16="http://schemas.microsoft.com/office/word/2018/wordml" xmlns:w16du="http://schemas.microsoft.com/office/word/2023/wordml/word16du" xmlns:w16sdtdh="http://schemas.microsoft.com/office/word/2020/wordml/sdtdatahash" xmlns:w16sdtfl="http://schemas.microsoft.com/office/word/2024/wordml/sdtformatlock" xmlns:w16se="http://schemas.microsoft.com/office/word/2015/wordml/symex" xmlns:wpg="http://schemas.microsoft.com/office/word/2010/wordprocessingGroup" xmlns:wpi="http://schemas.microsoft.com/office/word/2010/wordprocessingInk" xmlns:wne="http://schemas.microsoft.com/office/word/2006/wordml" xmlns:wps="http://schemas.microsoft.com/office/word/2010/wordprocessingShape" mc:Ignorable="w14 w15 w16se w16cid w16 w16cex w16sdtdh w16sdtfl w16du wp14">
-  <w:abstractNum w:abstractNumId="0" w15:restartNumberingAfterBreak="0">
+<w:numbering xmlns:ve="http://schemas.openxmlformats.org/markup-compatibility/2006" xmlns:o="urn:schemas-microsoft-com:office:office" xmlns:r="http://schemas.openxmlformats.org/officeDocument/2006/relationships" xmlns:m="http://schemas.openxmlformats.org/officeDocument/2006/math" xmlns:v="urn:schemas-microsoft-com:vml" xmlns:wp="http://schemas.openxmlformats.org/drawingml/2006/wordprocessingDrawing" xmlns:w10="urn:schemas-microsoft-com:office:word" xmlns:w="http://schemas.openxmlformats.org/wordprocessingml/2006/main" xmlns:w14="http://schemas.microsoft.com/office/word/2010/wordml" xmlns:wne="http://schemas.microsoft.com/office/word/2006/wordml">
+  <w:abstractNum w:abstractNumId="0">
+    <w:nsid w:val="57e831db"/>
+    <w:multiLevelType w:val="hybridMultilevel"/>
+    <w:tmpl w:val="ff24bd5e"/>
+    <w:lvl w:ilvl="0" w:tplc="cdee7cc">
+      <w:start w:val="1"/>
+      <w:lvlText w:val="%1."/>
+      <w:lvlJc w:val="left"/>
+      <w:pPr>
+        <w:ind w:left="500" w:hanging="360"/>
+      </w:pPr>
+      <w:rPr>
+        <w:rFonts w:eastAsia="휴먼명조" w:hint="default"/>
+      </w:rPr>
+    </w:lvl>
+    <w:lvl w:ilvl="1" w:tentative="on" w:tplc="4090019">
+      <w:start w:val="1"/>
+      <w:numFmt w:val="upperLetter"/>
+      <w:lvlText w:val="%2."/>
+      <w:lvlJc w:val="left"/>
+      <w:pPr>
+        <w:ind w:left="1020" w:hanging="440"/>
+      </w:pPr>
+    </w:lvl>
+    <w:lvl w:ilvl="2" w:tentative="on" w:tplc="409001b">
+      <w:start w:val="1"/>
+      <w:numFmt w:val="lowerRoman"/>
+      <w:lvlText w:val="%3."/>
+      <w:lvlJc w:val="right"/>
+      <w:pPr>
+        <w:ind w:left="1460" w:hanging="440"/>
+      </w:pPr>
+    </w:lvl>
+    <w:lvl w:ilvl="3" w:tentative="on" w:tplc="409000f">
+      <w:start w:val="1"/>
+      <w:lvlText w:val="%4."/>
+      <w:lvlJc w:val="left"/>
+      <w:pPr>
+        <w:ind w:left="1900" w:hanging="440"/>
+      </w:pPr>
+    </w:lvl>
+    <w:lvl w:ilvl="4" w:tentative="on" w:tplc="4090019">
+      <w:start w:val="1"/>
+      <w:numFmt w:val="upperLetter"/>
+      <w:lvlText w:val="%5."/>
+      <w:lvlJc w:val="left"/>
+      <w:pPr>
+        <w:ind w:left="2340" w:hanging="440"/>
+      </w:pPr>
+    </w:lvl>
+    <w:lvl w:ilvl="5" w:tentative="on" w:tplc="409001b">
+      <w:start w:val="1"/>
+      <w:numFmt w:val="lowerRoman"/>
+      <w:lvlText w:val="%6."/>
+      <w:lvlJc w:val="right"/>
+      <w:pPr>
+        <w:ind w:left="2780" w:hanging="440"/>
+      </w:pPr>
+    </w:lvl>
+    <w:lvl w:ilvl="6" w:tentative="on" w:tplc="409000f">
+      <w:start w:val="1"/>
+      <w:lvlText w:val="%7."/>
+      <w:lvlJc w:val="left"/>
+      <w:pPr>
+        <w:ind w:left="3220" w:hanging="440"/>
+      </w:pPr>
+    </w:lvl>
+    <w:lvl w:ilvl="7" w:tentative="on" w:tplc="4090019">
+      <w:start w:val="1"/>
+      <w:numFmt w:val="upperLetter"/>
+      <w:lvlText w:val="%8."/>
+      <w:lvlJc w:val="left"/>
+      <w:pPr>
+        <w:ind w:left="3660" w:hanging="440"/>
+      </w:pPr>
+    </w:lvl>
+    <w:lvl w:ilvl="8" w:tentative="on" w:tplc="409001b">
+      <w:start w:val="1"/>
+      <w:numFmt w:val="lowerRoman"/>
+      <w:lvlText w:val="%9."/>
+      <w:lvlJc w:val="right"/>
+      <w:pPr>
+        <w:ind w:left="4100" w:hanging="440"/>
+      </w:pPr>
+    </w:lvl>
+  </w:abstractNum>
+  <w:abstractNum w:abstractNumId="1">
     <w:nsid w:val="15510213"/>
     <w:multiLevelType w:val="multilevel"/>
-    <w:tmpl w:val="702832EA"/>
+    <w:tmpl w:val="702832ea"/>
     <w:lvl w:ilvl="0">
       <w:start w:val="1"/>
-      <w:numFmt w:val="decimal"/>
+      <w:lvlText w:val="%1."/>
+      <w:lvlJc w:val="left"/>
       <w:pStyle w:val="1"/>
       <w:suff w:val="space"/>
-      <w:lvlText w:val="%1."/>
-      <w:lvlJc w:val="left"/>
     </w:lvl>
     <w:lvl w:ilvl="1">
       <w:start w:val="1"/>
       <w:numFmt w:val="ganada"/>
-      <w:suff w:val="space"/>
       <w:lvlText w:val="%2."/>
       <w:lvlJc w:val="left"/>
+      <w:suff w:val="space"/>
     </w:lvl>
     <w:lvl w:ilvl="2">
       <w:start w:val="1"/>
-      <w:numFmt w:val="decimal"/>
-      <w:suff w:val="space"/>
       <w:lvlText w:val="%3)"/>
       <w:lvlJc w:val="left"/>
+      <w:suff w:val="space"/>
     </w:lvl>
     <w:lvl w:ilvl="3">
       <w:start w:val="1"/>
       <w:numFmt w:val="ganada"/>
-      <w:suff w:val="space"/>
       <w:lvlText w:val="%4)"/>
       <w:lvlJc w:val="left"/>
+      <w:suff w:val="space"/>
     </w:lvl>
     <w:lvl w:ilvl="4">
       <w:start w:val="1"/>
-      <w:numFmt w:val="decimal"/>
-      <w:suff w:val="space"/>
       <w:lvlText w:val="(%5)"/>
       <w:lvlJc w:val="left"/>
+      <w:suff w:val="space"/>
     </w:lvl>
     <w:lvl w:ilvl="5">
       <w:start w:val="1"/>
       <w:numFmt w:val="ganada"/>
-      <w:suff w:val="space"/>
       <w:lvlText w:val="(%6)"/>
       <w:lvlJc w:val="left"/>
+      <w:suff w:val="space"/>
     </w:lvl>
     <w:lvl w:ilvl="6">
       <w:start w:val="1"/>
       <w:numFmt w:val="decimalEnclosedCircle"/>
-      <w:suff w:val="space"/>
       <w:lvlText w:val="%7"/>
       <w:lvlJc w:val="left"/>
+      <w:suff w:val="space"/>
     </w:lvl>
     <w:lvl w:ilvl="7">
       <w:start w:val="1"/>
-      <w:numFmt w:val="decimal"/>
+      <w:lvlJc w:val="left"/>
       <w:suff w:val="nothing"/>
-      <w:lvlText w:val=""/>
-      <w:lvlJc w:val="left"/>
       <w:rPr>
         <w:rFonts w:ascii="함초롬바탕" w:eastAsia="함초롬바탕" w:hAnsi="함초롬바탕"/>
         <w:color w:val="000000"/>
@@ -12710,10 +12957,8 @@
     </w:lvl>
     <w:lvl w:ilvl="8">
       <w:start w:val="1"/>
-      <w:numFmt w:val="decimal"/>
+      <w:lvlJc w:val="left"/>
       <w:suff w:val="nothing"/>
-      <w:lvlText w:val=""/>
-      <w:lvlJc w:val="left"/>
       <w:rPr>
         <w:rFonts w:ascii="함초롬바탕" w:eastAsia="함초롬바탕" w:hAnsi="함초롬바탕"/>
         <w:color w:val="000000"/>
@@ -12722,66 +12967,61 @@
       </w:rPr>
     </w:lvl>
   </w:abstractNum>
-  <w:abstractNum w:abstractNumId="1" w15:restartNumberingAfterBreak="0">
-    <w:nsid w:val="1E195765"/>
+  <w:abstractNum w:abstractNumId="2">
+    <w:nsid w:val="3c83372f"/>
     <w:multiLevelType w:val="multilevel"/>
-    <w:tmpl w:val="1562A856"/>
+    <w:tmpl w:val="93767fe2"/>
     <w:lvl w:ilvl="0">
       <w:start w:val="1"/>
-      <w:numFmt w:val="decimal"/>
-      <w:suff w:val="space"/>
       <w:lvlText w:val="%1."/>
       <w:lvlJc w:val="left"/>
+      <w:suff w:val="space"/>
     </w:lvl>
     <w:lvl w:ilvl="1">
       <w:start w:val="1"/>
       <w:numFmt w:val="ganada"/>
-      <w:suff w:val="space"/>
       <w:lvlText w:val="%2."/>
       <w:lvlJc w:val="left"/>
+      <w:pStyle w:val="2"/>
+      <w:suff w:val="space"/>
     </w:lvl>
     <w:lvl w:ilvl="2">
       <w:start w:val="1"/>
-      <w:numFmt w:val="decimal"/>
-      <w:pStyle w:val="3"/>
-      <w:suff w:val="space"/>
       <w:lvlText w:val="%3)"/>
       <w:lvlJc w:val="left"/>
+      <w:suff w:val="space"/>
     </w:lvl>
     <w:lvl w:ilvl="3">
       <w:start w:val="1"/>
       <w:numFmt w:val="ganada"/>
-      <w:suff w:val="space"/>
       <w:lvlText w:val="%4)"/>
       <w:lvlJc w:val="left"/>
+      <w:suff w:val="space"/>
     </w:lvl>
     <w:lvl w:ilvl="4">
       <w:start w:val="1"/>
-      <w:numFmt w:val="decimal"/>
-      <w:suff w:val="space"/>
       <w:lvlText w:val="(%5)"/>
       <w:lvlJc w:val="left"/>
+      <w:suff w:val="space"/>
     </w:lvl>
     <w:lvl w:ilvl="5">
       <w:start w:val="1"/>
       <w:numFmt w:val="ganada"/>
-      <w:suff w:val="space"/>
       <w:lvlText w:val="(%6)"/>
       <w:lvlJc w:val="left"/>
+      <w:suff w:val="space"/>
     </w:lvl>
     <w:lvl w:ilvl="6">
       <w:start w:val="1"/>
       <w:numFmt w:val="decimalEnclosedCircle"/>
-      <w:suff w:val="space"/>
       <w:lvlText w:val="%7"/>
       <w:lvlJc w:val="left"/>
+      <w:suff w:val="space"/>
     </w:lvl>
     <w:lvl w:ilvl="7">
       <w:start w:val="1"/>
-      <w:numFmt w:val="decimal"/>
+      <w:lvlJc w:val="left"/>
       <w:suff w:val="nothing"/>
-      <w:lvlText w:val=""/>
-      <w:lvlJc w:val="left"/>
       <w:rPr>
         <w:rFonts w:ascii="함초롬바탕" w:eastAsia="함초롬바탕" w:hAnsi="함초롬바탕"/>
         <w:color w:val="000000"/>
@@ -12791,10 +13031,8 @@
     </w:lvl>
     <w:lvl w:ilvl="8">
       <w:start w:val="1"/>
-      <w:numFmt w:val="decimal"/>
+      <w:lvlJc w:val="left"/>
       <w:suff w:val="nothing"/>
-      <w:lvlText w:val=""/>
-      <w:lvlJc w:val="left"/>
       <w:rPr>
         <w:rFonts w:ascii="함초롬바탕" w:eastAsia="함초롬바탕" w:hAnsi="함초롬바탕"/>
         <w:color w:val="000000"/>
@@ -12803,66 +13041,61 @@
       </w:rPr>
     </w:lvl>
   </w:abstractNum>
-  <w:abstractNum w:abstractNumId="2" w15:restartNumberingAfterBreak="0">
-    <w:nsid w:val="23A231F2"/>
+  <w:abstractNum w:abstractNumId="3">
+    <w:nsid w:val="1e195765"/>
     <w:multiLevelType w:val="multilevel"/>
-    <w:tmpl w:val="C290B62E"/>
+    <w:tmpl w:val="1562a856"/>
     <w:lvl w:ilvl="0">
       <w:start w:val="1"/>
-      <w:numFmt w:val="decimal"/>
-      <w:suff w:val="space"/>
       <w:lvlText w:val="%1."/>
       <w:lvlJc w:val="left"/>
+      <w:suff w:val="space"/>
     </w:lvl>
     <w:lvl w:ilvl="1">
       <w:start w:val="1"/>
       <w:numFmt w:val="ganada"/>
-      <w:suff w:val="space"/>
       <w:lvlText w:val="%2."/>
       <w:lvlJc w:val="left"/>
+      <w:suff w:val="space"/>
     </w:lvl>
     <w:lvl w:ilvl="2">
       <w:start w:val="1"/>
-      <w:numFmt w:val="decimal"/>
-      <w:suff w:val="space"/>
       <w:lvlText w:val="%3)"/>
       <w:lvlJc w:val="left"/>
+      <w:pStyle w:val="3"/>
+      <w:suff w:val="space"/>
     </w:lvl>
     <w:lvl w:ilvl="3">
       <w:start w:val="1"/>
       <w:numFmt w:val="ganada"/>
-      <w:suff w:val="space"/>
       <w:lvlText w:val="%4)"/>
       <w:lvlJc w:val="left"/>
+      <w:suff w:val="space"/>
     </w:lvl>
     <w:lvl w:ilvl="4">
       <w:start w:val="1"/>
-      <w:numFmt w:val="decimal"/>
-      <w:suff w:val="space"/>
       <w:lvlText w:val="(%5)"/>
       <w:lvlJc w:val="left"/>
+      <w:suff w:val="space"/>
     </w:lvl>
     <w:lvl w:ilvl="5">
       <w:start w:val="1"/>
       <w:numFmt w:val="ganada"/>
-      <w:pStyle w:val="6"/>
-      <w:suff w:val="space"/>
       <w:lvlText w:val="(%6)"/>
       <w:lvlJc w:val="left"/>
+      <w:suff w:val="space"/>
     </w:lvl>
     <w:lvl w:ilvl="6">
       <w:start w:val="1"/>
       <w:numFmt w:val="decimalEnclosedCircle"/>
-      <w:suff w:val="space"/>
       <w:lvlText w:val="%7"/>
       <w:lvlJc w:val="left"/>
+      <w:suff w:val="space"/>
     </w:lvl>
     <w:lvl w:ilvl="7">
       <w:start w:val="1"/>
-      <w:numFmt w:val="decimal"/>
+      <w:lvlJc w:val="left"/>
       <w:suff w:val="nothing"/>
-      <w:lvlText w:val=""/>
-      <w:lvlJc w:val="left"/>
       <w:rPr>
         <w:rFonts w:ascii="함초롬바탕" w:eastAsia="함초롬바탕" w:hAnsi="함초롬바탕"/>
         <w:color w:val="000000"/>
@@ -12872,10 +13105,8 @@
     </w:lvl>
     <w:lvl w:ilvl="8">
       <w:start w:val="1"/>
-      <w:numFmt w:val="decimal"/>
+      <w:lvlJc w:val="left"/>
       <w:suff w:val="nothing"/>
-      <w:lvlText w:val=""/>
-      <w:lvlJc w:val="left"/>
       <w:rPr>
         <w:rFonts w:ascii="함초롬바탕" w:eastAsia="함초롬바탕" w:hAnsi="함초롬바탕"/>
         <w:color w:val="000000"/>
@@ -12884,66 +13115,61 @@
       </w:rPr>
     </w:lvl>
   </w:abstractNum>
-  <w:abstractNum w:abstractNumId="3" w15:restartNumberingAfterBreak="0">
-    <w:nsid w:val="26EB45BB"/>
+  <w:abstractNum w:abstractNumId="4">
+    <w:nsid w:val="7f3b4892"/>
     <w:multiLevelType w:val="multilevel"/>
-    <w:tmpl w:val="CBE81C9C"/>
+    <w:tmpl w:val="b0fc44d8"/>
     <w:lvl w:ilvl="0">
       <w:start w:val="1"/>
-      <w:numFmt w:val="decimal"/>
-      <w:suff w:val="space"/>
       <w:lvlText w:val="%1."/>
       <w:lvlJc w:val="left"/>
+      <w:suff w:val="space"/>
     </w:lvl>
     <w:lvl w:ilvl="1">
       <w:start w:val="1"/>
       <w:numFmt w:val="ganada"/>
-      <w:suff w:val="space"/>
       <w:lvlText w:val="%2."/>
       <w:lvlJc w:val="left"/>
+      <w:suff w:val="space"/>
     </w:lvl>
     <w:lvl w:ilvl="2">
       <w:start w:val="1"/>
-      <w:numFmt w:val="decimal"/>
-      <w:suff w:val="space"/>
       <w:lvlText w:val="%3)"/>
       <w:lvlJc w:val="left"/>
+      <w:suff w:val="space"/>
     </w:lvl>
     <w:lvl w:ilvl="3">
       <w:start w:val="1"/>
       <w:numFmt w:val="ganada"/>
-      <w:suff w:val="space"/>
       <w:lvlText w:val="%4)"/>
       <w:lvlJc w:val="left"/>
+      <w:pStyle w:val="4"/>
+      <w:suff w:val="space"/>
     </w:lvl>
     <w:lvl w:ilvl="4">
       <w:start w:val="1"/>
-      <w:numFmt w:val="decimal"/>
-      <w:pStyle w:val="5"/>
-      <w:suff w:val="space"/>
       <w:lvlText w:val="(%5)"/>
       <w:lvlJc w:val="left"/>
+      <w:suff w:val="space"/>
     </w:lvl>
     <w:lvl w:ilvl="5">
       <w:start w:val="1"/>
       <w:numFmt w:val="ganada"/>
-      <w:suff w:val="space"/>
       <w:lvlText w:val="(%6)"/>
       <w:lvlJc w:val="left"/>
+      <w:suff w:val="space"/>
     </w:lvl>
     <w:lvl w:ilvl="6">
       <w:start w:val="1"/>
       <w:numFmt w:val="decimalEnclosedCircle"/>
-      <w:suff w:val="space"/>
       <w:lvlText w:val="%7"/>
       <w:lvlJc w:val="left"/>
+      <w:suff w:val="space"/>
     </w:lvl>
     <w:lvl w:ilvl="7">
       <w:start w:val="1"/>
-      <w:numFmt w:val="decimal"/>
+      <w:lvlJc w:val="left"/>
       <w:suff w:val="nothing"/>
-      <w:lvlText w:val=""/>
-      <w:lvlJc w:val="left"/>
       <w:rPr>
         <w:rFonts w:ascii="함초롬바탕" w:eastAsia="함초롬바탕" w:hAnsi="함초롬바탕"/>
         <w:color w:val="000000"/>
@@ -12953,10 +13179,8 @@
     </w:lvl>
     <w:lvl w:ilvl="8">
       <w:start w:val="1"/>
-      <w:numFmt w:val="decimal"/>
+      <w:lvlJc w:val="left"/>
       <w:suff w:val="nothing"/>
-      <w:lvlText w:val=""/>
-      <w:lvlJc w:val="left"/>
       <w:rPr>
         <w:rFonts w:ascii="함초롬바탕" w:eastAsia="함초롬바탕" w:hAnsi="함초롬바탕"/>
         <w:color w:val="000000"/>
@@ -12965,65 +13189,61 @@
       </w:rPr>
     </w:lvl>
   </w:abstractNum>
-  <w:abstractNum w:abstractNumId="4" w15:restartNumberingAfterBreak="0">
-    <w:nsid w:val="35CD2955"/>
+  <w:abstractNum w:abstractNumId="5">
+    <w:nsid w:val="26eb45bb"/>
     <w:multiLevelType w:val="multilevel"/>
-    <w:tmpl w:val="ADF287E0"/>
+    <w:tmpl w:val="cbe81c9c"/>
     <w:lvl w:ilvl="0">
       <w:start w:val="1"/>
-      <w:numFmt w:val="decimal"/>
-      <w:suff w:val="space"/>
       <w:lvlText w:val="%1."/>
       <w:lvlJc w:val="left"/>
+      <w:suff w:val="space"/>
     </w:lvl>
     <w:lvl w:ilvl="1">
       <w:start w:val="1"/>
       <w:numFmt w:val="ganada"/>
-      <w:suff w:val="space"/>
       <w:lvlText w:val="%2."/>
       <w:lvlJc w:val="left"/>
+      <w:suff w:val="space"/>
     </w:lvl>
     <w:lvl w:ilvl="2">
       <w:start w:val="1"/>
-      <w:numFmt w:val="decimal"/>
-      <w:suff w:val="space"/>
       <w:lvlText w:val="%3)"/>
       <w:lvlJc w:val="left"/>
+      <w:suff w:val="space"/>
     </w:lvl>
     <w:lvl w:ilvl="3">
       <w:start w:val="1"/>
       <w:numFmt w:val="ganada"/>
-      <w:suff w:val="space"/>
       <w:lvlText w:val="%4)"/>
       <w:lvlJc w:val="left"/>
+      <w:suff w:val="space"/>
     </w:lvl>
     <w:lvl w:ilvl="4">
       <w:start w:val="1"/>
-      <w:numFmt w:val="decimal"/>
-      <w:suff w:val="space"/>
       <w:lvlText w:val="(%5)"/>
       <w:lvlJc w:val="left"/>
+      <w:pStyle w:val="5"/>
+      <w:suff w:val="space"/>
     </w:lvl>
     <w:lvl w:ilvl="5">
       <w:start w:val="1"/>
       <w:numFmt w:val="ganada"/>
-      <w:suff w:val="space"/>
       <w:lvlText w:val="(%6)"/>
       <w:lvlJc w:val="left"/>
+      <w:suff w:val="space"/>
     </w:lvl>
     <w:lvl w:ilvl="6">
       <w:start w:val="1"/>
       <w:numFmt w:val="decimalEnclosedCircle"/>
-      <w:suff w:val="space"/>
       <w:lvlText w:val="%7"/>
       <w:lvlJc w:val="left"/>
+      <w:suff w:val="space"/>
     </w:lvl>
     <w:lvl w:ilvl="7">
       <w:start w:val="1"/>
-      <w:numFmt w:val="decimal"/>
+      <w:lvlJc w:val="left"/>
       <w:suff w:val="nothing"/>
-      <w:lvlText w:val=""/>
-      <w:lvlJc w:val="left"/>
       <w:rPr>
         <w:rFonts w:ascii="함초롬바탕" w:eastAsia="함초롬바탕" w:hAnsi="함초롬바탕"/>
         <w:color w:val="000000"/>
@@ -13033,11 +13253,8 @@
     </w:lvl>
     <w:lvl w:ilvl="8">
       <w:start w:val="1"/>
-      <w:numFmt w:val="decimal"/>
-      <w:pStyle w:val="9"/>
+      <w:lvlJc w:val="left"/>
       <w:suff w:val="nothing"/>
-      <w:lvlText w:val=""/>
-      <w:lvlJc w:val="left"/>
       <w:rPr>
         <w:rFonts w:ascii="함초롬바탕" w:eastAsia="함초롬바탕" w:hAnsi="함초롬바탕"/>
         <w:color w:val="000000"/>
@@ -13046,66 +13263,61 @@
       </w:rPr>
     </w:lvl>
   </w:abstractNum>
-  <w:abstractNum w:abstractNumId="5" w15:restartNumberingAfterBreak="0">
-    <w:nsid w:val="3C83372F"/>
+  <w:abstractNum w:abstractNumId="6">
+    <w:nsid w:val="23a231f2"/>
     <w:multiLevelType w:val="multilevel"/>
-    <w:tmpl w:val="93767FE2"/>
+    <w:tmpl w:val="c290b62e"/>
     <w:lvl w:ilvl="0">
       <w:start w:val="1"/>
-      <w:numFmt w:val="decimal"/>
-      <w:suff w:val="space"/>
       <w:lvlText w:val="%1."/>
       <w:lvlJc w:val="left"/>
+      <w:suff w:val="space"/>
     </w:lvl>
     <w:lvl w:ilvl="1">
       <w:start w:val="1"/>
       <w:numFmt w:val="ganada"/>
-      <w:pStyle w:val="2"/>
-      <w:suff w:val="space"/>
       <w:lvlText w:val="%2."/>
       <w:lvlJc w:val="left"/>
+      <w:suff w:val="space"/>
     </w:lvl>
     <w:lvl w:ilvl="2">
       <w:start w:val="1"/>
-      <w:numFmt w:val="decimal"/>
-      <w:suff w:val="space"/>
       <w:lvlText w:val="%3)"/>
       <w:lvlJc w:val="left"/>
+      <w:suff w:val="space"/>
     </w:lvl>
     <w:lvl w:ilvl="3">
       <w:start w:val="1"/>
       <w:numFmt w:val="ganada"/>
-      <w:suff w:val="space"/>
       <w:lvlText w:val="%4)"/>
       <w:lvlJc w:val="left"/>
+      <w:suff w:val="space"/>
     </w:lvl>
     <w:lvl w:ilvl="4">
       <w:start w:val="1"/>
-      <w:numFmt w:val="decimal"/>
-      <w:suff w:val="space"/>
       <w:lvlText w:val="(%5)"/>
       <w:lvlJc w:val="left"/>
+      <w:suff w:val="space"/>
     </w:lvl>
     <w:lvl w:ilvl="5">
       <w:start w:val="1"/>
       <w:numFmt w:val="ganada"/>
-      <w:suff w:val="space"/>
       <w:lvlText w:val="(%6)"/>
       <w:lvlJc w:val="left"/>
+      <w:pStyle w:val="6"/>
+      <w:suff w:val="space"/>
     </w:lvl>
     <w:lvl w:ilvl="6">
       <w:start w:val="1"/>
       <w:numFmt w:val="decimalEnclosedCircle"/>
-      <w:suff w:val="space"/>
       <w:lvlText w:val="%7"/>
       <w:lvlJc w:val="left"/>
+      <w:suff w:val="space"/>
     </w:lvl>
     <w:lvl w:ilvl="7">
       <w:start w:val="1"/>
-      <w:numFmt w:val="decimal"/>
+      <w:lvlJc w:val="left"/>
       <w:suff w:val="nothing"/>
-      <w:lvlText w:val=""/>
-      <w:lvlJc w:val="left"/>
       <w:rPr>
         <w:rFonts w:ascii="함초롬바탕" w:eastAsia="함초롬바탕" w:hAnsi="함초롬바탕"/>
         <w:color w:val="000000"/>
@@ -13115,10 +13327,8 @@
     </w:lvl>
     <w:lvl w:ilvl="8">
       <w:start w:val="1"/>
-      <w:numFmt w:val="decimal"/>
+      <w:lvlJc w:val="left"/>
       <w:suff w:val="nothing"/>
-      <w:lvlText w:val=""/>
-      <w:lvlJc w:val="left"/>
       <w:rPr>
         <w:rFonts w:ascii="함초롬바탕" w:eastAsia="함초롬바탕" w:hAnsi="함초롬바탕"/>
         <w:color w:val="000000"/>
@@ -13127,66 +13337,61 @@
       </w:rPr>
     </w:lvl>
   </w:abstractNum>
-  <w:abstractNum w:abstractNumId="6" w15:restartNumberingAfterBreak="0">
-    <w:nsid w:val="49AB7292"/>
+  <w:abstractNum w:abstractNumId="7">
+    <w:nsid w:val="49ab7292"/>
     <w:multiLevelType w:val="multilevel"/>
-    <w:tmpl w:val="1C5EB31E"/>
+    <w:tmpl w:val="1c5eb31e"/>
     <w:lvl w:ilvl="0">
       <w:start w:val="1"/>
-      <w:numFmt w:val="decimal"/>
-      <w:suff w:val="space"/>
       <w:lvlText w:val="%1."/>
       <w:lvlJc w:val="left"/>
+      <w:suff w:val="space"/>
     </w:lvl>
     <w:lvl w:ilvl="1">
       <w:start w:val="1"/>
       <w:numFmt w:val="ganada"/>
-      <w:suff w:val="space"/>
       <w:lvlText w:val="%2."/>
       <w:lvlJc w:val="left"/>
+      <w:suff w:val="space"/>
     </w:lvl>
     <w:lvl w:ilvl="2">
       <w:start w:val="1"/>
-      <w:numFmt w:val="decimal"/>
-      <w:suff w:val="space"/>
       <w:lvlText w:val="%3)"/>
       <w:lvlJc w:val="left"/>
+      <w:suff w:val="space"/>
     </w:lvl>
     <w:lvl w:ilvl="3">
       <w:start w:val="1"/>
       <w:numFmt w:val="ganada"/>
-      <w:suff w:val="space"/>
       <w:lvlText w:val="%4)"/>
       <w:lvlJc w:val="left"/>
+      <w:suff w:val="space"/>
     </w:lvl>
     <w:lvl w:ilvl="4">
       <w:start w:val="1"/>
-      <w:numFmt w:val="decimal"/>
-      <w:suff w:val="space"/>
       <w:lvlText w:val="(%5)"/>
       <w:lvlJc w:val="left"/>
+      <w:suff w:val="space"/>
     </w:lvl>
     <w:lvl w:ilvl="5">
       <w:start w:val="1"/>
       <w:numFmt w:val="ganada"/>
-      <w:suff w:val="space"/>
       <w:lvlText w:val="(%6)"/>
       <w:lvlJc w:val="left"/>
+      <w:suff w:val="space"/>
     </w:lvl>
     <w:lvl w:ilvl="6">
       <w:start w:val="1"/>
       <w:numFmt w:val="decimalEnclosedCircle"/>
+      <w:lvlText w:val="%7"/>
+      <w:lvlJc w:val="left"/>
       <w:pStyle w:val="7"/>
       <w:suff w:val="space"/>
-      <w:lvlText w:val="%7"/>
-      <w:lvlJc w:val="left"/>
     </w:lvl>
     <w:lvl w:ilvl="7">
       <w:start w:val="1"/>
-      <w:numFmt w:val="decimal"/>
+      <w:lvlJc w:val="left"/>
       <w:suff w:val="nothing"/>
-      <w:lvlText w:val=""/>
-      <w:lvlJc w:val="left"/>
       <w:rPr>
         <w:rFonts w:ascii="함초롬바탕" w:eastAsia="함초롬바탕" w:hAnsi="함초롬바탕"/>
         <w:color w:val="000000"/>
@@ -13196,10 +13401,8 @@
     </w:lvl>
     <w:lvl w:ilvl="8">
       <w:start w:val="1"/>
-      <w:numFmt w:val="decimal"/>
+      <w:lvlJc w:val="left"/>
       <w:suff w:val="nothing"/>
-      <w:lvlText w:val=""/>
-      <w:lvlJc w:val="left"/>
       <w:rPr>
         <w:rFonts w:ascii="함초롬바탕" w:eastAsia="함초롬바탕" w:hAnsi="함초롬바탕"/>
         <w:color w:val="000000"/>
@@ -13208,66 +13411,61 @@
       </w:rPr>
     </w:lvl>
   </w:abstractNum>
-  <w:abstractNum w:abstractNumId="7" w15:restartNumberingAfterBreak="0">
-    <w:nsid w:val="544A644C"/>
+  <w:abstractNum w:abstractNumId="8">
+    <w:nsid w:val="544a644c"/>
     <w:multiLevelType w:val="multilevel"/>
-    <w:tmpl w:val="FBA81EB0"/>
+    <w:tmpl w:val="fba81eb0"/>
     <w:lvl w:ilvl="0">
       <w:start w:val="1"/>
-      <w:numFmt w:val="decimal"/>
-      <w:suff w:val="space"/>
       <w:lvlText w:val="%1."/>
       <w:lvlJc w:val="left"/>
+      <w:suff w:val="space"/>
     </w:lvl>
     <w:lvl w:ilvl="1">
       <w:start w:val="1"/>
       <w:numFmt w:val="ganada"/>
-      <w:suff w:val="space"/>
       <w:lvlText w:val="%2."/>
       <w:lvlJc w:val="left"/>
+      <w:suff w:val="space"/>
     </w:lvl>
     <w:lvl w:ilvl="2">
       <w:start w:val="1"/>
-      <w:numFmt w:val="decimal"/>
-      <w:suff w:val="space"/>
       <w:lvlText w:val="%3)"/>
       <w:lvlJc w:val="left"/>
+      <w:suff w:val="space"/>
     </w:lvl>
     <w:lvl w:ilvl="3">
       <w:start w:val="1"/>
       <w:numFmt w:val="ganada"/>
-      <w:suff w:val="space"/>
       <w:lvlText w:val="%4)"/>
       <w:lvlJc w:val="left"/>
+      <w:suff w:val="space"/>
     </w:lvl>
     <w:lvl w:ilvl="4">
       <w:start w:val="1"/>
-      <w:numFmt w:val="decimal"/>
-      <w:suff w:val="space"/>
       <w:lvlText w:val="(%5)"/>
       <w:lvlJc w:val="left"/>
+      <w:suff w:val="space"/>
     </w:lvl>
     <w:lvl w:ilvl="5">
       <w:start w:val="1"/>
       <w:numFmt w:val="ganada"/>
-      <w:suff w:val="space"/>
       <w:lvlText w:val="(%6)"/>
       <w:lvlJc w:val="left"/>
+      <w:suff w:val="space"/>
     </w:lvl>
     <w:lvl w:ilvl="6">
       <w:start w:val="1"/>
       <w:numFmt w:val="decimalEnclosedCircle"/>
-      <w:suff w:val="space"/>
       <w:lvlText w:val="%7"/>
       <w:lvlJc w:val="left"/>
+      <w:suff w:val="space"/>
     </w:lvl>
     <w:lvl w:ilvl="7">
       <w:start w:val="1"/>
-      <w:numFmt w:val="decimal"/>
+      <w:lvlJc w:val="left"/>
       <w:pStyle w:val="8"/>
       <w:suff w:val="nothing"/>
-      <w:lvlText w:val=""/>
-      <w:lvlJc w:val="left"/>
       <w:rPr>
         <w:rFonts w:ascii="함초롬바탕" w:eastAsia="함초롬바탕" w:hAnsi="함초롬바탕"/>
         <w:color w:val="000000"/>
@@ -13277,10 +13475,8 @@
     </w:lvl>
     <w:lvl w:ilvl="8">
       <w:start w:val="1"/>
-      <w:numFmt w:val="decimal"/>
+      <w:lvlJc w:val="left"/>
       <w:suff w:val="nothing"/>
-      <w:lvlText w:val=""/>
-      <w:lvlJc w:val="left"/>
       <w:rPr>
         <w:rFonts w:ascii="함초롬바탕" w:eastAsia="함초롬바탕" w:hAnsi="함초롬바탕"/>
         <w:color w:val="000000"/>
@@ -13289,154 +13485,60 @@
       </w:rPr>
     </w:lvl>
   </w:abstractNum>
-  <w:abstractNum w:abstractNumId="8" w15:restartNumberingAfterBreak="0">
-    <w:nsid w:val="57E831DB"/>
-    <w:multiLevelType w:val="hybridMultilevel"/>
-    <w:tmpl w:val="FF24BD5E"/>
-    <w:lvl w:ilvl="0" w:tplc="0CDEE7CC">
+  <w:abstractNum w:abstractNumId="9">
+    <w:nsid w:val="35cd2955"/>
+    <w:multiLevelType w:val="multilevel"/>
+    <w:tmpl w:val="adf287e0"/>
+    <w:lvl w:ilvl="0">
       <w:start w:val="1"/>
-      <w:numFmt w:val="decimal"/>
       <w:lvlText w:val="%1."/>
       <w:lvlJc w:val="left"/>
-      <w:pPr>
-        <w:ind w:left="500" w:hanging="360"/>
-      </w:pPr>
-      <w:rPr>
-        <w:rFonts w:eastAsia="휴먼명조" w:hint="default"/>
-      </w:rPr>
-    </w:lvl>
-    <w:lvl w:ilvl="1" w:tplc="04090019" w:tentative="1">
-      <w:start w:val="1"/>
-      <w:numFmt w:val="upperLetter"/>
-      <w:lvlText w:val="%2."/>
-      <w:lvlJc w:val="left"/>
-      <w:pPr>
-        <w:ind w:left="1020" w:hanging="440"/>
-      </w:pPr>
-    </w:lvl>
-    <w:lvl w:ilvl="2" w:tplc="0409001B" w:tentative="1">
-      <w:start w:val="1"/>
-      <w:numFmt w:val="lowerRoman"/>
-      <w:lvlText w:val="%3."/>
-      <w:lvlJc w:val="right"/>
-      <w:pPr>
-        <w:ind w:left="1460" w:hanging="440"/>
-      </w:pPr>
-    </w:lvl>
-    <w:lvl w:ilvl="3" w:tplc="0409000F" w:tentative="1">
-      <w:start w:val="1"/>
-      <w:numFmt w:val="decimal"/>
-      <w:lvlText w:val="%4."/>
-      <w:lvlJc w:val="left"/>
-      <w:pPr>
-        <w:ind w:left="1900" w:hanging="440"/>
-      </w:pPr>
-    </w:lvl>
-    <w:lvl w:ilvl="4" w:tplc="04090019" w:tentative="1">
-      <w:start w:val="1"/>
-      <w:numFmt w:val="upperLetter"/>
-      <w:lvlText w:val="%5."/>
-      <w:lvlJc w:val="left"/>
-      <w:pPr>
-        <w:ind w:left="2340" w:hanging="440"/>
-      </w:pPr>
-    </w:lvl>
-    <w:lvl w:ilvl="5" w:tplc="0409001B" w:tentative="1">
-      <w:start w:val="1"/>
-      <w:numFmt w:val="lowerRoman"/>
-      <w:lvlText w:val="%6."/>
-      <w:lvlJc w:val="right"/>
-      <w:pPr>
-        <w:ind w:left="2780" w:hanging="440"/>
-      </w:pPr>
-    </w:lvl>
-    <w:lvl w:ilvl="6" w:tplc="0409000F" w:tentative="1">
-      <w:start w:val="1"/>
-      <w:numFmt w:val="decimal"/>
-      <w:lvlText w:val="%7."/>
-      <w:lvlJc w:val="left"/>
-      <w:pPr>
-        <w:ind w:left="3220" w:hanging="440"/>
-      </w:pPr>
-    </w:lvl>
-    <w:lvl w:ilvl="7" w:tplc="04090019" w:tentative="1">
-      <w:start w:val="1"/>
-      <w:numFmt w:val="upperLetter"/>
-      <w:lvlText w:val="%8."/>
-      <w:lvlJc w:val="left"/>
-      <w:pPr>
-        <w:ind w:left="3660" w:hanging="440"/>
-      </w:pPr>
-    </w:lvl>
-    <w:lvl w:ilvl="8" w:tplc="0409001B" w:tentative="1">
-      <w:start w:val="1"/>
-      <w:numFmt w:val="lowerRoman"/>
-      <w:lvlText w:val="%9."/>
-      <w:lvlJc w:val="right"/>
-      <w:pPr>
-        <w:ind w:left="4100" w:hanging="440"/>
-      </w:pPr>
-    </w:lvl>
-  </w:abstractNum>
-  <w:abstractNum w:abstractNumId="9" w15:restartNumberingAfterBreak="0">
-    <w:nsid w:val="6D680DBF"/>
-    <w:multiLevelType w:val="multilevel"/>
-    <w:tmpl w:val="355C6282"/>
-    <w:lvl w:ilvl="0">
-      <w:start w:val="1"/>
-      <w:numFmt w:val="decimal"/>
       <w:suff w:val="space"/>
-      <w:lvlText w:val="%1."/>
-      <w:lvlJc w:val="left"/>
     </w:lvl>
     <w:lvl w:ilvl="1">
       <w:start w:val="1"/>
       <w:numFmt w:val="ganada"/>
-      <w:suff w:val="space"/>
       <w:lvlText w:val="%2."/>
       <w:lvlJc w:val="left"/>
+      <w:suff w:val="space"/>
     </w:lvl>
     <w:lvl w:ilvl="2">
       <w:start w:val="1"/>
-      <w:numFmt w:val="decimal"/>
-      <w:suff w:val="space"/>
       <w:lvlText w:val="%3)"/>
       <w:lvlJc w:val="left"/>
+      <w:suff w:val="space"/>
     </w:lvl>
     <w:lvl w:ilvl="3">
       <w:start w:val="1"/>
       <w:numFmt w:val="ganada"/>
-      <w:suff w:val="space"/>
       <w:lvlText w:val="%4)"/>
       <w:lvlJc w:val="left"/>
+      <w:suff w:val="space"/>
     </w:lvl>
     <w:lvl w:ilvl="4">
       <w:start w:val="1"/>
-      <w:numFmt w:val="decimal"/>
-      <w:suff w:val="space"/>
       <w:lvlText w:val="(%5)"/>
       <w:lvlJc w:val="left"/>
+      <w:suff w:val="space"/>
     </w:lvl>
     <w:lvl w:ilvl="5">
       <w:start w:val="1"/>
       <w:numFmt w:val="ganada"/>
-      <w:suff w:val="space"/>
       <w:lvlText w:val="(%6)"/>
       <w:lvlJc w:val="left"/>
+      <w:suff w:val="space"/>
     </w:lvl>
     <w:lvl w:ilvl="6">
       <w:start w:val="1"/>
       <w:numFmt w:val="decimalEnclosedCircle"/>
-      <w:suff w:val="space"/>
       <w:lvlText w:val="%7"/>
       <w:lvlJc w:val="left"/>
+      <w:suff w:val="space"/>
     </w:lvl>
     <w:lvl w:ilvl="7">
       <w:start w:val="1"/>
-      <w:numFmt w:val="decimal"/>
+      <w:lvlJc w:val="left"/>
       <w:suff w:val="nothing"/>
-      <w:lvlText w:val=""/>
-      <w:lvlJc w:val="left"/>
       <w:rPr>
         <w:rFonts w:ascii="함초롬바탕" w:eastAsia="함초롬바탕" w:hAnsi="함초롬바탕"/>
         <w:color w:val="000000"/>
@@ -13446,11 +13548,9 @@
     </w:lvl>
     <w:lvl w:ilvl="8">
       <w:start w:val="1"/>
-      <w:numFmt w:val="decimal"/>
-      <w:pStyle w:val="10"/>
+      <w:lvlJc w:val="left"/>
+      <w:pStyle w:val="9"/>
       <w:suff w:val="nothing"/>
-      <w:lvlText w:val=""/>
-      <w:lvlJc w:val="left"/>
       <w:rPr>
         <w:rFonts w:ascii="함초롬바탕" w:eastAsia="함초롬바탕" w:hAnsi="함초롬바탕"/>
         <w:color w:val="000000"/>
@@ -13459,66 +13559,60 @@
       </w:rPr>
     </w:lvl>
   </w:abstractNum>
-  <w:abstractNum w:abstractNumId="10" w15:restartNumberingAfterBreak="0">
-    <w:nsid w:val="7F3B4892"/>
+  <w:abstractNum w:abstractNumId="10">
+    <w:nsid w:val="6d680dbf"/>
     <w:multiLevelType w:val="multilevel"/>
-    <w:tmpl w:val="B0FC44D8"/>
+    <w:tmpl w:val="355c6282"/>
     <w:lvl w:ilvl="0">
       <w:start w:val="1"/>
-      <w:numFmt w:val="decimal"/>
-      <w:suff w:val="space"/>
       <w:lvlText w:val="%1."/>
       <w:lvlJc w:val="left"/>
+      <w:suff w:val="space"/>
     </w:lvl>
     <w:lvl w:ilvl="1">
       <w:start w:val="1"/>
       <w:numFmt w:val="ganada"/>
-      <w:suff w:val="space"/>
       <w:lvlText w:val="%2."/>
       <w:lvlJc w:val="left"/>
+      <w:suff w:val="space"/>
     </w:lvl>
     <w:lvl w:ilvl="2">
       <w:start w:val="1"/>
-      <w:numFmt w:val="decimal"/>
-      <w:suff w:val="space"/>
       <w:lvlText w:val="%3)"/>
       <w:lvlJc w:val="left"/>
+      <w:suff w:val="space"/>
     </w:lvl>
     <w:lvl w:ilvl="3">
       <w:start w:val="1"/>
       <w:numFmt w:val="ganada"/>
-      <w:pStyle w:val="4"/>
-      <w:suff w:val="space"/>
       <w:lvlText w:val="%4)"/>
       <w:lvlJc w:val="left"/>
+      <w:suff w:val="space"/>
     </w:lvl>
     <w:lvl w:ilvl="4">
       <w:start w:val="1"/>
-      <w:numFmt w:val="decimal"/>
-      <w:suff w:val="space"/>
       <w:lvlText w:val="(%5)"/>
       <w:lvlJc w:val="left"/>
+      <w:suff w:val="space"/>
     </w:lvl>
     <w:lvl w:ilvl="5">
       <w:start w:val="1"/>
       <w:numFmt w:val="ganada"/>
-      <w:suff w:val="space"/>
       <w:lvlText w:val="(%6)"/>
       <w:lvlJc w:val="left"/>
+      <w:suff w:val="space"/>
     </w:lvl>
     <w:lvl w:ilvl="6">
       <w:start w:val="1"/>
       <w:numFmt w:val="decimalEnclosedCircle"/>
-      <w:suff w:val="space"/>
       <w:lvlText w:val="%7"/>
       <w:lvlJc w:val="left"/>
+      <w:suff w:val="space"/>
     </w:lvl>
     <w:lvl w:ilvl="7">
       <w:start w:val="1"/>
-      <w:numFmt w:val="decimal"/>
+      <w:lvlJc w:val="left"/>
       <w:suff w:val="nothing"/>
-      <w:lvlText w:val=""/>
-      <w:lvlJc w:val="left"/>
       <w:rPr>
         <w:rFonts w:ascii="함초롬바탕" w:eastAsia="함초롬바탕" w:hAnsi="함초롬바탕"/>
         <w:color w:val="000000"/>
@@ -13528,10 +13622,9 @@
     </w:lvl>
     <w:lvl w:ilvl="8">
       <w:start w:val="1"/>
-      <w:numFmt w:val="decimal"/>
+      <w:lvlJc w:val="left"/>
+      <w:pStyle w:val="10"/>
       <w:suff w:val="nothing"/>
-      <w:lvlText w:val=""/>
-      <w:lvlJc w:val="left"/>
       <w:rPr>
         <w:rFonts w:ascii="함초롬바탕" w:eastAsia="함초롬바탕" w:hAnsi="함초롬바탕"/>
         <w:color w:val="000000"/>
@@ -13540,52 +13633,52 @@
       </w:rPr>
     </w:lvl>
   </w:abstractNum>
-  <w:num w:numId="1" w16cid:durableId="2121794503">
+  <w:num w:numId="1">
+    <w:abstractNumId w:val="0"/>
+  </w:num>
+  <w:num w:numId="2">
+    <w:abstractNumId w:val="1"/>
+  </w:num>
+  <w:num w:numId="3">
+    <w:abstractNumId w:val="2"/>
+  </w:num>
+  <w:num w:numId="4">
+    <w:abstractNumId w:val="3"/>
+  </w:num>
+  <w:num w:numId="5">
+    <w:abstractNumId w:val="4"/>
+  </w:num>
+  <w:num w:numId="6">
+    <w:abstractNumId w:val="5"/>
+  </w:num>
+  <w:num w:numId="7">
+    <w:abstractNumId w:val="6"/>
+  </w:num>
+  <w:num w:numId="8">
+    <w:abstractNumId w:val="7"/>
+  </w:num>
+  <w:num w:numId="9">
     <w:abstractNumId w:val="8"/>
   </w:num>
-  <w:num w:numId="2" w16cid:durableId="1704937601">
-    <w:abstractNumId w:val="0"/>
+  <w:num w:numId="10">
+    <w:abstractNumId w:val="9"/>
   </w:num>
-  <w:num w:numId="3" w16cid:durableId="366764144">
-    <w:abstractNumId w:val="5"/>
-  </w:num>
-  <w:num w:numId="4" w16cid:durableId="1382241327">
-    <w:abstractNumId w:val="1"/>
-  </w:num>
-  <w:num w:numId="5" w16cid:durableId="229272740">
+  <w:num w:numId="11">
     <w:abstractNumId w:val="10"/>
-  </w:num>
-  <w:num w:numId="6" w16cid:durableId="1400591583">
-    <w:abstractNumId w:val="3"/>
-  </w:num>
-  <w:num w:numId="7" w16cid:durableId="2015834171">
-    <w:abstractNumId w:val="2"/>
-  </w:num>
-  <w:num w:numId="8" w16cid:durableId="1004358894">
-    <w:abstractNumId w:val="6"/>
-  </w:num>
-  <w:num w:numId="9" w16cid:durableId="2125535570">
-    <w:abstractNumId w:val="7"/>
-  </w:num>
-  <w:num w:numId="10" w16cid:durableId="641690213">
-    <w:abstractNumId w:val="4"/>
-  </w:num>
-  <w:num w:numId="11" w16cid:durableId="1258177444">
-    <w:abstractNumId w:val="9"/>
   </w:num>
 </w:numbering>
 </file>
 
 <file path=word/styles.xml><?xml version="1.0" encoding="utf-8"?>
-<w:styles xmlns:mc="http://schemas.openxmlformats.org/markup-compatibility/2006" xmlns:r="http://schemas.openxmlformats.org/officeDocument/2006/relationships" xmlns:w="http://schemas.openxmlformats.org/wordprocessingml/2006/main" xmlns:w14="http://schemas.microsoft.com/office/word/2010/wordml" xmlns:w15="http://schemas.microsoft.com/office/word/2012/wordml" xmlns:w16cex="http://schemas.microsoft.com/office/word/2018/wordml/cex" xmlns:w16cid="http://schemas.microsoft.com/office/word/2016/wordml/cid" xmlns:w16="http://schemas.microsoft.com/office/word/2018/wordml" xmlns:w16du="http://schemas.microsoft.com/office/word/2023/wordml/word16du" xmlns:w16sdtdh="http://schemas.microsoft.com/office/word/2020/wordml/sdtdatahash" xmlns:w16sdtfl="http://schemas.microsoft.com/office/word/2024/wordml/sdtformatlock" xmlns:w16se="http://schemas.microsoft.com/office/word/2015/wordml/symex" mc:Ignorable="w14 w15 w16se w16cid w16 w16cex w16sdtdh w16sdtfl w16du">
+<w:styles xmlns:r="http://schemas.openxmlformats.org/officeDocument/2006/relationships" xmlns:w="http://schemas.openxmlformats.org/wordprocessingml/2006/main">
   <w:docDefaults>
     <w:rPrDefault>
       <w:rPr>
+        <w:lang w:val="en-US" w:eastAsia="ko-KR" w:bidi="ar-SA"/>
         <w:rFonts w:asciiTheme="minorHAnsi" w:eastAsiaTheme="minorEastAsia" w:hAnsiTheme="minorHAnsi" w:cstheme="minorBidi"/>
-        <w:kern w:val="2"/>
         <w:sz w:val="22"/>
         <w:szCs w:val="24"/>
-        <w:lang w:val="en-US" w:eastAsia="ko-KR" w:bidi="ar-SA"/>
+        <w:kern w:val="2"/>
       </w:rPr>
     </w:rPrDefault>
     <w:pPrDefault>
@@ -13605,153 +13698,153 @@
     <w:lsdException w:name="heading 7" w:semiHidden="1" w:uiPriority="9" w:unhideWhenUsed="1" w:qFormat="1"/>
     <w:lsdException w:name="heading 8" w:semiHidden="1" w:uiPriority="9" w:unhideWhenUsed="1" w:qFormat="1"/>
     <w:lsdException w:name="heading 9" w:semiHidden="1" w:uiPriority="9" w:unhideWhenUsed="1" w:qFormat="1"/>
-    <w:lsdException w:name="index 1" w:semiHidden="1" w:uiPriority="99" w:unhideWhenUsed="1"/>
-    <w:lsdException w:name="index 2" w:semiHidden="1" w:uiPriority="99" w:unhideWhenUsed="1"/>
-    <w:lsdException w:name="index 3" w:semiHidden="1" w:uiPriority="99" w:unhideWhenUsed="1"/>
-    <w:lsdException w:name="index 4" w:semiHidden="1" w:uiPriority="99" w:unhideWhenUsed="1"/>
-    <w:lsdException w:name="index 5" w:semiHidden="1" w:uiPriority="99" w:unhideWhenUsed="1"/>
-    <w:lsdException w:name="index 6" w:semiHidden="1" w:uiPriority="99" w:unhideWhenUsed="1"/>
-    <w:lsdException w:name="index 7" w:semiHidden="1" w:uiPriority="99" w:unhideWhenUsed="1"/>
-    <w:lsdException w:name="index 8" w:semiHidden="1" w:uiPriority="99" w:unhideWhenUsed="1"/>
-    <w:lsdException w:name="index 9" w:semiHidden="1" w:uiPriority="99" w:unhideWhenUsed="1"/>
-    <w:lsdException w:name="toc 1" w:semiHidden="1" w:uiPriority="87" w:unhideWhenUsed="1"/>
-    <w:lsdException w:name="toc 2" w:semiHidden="1" w:uiPriority="87" w:unhideWhenUsed="1"/>
-    <w:lsdException w:name="toc 3" w:semiHidden="1" w:uiPriority="87" w:unhideWhenUsed="1"/>
-    <w:lsdException w:name="toc 4" w:semiHidden="1" w:uiPriority="87" w:unhideWhenUsed="1"/>
-    <w:lsdException w:name="toc 5" w:semiHidden="1" w:uiPriority="87" w:unhideWhenUsed="1"/>
-    <w:lsdException w:name="toc 6" w:semiHidden="1" w:uiPriority="87" w:unhideWhenUsed="1"/>
-    <w:lsdException w:name="toc 7" w:semiHidden="1" w:uiPriority="87" w:unhideWhenUsed="1"/>
-    <w:lsdException w:name="toc 8" w:semiHidden="1" w:uiPriority="87" w:unhideWhenUsed="1"/>
-    <w:lsdException w:name="toc 9" w:semiHidden="1" w:uiPriority="87" w:unhideWhenUsed="1"/>
-    <w:lsdException w:name="Normal Indent" w:semiHidden="1" w:uiPriority="99" w:unhideWhenUsed="1"/>
-    <w:lsdException w:name="footnote text" w:semiHidden="1" w:uiPriority="99" w:unhideWhenUsed="1"/>
-    <w:lsdException w:name="annotation text" w:semiHidden="1" w:uiPriority="99" w:unhideWhenUsed="1"/>
-    <w:lsdException w:name="header" w:semiHidden="1" w:uiPriority="99" w:unhideWhenUsed="1"/>
-    <w:lsdException w:name="footer" w:semiHidden="1" w:uiPriority="99" w:unhideWhenUsed="1"/>
-    <w:lsdException w:name="index heading" w:semiHidden="1" w:uiPriority="99" w:unhideWhenUsed="1"/>
-    <w:lsdException w:name="caption" w:semiHidden="1" w:uiPriority="83" w:unhideWhenUsed="1" w:qFormat="1"/>
-    <w:lsdException w:name="table of figures" w:semiHidden="1" w:uiPriority="99" w:unhideWhenUsed="1"/>
-    <w:lsdException w:name="envelope address" w:semiHidden="1" w:uiPriority="99" w:unhideWhenUsed="1"/>
-    <w:lsdException w:name="envelope return" w:semiHidden="1" w:uiPriority="99" w:unhideWhenUsed="1"/>
-    <w:lsdException w:name="footnote reference" w:semiHidden="1" w:uiPriority="99" w:unhideWhenUsed="1"/>
-    <w:lsdException w:name="annotation reference" w:semiHidden="1" w:uiPriority="99" w:unhideWhenUsed="1"/>
-    <w:lsdException w:name="line number" w:semiHidden="1" w:uiPriority="99" w:unhideWhenUsed="1"/>
-    <w:lsdException w:name="page number" w:semiHidden="1" w:uiPriority="99" w:unhideWhenUsed="1"/>
-    <w:lsdException w:name="endnote reference" w:semiHidden="1" w:uiPriority="99" w:unhideWhenUsed="1"/>
-    <w:lsdException w:name="endnote text" w:semiHidden="1" w:uiPriority="99" w:unhideWhenUsed="1"/>
-    <w:lsdException w:name="table of authorities" w:semiHidden="1" w:uiPriority="99" w:unhideWhenUsed="1"/>
-    <w:lsdException w:name="macro" w:semiHidden="1" w:uiPriority="99" w:unhideWhenUsed="1"/>
-    <w:lsdException w:name="toa heading" w:semiHidden="1" w:uiPriority="99" w:unhideWhenUsed="1"/>
-    <w:lsdException w:name="List" w:semiHidden="1" w:uiPriority="99" w:unhideWhenUsed="1"/>
-    <w:lsdException w:name="List Bullet" w:semiHidden="1" w:uiPriority="99" w:unhideWhenUsed="1"/>
-    <w:lsdException w:name="List Number" w:semiHidden="1" w:uiPriority="99" w:unhideWhenUsed="1"/>
-    <w:lsdException w:name="List 2" w:semiHidden="1" w:uiPriority="99" w:unhideWhenUsed="1"/>
-    <w:lsdException w:name="List 3" w:semiHidden="1" w:uiPriority="99" w:unhideWhenUsed="1"/>
-    <w:lsdException w:name="List 4" w:semiHidden="1" w:uiPriority="99" w:unhideWhenUsed="1"/>
-    <w:lsdException w:name="List 5" w:semiHidden="1" w:uiPriority="99" w:unhideWhenUsed="1"/>
-    <w:lsdException w:name="List Bullet 2" w:semiHidden="1" w:uiPriority="99" w:unhideWhenUsed="1"/>
-    <w:lsdException w:name="List Bullet 3" w:semiHidden="1" w:uiPriority="99" w:unhideWhenUsed="1"/>
-    <w:lsdException w:name="List Bullet 4" w:semiHidden="1" w:uiPriority="99" w:unhideWhenUsed="1"/>
-    <w:lsdException w:name="List Bullet 5" w:semiHidden="1" w:uiPriority="99" w:unhideWhenUsed="1"/>
-    <w:lsdException w:name="List Number 2" w:semiHidden="1" w:uiPriority="99" w:unhideWhenUsed="1"/>
-    <w:lsdException w:name="List Number 3" w:semiHidden="1" w:uiPriority="99" w:unhideWhenUsed="1"/>
-    <w:lsdException w:name="List Number 4" w:semiHidden="1" w:uiPriority="99" w:unhideWhenUsed="1"/>
-    <w:lsdException w:name="List Number 5" w:semiHidden="1" w:uiPriority="99" w:unhideWhenUsed="1"/>
-    <w:lsdException w:name="Title" w:uiPriority="22" w:qFormat="1"/>
-    <w:lsdException w:name="Closing" w:semiHidden="1" w:uiPriority="99" w:unhideWhenUsed="1"/>
-    <w:lsdException w:name="Signature" w:semiHidden="1" w:uiPriority="99" w:unhideWhenUsed="1"/>
+    <w:lsdException w:name="index 1" w:semiHidden="1" w:uiPriority="153" w:unhideWhenUsed="1"/>
+    <w:lsdException w:name="index 2" w:semiHidden="1" w:uiPriority="153" w:unhideWhenUsed="1"/>
+    <w:lsdException w:name="index 3" w:semiHidden="1" w:uiPriority="153" w:unhideWhenUsed="1"/>
+    <w:lsdException w:name="index 4" w:semiHidden="1" w:uiPriority="153" w:unhideWhenUsed="1"/>
+    <w:lsdException w:name="index 5" w:semiHidden="1" w:uiPriority="153" w:unhideWhenUsed="1"/>
+    <w:lsdException w:name="index 6" w:semiHidden="1" w:uiPriority="153" w:unhideWhenUsed="1"/>
+    <w:lsdException w:name="index 7" w:semiHidden="1" w:uiPriority="153" w:unhideWhenUsed="1"/>
+    <w:lsdException w:name="index 8" w:semiHidden="1" w:uiPriority="153" w:unhideWhenUsed="1"/>
+    <w:lsdException w:name="index 9" w:semiHidden="1" w:uiPriority="153" w:unhideWhenUsed="1"/>
+    <w:lsdException w:name="toc 1" w:semiHidden="1" w:uiPriority="135" w:unhideWhenUsed="1"/>
+    <w:lsdException w:name="toc 2" w:semiHidden="1" w:uiPriority="135" w:unhideWhenUsed="1"/>
+    <w:lsdException w:name="toc 3" w:semiHidden="1" w:uiPriority="135" w:unhideWhenUsed="1"/>
+    <w:lsdException w:name="toc 4" w:semiHidden="1" w:uiPriority="135" w:unhideWhenUsed="1"/>
+    <w:lsdException w:name="toc 5" w:semiHidden="1" w:uiPriority="135" w:unhideWhenUsed="1"/>
+    <w:lsdException w:name="toc 6" w:semiHidden="1" w:uiPriority="135" w:unhideWhenUsed="1"/>
+    <w:lsdException w:name="toc 7" w:semiHidden="1" w:uiPriority="135" w:unhideWhenUsed="1"/>
+    <w:lsdException w:name="toc 8" w:semiHidden="1" w:uiPriority="135" w:unhideWhenUsed="1"/>
+    <w:lsdException w:name="toc 9" w:semiHidden="1" w:uiPriority="135" w:unhideWhenUsed="1"/>
+    <w:lsdException w:name="Normal Indent" w:semiHidden="1" w:uiPriority="153" w:unhideWhenUsed="1"/>
+    <w:lsdException w:name="footnote text" w:semiHidden="1" w:uiPriority="153" w:unhideWhenUsed="1"/>
+    <w:lsdException w:name="annotation text" w:semiHidden="1" w:uiPriority="153" w:unhideWhenUsed="1"/>
+    <w:lsdException w:name="header" w:semiHidden="1" w:uiPriority="153" w:unhideWhenUsed="1"/>
+    <w:lsdException w:name="footer" w:semiHidden="1" w:uiPriority="153" w:unhideWhenUsed="1"/>
+    <w:lsdException w:name="index heading" w:semiHidden="1" w:uiPriority="153" w:unhideWhenUsed="1"/>
+    <w:lsdException w:name="caption" w:semiHidden="1" w:uiPriority="131" w:unhideWhenUsed="1" w:qFormat="1"/>
+    <w:lsdException w:name="table of figures" w:semiHidden="1" w:uiPriority="153" w:unhideWhenUsed="1"/>
+    <w:lsdException w:name="envelope address" w:semiHidden="1" w:uiPriority="153" w:unhideWhenUsed="1"/>
+    <w:lsdException w:name="envelope return" w:semiHidden="1" w:uiPriority="153" w:unhideWhenUsed="1"/>
+    <w:lsdException w:name="footnote reference" w:semiHidden="1" w:uiPriority="153" w:unhideWhenUsed="1"/>
+    <w:lsdException w:name="annotation reference" w:semiHidden="1" w:uiPriority="153" w:unhideWhenUsed="1"/>
+    <w:lsdException w:name="line number" w:semiHidden="1" w:uiPriority="153" w:unhideWhenUsed="1"/>
+    <w:lsdException w:name="page number" w:semiHidden="1" w:uiPriority="153" w:unhideWhenUsed="1"/>
+    <w:lsdException w:name="endnote reference" w:semiHidden="1" w:uiPriority="153" w:unhideWhenUsed="1"/>
+    <w:lsdException w:name="endnote text" w:semiHidden="1" w:uiPriority="153" w:unhideWhenUsed="1"/>
+    <w:lsdException w:name="table of authorities" w:semiHidden="1" w:uiPriority="153" w:unhideWhenUsed="1"/>
+    <w:lsdException w:name="macro" w:semiHidden="1" w:uiPriority="153" w:unhideWhenUsed="1"/>
+    <w:lsdException w:name="toa heading" w:semiHidden="1" w:uiPriority="153" w:unhideWhenUsed="1"/>
+    <w:lsdException w:name="List" w:semiHidden="1" w:uiPriority="153" w:unhideWhenUsed="1"/>
+    <w:lsdException w:name="List Bullet" w:semiHidden="1" w:uiPriority="153" w:unhideWhenUsed="1"/>
+    <w:lsdException w:name="List Number" w:semiHidden="1" w:uiPriority="153" w:unhideWhenUsed="1"/>
+    <w:lsdException w:name="List 2" w:semiHidden="1" w:uiPriority="153" w:unhideWhenUsed="1"/>
+    <w:lsdException w:name="List 3" w:semiHidden="1" w:uiPriority="153" w:unhideWhenUsed="1"/>
+    <w:lsdException w:name="List 4" w:semiHidden="1" w:uiPriority="153" w:unhideWhenUsed="1"/>
+    <w:lsdException w:name="List 5" w:semiHidden="1" w:uiPriority="153" w:unhideWhenUsed="1"/>
+    <w:lsdException w:name="List Bullet 2" w:semiHidden="1" w:uiPriority="153" w:unhideWhenUsed="1"/>
+    <w:lsdException w:name="List Bullet 3" w:semiHidden="1" w:uiPriority="153" w:unhideWhenUsed="1"/>
+    <w:lsdException w:name="List Bullet 4" w:semiHidden="1" w:uiPriority="153" w:unhideWhenUsed="1"/>
+    <w:lsdException w:name="List Bullet 5" w:semiHidden="1" w:uiPriority="153" w:unhideWhenUsed="1"/>
+    <w:lsdException w:name="List Number 2" w:semiHidden="1" w:uiPriority="153" w:unhideWhenUsed="1"/>
+    <w:lsdException w:name="List Number 3" w:semiHidden="1" w:uiPriority="153" w:unhideWhenUsed="1"/>
+    <w:lsdException w:name="List Number 4" w:semiHidden="1" w:uiPriority="153" w:unhideWhenUsed="1"/>
+    <w:lsdException w:name="List Number 5" w:semiHidden="1" w:uiPriority="153" w:unhideWhenUsed="1"/>
+    <w:lsdException w:name="Title" w:uiPriority="34" w:qFormat="1"/>
+    <w:lsdException w:name="Closing" w:semiHidden="1" w:uiPriority="153" w:unhideWhenUsed="1"/>
+    <w:lsdException w:name="Signature" w:semiHidden="1" w:uiPriority="153" w:unhideWhenUsed="1"/>
     <w:lsdException w:name="Default Paragraph Font" w:semiHidden="1" w:uiPriority="1" w:unhideWhenUsed="1"/>
-    <w:lsdException w:name="Body Text" w:semiHidden="1" w:uiPriority="99" w:unhideWhenUsed="1"/>
-    <w:lsdException w:name="Body Text Indent" w:semiHidden="1" w:uiPriority="99" w:unhideWhenUsed="1"/>
-    <w:lsdException w:name="List Continue" w:semiHidden="1" w:uiPriority="99" w:unhideWhenUsed="1"/>
-    <w:lsdException w:name="List Continue 2" w:semiHidden="1" w:uiPriority="99" w:unhideWhenUsed="1"/>
-    <w:lsdException w:name="List Continue 3" w:semiHidden="1" w:uiPriority="99" w:unhideWhenUsed="1"/>
-    <w:lsdException w:name="List Continue 4" w:semiHidden="1" w:uiPriority="99" w:unhideWhenUsed="1"/>
-    <w:lsdException w:name="List Continue 5" w:semiHidden="1" w:uiPriority="99" w:unhideWhenUsed="1"/>
-    <w:lsdException w:name="Message Header" w:semiHidden="1" w:uiPriority="99" w:unhideWhenUsed="1"/>
-    <w:lsdException w:name="Subtitle" w:uiPriority="23" w:qFormat="1"/>
-    <w:lsdException w:name="Salutation" w:semiHidden="1" w:uiPriority="99" w:unhideWhenUsed="1"/>
-    <w:lsdException w:name="Date" w:semiHidden="1" w:uiPriority="99" w:unhideWhenUsed="1"/>
-    <w:lsdException w:name="Body Text First Indent" w:semiHidden="1" w:uiPriority="99" w:unhideWhenUsed="1"/>
-    <w:lsdException w:name="Body Text First Indent 2" w:semiHidden="1" w:uiPriority="99" w:unhideWhenUsed="1"/>
-    <w:lsdException w:name="Note Heading" w:semiHidden="1" w:uiPriority="99" w:unhideWhenUsed="1"/>
-    <w:lsdException w:name="Body Text 2" w:semiHidden="1" w:uiPriority="99" w:unhideWhenUsed="1"/>
-    <w:lsdException w:name="Body Text 3" w:semiHidden="1" w:uiPriority="99" w:unhideWhenUsed="1"/>
-    <w:lsdException w:name="Body Text Indent 2" w:semiHidden="1" w:uiPriority="99" w:unhideWhenUsed="1"/>
-    <w:lsdException w:name="Body Text Indent 3" w:semiHidden="1" w:uiPriority="99" w:unhideWhenUsed="1"/>
-    <w:lsdException w:name="Block Text" w:semiHidden="1" w:uiPriority="99" w:unhideWhenUsed="1"/>
-    <w:lsdException w:name="Hyperlink" w:semiHidden="1" w:uiPriority="99" w:unhideWhenUsed="1"/>
-    <w:lsdException w:name="FollowedHyperlink" w:semiHidden="1" w:uiPriority="99" w:unhideWhenUsed="1"/>
-    <w:lsdException w:name="Strong" w:uiPriority="52" w:qFormat="1"/>
-    <w:lsdException w:name="Emphasis" w:uiPriority="50" w:qFormat="1"/>
-    <w:lsdException w:name="Document Map" w:semiHidden="1" w:uiPriority="99" w:unhideWhenUsed="1"/>
-    <w:lsdException w:name="Plain Text" w:semiHidden="1" w:uiPriority="99" w:unhideWhenUsed="1"/>
-    <w:lsdException w:name="E-mail Signature" w:semiHidden="1" w:uiPriority="99" w:unhideWhenUsed="1"/>
-    <w:lsdException w:name="HTML Top of Form" w:semiHidden="1" w:uiPriority="99" w:unhideWhenUsed="1"/>
-    <w:lsdException w:name="HTML Bottom of Form" w:semiHidden="1" w:uiPriority="99" w:unhideWhenUsed="1"/>
-    <w:lsdException w:name="Normal (Web)" w:semiHidden="1" w:uiPriority="99" w:unhideWhenUsed="1"/>
-    <w:lsdException w:name="HTML Acronym" w:semiHidden="1" w:uiPriority="99" w:unhideWhenUsed="1"/>
-    <w:lsdException w:name="HTML Address" w:semiHidden="1" w:uiPriority="99" w:unhideWhenUsed="1"/>
-    <w:lsdException w:name="HTML Cite" w:semiHidden="1" w:uiPriority="99" w:unhideWhenUsed="1"/>
-    <w:lsdException w:name="HTML Code" w:semiHidden="1" w:uiPriority="99" w:unhideWhenUsed="1"/>
-    <w:lsdException w:name="HTML Definition" w:semiHidden="1" w:uiPriority="99" w:unhideWhenUsed="1"/>
-    <w:lsdException w:name="HTML Keyboard" w:semiHidden="1" w:uiPriority="99" w:unhideWhenUsed="1"/>
-    <w:lsdException w:name="HTML Preformatted" w:semiHidden="1" w:uiPriority="99" w:unhideWhenUsed="1"/>
-    <w:lsdException w:name="HTML Sample" w:semiHidden="1" w:uiPriority="99" w:unhideWhenUsed="1"/>
-    <w:lsdException w:name="HTML Typewriter" w:semiHidden="1" w:uiPriority="99" w:unhideWhenUsed="1"/>
-    <w:lsdException w:name="HTML Variable" w:semiHidden="1" w:uiPriority="99" w:unhideWhenUsed="1"/>
-    <w:lsdException w:name="Normal Table" w:semiHidden="1" w:uiPriority="99" w:unhideWhenUsed="1"/>
-    <w:lsdException w:name="annotation subject" w:semiHidden="1" w:uiPriority="99" w:unhideWhenUsed="1"/>
-    <w:lsdException w:name="No List" w:semiHidden="1" w:uiPriority="99" w:unhideWhenUsed="1"/>
-    <w:lsdException w:name="Outline List 1" w:semiHidden="1" w:uiPriority="99" w:unhideWhenUsed="1"/>
-    <w:lsdException w:name="Outline List 2" w:semiHidden="1" w:uiPriority="99" w:unhideWhenUsed="1"/>
-    <w:lsdException w:name="Outline List 3" w:semiHidden="1" w:uiPriority="99" w:unhideWhenUsed="1"/>
-    <w:lsdException w:name="Table Simple 1" w:semiHidden="1" w:uiPriority="99" w:unhideWhenUsed="1"/>
-    <w:lsdException w:name="Table Simple 2" w:semiHidden="1" w:uiPriority="99" w:unhideWhenUsed="1"/>
-    <w:lsdException w:name="Table Simple 3" w:semiHidden="1" w:uiPriority="99" w:unhideWhenUsed="1"/>
-    <w:lsdException w:name="Table Classic 1" w:semiHidden="1" w:uiPriority="99" w:unhideWhenUsed="1"/>
-    <w:lsdException w:name="Table Classic 2" w:semiHidden="1" w:uiPriority="99" w:unhideWhenUsed="1"/>
-    <w:lsdException w:name="Table Classic 3" w:semiHidden="1" w:uiPriority="99" w:unhideWhenUsed="1"/>
-    <w:lsdException w:name="Table Classic 4" w:semiHidden="1" w:uiPriority="99" w:unhideWhenUsed="1"/>
-    <w:lsdException w:name="Table Colorful 1" w:semiHidden="1" w:uiPriority="99" w:unhideWhenUsed="1"/>
-    <w:lsdException w:name="Table Colorful 2" w:semiHidden="1" w:uiPriority="99" w:unhideWhenUsed="1"/>
-    <w:lsdException w:name="Table Colorful 3" w:semiHidden="1" w:uiPriority="99" w:unhideWhenUsed="1"/>
-    <w:lsdException w:name="Table Columns 1" w:semiHidden="1" w:uiPriority="99" w:unhideWhenUsed="1"/>
-    <w:lsdException w:name="Table Columns 2" w:semiHidden="1" w:uiPriority="99" w:unhideWhenUsed="1"/>
-    <w:lsdException w:name="Table Columns 3" w:semiHidden="1" w:uiPriority="99" w:unhideWhenUsed="1"/>
-    <w:lsdException w:name="Table Columns 4" w:semiHidden="1" w:uiPriority="99" w:unhideWhenUsed="1"/>
-    <w:lsdException w:name="Table Columns 5" w:semiHidden="1" w:uiPriority="99" w:unhideWhenUsed="1"/>
-    <w:lsdException w:name="Table Grid 1" w:semiHidden="1" w:uiPriority="99" w:unhideWhenUsed="1"/>
-    <w:lsdException w:name="Table Grid 2" w:semiHidden="1" w:uiPriority="99" w:unhideWhenUsed="1"/>
-    <w:lsdException w:name="Table Grid 3" w:semiHidden="1" w:uiPriority="99" w:unhideWhenUsed="1"/>
-    <w:lsdException w:name="Table Grid 4" w:semiHidden="1" w:uiPriority="99" w:unhideWhenUsed="1"/>
-    <w:lsdException w:name="Table Grid 5" w:semiHidden="1" w:uiPriority="99" w:unhideWhenUsed="1"/>
-    <w:lsdException w:name="Table Grid 6" w:semiHidden="1" w:uiPriority="99" w:unhideWhenUsed="1"/>
-    <w:lsdException w:name="Table Grid 7" w:semiHidden="1" w:uiPriority="99" w:unhideWhenUsed="1"/>
-    <w:lsdException w:name="Table Grid 8" w:semiHidden="1" w:uiPriority="99" w:unhideWhenUsed="1"/>
-    <w:lsdException w:name="Table List 1" w:semiHidden="1" w:uiPriority="99" w:unhideWhenUsed="1"/>
-    <w:lsdException w:name="Table List 2" w:semiHidden="1" w:uiPriority="99" w:unhideWhenUsed="1"/>
-    <w:lsdException w:name="Table List 3" w:semiHidden="1" w:uiPriority="99" w:unhideWhenUsed="1"/>
-    <w:lsdException w:name="Table List 4" w:semiHidden="1" w:uiPriority="99" w:unhideWhenUsed="1"/>
-    <w:lsdException w:name="Table List 5" w:semiHidden="1" w:uiPriority="99" w:unhideWhenUsed="1"/>
-    <w:lsdException w:name="Table List 6" w:semiHidden="1" w:uiPriority="99" w:unhideWhenUsed="1"/>
-    <w:lsdException w:name="Table List 7" w:semiHidden="1" w:uiPriority="99" w:unhideWhenUsed="1"/>
-    <w:lsdException w:name="Table List 8" w:semiHidden="1" w:uiPriority="99" w:unhideWhenUsed="1"/>
-    <w:lsdException w:name="Table 3D effects 1" w:semiHidden="1" w:uiPriority="99" w:unhideWhenUsed="1"/>
-    <w:lsdException w:name="Table 3D effects 2" w:semiHidden="1" w:uiPriority="99" w:unhideWhenUsed="1"/>
-    <w:lsdException w:name="Table 3D effects 3" w:semiHidden="1" w:uiPriority="99" w:unhideWhenUsed="1"/>
-    <w:lsdException w:name="Table Contemporary" w:semiHidden="1" w:uiPriority="99" w:unhideWhenUsed="1"/>
-    <w:lsdException w:name="Table Elegant" w:semiHidden="1" w:uiPriority="99" w:unhideWhenUsed="1"/>
-    <w:lsdException w:name="Table Professional" w:semiHidden="1" w:uiPriority="99" w:unhideWhenUsed="1"/>
-    <w:lsdException w:name="Table Subtle 1" w:semiHidden="1" w:uiPriority="99" w:unhideWhenUsed="1"/>
-    <w:lsdException w:name="Table Subtle 2" w:semiHidden="1" w:uiPriority="99" w:unhideWhenUsed="1"/>
-    <w:lsdException w:name="Table Web 1" w:semiHidden="1" w:uiPriority="99" w:unhideWhenUsed="1"/>
-    <w:lsdException w:name="Table Web 2" w:semiHidden="1" w:uiPriority="99" w:unhideWhenUsed="1"/>
-    <w:lsdException w:name="Table Web 3" w:semiHidden="1" w:uiPriority="99" w:unhideWhenUsed="1"/>
-    <w:lsdException w:name="Balloon Text" w:semiHidden="1" w:uiPriority="99" w:unhideWhenUsed="1"/>
-    <w:lsdException w:name="Table Grid" w:uiPriority="87"/>
-    <w:lsdException w:name="Table Theme" w:semiHidden="1" w:uiPriority="99" w:unhideWhenUsed="1"/>
-    <w:lsdException w:name="Placeholder Text" w:semiHidden="1" w:uiPriority="99"/>
+    <w:lsdException w:name="Body Text" w:semiHidden="1" w:uiPriority="153" w:unhideWhenUsed="1"/>
+    <w:lsdException w:name="Body Text Indent" w:semiHidden="1" w:uiPriority="153" w:unhideWhenUsed="1"/>
+    <w:lsdException w:name="List Continue" w:semiHidden="1" w:uiPriority="153" w:unhideWhenUsed="1"/>
+    <w:lsdException w:name="List Continue 2" w:semiHidden="1" w:uiPriority="153" w:unhideWhenUsed="1"/>
+    <w:lsdException w:name="List Continue 3" w:semiHidden="1" w:uiPriority="153" w:unhideWhenUsed="1"/>
+    <w:lsdException w:name="List Continue 4" w:semiHidden="1" w:uiPriority="153" w:unhideWhenUsed="1"/>
+    <w:lsdException w:name="List Continue 5" w:semiHidden="1" w:uiPriority="153" w:unhideWhenUsed="1"/>
+    <w:lsdException w:name="Message Header" w:semiHidden="1" w:uiPriority="153" w:unhideWhenUsed="1"/>
+    <w:lsdException w:name="Subtitle" w:uiPriority="35" w:qFormat="1"/>
+    <w:lsdException w:name="Salutation" w:semiHidden="1" w:uiPriority="153" w:unhideWhenUsed="1"/>
+    <w:lsdException w:name="Date" w:semiHidden="1" w:uiPriority="153" w:unhideWhenUsed="1"/>
+    <w:lsdException w:name="Body Text First Indent" w:semiHidden="1" w:uiPriority="153" w:unhideWhenUsed="1"/>
+    <w:lsdException w:name="Body Text First Indent 2" w:semiHidden="1" w:uiPriority="153" w:unhideWhenUsed="1"/>
+    <w:lsdException w:name="Note Heading" w:semiHidden="1" w:uiPriority="153" w:unhideWhenUsed="1"/>
+    <w:lsdException w:name="Body Text 2" w:semiHidden="1" w:uiPriority="153" w:unhideWhenUsed="1"/>
+    <w:lsdException w:name="Body Text 3" w:semiHidden="1" w:uiPriority="153" w:unhideWhenUsed="1"/>
+    <w:lsdException w:name="Body Text Indent 2" w:semiHidden="1" w:uiPriority="153" w:unhideWhenUsed="1"/>
+    <w:lsdException w:name="Body Text Indent 3" w:semiHidden="1" w:uiPriority="153" w:unhideWhenUsed="1"/>
+    <w:lsdException w:name="Block Text" w:semiHidden="1" w:uiPriority="153" w:unhideWhenUsed="1"/>
+    <w:lsdException w:name="Hyperlink" w:semiHidden="1" w:uiPriority="153" w:unhideWhenUsed="1"/>
+    <w:lsdException w:name="FollowedHyperlink" w:semiHidden="1" w:uiPriority="153" w:unhideWhenUsed="1"/>
+    <w:lsdException w:name="Strong" w:uiPriority="82" w:qFormat="1"/>
+    <w:lsdException w:name="Emphasis" w:uiPriority="80" w:qFormat="1"/>
+    <w:lsdException w:name="Document Map" w:semiHidden="1" w:uiPriority="153" w:unhideWhenUsed="1"/>
+    <w:lsdException w:name="Plain Text" w:semiHidden="1" w:uiPriority="153" w:unhideWhenUsed="1"/>
+    <w:lsdException w:name="E-mail Signature" w:semiHidden="1" w:uiPriority="153" w:unhideWhenUsed="1"/>
+    <w:lsdException w:name="HTML Top of Form" w:semiHidden="1" w:uiPriority="153" w:unhideWhenUsed="1"/>
+    <w:lsdException w:name="HTML Bottom of Form" w:semiHidden="1" w:uiPriority="153" w:unhideWhenUsed="1"/>
+    <w:lsdException w:name="Normal (Web)" w:semiHidden="1" w:uiPriority="153" w:unhideWhenUsed="1"/>
+    <w:lsdException w:name="HTML Acronym" w:semiHidden="1" w:uiPriority="153" w:unhideWhenUsed="1"/>
+    <w:lsdException w:name="HTML Address" w:semiHidden="1" w:uiPriority="153" w:unhideWhenUsed="1"/>
+    <w:lsdException w:name="HTML Cite" w:semiHidden="1" w:uiPriority="153" w:unhideWhenUsed="1"/>
+    <w:lsdException w:name="HTML Code" w:semiHidden="1" w:uiPriority="153" w:unhideWhenUsed="1"/>
+    <w:lsdException w:name="HTML Definition" w:semiHidden="1" w:uiPriority="153" w:unhideWhenUsed="1"/>
+    <w:lsdException w:name="HTML Keyboard" w:semiHidden="1" w:uiPriority="153" w:unhideWhenUsed="1"/>
+    <w:lsdException w:name="HTML Preformatted" w:semiHidden="1" w:uiPriority="153" w:unhideWhenUsed="1"/>
+    <w:lsdException w:name="HTML Sample" w:semiHidden="1" w:uiPriority="153" w:unhideWhenUsed="1"/>
+    <w:lsdException w:name="HTML Typewriter" w:semiHidden="1" w:uiPriority="153" w:unhideWhenUsed="1"/>
+    <w:lsdException w:name="HTML Variable" w:semiHidden="1" w:uiPriority="153" w:unhideWhenUsed="1"/>
+    <w:lsdException w:name="Normal Table" w:semiHidden="1" w:uiPriority="153" w:unhideWhenUsed="1"/>
+    <w:lsdException w:name="annotation subject" w:semiHidden="1" w:uiPriority="153" w:unhideWhenUsed="1"/>
+    <w:lsdException w:name="No List" w:semiHidden="1" w:uiPriority="153" w:unhideWhenUsed="1"/>
+    <w:lsdException w:name="Outline List 1" w:semiHidden="1" w:uiPriority="153" w:unhideWhenUsed="1"/>
+    <w:lsdException w:name="Outline List 2" w:semiHidden="1" w:uiPriority="153" w:unhideWhenUsed="1"/>
+    <w:lsdException w:name="Outline List 3" w:semiHidden="1" w:uiPriority="153" w:unhideWhenUsed="1"/>
+    <w:lsdException w:name="Table Simple 1" w:semiHidden="1" w:uiPriority="153" w:unhideWhenUsed="1"/>
+    <w:lsdException w:name="Table Simple 2" w:semiHidden="1" w:uiPriority="153" w:unhideWhenUsed="1"/>
+    <w:lsdException w:name="Table Simple 3" w:semiHidden="1" w:uiPriority="153" w:unhideWhenUsed="1"/>
+    <w:lsdException w:name="Table Classic 1" w:semiHidden="1" w:uiPriority="153" w:unhideWhenUsed="1"/>
+    <w:lsdException w:name="Table Classic 2" w:semiHidden="1" w:uiPriority="153" w:unhideWhenUsed="1"/>
+    <w:lsdException w:name="Table Classic 3" w:semiHidden="1" w:uiPriority="153" w:unhideWhenUsed="1"/>
+    <w:lsdException w:name="Table Classic 4" w:semiHidden="1" w:uiPriority="153" w:unhideWhenUsed="1"/>
+    <w:lsdException w:name="Table Colorful 1" w:semiHidden="1" w:uiPriority="153" w:unhideWhenUsed="1"/>
+    <w:lsdException w:name="Table Colorful 2" w:semiHidden="1" w:uiPriority="153" w:unhideWhenUsed="1"/>
+    <w:lsdException w:name="Table Colorful 3" w:semiHidden="1" w:uiPriority="153" w:unhideWhenUsed="1"/>
+    <w:lsdException w:name="Table Columns 1" w:semiHidden="1" w:uiPriority="153" w:unhideWhenUsed="1"/>
+    <w:lsdException w:name="Table Columns 2" w:semiHidden="1" w:uiPriority="153" w:unhideWhenUsed="1"/>
+    <w:lsdException w:name="Table Columns 3" w:semiHidden="1" w:uiPriority="153" w:unhideWhenUsed="1"/>
+    <w:lsdException w:name="Table Columns 4" w:semiHidden="1" w:uiPriority="153" w:unhideWhenUsed="1"/>
+    <w:lsdException w:name="Table Columns 5" w:semiHidden="1" w:uiPriority="153" w:unhideWhenUsed="1"/>
+    <w:lsdException w:name="Table Grid 1" w:semiHidden="1" w:uiPriority="153" w:unhideWhenUsed="1"/>
+    <w:lsdException w:name="Table Grid 2" w:semiHidden="1" w:uiPriority="153" w:unhideWhenUsed="1"/>
+    <w:lsdException w:name="Table Grid 3" w:semiHidden="1" w:uiPriority="153" w:unhideWhenUsed="1"/>
+    <w:lsdException w:name="Table Grid 4" w:semiHidden="1" w:uiPriority="153" w:unhideWhenUsed="1"/>
+    <w:lsdException w:name="Table Grid 5" w:semiHidden="1" w:uiPriority="153" w:unhideWhenUsed="1"/>
+    <w:lsdException w:name="Table Grid 6" w:semiHidden="1" w:uiPriority="153" w:unhideWhenUsed="1"/>
+    <w:lsdException w:name="Table Grid 7" w:semiHidden="1" w:uiPriority="153" w:unhideWhenUsed="1"/>
+    <w:lsdException w:name="Table Grid 8" w:semiHidden="1" w:uiPriority="153" w:unhideWhenUsed="1"/>
+    <w:lsdException w:name="Table List 1" w:semiHidden="1" w:uiPriority="153" w:unhideWhenUsed="1"/>
+    <w:lsdException w:name="Table List 2" w:semiHidden="1" w:uiPriority="153" w:unhideWhenUsed="1"/>
+    <w:lsdException w:name="Table List 3" w:semiHidden="1" w:uiPriority="153" w:unhideWhenUsed="1"/>
+    <w:lsdException w:name="Table List 4" w:semiHidden="1" w:uiPriority="153" w:unhideWhenUsed="1"/>
+    <w:lsdException w:name="Table List 5" w:semiHidden="1" w:uiPriority="153" w:unhideWhenUsed="1"/>
+    <w:lsdException w:name="Table List 6" w:semiHidden="1" w:uiPriority="153" w:unhideWhenUsed="1"/>
+    <w:lsdException w:name="Table List 7" w:semiHidden="1" w:uiPriority="153" w:unhideWhenUsed="1"/>
+    <w:lsdException w:name="Table List 8" w:semiHidden="1" w:uiPriority="153" w:unhideWhenUsed="1"/>
+    <w:lsdException w:name="Table 3D effects 1" w:semiHidden="1" w:uiPriority="153" w:unhideWhenUsed="1"/>
+    <w:lsdException w:name="Table 3D effects 2" w:semiHidden="1" w:uiPriority="153" w:unhideWhenUsed="1"/>
+    <w:lsdException w:name="Table 3D effects 3" w:semiHidden="1" w:uiPriority="153" w:unhideWhenUsed="1"/>
+    <w:lsdException w:name="Table Contemporary" w:semiHidden="1" w:uiPriority="153" w:unhideWhenUsed="1"/>
+    <w:lsdException w:name="Table Elegant" w:semiHidden="1" w:uiPriority="153" w:unhideWhenUsed="1"/>
+    <w:lsdException w:name="Table Professional" w:semiHidden="1" w:uiPriority="153" w:unhideWhenUsed="1"/>
+    <w:lsdException w:name="Table Subtle 1" w:semiHidden="1" w:uiPriority="153" w:unhideWhenUsed="1"/>
+    <w:lsdException w:name="Table Subtle 2" w:semiHidden="1" w:uiPriority="153" w:unhideWhenUsed="1"/>
+    <w:lsdException w:name="Table Web 1" w:semiHidden="1" w:uiPriority="153" w:unhideWhenUsed="1"/>
+    <w:lsdException w:name="Table Web 2" w:semiHidden="1" w:uiPriority="153" w:unhideWhenUsed="1"/>
+    <w:lsdException w:name="Table Web 3" w:semiHidden="1" w:uiPriority="153" w:unhideWhenUsed="1"/>
+    <w:lsdException w:name="Balloon Text" w:semiHidden="1" w:uiPriority="153" w:unhideWhenUsed="1"/>
+    <w:lsdException w:name="Table Grid" w:uiPriority="135"/>
+    <w:lsdException w:name="Table Theme" w:semiHidden="1" w:uiPriority="153" w:unhideWhenUsed="1"/>
+    <w:lsdException w:name="Placeholder Text" w:semiHidden="1" w:uiPriority="153"/>
     <w:lsdException w:name="No Spacing" w:uiPriority="1" w:qFormat="1"/>
     <w:lsdException w:name="Light Shading"/>
     <w:lsdException w:name="Light List"/>
@@ -13773,10 +13866,10 @@
     <w:lsdException w:name="Medium Shading 1 Accent 1"/>
     <w:lsdException w:name="Medium Shading 2 Accent 1"/>
     <w:lsdException w:name="Medium List 1 Accent 1"/>
-    <w:lsdException w:name="Revision" w:semiHidden="1" w:uiPriority="99"/>
-    <w:lsdException w:name="List Paragraph" w:uiPriority="82" w:qFormat="1"/>
-    <w:lsdException w:name="Quote" w:uiPriority="65" w:qFormat="1"/>
-    <w:lsdException w:name="Intense Quote" w:uiPriority="72" w:qFormat="1"/>
+    <w:lsdException w:name="Revision" w:semiHidden="1" w:uiPriority="153"/>
+    <w:lsdException w:name="List Paragraph" w:uiPriority="130" w:qFormat="1"/>
+    <w:lsdException w:name="Quote" w:uiPriority="101" w:qFormat="1"/>
+    <w:lsdException w:name="Intense Quote" w:uiPriority="114" w:qFormat="1"/>
     <w:lsdException w:name="Medium List 2 Accent 1"/>
     <w:lsdException w:name="Medium Grid 1 Accent 1"/>
     <w:lsdException w:name="Medium Grid 2 Accent 1"/>
@@ -13855,18 +13948,18 @@
     <w:lsdException w:name="Colorful Shading Accent 6"/>
     <w:lsdException w:name="Colorful List Accent 6"/>
     <w:lsdException w:name="Colorful Grid Accent 6"/>
-    <w:lsdException w:name="Subtle Emphasis" w:uiPriority="37" w:qFormat="1"/>
-    <w:lsdException w:name="Intense Emphasis" w:uiPriority="51" w:qFormat="1"/>
-    <w:lsdException w:name="Subtle Reference" w:uiPriority="73" w:qFormat="1"/>
-    <w:lsdException w:name="Intense Reference" w:uiPriority="80" w:qFormat="1"/>
-    <w:lsdException w:name="Book Title" w:uiPriority="81" w:qFormat="1"/>
-    <w:lsdException w:name="Bibliography" w:semiHidden="1" w:uiPriority="85" w:unhideWhenUsed="1"/>
-    <w:lsdException w:name="TOC Heading" w:semiHidden="1" w:uiPriority="87" w:unhideWhenUsed="1" w:qFormat="1"/>
-    <w:lsdException w:name="Mention" w:semiHidden="1" w:uiPriority="99" w:unhideWhenUsed="1"/>
-    <w:lsdException w:name="Smart Hyperlink" w:semiHidden="1" w:uiPriority="99" w:unhideWhenUsed="1"/>
-    <w:lsdException w:name="Hashtag" w:semiHidden="1" w:uiPriority="99" w:unhideWhenUsed="1"/>
-    <w:lsdException w:name="Unresolved Mention" w:semiHidden="1" w:uiPriority="99" w:unhideWhenUsed="1"/>
-    <w:lsdException w:name="Smart Link" w:semiHidden="1" w:uiPriority="99" w:unhideWhenUsed="1"/>
+    <w:lsdException w:name="Subtle Emphasis" w:uiPriority="55" w:qFormat="1"/>
+    <w:lsdException w:name="Intense Emphasis" w:uiPriority="81" w:qFormat="1"/>
+    <w:lsdException w:name="Subtle Reference" w:uiPriority="115" w:qFormat="1"/>
+    <w:lsdException w:name="Intense Reference" w:uiPriority="128" w:qFormat="1"/>
+    <w:lsdException w:name="Book Title" w:uiPriority="129" w:qFormat="1"/>
+    <w:lsdException w:name="Bibliography" w:semiHidden="1" w:uiPriority="133" w:unhideWhenUsed="1"/>
+    <w:lsdException w:name="TOC Heading" w:semiHidden="1" w:uiPriority="135" w:unhideWhenUsed="1" w:qFormat="1"/>
+    <w:lsdException w:name="Mention" w:semiHidden="1" w:uiPriority="153" w:unhideWhenUsed="1"/>
+    <w:lsdException w:name="Smart Hyperlink" w:semiHidden="1" w:uiPriority="153" w:unhideWhenUsed="1"/>
+    <w:lsdException w:name="Hashtag" w:semiHidden="1" w:uiPriority="153" w:unhideWhenUsed="1"/>
+    <w:lsdException w:name="Unresolved Mention" w:semiHidden="1" w:uiPriority="153" w:unhideWhenUsed="1"/>
+    <w:lsdException w:name="Smart Link" w:semiHidden="1" w:uiPriority="153" w:unhideWhenUsed="1"/>
   </w:latentStyles>
   <w:style w:type="paragraph" w:default="1" w:styleId="a">
     <w:name w:val="Normal"/>
@@ -13874,8 +13967,8 @@
     <w:rPr>
       <w:rFonts w:ascii="바탕" w:eastAsia="바탕"/>
       <w:color w:val="000000"/>
+      <w:sz w:val="20"/>
       <w:kern w:val="1"/>
-      <w:sz w:val="20"/>
     </w:rPr>
   </w:style>
   <w:style w:type="character" w:default="1" w:styleId="a0">
@@ -13908,18 +14001,18 @@
   <w:style w:type="paragraph" w:customStyle="1" w:styleId="a3">
     <w:name w:val="바탕글"/>
     <w:pPr>
-      <w:widowControl w:val="0"/>
+      <w:autoSpaceDE w:val="off"/>
+      <w:autoSpaceDN w:val="off"/>
+      <w:widowControl w:val="off"/>
+      <w:wordWrap w:val="off"/>
+      <w:jc w:val="both"/>
       <w:pBdr>
         <w:top w:val="none" w:sz="2" w:space="0" w:color="000000"/>
         <w:left w:val="none" w:sz="2" w:space="0" w:color="000000"/>
         <w:bottom w:val="none" w:sz="2" w:space="0" w:color="000000"/>
         <w:right w:val="none" w:sz="2" w:space="0" w:color="000000"/>
       </w:pBdr>
-      <w:wordWrap w:val="0"/>
-      <w:autoSpaceDE w:val="0"/>
-      <w:autoSpaceDN w:val="0"/>
       <w:spacing w:after="0" w:line="384" w:lineRule="auto"/>
-      <w:jc w:val="both"/>
       <w:textAlignment w:val="baseline"/>
     </w:pPr>
     <w:rPr>
@@ -13933,19 +14026,19 @@
     <w:name w:val="Body Text"/>
     <w:uiPriority w:val="1"/>
     <w:pPr>
-      <w:widowControl w:val="0"/>
+      <w:ind w:left="300"/>
+      <w:autoSpaceDE w:val="off"/>
+      <w:autoSpaceDN w:val="off"/>
+      <w:widowControl w:val="off"/>
+      <w:wordWrap w:val="off"/>
+      <w:jc w:val="both"/>
       <w:pBdr>
         <w:top w:val="none" w:sz="2" w:space="0" w:color="000000"/>
         <w:left w:val="none" w:sz="2" w:space="0" w:color="000000"/>
         <w:bottom w:val="none" w:sz="2" w:space="0" w:color="000000"/>
         <w:right w:val="none" w:sz="2" w:space="0" w:color="000000"/>
       </w:pBdr>
-      <w:wordWrap w:val="0"/>
-      <w:autoSpaceDE w:val="0"/>
-      <w:autoSpaceDN w:val="0"/>
       <w:spacing w:after="0" w:line="384" w:lineRule="auto"/>
-      <w:ind w:left="300"/>
-      <w:jc w:val="both"/>
       <w:textAlignment w:val="baseline"/>
     </w:pPr>
     <w:rPr>
@@ -13959,24 +14052,24 @@
     <w:name w:val="개요 1"/>
     <w:uiPriority w:val="2"/>
     <w:pPr>
-      <w:widowControl w:val="0"/>
-      <w:numPr>
-        <w:numId w:val="2"/>
-      </w:numPr>
+      <w:ind w:left="200"/>
+      <w:autoSpaceDE w:val="off"/>
+      <w:autoSpaceDN w:val="off"/>
+      <w:widowControl w:val="off"/>
+      <w:wordWrap w:val="off"/>
+      <w:outlineLvl w:val="0"/>
+      <w:jc w:val="both"/>
       <w:pBdr>
         <w:top w:val="none" w:sz="2" w:space="0" w:color="000000"/>
         <w:left w:val="none" w:sz="2" w:space="0" w:color="000000"/>
         <w:bottom w:val="none" w:sz="2" w:space="0" w:color="000000"/>
         <w:right w:val="none" w:sz="2" w:space="0" w:color="000000"/>
       </w:pBdr>
-      <w:wordWrap w:val="0"/>
-      <w:autoSpaceDE w:val="0"/>
-      <w:autoSpaceDN w:val="0"/>
+      <w:numPr>
+        <w:numId w:val="2"/>
+      </w:numPr>
       <w:spacing w:after="0" w:line="384" w:lineRule="auto"/>
-      <w:ind w:left="200"/>
-      <w:jc w:val="both"/>
       <w:textAlignment w:val="baseline"/>
-      <w:outlineLvl w:val="0"/>
     </w:pPr>
     <w:rPr>
       <w:rFonts w:ascii="함초롬바탕" w:eastAsia="함초롬바탕"/>
@@ -13989,25 +14082,25 @@
     <w:name w:val="개요 2"/>
     <w:uiPriority w:val="3"/>
     <w:pPr>
-      <w:widowControl w:val="0"/>
-      <w:numPr>
-        <w:ilvl w:val="1"/>
-        <w:numId w:val="3"/>
-      </w:numPr>
+      <w:ind w:left="400"/>
+      <w:autoSpaceDE w:val="off"/>
+      <w:autoSpaceDN w:val="off"/>
+      <w:widowControl w:val="off"/>
+      <w:wordWrap w:val="off"/>
+      <w:outlineLvl w:val="1"/>
+      <w:jc w:val="both"/>
       <w:pBdr>
         <w:top w:val="none" w:sz="2" w:space="0" w:color="000000"/>
         <w:left w:val="none" w:sz="2" w:space="0" w:color="000000"/>
         <w:bottom w:val="none" w:sz="2" w:space="0" w:color="000000"/>
         <w:right w:val="none" w:sz="2" w:space="0" w:color="000000"/>
       </w:pBdr>
-      <w:wordWrap w:val="0"/>
-      <w:autoSpaceDE w:val="0"/>
-      <w:autoSpaceDN w:val="0"/>
+      <w:numPr>
+        <w:ilvl w:val="1"/>
+        <w:numId w:val="3"/>
+      </w:numPr>
       <w:spacing w:after="0" w:line="384" w:lineRule="auto"/>
-      <w:ind w:left="400"/>
-      <w:jc w:val="both"/>
       <w:textAlignment w:val="baseline"/>
-      <w:outlineLvl w:val="1"/>
     </w:pPr>
     <w:rPr>
       <w:rFonts w:ascii="함초롬바탕" w:eastAsia="함초롬바탕"/>
@@ -14020,25 +14113,25 @@
     <w:name w:val="개요 3"/>
     <w:uiPriority w:val="4"/>
     <w:pPr>
-      <w:widowControl w:val="0"/>
-      <w:numPr>
-        <w:ilvl w:val="2"/>
-        <w:numId w:val="4"/>
-      </w:numPr>
+      <w:ind w:left="600"/>
+      <w:autoSpaceDE w:val="off"/>
+      <w:autoSpaceDN w:val="off"/>
+      <w:widowControl w:val="off"/>
+      <w:wordWrap w:val="off"/>
+      <w:outlineLvl w:val="2"/>
+      <w:jc w:val="both"/>
       <w:pBdr>
         <w:top w:val="none" w:sz="2" w:space="0" w:color="000000"/>
         <w:left w:val="none" w:sz="2" w:space="0" w:color="000000"/>
         <w:bottom w:val="none" w:sz="2" w:space="0" w:color="000000"/>
         <w:right w:val="none" w:sz="2" w:space="0" w:color="000000"/>
       </w:pBdr>
-      <w:wordWrap w:val="0"/>
-      <w:autoSpaceDE w:val="0"/>
-      <w:autoSpaceDN w:val="0"/>
+      <w:numPr>
+        <w:ilvl w:val="2"/>
+        <w:numId w:val="4"/>
+      </w:numPr>
       <w:spacing w:after="0" w:line="384" w:lineRule="auto"/>
-      <w:ind w:left="600"/>
-      <w:jc w:val="both"/>
       <w:textAlignment w:val="baseline"/>
-      <w:outlineLvl w:val="2"/>
     </w:pPr>
     <w:rPr>
       <w:rFonts w:ascii="함초롬바탕" w:eastAsia="함초롬바탕"/>
@@ -14051,25 +14144,25 @@
     <w:name w:val="개요 4"/>
     <w:uiPriority w:val="5"/>
     <w:pPr>
-      <w:widowControl w:val="0"/>
-      <w:numPr>
-        <w:ilvl w:val="3"/>
-        <w:numId w:val="5"/>
-      </w:numPr>
+      <w:ind w:left="800"/>
+      <w:autoSpaceDE w:val="off"/>
+      <w:autoSpaceDN w:val="off"/>
+      <w:widowControl w:val="off"/>
+      <w:wordWrap w:val="off"/>
+      <w:outlineLvl w:val="3"/>
+      <w:jc w:val="both"/>
       <w:pBdr>
         <w:top w:val="none" w:sz="2" w:space="0" w:color="000000"/>
         <w:left w:val="none" w:sz="2" w:space="0" w:color="000000"/>
         <w:bottom w:val="none" w:sz="2" w:space="0" w:color="000000"/>
         <w:right w:val="none" w:sz="2" w:space="0" w:color="000000"/>
       </w:pBdr>
-      <w:wordWrap w:val="0"/>
-      <w:autoSpaceDE w:val="0"/>
-      <w:autoSpaceDN w:val="0"/>
+      <w:numPr>
+        <w:ilvl w:val="3"/>
+        <w:numId w:val="5"/>
+      </w:numPr>
       <w:spacing w:after="0" w:line="384" w:lineRule="auto"/>
-      <w:ind w:left="800"/>
-      <w:jc w:val="both"/>
       <w:textAlignment w:val="baseline"/>
-      <w:outlineLvl w:val="3"/>
     </w:pPr>
     <w:rPr>
       <w:rFonts w:ascii="함초롬바탕" w:eastAsia="함초롬바탕"/>
@@ -14082,25 +14175,25 @@
     <w:name w:val="개요 5"/>
     <w:uiPriority w:val="6"/>
     <w:pPr>
-      <w:widowControl w:val="0"/>
-      <w:numPr>
-        <w:ilvl w:val="4"/>
-        <w:numId w:val="6"/>
-      </w:numPr>
+      <w:ind w:left="1000"/>
+      <w:autoSpaceDE w:val="off"/>
+      <w:autoSpaceDN w:val="off"/>
+      <w:widowControl w:val="off"/>
+      <w:wordWrap w:val="off"/>
+      <w:outlineLvl w:val="4"/>
+      <w:jc w:val="both"/>
       <w:pBdr>
         <w:top w:val="none" w:sz="2" w:space="0" w:color="000000"/>
         <w:left w:val="none" w:sz="2" w:space="0" w:color="000000"/>
         <w:bottom w:val="none" w:sz="2" w:space="0" w:color="000000"/>
         <w:right w:val="none" w:sz="2" w:space="0" w:color="000000"/>
       </w:pBdr>
-      <w:wordWrap w:val="0"/>
-      <w:autoSpaceDE w:val="0"/>
-      <w:autoSpaceDN w:val="0"/>
+      <w:numPr>
+        <w:ilvl w:val="4"/>
+        <w:numId w:val="6"/>
+      </w:numPr>
       <w:spacing w:after="0" w:line="384" w:lineRule="auto"/>
-      <w:ind w:left="1000"/>
-      <w:jc w:val="both"/>
       <w:textAlignment w:val="baseline"/>
-      <w:outlineLvl w:val="4"/>
     </w:pPr>
     <w:rPr>
       <w:rFonts w:ascii="함초롬바탕" w:eastAsia="함초롬바탕"/>
@@ -14113,25 +14206,25 @@
     <w:name w:val="개요 6"/>
     <w:uiPriority w:val="7"/>
     <w:pPr>
-      <w:widowControl w:val="0"/>
-      <w:numPr>
-        <w:ilvl w:val="5"/>
-        <w:numId w:val="7"/>
-      </w:numPr>
+      <w:ind w:left="1200"/>
+      <w:autoSpaceDE w:val="off"/>
+      <w:autoSpaceDN w:val="off"/>
+      <w:widowControl w:val="off"/>
+      <w:wordWrap w:val="off"/>
+      <w:outlineLvl w:val="5"/>
+      <w:jc w:val="both"/>
       <w:pBdr>
         <w:top w:val="none" w:sz="2" w:space="0" w:color="000000"/>
         <w:left w:val="none" w:sz="2" w:space="0" w:color="000000"/>
         <w:bottom w:val="none" w:sz="2" w:space="0" w:color="000000"/>
         <w:right w:val="none" w:sz="2" w:space="0" w:color="000000"/>
       </w:pBdr>
-      <w:wordWrap w:val="0"/>
-      <w:autoSpaceDE w:val="0"/>
-      <w:autoSpaceDN w:val="0"/>
+      <w:numPr>
+        <w:ilvl w:val="5"/>
+        <w:numId w:val="7"/>
+      </w:numPr>
       <w:spacing w:after="0" w:line="384" w:lineRule="auto"/>
-      <w:ind w:left="1200"/>
-      <w:jc w:val="both"/>
       <w:textAlignment w:val="baseline"/>
-      <w:outlineLvl w:val="5"/>
     </w:pPr>
     <w:rPr>
       <w:rFonts w:ascii="함초롬바탕" w:eastAsia="함초롬바탕"/>
@@ -14144,25 +14237,25 @@
     <w:name w:val="개요 7"/>
     <w:uiPriority w:val="8"/>
     <w:pPr>
-      <w:widowControl w:val="0"/>
-      <w:numPr>
-        <w:ilvl w:val="6"/>
-        <w:numId w:val="8"/>
-      </w:numPr>
+      <w:ind w:left="1400"/>
+      <w:autoSpaceDE w:val="off"/>
+      <w:autoSpaceDN w:val="off"/>
+      <w:widowControl w:val="off"/>
+      <w:wordWrap w:val="off"/>
+      <w:outlineLvl w:val="6"/>
+      <w:jc w:val="both"/>
       <w:pBdr>
         <w:top w:val="none" w:sz="2" w:space="0" w:color="000000"/>
         <w:left w:val="none" w:sz="2" w:space="0" w:color="000000"/>
         <w:bottom w:val="none" w:sz="2" w:space="0" w:color="000000"/>
         <w:right w:val="none" w:sz="2" w:space="0" w:color="000000"/>
       </w:pBdr>
-      <w:wordWrap w:val="0"/>
-      <w:autoSpaceDE w:val="0"/>
-      <w:autoSpaceDN w:val="0"/>
+      <w:numPr>
+        <w:ilvl w:val="6"/>
+        <w:numId w:val="8"/>
+      </w:numPr>
       <w:spacing w:after="0" w:line="384" w:lineRule="auto"/>
-      <w:ind w:left="1400"/>
-      <w:jc w:val="both"/>
       <w:textAlignment w:val="baseline"/>
-      <w:outlineLvl w:val="6"/>
     </w:pPr>
     <w:rPr>
       <w:rFonts w:ascii="함초롬바탕" w:eastAsia="함초롬바탕"/>
@@ -14175,25 +14268,25 @@
     <w:name w:val="개요 8"/>
     <w:uiPriority w:val="9"/>
     <w:pPr>
-      <w:widowControl w:val="0"/>
-      <w:numPr>
-        <w:ilvl w:val="7"/>
-        <w:numId w:val="9"/>
-      </w:numPr>
+      <w:ind w:left="1600"/>
+      <w:autoSpaceDE w:val="off"/>
+      <w:autoSpaceDN w:val="off"/>
+      <w:widowControl w:val="off"/>
+      <w:wordWrap w:val="off"/>
+      <w:outlineLvl w:val="7"/>
+      <w:jc w:val="both"/>
       <w:pBdr>
         <w:top w:val="none" w:sz="2" w:space="0" w:color="000000"/>
         <w:left w:val="none" w:sz="2" w:space="0" w:color="000000"/>
         <w:bottom w:val="none" w:sz="2" w:space="0" w:color="000000"/>
         <w:right w:val="none" w:sz="2" w:space="0" w:color="000000"/>
       </w:pBdr>
-      <w:wordWrap w:val="0"/>
-      <w:autoSpaceDE w:val="0"/>
-      <w:autoSpaceDN w:val="0"/>
+      <w:numPr>
+        <w:ilvl w:val="7"/>
+        <w:numId w:val="9"/>
+      </w:numPr>
       <w:spacing w:after="0" w:line="384" w:lineRule="auto"/>
-      <w:ind w:left="1600"/>
-      <w:jc w:val="both"/>
       <w:textAlignment w:val="baseline"/>
-      <w:outlineLvl w:val="7"/>
     </w:pPr>
     <w:rPr>
       <w:rFonts w:ascii="함초롬바탕" w:eastAsia="함초롬바탕"/>
@@ -14206,25 +14299,25 @@
     <w:name w:val="개요 9"/>
     <w:uiPriority w:val="10"/>
     <w:pPr>
-      <w:widowControl w:val="0"/>
-      <w:numPr>
-        <w:ilvl w:val="8"/>
-        <w:numId w:val="10"/>
-      </w:numPr>
+      <w:ind w:left="1800"/>
+      <w:autoSpaceDE w:val="off"/>
+      <w:autoSpaceDN w:val="off"/>
+      <w:widowControl w:val="off"/>
+      <w:wordWrap w:val="off"/>
+      <w:outlineLvl w:val="8"/>
+      <w:jc w:val="both"/>
       <w:pBdr>
         <w:top w:val="none" w:sz="2" w:space="0" w:color="000000"/>
         <w:left w:val="none" w:sz="2" w:space="0" w:color="000000"/>
         <w:bottom w:val="none" w:sz="2" w:space="0" w:color="000000"/>
         <w:right w:val="none" w:sz="2" w:space="0" w:color="000000"/>
       </w:pBdr>
-      <w:wordWrap w:val="0"/>
-      <w:autoSpaceDE w:val="0"/>
-      <w:autoSpaceDN w:val="0"/>
+      <w:numPr>
+        <w:ilvl w:val="8"/>
+        <w:numId w:val="10"/>
+      </w:numPr>
       <w:spacing w:after="0" w:line="384" w:lineRule="auto"/>
-      <w:ind w:left="1800"/>
-      <w:jc w:val="both"/>
       <w:textAlignment w:val="baseline"/>
-      <w:outlineLvl w:val="8"/>
     </w:pPr>
     <w:rPr>
       <w:rFonts w:ascii="함초롬바탕" w:eastAsia="함초롬바탕"/>
@@ -14237,23 +14330,23 @@
     <w:name w:val="개요 10"/>
     <w:uiPriority w:val="11"/>
     <w:pPr>
-      <w:widowControl w:val="0"/>
-      <w:numPr>
-        <w:ilvl w:val="9"/>
-        <w:numId w:val="11"/>
-      </w:numPr>
+      <w:ind w:left="2000"/>
+      <w:autoSpaceDE w:val="off"/>
+      <w:autoSpaceDN w:val="off"/>
+      <w:widowControl w:val="off"/>
+      <w:wordWrap w:val="off"/>
+      <w:jc w:val="both"/>
       <w:pBdr>
         <w:top w:val="none" w:sz="2" w:space="0" w:color="000000"/>
         <w:left w:val="none" w:sz="2" w:space="0" w:color="000000"/>
         <w:bottom w:val="none" w:sz="2" w:space="0" w:color="000000"/>
         <w:right w:val="none" w:sz="2" w:space="0" w:color="000000"/>
       </w:pBdr>
-      <w:wordWrap w:val="0"/>
-      <w:autoSpaceDE w:val="0"/>
-      <w:autoSpaceDN w:val="0"/>
+      <w:numPr>
+        <w:ilvl w:val="9"/>
+        <w:numId w:val="11"/>
+      </w:numPr>
       <w:spacing w:after="0" w:line="384" w:lineRule="auto"/>
-      <w:ind w:left="2000"/>
-      <w:jc w:val="both"/>
       <w:textAlignment w:val="baseline"/>
     </w:pPr>
     <w:rPr>
@@ -14287,17 +14380,17 @@
     <w:name w:val="머리말"/>
     <w:uiPriority w:val="14"/>
     <w:pPr>
-      <w:widowControl w:val="0"/>
+      <w:autoSpaceDE w:val="off"/>
+      <w:autoSpaceDN w:val="off"/>
+      <w:widowControl w:val="off"/>
+      <w:jc w:val="both"/>
       <w:pBdr>
         <w:top w:val="none" w:sz="2" w:space="0" w:color="000000"/>
         <w:left w:val="none" w:sz="2" w:space="0" w:color="000000"/>
         <w:bottom w:val="none" w:sz="2" w:space="0" w:color="000000"/>
         <w:right w:val="none" w:sz="2" w:space="0" w:color="000000"/>
       </w:pBdr>
-      <w:autoSpaceDE w:val="0"/>
-      <w:autoSpaceDN w:val="0"/>
       <w:spacing w:after="0" w:line="360" w:lineRule="auto"/>
-      <w:jc w:val="both"/>
       <w:textAlignment w:val="baseline"/>
     </w:pPr>
     <w:rPr>
@@ -14311,19 +14404,19 @@
     <w:name w:val="각주"/>
     <w:uiPriority w:val="15"/>
     <w:pPr>
-      <w:widowControl w:val="0"/>
+      <w:ind w:left="262" w:hanging="262"/>
+      <w:autoSpaceDE w:val="off"/>
+      <w:autoSpaceDN w:val="off"/>
+      <w:widowControl w:val="off"/>
+      <w:wordWrap w:val="off"/>
+      <w:jc w:val="both"/>
       <w:pBdr>
         <w:top w:val="none" w:sz="2" w:space="0" w:color="000000"/>
         <w:left w:val="none" w:sz="2" w:space="0" w:color="000000"/>
         <w:bottom w:val="none" w:sz="2" w:space="0" w:color="000000"/>
         <w:right w:val="none" w:sz="2" w:space="0" w:color="000000"/>
       </w:pBdr>
-      <w:wordWrap w:val="0"/>
-      <w:autoSpaceDE w:val="0"/>
-      <w:autoSpaceDN w:val="0"/>
       <w:spacing w:after="0" w:line="312" w:lineRule="auto"/>
-      <w:ind w:left="262" w:hanging="262"/>
-      <w:jc w:val="both"/>
       <w:textAlignment w:val="baseline"/>
     </w:pPr>
     <w:rPr>
@@ -14337,19 +14430,19 @@
     <w:name w:val="미주"/>
     <w:uiPriority w:val="16"/>
     <w:pPr>
-      <w:widowControl w:val="0"/>
+      <w:ind w:left="262" w:hanging="262"/>
+      <w:autoSpaceDE w:val="off"/>
+      <w:autoSpaceDN w:val="off"/>
+      <w:widowControl w:val="off"/>
+      <w:wordWrap w:val="off"/>
+      <w:jc w:val="both"/>
       <w:pBdr>
         <w:top w:val="none" w:sz="2" w:space="0" w:color="000000"/>
         <w:left w:val="none" w:sz="2" w:space="0" w:color="000000"/>
         <w:bottom w:val="none" w:sz="2" w:space="0" w:color="000000"/>
         <w:right w:val="none" w:sz="2" w:space="0" w:color="000000"/>
       </w:pBdr>
-      <w:wordWrap w:val="0"/>
-      <w:autoSpaceDE w:val="0"/>
-      <w:autoSpaceDN w:val="0"/>
       <w:spacing w:after="0" w:line="312" w:lineRule="auto"/>
-      <w:ind w:left="262" w:hanging="262"/>
-      <w:jc w:val="both"/>
       <w:textAlignment w:val="baseline"/>
     </w:pPr>
     <w:rPr>
@@ -14363,40 +14456,40 @@
     <w:name w:val="메모"/>
     <w:uiPriority w:val="17"/>
     <w:pPr>
-      <w:widowControl w:val="0"/>
+      <w:autoSpaceDE w:val="off"/>
+      <w:autoSpaceDN w:val="off"/>
+      <w:widowControl w:val="off"/>
       <w:pBdr>
         <w:top w:val="none" w:sz="2" w:space="0" w:color="000000"/>
         <w:left w:val="none" w:sz="2" w:space="0" w:color="000000"/>
         <w:bottom w:val="none" w:sz="2" w:space="0" w:color="000000"/>
         <w:right w:val="none" w:sz="2" w:space="0" w:color="000000"/>
       </w:pBdr>
-      <w:autoSpaceDE w:val="0"/>
-      <w:autoSpaceDN w:val="0"/>
       <w:spacing w:after="0" w:line="312" w:lineRule="auto"/>
       <w:textAlignment w:val="baseline"/>
     </w:pPr>
     <w:rPr>
       <w:rFonts w:ascii="함초롬돋움" w:eastAsia="함초롬돋움"/>
       <w:color w:val="000000"/>
-      <w:spacing w:val="-4"/>
       <w:sz w:val="18"/>
       <w:shd w:val="clear" w:color="999999" w:fill="auto"/>
+      <w:spacing w:val="-4"/>
     </w:rPr>
   </w:style>
   <w:style w:type="paragraph" w:customStyle="1" w:styleId="ab">
     <w:name w:val="차례 제목"/>
     <w:uiPriority w:val="18"/>
     <w:pPr>
-      <w:widowControl w:val="0"/>
+      <w:autoSpaceDE w:val="off"/>
+      <w:autoSpaceDN w:val="off"/>
+      <w:widowControl w:val="off"/>
       <w:pBdr>
         <w:top w:val="none" w:sz="2" w:space="0" w:color="000000"/>
         <w:left w:val="none" w:sz="2" w:space="0" w:color="000000"/>
         <w:bottom w:val="none" w:sz="2" w:space="0" w:color="000000"/>
         <w:right w:val="none" w:sz="2" w:space="0" w:color="000000"/>
       </w:pBdr>
-      <w:autoSpaceDE w:val="0"/>
-      <w:autoSpaceDN w:val="0"/>
-      <w:spacing w:before="240" w:after="60" w:line="384" w:lineRule="auto"/>
+      <w:spacing w:after="60" w:before="240" w:line="384" w:lineRule="auto"/>
       <w:textAlignment w:val="baseline"/>
     </w:pPr>
     <w:rPr>
@@ -14410,15 +14503,15 @@
     <w:name w:val="차례 1"/>
     <w:uiPriority w:val="19"/>
     <w:pPr>
-      <w:widowControl w:val="0"/>
+      <w:autoSpaceDE w:val="off"/>
+      <w:autoSpaceDN w:val="off"/>
+      <w:widowControl w:val="off"/>
       <w:pBdr>
         <w:top w:val="none" w:sz="2" w:space="0" w:color="000000"/>
         <w:left w:val="none" w:sz="2" w:space="0" w:color="000000"/>
         <w:bottom w:val="none" w:sz="2" w:space="0" w:color="000000"/>
         <w:right w:val="none" w:sz="2" w:space="0" w:color="000000"/>
       </w:pBdr>
-      <w:autoSpaceDE w:val="0"/>
-      <w:autoSpaceDN w:val="0"/>
       <w:spacing w:after="140" w:line="384" w:lineRule="auto"/>
       <w:textAlignment w:val="baseline"/>
     </w:pPr>
@@ -14432,17 +14525,17 @@
     <w:name w:val="차례 2"/>
     <w:uiPriority w:val="20"/>
     <w:pPr>
-      <w:widowControl w:val="0"/>
+      <w:ind w:left="220"/>
+      <w:autoSpaceDE w:val="off"/>
+      <w:autoSpaceDN w:val="off"/>
+      <w:widowControl w:val="off"/>
       <w:pBdr>
         <w:top w:val="none" w:sz="2" w:space="0" w:color="000000"/>
         <w:left w:val="none" w:sz="2" w:space="0" w:color="000000"/>
         <w:bottom w:val="none" w:sz="2" w:space="0" w:color="000000"/>
         <w:right w:val="none" w:sz="2" w:space="0" w:color="000000"/>
       </w:pBdr>
-      <w:autoSpaceDE w:val="0"/>
-      <w:autoSpaceDN w:val="0"/>
       <w:spacing w:after="140" w:line="384" w:lineRule="auto"/>
-      <w:ind w:left="220"/>
       <w:textAlignment w:val="baseline"/>
     </w:pPr>
     <w:rPr>
@@ -14455,17 +14548,17 @@
     <w:name w:val="차례 3"/>
     <w:uiPriority w:val="21"/>
     <w:pPr>
-      <w:widowControl w:val="0"/>
+      <w:ind w:left="440"/>
+      <w:autoSpaceDE w:val="off"/>
+      <w:autoSpaceDN w:val="off"/>
+      <w:widowControl w:val="off"/>
       <w:pBdr>
         <w:top w:val="none" w:sz="2" w:space="0" w:color="000000"/>
         <w:left w:val="none" w:sz="2" w:space="0" w:color="000000"/>
         <w:bottom w:val="none" w:sz="2" w:space="0" w:color="000000"/>
         <w:right w:val="none" w:sz="2" w:space="0" w:color="000000"/>
       </w:pBdr>
-      <w:autoSpaceDE w:val="0"/>
-      <w:autoSpaceDN w:val="0"/>
       <w:spacing w:after="140" w:line="384" w:lineRule="auto"/>
-      <w:ind w:left="440"/>
       <w:textAlignment w:val="baseline"/>
     </w:pPr>
     <w:rPr>
@@ -14478,18 +14571,18 @@
     <w:name w:val="caption"/>
     <w:uiPriority w:val="22"/>
     <w:pPr>
-      <w:widowControl w:val="0"/>
+      <w:autoSpaceDE w:val="off"/>
+      <w:autoSpaceDN w:val="off"/>
+      <w:widowControl w:val="off"/>
+      <w:wordWrap w:val="off"/>
+      <w:jc w:val="both"/>
       <w:pBdr>
         <w:top w:val="none" w:sz="2" w:space="0" w:color="000000"/>
         <w:left w:val="none" w:sz="2" w:space="0" w:color="000000"/>
         <w:bottom w:val="none" w:sz="2" w:space="0" w:color="000000"/>
         <w:right w:val="none" w:sz="2" w:space="0" w:color="000000"/>
       </w:pBdr>
-      <w:wordWrap w:val="0"/>
-      <w:autoSpaceDE w:val="0"/>
-      <w:autoSpaceDN w:val="0"/>
       <w:spacing w:line="360" w:lineRule="auto"/>
-      <w:jc w:val="both"/>
       <w:textAlignment w:val="baseline"/>
     </w:pPr>
     <w:rPr>
@@ -14503,19 +14596,19 @@
     <w:name w:val="xl65"/>
     <w:uiPriority w:val="23"/>
     <w:pPr>
-      <w:widowControl w:val="0"/>
+      <w:autoSpaceDE w:val="off"/>
+      <w:autoSpaceDN w:val="off"/>
+      <w:widowControl w:val="off"/>
+      <w:wordWrap w:val="off"/>
+      <w:snapToGrid w:val="0"/>
+      <w:jc w:val="both"/>
       <w:pBdr>
         <w:top w:val="none" w:sz="2" w:space="0" w:color="000000"/>
         <w:left w:val="none" w:sz="2" w:space="0" w:color="000000"/>
         <w:bottom w:val="none" w:sz="2" w:space="0" w:color="000000"/>
         <w:right w:val="none" w:sz="2" w:space="0" w:color="000000"/>
       </w:pBdr>
-      <w:wordWrap w:val="0"/>
-      <w:autoSpaceDE w:val="0"/>
-      <w:autoSpaceDN w:val="0"/>
-      <w:snapToGrid w:val="0"/>
       <w:spacing w:after="0" w:line="384" w:lineRule="auto"/>
-      <w:jc w:val="both"/>
       <w:textAlignment w:val="baseline"/>
     </w:pPr>
     <w:rPr>
@@ -14528,19 +14621,19 @@
     <w:name w:val="xl66"/>
     <w:uiPriority w:val="24"/>
     <w:pPr>
-      <w:widowControl w:val="0"/>
+      <w:autoSpaceDE w:val="off"/>
+      <w:autoSpaceDN w:val="off"/>
+      <w:widowControl w:val="off"/>
+      <w:wordWrap w:val="off"/>
+      <w:snapToGrid w:val="0"/>
+      <w:jc w:val="center"/>
       <w:pBdr>
         <w:top w:val="none" w:sz="2" w:space="0" w:color="000000"/>
         <w:left w:val="none" w:sz="2" w:space="0" w:color="000000"/>
         <w:bottom w:val="none" w:sz="2" w:space="0" w:color="000000"/>
         <w:right w:val="none" w:sz="2" w:space="0" w:color="000000"/>
       </w:pBdr>
-      <w:wordWrap w:val="0"/>
-      <w:autoSpaceDE w:val="0"/>
-      <w:autoSpaceDN w:val="0"/>
-      <w:snapToGrid w:val="0"/>
       <w:spacing w:after="0" w:line="384" w:lineRule="auto"/>
-      <w:jc w:val="center"/>
       <w:textAlignment w:val="baseline"/>
     </w:pPr>
     <w:rPr>
@@ -14552,18 +14645,18 @@
     <w:name w:val="바탕글 사본5"/>
     <w:uiPriority w:val="25"/>
     <w:pPr>
-      <w:widowControl w:val="0"/>
+      <w:autoSpaceDE w:val="off"/>
+      <w:autoSpaceDN w:val="off"/>
+      <w:widowControl w:val="off"/>
+      <w:wordWrap w:val="off"/>
+      <w:jc w:val="both"/>
       <w:pBdr>
         <w:top w:val="none" w:sz="2" w:space="0" w:color="000000"/>
         <w:left w:val="none" w:sz="2" w:space="0" w:color="000000"/>
         <w:bottom w:val="none" w:sz="2" w:space="0" w:color="000000"/>
         <w:right w:val="none" w:sz="2" w:space="0" w:color="000000"/>
       </w:pBdr>
-      <w:wordWrap w:val="0"/>
-      <w:autoSpaceDE w:val="0"/>
-      <w:autoSpaceDN w:val="0"/>
       <w:spacing w:after="0" w:line="384" w:lineRule="auto"/>
-      <w:jc w:val="both"/>
       <w:textAlignment w:val="baseline"/>
     </w:pPr>
     <w:rPr>
@@ -14577,19 +14670,19 @@
     <w:name w:val="대제목"/>
     <w:uiPriority w:val="26"/>
     <w:pPr>
-      <w:widowControl w:val="0"/>
+      <w:autoSpaceDE w:val="off"/>
+      <w:autoSpaceDN w:val="off"/>
+      <w:widowControl w:val="off"/>
+      <w:wordWrap w:val="off"/>
+      <w:snapToGrid w:val="0"/>
+      <w:jc w:val="both"/>
       <w:pBdr>
         <w:top w:val="none" w:sz="2" w:space="0" w:color="000000"/>
         <w:left w:val="none" w:sz="2" w:space="0" w:color="000000"/>
         <w:bottom w:val="none" w:sz="2" w:space="0" w:color="000000"/>
         <w:right w:val="none" w:sz="2" w:space="0" w:color="000000"/>
       </w:pBdr>
-      <w:wordWrap w:val="0"/>
-      <w:autoSpaceDE w:val="0"/>
-      <w:autoSpaceDN w:val="0"/>
-      <w:snapToGrid w:val="0"/>
       <w:spacing w:after="0" w:line="384" w:lineRule="auto"/>
-      <w:jc w:val="both"/>
       <w:textAlignment w:val="baseline"/>
     </w:pPr>
     <w:rPr>
@@ -14603,19 +14696,19 @@
     <w:name w:val="소제목"/>
     <w:uiPriority w:val="27"/>
     <w:pPr>
-      <w:widowControl w:val="0"/>
+      <w:autoSpaceDE w:val="off"/>
+      <w:autoSpaceDN w:val="off"/>
+      <w:widowControl w:val="off"/>
+      <w:wordWrap w:val="off"/>
+      <w:snapToGrid w:val="0"/>
+      <w:jc w:val="both"/>
       <w:pBdr>
         <w:top w:val="none" w:sz="2" w:space="0" w:color="000000"/>
         <w:left w:val="none" w:sz="2" w:space="0" w:color="000000"/>
         <w:bottom w:val="none" w:sz="2" w:space="0" w:color="000000"/>
         <w:right w:val="none" w:sz="2" w:space="0" w:color="000000"/>
       </w:pBdr>
-      <w:wordWrap w:val="0"/>
-      <w:autoSpaceDE w:val="0"/>
-      <w:autoSpaceDN w:val="0"/>
-      <w:snapToGrid w:val="0"/>
       <w:spacing w:after="0" w:line="384" w:lineRule="auto"/>
-      <w:jc w:val="both"/>
       <w:textAlignment w:val="baseline"/>
     </w:pPr>
     <w:rPr>
@@ -14628,19 +14721,19 @@
     <w:name w:val="표내용"/>
     <w:uiPriority w:val="28"/>
     <w:pPr>
-      <w:widowControl w:val="0"/>
+      <w:autoSpaceDE w:val="off"/>
+      <w:autoSpaceDN w:val="off"/>
+      <w:widowControl w:val="off"/>
+      <w:wordWrap w:val="off"/>
+      <w:snapToGrid w:val="0"/>
+      <w:jc w:val="both"/>
       <w:pBdr>
         <w:top w:val="none" w:sz="2" w:space="0" w:color="000000"/>
         <w:left w:val="none" w:sz="2" w:space="0" w:color="000000"/>
         <w:bottom w:val="none" w:sz="2" w:space="0" w:color="000000"/>
         <w:right w:val="none" w:sz="2" w:space="0" w:color="000000"/>
       </w:pBdr>
-      <w:wordWrap w:val="0"/>
-      <w:autoSpaceDE w:val="0"/>
-      <w:autoSpaceDN w:val="0"/>
-      <w:snapToGrid w:val="0"/>
       <w:spacing w:after="0" w:line="384" w:lineRule="auto"/>
-      <w:jc w:val="both"/>
       <w:textAlignment w:val="baseline"/>
     </w:pPr>
     <w:rPr>
@@ -14653,17 +14746,17 @@
     <w:name w:val="td"/>
     <w:uiPriority w:val="30"/>
     <w:pPr>
-      <w:widowControl w:val="0"/>
+      <w:autoSpaceDE w:val="off"/>
+      <w:autoSpaceDN w:val="off"/>
+      <w:widowControl w:val="off"/>
+      <w:jc w:val="both"/>
       <w:pBdr>
         <w:top w:val="none" w:sz="2" w:space="0" w:color="000000"/>
         <w:left w:val="none" w:sz="2" w:space="0" w:color="000000"/>
         <w:bottom w:val="none" w:sz="2" w:space="0" w:color="000000"/>
         <w:right w:val="none" w:sz="2" w:space="0" w:color="000000"/>
       </w:pBdr>
-      <w:autoSpaceDE w:val="0"/>
-      <w:autoSpaceDN w:val="0"/>
       <w:spacing w:after="0"/>
-      <w:jc w:val="both"/>
       <w:textAlignment w:val="center"/>
     </w:pPr>
     <w:rPr>
@@ -14675,17 +14768,17 @@
     <w:name w:val="xl73"/>
     <w:uiPriority w:val="31"/>
     <w:pPr>
-      <w:widowControl w:val="0"/>
+      <w:autoSpaceDE w:val="off"/>
+      <w:autoSpaceDN w:val="off"/>
+      <w:widowControl w:val="off"/>
+      <w:jc w:val="center"/>
       <w:pBdr>
         <w:top w:val="none" w:sz="2" w:space="0" w:color="000000"/>
         <w:left w:val="none" w:sz="2" w:space="0" w:color="000000"/>
         <w:bottom w:val="none" w:sz="2" w:space="0" w:color="000000"/>
         <w:right w:val="none" w:sz="2" w:space="0" w:color="000000"/>
       </w:pBdr>
-      <w:autoSpaceDE w:val="0"/>
-      <w:autoSpaceDN w:val="0"/>
       <w:spacing w:after="0"/>
-      <w:jc w:val="center"/>
       <w:textAlignment w:val="center"/>
     </w:pPr>
     <w:rPr>
@@ -14697,17 +14790,17 @@
     <w:name w:val="xl72"/>
     <w:uiPriority w:val="32"/>
     <w:pPr>
-      <w:widowControl w:val="0"/>
+      <w:autoSpaceDE w:val="off"/>
+      <w:autoSpaceDN w:val="off"/>
+      <w:widowControl w:val="off"/>
+      <w:jc w:val="center"/>
       <w:pBdr>
         <w:top w:val="none" w:sz="2" w:space="0" w:color="000000"/>
         <w:left w:val="none" w:sz="2" w:space="0" w:color="000000"/>
         <w:bottom w:val="none" w:sz="2" w:space="0" w:color="000000"/>
         <w:right w:val="none" w:sz="2" w:space="0" w:color="000000"/>
       </w:pBdr>
-      <w:autoSpaceDE w:val="0"/>
-      <w:autoSpaceDN w:val="0"/>
       <w:spacing w:after="0"/>
-      <w:jc w:val="center"/>
       <w:textAlignment w:val="center"/>
     </w:pPr>
     <w:rPr>
@@ -14719,7 +14812,10 @@
     <w:name w:val="xl74"/>
     <w:uiPriority w:val="33"/>
     <w:pPr>
-      <w:widowControl w:val="0"/>
+      <w:autoSpaceDE w:val="off"/>
+      <w:autoSpaceDN w:val="off"/>
+      <w:widowControl w:val="off"/>
+      <w:jc w:val="center"/>
       <w:pBdr>
         <w:top w:val="none" w:sz="2" w:space="0" w:color="000000"/>
         <w:left w:val="none" w:sz="2" w:space="0" w:color="000000"/>
@@ -14727,10 +14823,7 @@
         <w:right w:val="none" w:sz="2" w:space="0" w:color="000000"/>
       </w:pBdr>
       <w:shd w:val="clear" w:color="000000" w:fill="FFFFFF"/>
-      <w:autoSpaceDE w:val="0"/>
-      <w:autoSpaceDN w:val="0"/>
       <w:spacing w:after="0"/>
-      <w:jc w:val="center"/>
       <w:textAlignment w:val="center"/>
     </w:pPr>
     <w:rPr>
@@ -14743,7 +14836,10 @@
     <w:name w:val="xl75"/>
     <w:uiPriority w:val="34"/>
     <w:pPr>
-      <w:widowControl w:val="0"/>
+      <w:autoSpaceDE w:val="off"/>
+      <w:autoSpaceDN w:val="off"/>
+      <w:widowControl w:val="off"/>
+      <w:jc w:val="center"/>
       <w:pBdr>
         <w:top w:val="none" w:sz="2" w:space="0" w:color="000000"/>
         <w:left w:val="none" w:sz="2" w:space="0" w:color="000000"/>
@@ -14751,10 +14847,7 @@
         <w:right w:val="none" w:sz="2" w:space="0" w:color="000000"/>
       </w:pBdr>
       <w:shd w:val="clear" w:color="000000" w:fill="FFFFFF"/>
-      <w:autoSpaceDE w:val="0"/>
-      <w:autoSpaceDN w:val="0"/>
       <w:spacing w:after="0"/>
-      <w:jc w:val="center"/>
       <w:textAlignment w:val="center"/>
     </w:pPr>
     <w:rPr>
@@ -14767,17 +14860,17 @@
     <w:name w:val="xl69"/>
     <w:uiPriority w:val="35"/>
     <w:pPr>
-      <w:widowControl w:val="0"/>
+      <w:autoSpaceDE w:val="off"/>
+      <w:autoSpaceDN w:val="off"/>
+      <w:widowControl w:val="off"/>
+      <w:jc w:val="center"/>
       <w:pBdr>
         <w:top w:val="none" w:sz="2" w:space="0" w:color="000000"/>
         <w:left w:val="none" w:sz="2" w:space="0" w:color="000000"/>
         <w:bottom w:val="none" w:sz="2" w:space="0" w:color="000000"/>
         <w:right w:val="none" w:sz="2" w:space="0" w:color="000000"/>
       </w:pBdr>
-      <w:autoSpaceDE w:val="0"/>
-      <w:autoSpaceDN w:val="0"/>
       <w:spacing w:after="0"/>
-      <w:jc w:val="center"/>
       <w:textAlignment w:val="center"/>
     </w:pPr>
     <w:rPr>
@@ -14789,17 +14882,17 @@
     <w:name w:val="xl70"/>
     <w:uiPriority w:val="36"/>
     <w:pPr>
-      <w:widowControl w:val="0"/>
+      <w:autoSpaceDE w:val="off"/>
+      <w:autoSpaceDN w:val="off"/>
+      <w:widowControl w:val="off"/>
+      <w:jc w:val="center"/>
       <w:pBdr>
         <w:top w:val="none" w:sz="2" w:space="0" w:color="000000"/>
         <w:left w:val="none" w:sz="2" w:space="0" w:color="000000"/>
         <w:bottom w:val="none" w:sz="2" w:space="0" w:color="000000"/>
         <w:right w:val="none" w:sz="2" w:space="0" w:color="000000"/>
       </w:pBdr>
-      <w:autoSpaceDE w:val="0"/>
-      <w:autoSpaceDN w:val="0"/>
       <w:spacing w:after="0"/>
-      <w:jc w:val="center"/>
       <w:textAlignment w:val="center"/>
     </w:pPr>
     <w:rPr>
@@ -14811,17 +14904,17 @@
     <w:name w:val="xl71"/>
     <w:uiPriority w:val="37"/>
     <w:pPr>
-      <w:widowControl w:val="0"/>
+      <w:autoSpaceDE w:val="off"/>
+      <w:autoSpaceDN w:val="off"/>
+      <w:widowControl w:val="off"/>
+      <w:jc w:val="center"/>
       <w:pBdr>
         <w:top w:val="none" w:sz="2" w:space="0" w:color="000000"/>
         <w:left w:val="none" w:sz="2" w:space="0" w:color="000000"/>
         <w:bottom w:val="none" w:sz="2" w:space="0" w:color="000000"/>
         <w:right w:val="none" w:sz="2" w:space="0" w:color="000000"/>
       </w:pBdr>
-      <w:autoSpaceDE w:val="0"/>
-      <w:autoSpaceDN w:val="0"/>
       <w:spacing w:after="0"/>
-      <w:jc w:val="center"/>
       <w:textAlignment w:val="center"/>
     </w:pPr>
     <w:rPr>
@@ -14833,20 +14926,20 @@
     <w:name w:val="작성법 설명"/>
     <w:uiPriority w:val="38"/>
     <w:pPr>
-      <w:widowControl w:val="0"/>
+      <w:ind w:left="410" w:hanging="410"/>
+      <w:autoSpaceDE w:val="off"/>
+      <w:autoSpaceDN w:val="off"/>
+      <w:widowControl w:val="off"/>
+      <w:wordWrap w:val="off"/>
+      <w:snapToGrid w:val="0"/>
+      <w:jc w:val="both"/>
       <w:pBdr>
         <w:top w:val="none" w:sz="2" w:space="0" w:color="000000"/>
         <w:left w:val="none" w:sz="2" w:space="0" w:color="000000"/>
         <w:bottom w:val="none" w:sz="2" w:space="0" w:color="000000"/>
         <w:right w:val="none" w:sz="2" w:space="0" w:color="000000"/>
       </w:pBdr>
-      <w:wordWrap w:val="0"/>
-      <w:autoSpaceDE w:val="0"/>
-      <w:autoSpaceDN w:val="0"/>
-      <w:snapToGrid w:val="0"/>
       <w:spacing w:after="0" w:line="384" w:lineRule="auto"/>
-      <w:ind w:left="410" w:hanging="410"/>
-      <w:jc w:val="both"/>
       <w:textAlignment w:val="baseline"/>
     </w:pPr>
     <w:rPr>
@@ -14860,19 +14953,19 @@
     <w:name w:val="중제목"/>
     <w:uiPriority w:val="39"/>
     <w:pPr>
-      <w:widowControl w:val="0"/>
+      <w:ind w:left="100"/>
+      <w:autoSpaceDE w:val="off"/>
+      <w:autoSpaceDN w:val="off"/>
+      <w:widowControl w:val="off"/>
+      <w:wordWrap w:val="off"/>
+      <w:jc w:val="both"/>
       <w:pBdr>
         <w:top w:val="none" w:sz="2" w:space="0" w:color="000000"/>
         <w:left w:val="none" w:sz="2" w:space="0" w:color="000000"/>
         <w:bottom w:val="none" w:sz="2" w:space="0" w:color="000000"/>
         <w:right w:val="none" w:sz="2" w:space="0" w:color="000000"/>
       </w:pBdr>
-      <w:wordWrap w:val="0"/>
-      <w:autoSpaceDE w:val="0"/>
-      <w:autoSpaceDN w:val="0"/>
       <w:spacing w:after="0" w:line="528" w:lineRule="auto"/>
-      <w:ind w:left="100"/>
-      <w:jc w:val="both"/>
       <w:textAlignment w:val="baseline"/>
     </w:pPr>
     <w:rPr>
@@ -14885,8 +14978,8 @@
   </w:style>
   <w:style w:type="table" w:styleId="af2">
     <w:name w:val="Table Grid"/>
+    <w:uiPriority w:val="39"/>
     <w:basedOn w:val="a1"/>
-    <w:uiPriority w:val="39"/>
     <w:pPr>
       <w:spacing w:after="0"/>
     </w:pPr>
@@ -14901,78 +14994,74 @@
       </w:tblBorders>
     </w:tblPr>
   </w:style>
-  <w:style w:type="table" w:styleId="af3">
+  <w:style w:type="table" w:customStyle="1" w:styleId="af3">
     <w:name w:val="Grid Table Light"/>
+    <w:uiPriority w:val="40"/>
     <w:basedOn w:val="a1"/>
-    <w:uiPriority w:val="40"/>
     <w:pPr>
       <w:spacing w:after="0"/>
     </w:pPr>
     <w:tblPr>
       <w:tblBorders>
-        <w:top w:val="single" w:sz="4" w:space="0" w:color="BFBFBF" w:themeColor="background1" w:themeShade="BF"/>
-        <w:left w:val="single" w:sz="4" w:space="0" w:color="BFBFBF" w:themeColor="background1" w:themeShade="BF"/>
-        <w:bottom w:val="single" w:sz="4" w:space="0" w:color="BFBFBF" w:themeColor="background1" w:themeShade="BF"/>
-        <w:right w:val="single" w:sz="4" w:space="0" w:color="BFBFBF" w:themeColor="background1" w:themeShade="BF"/>
-        <w:insideH w:val="single" w:sz="4" w:space="0" w:color="BFBFBF" w:themeColor="background1" w:themeShade="BF"/>
-        <w:insideV w:val="single" w:sz="4" w:space="0" w:color="BFBFBF" w:themeColor="background1" w:themeShade="BF"/>
+        <w:top w:val="single" w:sz="4" w:space="0" w:color="BFBFBF" w:themeColor="background1" w:themeShade="bf"/>
+        <w:left w:val="single" w:sz="4" w:space="0" w:color="BFBFBF" w:themeColor="background1" w:themeShade="bf"/>
+        <w:bottom w:val="single" w:sz="4" w:space="0" w:color="BFBFBF" w:themeColor="background1" w:themeShade="bf"/>
+        <w:right w:val="single" w:sz="4" w:space="0" w:color="BFBFBF" w:themeColor="background1" w:themeShade="bf"/>
+        <w:insideH w:val="single" w:sz="4" w:space="0" w:color="BFBFBF" w:themeColor="background1" w:themeShade="bf"/>
+        <w:insideV w:val="single" w:sz="4" w:space="0" w:color="BFBFBF" w:themeColor="background1" w:themeShade="bf"/>
       </w:tblBorders>
     </w:tblPr>
   </w:style>
   <w:style w:type="paragraph" w:styleId="af4">
     <w:name w:val="header"/>
+    <w:uiPriority w:val="99"/>
     <w:basedOn w:val="a"/>
     <w:link w:val="Char"/>
-    <w:uiPriority w:val="99"/>
     <w:unhideWhenUsed/>
-    <w:rsid w:val="0000562B"/>
     <w:pPr>
+      <w:snapToGrid w:val="0"/>
       <w:tabs>
         <w:tab w:val="center" w:pos="4513"/>
         <w:tab w:val="right" w:pos="9026"/>
       </w:tabs>
-      <w:snapToGrid w:val="0"/>
     </w:pPr>
   </w:style>
   <w:style w:type="character" w:customStyle="1" w:styleId="Char">
     <w:name w:val="머리글 Char"/>
+    <w:uiPriority w:val="99"/>
     <w:basedOn w:val="a0"/>
     <w:link w:val="af4"/>
-    <w:uiPriority w:val="99"/>
-    <w:rsid w:val="0000562B"/>
     <w:rPr>
       <w:rFonts w:ascii="바탕" w:eastAsia="바탕"/>
       <w:color w:val="000000"/>
+      <w:sz w:val="20"/>
       <w:kern w:val="1"/>
-      <w:sz w:val="20"/>
     </w:rPr>
   </w:style>
   <w:style w:type="paragraph" w:styleId="af5">
     <w:name w:val="footer"/>
+    <w:uiPriority w:val="99"/>
     <w:basedOn w:val="a"/>
     <w:link w:val="Char0"/>
-    <w:uiPriority w:val="99"/>
     <w:unhideWhenUsed/>
-    <w:rsid w:val="0000562B"/>
     <w:pPr>
+      <w:snapToGrid w:val="0"/>
       <w:tabs>
         <w:tab w:val="center" w:pos="4513"/>
         <w:tab w:val="right" w:pos="9026"/>
       </w:tabs>
-      <w:snapToGrid w:val="0"/>
     </w:pPr>
   </w:style>
   <w:style w:type="character" w:customStyle="1" w:styleId="Char0">
     <w:name w:val="바닥글 Char"/>
+    <w:uiPriority w:val="99"/>
     <w:basedOn w:val="a0"/>
     <w:link w:val="af5"/>
-    <w:uiPriority w:val="99"/>
-    <w:rsid w:val="0000562B"/>
     <w:rPr>
       <w:rFonts w:ascii="바탕" w:eastAsia="바탕"/>
       <w:color w:val="000000"/>
+      <w:sz w:val="20"/>
       <w:kern w:val="1"/>
-      <w:sz w:val="20"/>
     </w:rPr>
   </w:style>
 </w:styles>
@@ -15102,53 +15191,47 @@
           <a:gsLst>
             <a:gs pos="0">
               <a:schemeClr val="phClr">
-                <a:lumMod val="110000"/>
-                <a:satMod val="105000"/>
-                <a:tint val="67000"/>
+                <a:tint val="50000"/>
+                <a:satMod val="300000"/>
               </a:schemeClr>
             </a:gs>
-            <a:gs pos="50000">
+            <a:gs pos="35000">
               <a:schemeClr val="phClr">
-                <a:lumMod val="105000"/>
-                <a:satMod val="103000"/>
-                <a:tint val="73000"/>
+                <a:tint val="37000"/>
+                <a:satMod val="300000"/>
               </a:schemeClr>
             </a:gs>
             <a:gs pos="100000">
               <a:schemeClr val="phClr">
-                <a:lumMod val="105000"/>
-                <a:satMod val="109000"/>
-                <a:tint val="81000"/>
+                <a:tint val="15000"/>
+                <a:satMod val="350000"/>
               </a:schemeClr>
             </a:gs>
           </a:gsLst>
-          <a:lin ang="5400000" scaled="0"/>
+          <a:lin ang="16200000" scaled="1"/>
         </a:gradFill>
         <a:gradFill rotWithShape="1">
           <a:gsLst>
             <a:gs pos="0">
               <a:schemeClr val="phClr">
-                <a:satMod val="103000"/>
-                <a:lumMod val="102000"/>
-                <a:tint val="94000"/>
+                <a:shade val="51000"/>
+                <a:satMod val="130000"/>
               </a:schemeClr>
             </a:gs>
-            <a:gs pos="50000">
+            <a:gs pos="80000">
               <a:schemeClr val="phClr">
-                <a:satMod val="110000"/>
-                <a:lumMod val="100000"/>
-                <a:shade val="100000"/>
+                <a:shade val="93000"/>
+                <a:satMod val="130000"/>
               </a:schemeClr>
             </a:gs>
             <a:gs pos="100000">
               <a:schemeClr val="phClr">
-                <a:lumMod val="99000"/>
-                <a:satMod val="120000"/>
-                <a:shade val="78000"/>
+                <a:shade val="94000"/>
+                <a:satMod val="135000"/>
               </a:schemeClr>
             </a:gs>
           </a:gsLst>
-          <a:lin ang="5400000" scaled="0"/>
+          <a:lin ang="16200000" scaled="0"/>
         </a:gradFill>
       </a:fillStyleLst>
       <a:lnStyleLst>
@@ -15157,21 +15240,18 @@
             <a:schemeClr val="phClr"/>
           </a:solidFill>
           <a:prstDash val="solid"/>
-          <a:miter lim="800000"/>
         </a:ln>
         <a:ln w="19050" cap="flat" cmpd="sng" algn="ctr">
           <a:solidFill>
             <a:schemeClr val="phClr"/>
           </a:solidFill>
           <a:prstDash val="solid"/>
-          <a:miter lim="800000"/>
         </a:ln>
-        <a:ln w="25400" cap="flat" cmpd="sng" algn="ctr">
+        <a:ln w="38100" cap="flat" cmpd="sng" algn="ctr">
           <a:solidFill>
             <a:schemeClr val="phClr"/>
           </a:solidFill>
           <a:prstDash val="solid"/>
-          <a:miter lim="800000"/>
         </a:ln>
       </a:lnStyleLst>
       <a:effectStyleLst>

--- a/deliverables/2026_한이음_개발보고서_장준혁_담당분_수정본.docx
+++ b/deliverables/2026_한이음_개발보고서_장준혁_담당분_수정본.docx
@@ -6696,34 +6696,41 @@
                 <w:p>
                   <w:pPr>
                     <w:jc w:val="center"/>
-                    <w:spacing w:after="0" w:before="0"/>
                   </w:pPr>
+                  <w:r/>
                   <w:r>
-                    <w:rPr>
-                      <w:rFonts w:ascii="맑은 고딕" w:eastAsia="맑은 고딕" w:hAnsi="맑은 고딕"/>
-                      <w:b/>
-                      <w:color w:val="9E472F"/>
-                      <w:sz w:val="16"/>
-                    </w:rPr>
-                    <w:t>최신 캡처 필요</w:t>
-                  </w:r>
-                  <w:r>
-                    <w:rPr>
-                      <w:rFonts w:ascii="맑은 고딕" w:eastAsia="맑은 고딕" w:hAnsi="맑은 고딕"/>
-                      <w:b/>
-                      <w:color w:val="9E472F"/>
-                      <w:sz w:val="16"/>
-                    </w:rPr>
-                    <w:br/>
-                  </w:r>
-                  <w:r>
-                    <w:rPr>
-                      <w:rFonts w:ascii="맑은 고딕" w:eastAsia="맑은 고딕" w:hAnsi="맑은 고딕"/>
-                      <w:b/>
-                      <w:color w:val="9E472F"/>
-                      <w:sz w:val="16"/>
-                    </w:rPr>
-                    <w:t>첫 할 일과 오늘 타임라인</w:t>
+                    <w:drawing>
+                      <wp:inline xmlns:a="http://schemas.openxmlformats.org/drawingml/2006/main" xmlns:pic="http://schemas.openxmlformats.org/drawingml/2006/picture">
+                        <wp:extent cx="1143000" cy="2473569"/>
+                        <wp:docPr id="1037" name="오늘 타임라인과 실행 기록" descr="오늘의 우선 할 일, 시간순 타임라인, 습관 기록 화면"/>
+                        <wp:cNvGraphicFramePr>
+                          <a:graphicFrameLocks noChangeAspect="1"/>
+                        </wp:cNvGraphicFramePr>
+                        <a:graphic>
+                          <a:graphicData uri="http://schemas.openxmlformats.org/drawingml/2006/picture">
+                            <pic:pic>
+                              <pic:nvPicPr>
+                                <pic:cNvPr id="0" name="13_today_timeline_latest.png"/>
+                                <pic:cNvPicPr/>
+                              </pic:nvPicPr>
+                              <pic:blipFill>
+                                <a:blip r:embed="rId19"/>
+                                <a:stretch>
+                                  <a:fillRect/>
+                                </a:stretch>
+                              </pic:blipFill>
+                              <pic:spPr>
+                                <a:xfrm>
+                                  <a:off x="0" y="0"/>
+                                  <a:ext cx="1143000" cy="2473569"/>
+                                </a:xfrm>
+                                <a:prstGeom prst="rect"/>
+                              </pic:spPr>
+                            </pic:pic>
+                          </a:graphicData>
+                        </a:graphic>
+                      </wp:inline>
+                    </w:drawing>
                   </w:r>
                 </w:p>
               </w:tc>

--- a/deliverables/2026_한이음_개발보고서_장준혁_담당분_수정본.docx
+++ b/deliverables/2026_한이음_개발보고서_장준혁_담당분_수정본.docx
@@ -290,7 +290,7 @@
           <w:shd w:val="clear" w:color="000000" w:fill="auto"/>
           <w:spacing w:val="-5"/>
         </w:rPr>
-        <w:t>2026. 8.</w:t>
+        <w:t>2026. 9.</w:t>
       </w:r>
     </w:p>
     <w:p>
@@ -3861,7 +3861,7 @@
                 <w:b/>
                 <w:sz w:val="15"/>
               </w:rPr>
-              <w:t>중간 목표 확인과 수정</w:t>
+              <w:t>중간 목표 확인과 참고 자료</w:t>
             </w:r>
           </w:p>
         </w:tc>
@@ -3887,7 +3887,7 @@
                 <w:b w:val="0"/>
                 <w:sz w:val="15"/>
               </w:rPr>
-              <w:t>AI가 만든 중간 목표를 순서가 있는 목록으로 관리한다. 제목과 설명 수정, 추가, 삭제, 순서 변경 결과를 그대로 주간 계획 생성값에 넣는다.</w:t>
+              <w:t>AI가 만든 중간 목표의 제목, 설명, 순서를 사용자가 고친 뒤 계획에 넣는다. 참고 자료는 검색어 확인, 결과 검토, 본문 확정 단계로 저장한다. 실제 도서와 영상 후보의 상세 정보까지 고르는 5단계 화면은 9/30까지 연결한다.</w:t>
             </w:r>
           </w:p>
         </w:tc>
@@ -3914,7 +3914,7 @@
                 <w:b w:val="0"/>
                 <w:sz w:val="15"/>
               </w:rPr>
-              <w:t>100%</w:t>
+              <w:t>90%</w:t>
             </w:r>
           </w:p>
         </w:tc>
@@ -4197,7 +4197,7 @@
                 <w:b/>
                 <w:sz w:val="15"/>
               </w:rPr>
-              <w:t>모닝 브리프와 오늘 타임라인</w:t>
+              <w:t>궁극 목표와 만다라트</w:t>
             </w:r>
           </w:p>
         </w:tc>
@@ -4223,7 +4223,7 @@
                 <w:b w:val="0"/>
                 <w:sz w:val="15"/>
               </w:rPr>
-              <w:t>진행 중인 일을 먼저 찾고, 없으면 우선순위와 예정 시각으로 첫 할 일을 고른다. 나머지는 시간순 타임라인으로 정렬하고 다음 할 일은 상단에 고정한다.</w:t>
+              <w:t>궁극 목표를 8개 축과 64개 실행 칸으로 나눠 73칸 구조로 표시한다. 사용자는 칸을 수정하거나 완료 처리하고, 축을 별도 목표로 바꾸거나 실행 칸을 습관에 연결한다. 다시 세우기 전 확인과 축에서 2주 계획을 여는 흐름은 9/30까지 추가한다.</w:t>
             </w:r>
           </w:p>
         </w:tc>
@@ -4250,7 +4250,7 @@
                 <w:b w:val="0"/>
                 <w:sz w:val="15"/>
               </w:rPr>
-              <w:t>100%</w:t>
+              <w:t>85%</w:t>
             </w:r>
           </w:p>
         </w:tc>
@@ -4309,7 +4309,7 @@
                 <w:b/>
                 <w:sz w:val="15"/>
               </w:rPr>
-              <w:t>집중 타이머</w:t>
+              <w:t>오늘 브리프와 타임라인</w:t>
             </w:r>
           </w:p>
         </w:tc>
@@ -4335,7 +4335,7 @@
                 <w:b w:val="0"/>
                 <w:sz w:val="15"/>
               </w:rPr>
-              <w:t>시작 시각과 누적 일시정지 시간을 저장해 화면이 꺼져도 경과 시간을 다시 계산한다. 전송 실패 안내와 재시도 처리는 9/26까지 보완한다.</w:t>
+              <w:t>진행 중인 일을 먼저 찾고, 없으면 우선순위와 예정 시각으로 첫 할 일을 고른다. 오늘 브리프는 일정 목록과 분리된 짧은 팝업으로 방향, 조정할 점과 첫 행동을 보여주며, 나머지 일은 시간순 타임라인에 놓는다.</w:t>
             </w:r>
           </w:p>
         </w:tc>
@@ -4362,7 +4362,7 @@
                 <w:b w:val="0"/>
                 <w:sz w:val="15"/>
               </w:rPr>
-              <w:t>90%</w:t>
+              <w:t>100%</w:t>
             </w:r>
           </w:p>
         </w:tc>
@@ -4421,7 +4421,7 @@
                 <w:b/>
                 <w:sz w:val="15"/>
               </w:rPr>
-              <w:t>실행 결과와 실패 사유</w:t>
+              <w:t>집중 타이머</w:t>
             </w:r>
           </w:p>
         </w:tc>
@@ -4447,7 +4447,7 @@
                 <w:b w:val="0"/>
                 <w:sz w:val="15"/>
               </w:rPr>
-              <w:t>결과를 완료, 일부 완료, 잘 안됨 값으로 저장한다. 일부 완료는 비율을, 잘 안됨은 사유 두 개와 메모를 받으며, 완료 회고 메모는 9/25까지 추가한다.</w:t>
+              <w:t>시작 시각과 누적 일시정지 시간을 저장해 화면을 벗어났다가 돌아와도 경과 시간을 다시 계산한다. 시작, 일시정지, 재개, 중단 저장이 실패하면 성공 화면으로 넘기지 않고 같은 요청을 다시 시도할 수 있게 했다.</w:t>
             </w:r>
           </w:p>
         </w:tc>
@@ -4474,7 +4474,7 @@
                 <w:b w:val="0"/>
                 <w:sz w:val="15"/>
               </w:rPr>
-              <w:t>95%</w:t>
+              <w:t>100%</w:t>
             </w:r>
           </w:p>
         </w:tc>
@@ -4533,7 +4533,7 @@
                 <w:b/>
                 <w:sz w:val="15"/>
               </w:rPr>
-              <w:t>회복안 선택과 계획 변경</w:t>
+              <w:t>실행 결과와 실패 사유</w:t>
             </w:r>
           </w:p>
         </w:tc>
@@ -4559,7 +4559,7 @@
                 <w:b w:val="0"/>
                 <w:sz w:val="15"/>
               </w:rPr>
-              <w:t>실패 사유와 남은 시간을 서버에 보내 네 종류의 회복안을 받고 중복을 제거한다. 선택 저장 실패 시 화면 유지와 재시도 처리는 9/26까지 보완한다.</w:t>
+              <w:t>결과를 완료, 일부 완료, 잘 안됨으로 나눠 저장한다. 일부 완료는 진행 비율을 남기고, 잘 안됨은 사유와 메모를 함께 저장한다. 오늘 화면에는 저장된 결과를 다시 표시해 같은 일을 중복 처리하지 않게 했다.</w:t>
             </w:r>
           </w:p>
         </w:tc>
@@ -4586,7 +4586,7 @@
                 <w:b w:val="0"/>
                 <w:sz w:val="15"/>
               </w:rPr>
-              <w:t>90%</w:t>
+              <w:t>100%</w:t>
             </w:r>
           </w:p>
         </w:tc>
@@ -4645,7 +4645,7 @@
                 <w:b/>
                 <w:sz w:val="15"/>
               </w:rPr>
-              <w:t>주간 시간표 편집</w:t>
+              <w:t>회복안 선택과 계획 변경</w:t>
             </w:r>
           </w:p>
         </w:tc>
@@ -4671,7 +4671,7 @@
                 <w:b w:val="0"/>
                 <w:sz w:val="15"/>
               </w:rPr>
-              <w:t>주간 블록은 날짜와 시작 시각을 기준으로 배치하고 15분 단위로 이동한다. 수정은 저장되지만 새 블록 추가와 삭제 저장은 9/29까지 연결한다.</w:t>
+              <w:t>실패 사유와 남은 시간을 보내 네 종류의 회복안을 받고 같은 종류의 제안은 하나만 남긴다. 선택 저장이 끝난 뒤 변경 전후 계획을 보여주며, 저장 실패 시에는 현재 화면을 유지하고 다시 시도하게 한다.</w:t>
             </w:r>
           </w:p>
         </w:tc>
@@ -4698,7 +4698,7 @@
                 <w:b w:val="0"/>
                 <w:sz w:val="15"/>
               </w:rPr>
-              <w:t>85%</w:t>
+              <w:t>100%</w:t>
             </w:r>
           </w:p>
         </w:tc>
@@ -4757,7 +4757,7 @@
                 <w:b/>
                 <w:sz w:val="15"/>
               </w:rPr>
-              <w:t>주간 리뷰와 습관 조정</w:t>
+              <w:t>주간 시간표 편집</w:t>
             </w:r>
           </w:p>
         </w:tc>
@@ -4783,7 +4783,7 @@
                 <w:b w:val="0"/>
                 <w:sz w:val="15"/>
               </w:rPr>
-              <w:t>실행 기록을 모아 준수율, 회복률, 재시작률을 계산하고 3주 반복 패턴으로 습관 조정안을 만든다. 조정 실패 복구와 다음 구간 생성은 9/29까지 보완한다.</w:t>
+              <w:t>주간 블록은 날짜와 시작 시각을 기준으로 놓고 15분 단위로 이동한다. 겹치는 일정은 세로로 나눠 모두 선택하고 옮길 수 있다. 일정 삭제와 완료 목표의 남은 일정 정리는 9/29까지 추가한다.</w:t>
             </w:r>
           </w:p>
         </w:tc>
@@ -4869,7 +4869,7 @@
                 <w:b/>
                 <w:sz w:val="15"/>
               </w:rPr>
-              <w:t>인박스와 추천 자료</w:t>
+              <w:t>주간 리뷰와 습관 조정</w:t>
             </w:r>
           </w:p>
         </w:tc>
@@ -4895,7 +4895,7 @@
                 <w:b w:val="0"/>
                 <w:sz w:val="15"/>
               </w:rPr>
-              <w:t>한 줄 입력을 서버에 저장하고 AI 분류값에 따라 목록을 나눈다. 목표나 오늘 할 일로 바꿀 때 새 항목을 만든 뒤 원본 상태를 갱신하며, 웹 자료 수집은 9/30까지 추가한다.</w:t>
+              <w:t>실행 기록으로 준수율, 회복률, 재시작률과 평균 회복 시간을 계산한다. 최근 3주 기록으로 습관 횟수를 낮추는 안과 만다라트의 다음 실행 주기를 제안하며, 다음 2주 계획 승인 흐름은 9/29까지 마친다.</w:t>
             </w:r>
           </w:p>
         </w:tc>
@@ -4922,7 +4922,7 @@
                 <w:b w:val="0"/>
                 <w:sz w:val="15"/>
               </w:rPr>
-              <w:t>90%</w:t>
+              <w:t>95%</w:t>
             </w:r>
           </w:p>
         </w:tc>
@@ -4981,7 +4981,7 @@
                 <w:b/>
                 <w:sz w:val="15"/>
               </w:rPr>
-              <w:t>목표, 습관, 나의 정보</w:t>
+              <w:t>인박스와 추천 자료</w:t>
             </w:r>
           </w:p>
         </w:tc>
@@ -5007,7 +5007,7 @@
                 <w:b w:val="0"/>
                 <w:sz w:val="15"/>
               </w:rPr>
-              <w:t>목표와 습관은 추가, 수정, 삭제 요청으로 관리한다. 개인 설정은 집중 시간, 가용 시간, 알림 빈도, 회복 말투와 최소 행동 단위로 나눠 저장한다.</w:t>
+              <w:t>한 줄 메모를 저장하고 AI 분류값에 따라 목록을 나눈다. 원본은 남긴 채 목표나 오늘 할 일로 바꾸고, 추천 자료의 실행 단계도 오늘 목록에 넣는다. 실패 기록과 회복 선택을 읽은 개인화 조언도 함께 표시한다.</w:t>
             </w:r>
           </w:p>
         </w:tc>
@@ -5093,7 +5093,7 @@
                 <w:b/>
                 <w:sz w:val="15"/>
               </w:rPr>
-              <w:t>설정과 개인정보 관리</w:t>
+              <w:t>목표, 습관, 나의 정보</w:t>
             </w:r>
           </w:p>
         </w:tc>
@@ -5119,7 +5119,7 @@
                 <w:b w:val="0"/>
                 <w:sz w:val="15"/>
               </w:rPr>
-              <w:t>알림과 안내 말투 설정은 서버 값으로 저장한다. 동의 내역과 익명화 요청의 실제 처리 결과를 확인하는 화면은 9/30까지 보완한다.</w:t>
+              <w:t>목표와 습관은 추가, 수정, 삭제 요청으로 관리한다. 개인 설정은 집중 시간, 가용 시간, 알림 빈도, 회복 말투와 최소 행동 단위로 나눠 저장한다.</w:t>
             </w:r>
           </w:p>
         </w:tc>
@@ -5146,7 +5146,7 @@
                 <w:b w:val="0"/>
                 <w:sz w:val="15"/>
               </w:rPr>
-              <w:t>70%</w:t>
+              <w:t>100%</w:t>
             </w:r>
           </w:p>
         </w:tc>
@@ -5205,7 +5205,7 @@
                 <w:b/>
                 <w:sz w:val="15"/>
               </w:rPr>
-              <w:t>PWA 설치와 Web Push</w:t>
+              <w:t>설정과 개인정보 관리</w:t>
             </w:r>
           </w:p>
         </w:tc>
@@ -5231,7 +5231,7 @@
                 <w:b w:val="0"/>
                 <w:sz w:val="15"/>
               </w:rPr>
-              <w:t>Service Worker가 알림 수신과 클릭을 처리하고, 브라우저 구독값을 서버에 저장한다. 운영용 알림 키와 반복 발송 검증, 실패 안내는 9/27까지 마친다.</w:t>
+              <w:t>알림과 안내 말투 설정은 서버 값으로 저장한다. 동의 내역과 익명화 요청의 실제 처리 결과를 확인하는 화면은 9/30까지 보완한다.</w:t>
             </w:r>
           </w:p>
         </w:tc>
@@ -5258,7 +5258,7 @@
                 <w:b w:val="0"/>
                 <w:sz w:val="15"/>
               </w:rPr>
-              <w:t>80%</w:t>
+              <w:t>70%</w:t>
             </w:r>
           </w:p>
         </w:tc>
@@ -5317,7 +5317,7 @@
                 <w:b/>
                 <w:sz w:val="15"/>
               </w:rPr>
-              <w:t>iOS와 Android 앱 셸</w:t>
+              <w:t>PWA 설치와 Web Push</w:t>
             </w:r>
           </w:p>
         </w:tc>
@@ -5343,7 +5343,7 @@
                 <w:b w:val="0"/>
                 <w:sz w:val="15"/>
               </w:rPr>
-              <w:t>Capacitor가 웹 빌드 결과를 iOS와 Android 프로젝트에 복사해 같은 화면을 실행한다. 기기 알림, 실제 기기 점검과 스토어 배포는 9/30까지 완료한다.</w:t>
+              <w:t>Service Worker가 알림 수신과 클릭을 처리하고 브라우저 구독값을 서버에 저장한다. 운영용 알림 키 확인, 반복 발송 검증과 전송 실패 안내는 9/27까지 마친다.</w:t>
             </w:r>
           </w:p>
         </w:tc>
@@ -5370,7 +5370,119 @@
                 <w:b w:val="0"/>
                 <w:sz w:val="15"/>
               </w:rPr>
-              <w:t>70%</w:t>
+              <w:t>85%</w:t>
+            </w:r>
+          </w:p>
+        </w:tc>
+      </w:tr>
+      <w:tr>
+        <w:trPr>
+          <w:cantSplit/>
+        </w:trPr>
+        <w:tc>
+          <w:tcPr>
+            <w:tcW w:w="910" w:type="dxa"/>
+            <w:tcBorders>
+              <w:top w:val="single" w:sz="3" w:space="0" w:color="000000"/>
+              <w:left w:val="single" w:sz="3" w:space="0" w:color="000000"/>
+              <w:bottom w:val="single" w:sz="3" w:space="0" w:color="000000"/>
+              <w:right w:val="single" w:sz="3" w:space="0" w:color="000000"/>
+            </w:tcBorders>
+            <w:shd w:val="clear" w:color="auto" w:fill="F4EEE2"/>
+            <w:vAlign w:val="center"/>
+          </w:tcPr>
+          <w:p>
+            <w:pPr>
+              <w:jc w:val="center"/>
+              <w:spacing w:after="0" w:before="0" w:line="276" w:lineRule="auto"/>
+            </w:pPr>
+            <w:r>
+              <w:rPr>
+                <w:rFonts w:ascii="맑은 고딕" w:eastAsia="맑은 고딕" w:hAnsi="맑은 고딕"/>
+                <w:b/>
+                <w:sz w:val="15"/>
+              </w:rPr>
+              <w:t>S/W</w:t>
+            </w:r>
+          </w:p>
+        </w:tc>
+        <w:tc>
+          <w:tcPr>
+            <w:tcW w:w="2947" w:type="dxa"/>
+            <w:tcBorders>
+              <w:top w:val="single" w:sz="3" w:space="0" w:color="000000"/>
+              <w:left w:val="single" w:sz="3" w:space="0" w:color="000000"/>
+              <w:bottom w:val="single" w:sz="3" w:space="0" w:color="000000"/>
+              <w:right w:val="single" w:sz="3" w:space="0" w:color="000000"/>
+            </w:tcBorders>
+            <w:shd w:val="clear" w:color="auto" w:fill="FAF6EE"/>
+            <w:vAlign w:val="center"/>
+          </w:tcPr>
+          <w:p>
+            <w:pPr>
+              <w:jc w:val="center"/>
+              <w:spacing w:after="0" w:before="0" w:line="276" w:lineRule="auto"/>
+            </w:pPr>
+            <w:r>
+              <w:rPr>
+                <w:rFonts w:ascii="맑은 고딕" w:eastAsia="맑은 고딕" w:hAnsi="맑은 고딕"/>
+                <w:b/>
+                <w:sz w:val="15"/>
+              </w:rPr>
+              <w:t>iOS와 Android 앱 셸</w:t>
+            </w:r>
+          </w:p>
+        </w:tc>
+        <w:tc>
+          <w:tcPr>
+            <w:tcW w:w="3909" w:type="dxa"/>
+            <w:tcBorders>
+              <w:top w:val="single" w:sz="3" w:space="0" w:color="000000"/>
+              <w:left w:val="single" w:sz="3" w:space="0" w:color="000000"/>
+              <w:bottom w:val="single" w:sz="3" w:space="0" w:color="000000"/>
+              <w:right w:val="single" w:sz="3" w:space="0" w:color="000000"/>
+            </w:tcBorders>
+            <w:vAlign w:val="center"/>
+          </w:tcPr>
+          <w:p>
+            <w:pPr>
+              <w:jc w:val="left"/>
+              <w:spacing w:after="0" w:before="0" w:line="276" w:lineRule="auto"/>
+            </w:pPr>
+            <w:r>
+              <w:rPr>
+                <w:rFonts w:ascii="맑은 고딕" w:eastAsia="맑은 고딕" w:hAnsi="맑은 고딕"/>
+                <w:b w:val="0"/>
+                <w:sz w:val="15"/>
+              </w:rPr>
+              <w:t>Capacitor가 같은 웹 화면을 iOS와 Android 프로젝트에 복사한다. HTTPS 서버 주소와 Android 빌드 작업은 준비했으며, 기기 알림, 실제 기기 점검, 로그인과 스토어 심사는 9/30까지 완료한다.</w:t>
+            </w:r>
+          </w:p>
+        </w:tc>
+        <w:tc>
+          <w:tcPr>
+            <w:tcW w:w="1815" w:type="dxa"/>
+            <w:tcBorders>
+              <w:top w:val="single" w:sz="3" w:space="0" w:color="000000"/>
+              <w:left w:val="single" w:sz="3" w:space="0" w:color="000000"/>
+              <w:bottom w:val="single" w:sz="3" w:space="0" w:color="000000"/>
+              <w:right w:val="single" w:sz="3" w:space="0" w:color="000000"/>
+            </w:tcBorders>
+            <w:shd w:val="clear" w:color="auto" w:fill="FBEEDA"/>
+            <w:vAlign w:val="center"/>
+          </w:tcPr>
+          <w:p>
+            <w:pPr>
+              <w:jc w:val="center"/>
+              <w:spacing w:after="0" w:before="0" w:line="276" w:lineRule="auto"/>
+            </w:pPr>
+            <w:r>
+              <w:rPr>
+                <w:rFonts w:ascii="맑은 고딕" w:eastAsia="맑은 고딕" w:hAnsi="맑은 고딕"/>
+                <w:b w:val="0"/>
+                <w:sz w:val="15"/>
+              </w:rPr>
+              <w:t>75%</w:t>
             </w:r>
           </w:p>
         </w:tc>
@@ -6116,7 +6228,7 @@
                 <w:color w:val="1A1714"/>
                 <w:sz w:val="16"/>
               </w:rPr>
-              <w:t>답변은 목표명, 기한, 가용 시간, 선호 시간대와 방해 조건으로 나눠 저장한다. 서버가 미입력 항목과 명료도를 돌려주면 필요한 질문만 다시 표시한다. 모든 항목이 채워진 뒤 목표 후보를 만들고, 사용자가 집중, 유지, 보류 분류를 고쳐 확정해야 다음 단계로 넘어간다.</w:t>
+              <w:t>대화 답변과 추가한 문서에서 목표명, 기한, 가용 시간, 선호 시간대와 방해 조건을 나눠 저장한다. 서버가 비어 있는 항목을 돌려주면 필요한 질문만 이어서 표시한다. 인터뷰가 끝나면 여러 목표를 집중, 유지, 보류로 나누고, 사용자가 각 분류를 고쳐 확정한다.</w:t>
             </w:r>
           </w:p>
         </w:tc>
@@ -6175,7 +6287,7 @@
                     <w:drawing>
                       <wp:inline xmlns:a="http://schemas.openxmlformats.org/drawingml/2006/main" xmlns:pic="http://schemas.openxmlformats.org/drawingml/2006/picture">
                         <wp:extent cx="1143000" cy="2473569"/>
-                        <wp:docPr id="1035" name="Picture 1035" descr="답변에 따라 이어지는 딥 인터뷰"/>
+                        <wp:docPr id="1048" name="답변을 입력한 딥 인터뷰 화면" descr="답변을 입력한 딥 인터뷰 화면"/>
                         <wp:cNvGraphicFramePr>
                           <a:graphicFrameLocks noChangeAspect="1"/>
                         </wp:cNvGraphicFramePr>
@@ -6183,11 +6295,11 @@
                           <a:graphicData uri="http://schemas.openxmlformats.org/drawingml/2006/picture">
                             <pic:pic>
                               <pic:nvPicPr>
-                                <pic:cNvPr id="0" name="10_goal_interview_typed_voice_latest.png"/>
+                                <pic:cNvPr id="0" name="image.png"/>
                                 <pic:cNvPicPr/>
                               </pic:nvPicPr>
                               <pic:blipFill>
-                                <a:blip r:embed="rId17"/>
+                                <a:blip r:embed="rId20"/>
                                 <a:stretch>
                                   <a:fillRect/>
                                 </a:stretch>
@@ -6225,7 +6337,7 @@
                     <w:drawing>
                       <wp:inline xmlns:a="http://schemas.openxmlformats.org/drawingml/2006/main" xmlns:pic="http://schemas.openxmlformats.org/drawingml/2006/picture">
                         <wp:extent cx="1143000" cy="2473569"/>
-                        <wp:docPr id="1036" name="Picture 1036" descr="집중, 유지, 보류 분류"/>
+                        <wp:docPr id="1049" name="집중 유지 보류로 나눈 목표 분류 화면" descr="집중 유지 보류로 나눈 목표 분류 화면"/>
                         <wp:cNvGraphicFramePr>
                           <a:graphicFrameLocks noChangeAspect="1"/>
                         </wp:cNvGraphicFramePr>
@@ -6233,11 +6345,11 @@
                           <a:graphicData uri="http://schemas.openxmlformats.org/drawingml/2006/picture">
                             <pic:pic>
                               <pic:nvPicPr>
-                                <pic:cNvPr id="0" name="11_goal_classification_latest.png"/>
+                                <pic:cNvPr id="0" name="image.png"/>
                                 <pic:cNvPicPr/>
                               </pic:nvPicPr>
                               <pic:blipFill>
-                                <a:blip r:embed="rId18"/>
+                                <a:blip r:embed="rId21"/>
                                 <a:stretch>
                                   <a:fillRect/>
                                 </a:stretch>
@@ -6279,7 +6391,7 @@
                       <w:color w:val="59524B"/>
                       <w:sz w:val="14"/>
                     </w:rPr>
-                    <w:t>답변에 따라 이어지는 딥 인터뷰</w:t>
+                    <w:t>대화로 채우는 딥 인터뷰</w:t>
                   </w:r>
                 </w:p>
               </w:tc>
@@ -6303,7 +6415,7 @@
                       <w:color w:val="59524B"/>
                       <w:sz w:val="14"/>
                     </w:rPr>
-                    <w:t>집중, 유지, 보류 분류</w:t>
+                    <w:t>집중, 유지, 보류 목표 분류</w:t>
                   </w:r>
                 </w:p>
               </w:tc>
@@ -6342,7 +6454,7 @@
                 <w:color w:val="1A1714"/>
                 <w:sz w:val="16"/>
               </w:rPr>
-              <w:t>중간 목표와 AI 주간 계획</w:t>
+              <w:t>AI 주간 계획과 만다라트</w:t>
             </w:r>
           </w:p>
         </w:tc>
@@ -6369,7 +6481,7 @@
                 <w:color w:val="1A1714"/>
                 <w:sz w:val="16"/>
               </w:rPr>
-              <w:t>확정한 목표와 중간 목표 목록에 고정 일정, 가용 시간과 계획 분량을 합쳐 계획 생성 요청을 만든다. 응답은 목표, 할 일, 시간 블록으로 나눠 7일 표에 배치한다. 사용자는 블록을 15분 단위로 옮기거나 시간을 고친 뒤 최종 승인하며, 승인된 값만 서버에 저장한다.</w:t>
+              <w:t>확정한 목표와 중간 목표에 고정 일정, 가용 시간과 확인한 참고 자료를 합쳐 계획 요청을 만든다. 결과는 할 일과 시간 블록으로 나눠 주간 표에 놓고, 사용자가 옮기거나 수정한 뒤 승인한다. 장기 목표는 가운데 목표, 8개 축, 64개 실행 칸으로 나누며 칸 수정과 완료 체크, 축의 목표 전환과 습관 연결을 지원한다.</w:t>
             </w:r>
           </w:p>
         </w:tc>
@@ -6426,31 +6538,21 @@
                   </w:pPr>
                   <w:r>
                     <w:drawing>
-                      <wp:inline distT="0" distB="0" distL="180" distR="180">
+                      <wp:inline xmlns:a="http://schemas.openxmlformats.org/drawingml/2006/main" xmlns:pic="http://schemas.openxmlformats.org/drawingml/2006/picture">
                         <wp:extent cx="1143000" cy="2473569"/>
-                        <wp:effectExtent l="0" t="0" r="0" b="0"/>
-                        <wp:docPr id="1028" name="shape1028" hidden="0"/>
+                        <wp:docPr id="1050" name="일정을 직접 옮기고 수정하는 주간 계획 화면" descr="일정을 직접 옮기고 수정하는 주간 계획 화면"/>
                         <wp:cNvGraphicFramePr>
-                          <a:graphicFrameLocks xmlns:a="http://schemas.openxmlformats.org/drawingml/2006/main" noChangeAspect="1"/>
+                          <a:graphicFrameLocks noChangeAspect="1"/>
                         </wp:cNvGraphicFramePr>
-                        <a:graphic xmlns:a="http://schemas.openxmlformats.org/drawingml/2006/main">
+                        <a:graphic>
                           <a:graphicData uri="http://schemas.openxmlformats.org/drawingml/2006/picture">
-                            <pic:pic xmlns:pic="http://schemas.openxmlformats.org/drawingml/2006/picture">
+                            <pic:pic>
                               <pic:nvPicPr>
-                                <pic:cNvPr id="0" name="이미지"/>
-                                <pic:cNvPicPr preferRelativeResize="1">
-                                  <a:picLocks noChangeAspect="1"/>
-                                </pic:cNvPicPr>
+                                <pic:cNvPr id="0" name="image.png"/>
+                                <pic:cNvPicPr/>
                               </pic:nvPicPr>
                               <pic:blipFill>
-                                <a:blip r:embed="rId4">
-                                  <a:extLst>
-                                    <a:ext uri="{28A0092B-C50C-407E-A947-70E740481C1C}">
-                                      <a14:useLocalDpi xmlns:a14="http://schemas.microsoft.com/office/drawing/2010/main" val="0"/>
-                                    </a:ext>
-                                  </a:extLst>
-                                </a:blip>
-                                <a:srcRect/>
+                                <a:blip r:embed="rId22"/>
                                 <a:stretch>
                                   <a:fillRect/>
                                 </a:stretch>
@@ -6486,288 +6588,21 @@
                   </w:pPr>
                   <w:r>
                     <w:drawing>
-                      <wp:inline distT="0" distB="0" distL="180" distR="180">
-                        <wp:extent cx="1143000" cy="2477386"/>
-                        <wp:effectExtent l="0" t="0" r="0" b="0"/>
-                        <wp:docPr id="1029" name="shape1029" hidden="0"/>
+                      <wp:inline xmlns:a="http://schemas.openxmlformats.org/drawingml/2006/main" xmlns:pic="http://schemas.openxmlformats.org/drawingml/2006/picture">
+                        <wp:extent cx="1143000" cy="2473569"/>
+                        <wp:docPr id="1051" name="궁극 목표를 8개 축으로 나눈 만다라트 화면" descr="궁극 목표를 8개 축으로 나눈 만다라트 화면"/>
                         <wp:cNvGraphicFramePr>
-                          <a:graphicFrameLocks xmlns:a="http://schemas.openxmlformats.org/drawingml/2006/main" noChangeAspect="1"/>
+                          <a:graphicFrameLocks noChangeAspect="1"/>
                         </wp:cNvGraphicFramePr>
-                        <a:graphic xmlns:a="http://schemas.openxmlformats.org/drawingml/2006/main">
+                        <a:graphic>
                           <a:graphicData uri="http://schemas.openxmlformats.org/drawingml/2006/picture">
-                            <pic:pic xmlns:pic="http://schemas.openxmlformats.org/drawingml/2006/picture">
+                            <pic:pic>
                               <pic:nvPicPr>
-                                <pic:cNvPr id="0" name="이미지"/>
-                                <pic:cNvPicPr preferRelativeResize="1">
-                                  <a:picLocks noChangeAspect="1"/>
-                                </pic:cNvPicPr>
+                                <pic:cNvPr id="0" name="image.png"/>
+                                <pic:cNvPicPr/>
                               </pic:nvPicPr>
                               <pic:blipFill>
-                                <a:blip r:embed="rId5">
-                                  <a:extLst>
-                                    <a:ext uri="{28A0092B-C50C-407E-A947-70E740481C1C}">
-                                      <a14:useLocalDpi xmlns:a14="http://schemas.microsoft.com/office/drawing/2010/main" val="0"/>
-                                    </a:ext>
-                                  </a:extLst>
-                                </a:blip>
-                                <a:srcRect/>
-                                <a:stretch>
-                                  <a:fillRect/>
-                                </a:stretch>
-                              </pic:blipFill>
-                              <pic:spPr>
-                                <a:xfrm>
-                                  <a:off x="0" y="0"/>
-                                  <a:ext cx="1143000" cy="2477386"/>
-                                </a:xfrm>
-                                <a:prstGeom prst="rect"/>
-                              </pic:spPr>
-                            </pic:pic>
-                          </a:graphicData>
-                        </a:graphic>
-                      </wp:inline>
-                    </w:drawing>
-                  </w:r>
-                </w:p>
-              </w:tc>
-            </w:tr>
-            <w:tr>
-              <w:tc>
-                <w:tcPr>
-                  <w:tcW w:w="2967" w:type="dxa"/>
-                  <w:tcMar>
-                    <w:top w:w="10" w:type="dxa"/>
-                    <w:bottom w:w="20" w:type="dxa"/>
-                  </w:tcMar>
-                  <w:vAlign w:val="top"/>
-                </w:tcPr>
-                <w:p>
-                  <w:pPr>
-                    <w:jc w:val="center"/>
-                    <w:spacing w:after="0" w:before="0"/>
-                  </w:pPr>
-                  <w:r>
-                    <w:rPr>
-                      <w:rFonts w:ascii="맑은 고딕" w:eastAsia="맑은 고딕" w:hAnsi="맑은 고딕"/>
-                      <w:color w:val="59524B"/>
-                      <w:sz w:val="14"/>
-                    </w:rPr>
-                    <w:t>목표를 시간 블록으로 바꾼 계획</w:t>
-                  </w:r>
-                </w:p>
-              </w:tc>
-              <w:tc>
-                <w:tcPr>
-                  <w:tcW w:w="2967" w:type="dxa"/>
-                  <w:tcMar>
-                    <w:top w:w="10" w:type="dxa"/>
-                    <w:bottom w:w="20" w:type="dxa"/>
-                  </w:tcMar>
-                  <w:vAlign w:val="top"/>
-                </w:tcPr>
-                <w:p>
-                  <w:pPr>
-                    <w:jc w:val="center"/>
-                    <w:spacing w:after="0" w:before="0"/>
-                  </w:pPr>
-                  <w:r>
-                    <w:rPr>
-                      <w:rFonts w:ascii="맑은 고딕" w:eastAsia="맑은 고딕" w:hAnsi="맑은 고딕"/>
-                      <w:color w:val="59524B"/>
-                      <w:sz w:val="14"/>
-                    </w:rPr>
-                    <w:t>7일 시간표에서 직접 조정</w:t>
-                  </w:r>
-                </w:p>
-              </w:tc>
-            </w:tr>
-          </w:tbl>
-          <w:p/>
-        </w:tc>
-      </w:tr>
-      <w:tr>
-        <w:trPr>
-          <w:cantSplit/>
-          <w:gridAfter w:val="1"/>
-          <w:wAfter w:w="111" w:type="dxa"/>
-        </w:trPr>
-        <w:tc>
-          <w:tcPr>
-            <w:tcW w:w="1221" w:type="dxa"/>
-            <w:tcBorders>
-              <w:top w:val="single" w:sz="3" w:space="0" w:color="000000"/>
-              <w:left w:val="single" w:sz="3" w:space="0" w:color="000000"/>
-              <w:bottom w:val="single" w:sz="3" w:space="0" w:color="000000"/>
-              <w:right w:val="single" w:sz="3" w:space="0" w:color="000000"/>
-            </w:tcBorders>
-            <w:shd w:val="clear" w:color="auto" w:fill="FAF6EE"/>
-            <w:vAlign w:val="center"/>
-          </w:tcPr>
-          <w:p>
-            <w:pPr>
-              <w:jc w:val="left"/>
-              <w:spacing w:after="0" w:before="0" w:line="278" w:lineRule="auto"/>
-            </w:pPr>
-            <w:r>
-              <w:rPr>
-                <w:rFonts w:ascii="맑은 고딕" w:eastAsia="맑은 고딕" w:hAnsi="맑은 고딕"/>
-                <w:b/>
-                <w:color w:val="1A1714"/>
-                <w:sz w:val="16"/>
-              </w:rPr>
-              <w:t>오늘 타임라인과 실행 기록</w:t>
-            </w:r>
-          </w:p>
-        </w:tc>
-        <w:tc>
-          <w:tcPr>
-            <w:tcW w:w="2313" w:type="dxa"/>
-            <w:tcBorders>
-              <w:top w:val="single" w:sz="3" w:space="0" w:color="000000"/>
-              <w:left w:val="single" w:sz="3" w:space="0" w:color="000000"/>
-              <w:bottom w:val="single" w:sz="3" w:space="0" w:color="000000"/>
-              <w:right w:val="single" w:sz="3" w:space="0" w:color="000000"/>
-            </w:tcBorders>
-            <w:vAlign w:val="center"/>
-          </w:tcPr>
-          <w:p>
-            <w:pPr>
-              <w:jc w:val="left"/>
-              <w:spacing w:after="0" w:before="0" w:line="278" w:lineRule="auto"/>
-            </w:pPr>
-            <w:r>
-              <w:rPr>
-                <w:rFonts w:ascii="맑은 고딕" w:eastAsia="맑은 고딕" w:hAnsi="맑은 고딕"/>
-                <w:b w:val="0"/>
-                <w:color w:val="1A1714"/>
-                <w:sz w:val="16"/>
-              </w:rPr>
-              <w:t>오늘 데이터에서 진행 중 상태를 먼저 찾고, 없으면 우선순위와 예정 시각을 비교해 첫 할 일을 고른다. 나머지는 시간순 타임라인으로 표시하고 타이머는 시작 시각과 일시정지 누적값으로 계산한다. 종료할 때 완료, 일부 완료, 잘 안됨 중 하나와 비율 또는 실패 사유를 저장한다.</w:t>
-            </w:r>
-          </w:p>
-        </w:tc>
-        <w:tc>
-          <w:tcPr>
-            <w:tcW w:w="5935" w:type="dxa"/>
-            <w:gridSpan w:val="2"/>
-            <w:tcBorders>
-              <w:top w:val="single" w:sz="3" w:space="0" w:color="000000"/>
-              <w:left w:val="single" w:sz="3" w:space="0" w:color="000000"/>
-              <w:bottom w:val="single" w:sz="3" w:space="0" w:color="000000"/>
-              <w:right w:val="single" w:sz="3" w:space="0" w:color="000000"/>
-            </w:tcBorders>
-            <w:shd w:val="clear" w:color="auto" w:fill="FDF2EC"/>
-            <w:vAlign w:val="center"/>
-          </w:tcPr>
-          <w:p>
-            <w:pPr>
-              <w:spacing w:after="0" w:before="0"/>
-            </w:pPr>
-          </w:p>
-          <w:tbl>
-            <w:tblPr>
-              <w:tblW w:w="0" w:type="auto"/>
-              <w:tblBorders>
-                <w:top w:val="nil"/>
-                <w:left w:val="nil"/>
-                <w:bottom w:val="nil"/>
-                <w:right w:val="nil"/>
-                <w:insideH w:val="nil"/>
-                <w:insideV w:val="nil"/>
-              </w:tblBorders>
-              <w:tblLook w:val="04A0" w:firstRow="1" w:lastRow="0" w:firstColumn="1" w:lastColumn="0" w:noHBand="0" w:noVBand="1"/>
-              <w:tblLayout w:type="fixed"/>
-            </w:tblPr>
-            <w:tblGrid>
-              <w:gridCol w:w="2736"/>
-              <w:gridCol w:w="2736"/>
-            </w:tblGrid>
-            <w:tr>
-              <w:tc>
-                <w:tcPr>
-                  <w:tcW w:w="2967" w:type="dxa"/>
-                  <w:shd w:val="clear" w:color="auto" w:fill="F4EEE2"/>
-                  <w:tcMar>
-                    <w:top w:w="20" w:type="dxa"/>
-                    <w:bottom w:w="30" w:type="dxa"/>
-                  </w:tcMar>
-                  <w:vAlign w:val="center"/>
-                </w:tcPr>
-                <w:p>
-                  <w:pPr>
-                    <w:jc w:val="center"/>
-                    <w:spacing w:after="0" w:before="0"/>
-                  </w:pPr>
-                  <w:r>
-                    <w:rPr>
-                      <w:rFonts w:ascii="맑은 고딕" w:eastAsia="맑은 고딕" w:hAnsi="맑은 고딕"/>
-                      <w:b/>
-                      <w:color w:val="9E472F"/>
-                      <w:sz w:val="16"/>
-                    </w:rPr>
-                    <w:t>최신 캡처 필요</w:t>
-                  </w:r>
-                  <w:r>
-                    <w:rPr>
-                      <w:rFonts w:ascii="맑은 고딕" w:eastAsia="맑은 고딕" w:hAnsi="맑은 고딕"/>
-                      <w:b/>
-                      <w:color w:val="9E472F"/>
-                      <w:sz w:val="16"/>
-                    </w:rPr>
-                    <w:br/>
-                  </w:r>
-                  <w:r>
-                    <w:rPr>
-                      <w:rFonts w:ascii="맑은 고딕" w:eastAsia="맑은 고딕" w:hAnsi="맑은 고딕"/>
-                      <w:b/>
-                      <w:color w:val="9E472F"/>
-                      <w:sz w:val="16"/>
-                    </w:rPr>
-                    <w:t>첫 할 일과 오늘 타임라인</w:t>
-                  </w:r>
-                </w:p>
-              </w:tc>
-              <w:tc>
-                <w:tcPr>
-                  <w:tcW w:w="2967" w:type="dxa"/>
-                  <w:tcMar>
-                    <w:top w:w="20" w:type="dxa"/>
-                    <w:bottom w:w="30" w:type="dxa"/>
-                  </w:tcMar>
-                  <w:vAlign w:val="center"/>
-                </w:tcPr>
-                <w:p>
-                  <w:pPr>
-                    <w:jc w:val="center"/>
-                    <w:spacing w:after="0" w:before="0"/>
-                  </w:pPr>
-                  <w:r>
-                    <w:drawing>
-                      <wp:inline distT="0" distB="0" distL="180" distR="180">
-                        <wp:extent cx="1143000" cy="2473569"/>
-                        <wp:effectExtent l="0" t="0" r="0" b="0"/>
-                        <wp:docPr id="1030" name="shape1030" hidden="0"/>
-                        <wp:cNvGraphicFramePr>
-                          <a:graphicFrameLocks xmlns:a="http://schemas.openxmlformats.org/drawingml/2006/main" noChangeAspect="1"/>
-                        </wp:cNvGraphicFramePr>
-                        <a:graphic xmlns:a="http://schemas.openxmlformats.org/drawingml/2006/main">
-                          <a:graphicData uri="http://schemas.openxmlformats.org/drawingml/2006/picture">
-                            <pic:pic xmlns:pic="http://schemas.openxmlformats.org/drawingml/2006/picture">
-                              <pic:nvPicPr>
-                                <pic:cNvPr id="0" name="이미지"/>
-                                <pic:cNvPicPr preferRelativeResize="1">
-                                  <a:picLocks noChangeAspect="1"/>
-                                </pic:cNvPicPr>
-                              </pic:nvPicPr>
-                              <pic:blipFill>
-                                <a:blip r:embed="rId6">
-                                  <a:extLst>
-                                    <a:ext uri="{28A0092B-C50C-407E-A947-70E740481C1C}">
-                                      <a14:useLocalDpi xmlns:a14="http://schemas.microsoft.com/office/drawing/2010/main" val="0"/>
-                                    </a:ext>
-                                  </a:extLst>
-                                </a:blip>
-                                <a:srcRect/>
+                                <a:blip r:embed="rId23"/>
                                 <a:stretch>
                                   <a:fillRect/>
                                 </a:stretch>
@@ -6809,7 +6644,7 @@
                       <w:color w:val="59524B"/>
                       <w:sz w:val="14"/>
                     </w:rPr>
-                    <w:t>첫 할 일과 오늘 타임라인</w:t>
+                    <w:t>일정을 직접 옮기는 주간 계획</w:t>
                   </w:r>
                 </w:p>
               </w:tc>
@@ -6833,7 +6668,7 @@
                       <w:color w:val="59524B"/>
                       <w:sz w:val="14"/>
                     </w:rPr>
-                    <w:t>완료 비율과 실패 사유 입력</w:t>
+                    <w:t>궁극 목표를 8개 축으로 나눈 만다라트</w:t>
                   </w:r>
                 </w:p>
               </w:tc>
@@ -6872,7 +6707,7 @@
                 <w:color w:val="1A1714"/>
                 <w:sz w:val="16"/>
               </w:rPr>
-              <w:t>회복안 선택과 리플랜</w:t>
+              <w:t>오늘 실행과 결과 기록</w:t>
             </w:r>
           </w:p>
         </w:tc>
@@ -6899,47 +6734,7 @@
                 <w:color w:val="1A1714"/>
                 <w:sz w:val="16"/>
               </w:rPr>
-              <w:t xml:space="preserve">실패 사유와 남은 시간을 회복안 생성 요청에 넣는다. </w:t>
-            </w:r>
-            <w:r>
-              <w:rPr>
-                <w:lang w:eastAsia="ko-KR"/>
-                <w:rFonts w:ascii="맑은 고딕" w:eastAsia="맑은 고딕" w:hAnsi="맑은 고딕"/>
-                <w:b w:val="0"/>
-                <w:color w:val="1A1714"/>
-                <w:sz w:val="16"/>
-                <w:rtl w:val="off"/>
-              </w:rPr>
-              <w:t>백엔드는</w:t>
-            </w:r>
-            <w:r>
-              <w:rPr>
-                <w:rFonts w:ascii="맑은 고딕" w:eastAsia="맑은 고딕" w:hAnsi="맑은 고딕"/>
-                <w:b w:val="0"/>
-                <w:color w:val="1A1714"/>
-                <w:sz w:val="16"/>
-              </w:rPr>
-              <w:t xml:space="preserve"> 할 일 줄이기, 시간 옮기기, 다음 계획으로 넘기기, 보류로 나</w:t>
-            </w:r>
-            <w:r>
-              <w:rPr>
-                <w:lang w:eastAsia="ko-KR"/>
-                <w:rFonts w:ascii="맑은 고딕" w:eastAsia="맑은 고딕" w:hAnsi="맑은 고딕"/>
-                <w:b w:val="0"/>
-                <w:color w:val="1A1714"/>
-                <w:sz w:val="16"/>
-                <w:rtl w:val="off"/>
-              </w:rPr>
-              <w:t>눈다.</w:t>
-            </w:r>
-            <w:r>
-              <w:rPr>
-                <w:rFonts w:ascii="맑은 고딕" w:eastAsia="맑은 고딕" w:hAnsi="맑은 고딕"/>
-                <w:b w:val="0"/>
-                <w:color w:val="1A1714"/>
-                <w:sz w:val="16"/>
-              </w:rPr>
-              <w:t xml:space="preserve"> 사용자의 선택을 먼저 저장하고 변경 전후의 날짜, 시간과 분량을 비교한 뒤 최종 계획에 반영한다.</w:t>
+              <w:t>오늘 데이터에서 진행 중인 일을 먼저 찾고, 없으면 우선순위와 예정 시각으로 첫 할 일을 고른다. 집중 화면은 시작 시각과 일시정지 시간을 이용해 경과 시간을 다시 계산한다. 중단할 때는 잠시 멈춤, 일부만 함, 잘 안됨을 구분해 저장하며 일부 완료와 실패 기록은 회복 흐름으로 넘긴다.</w:t>
             </w:r>
           </w:p>
         </w:tc>
@@ -6983,6 +6778,7 @@
               <w:tc>
                 <w:tcPr>
                   <w:tcW w:w="2967" w:type="dxa"/>
+                  <w:shd w:val="clear" w:color="auto" w:fill="F4EEE2"/>
                   <w:tcMar>
                     <w:top w:w="20" w:type="dxa"/>
                     <w:bottom w:w="30" w:type="dxa"/>
@@ -6992,35 +6788,24 @@
                 <w:p>
                   <w:pPr>
                     <w:jc w:val="center"/>
-                    <w:spacing w:after="0" w:before="0"/>
                   </w:pPr>
                   <w:r>
                     <w:drawing>
-                      <wp:inline distT="0" distB="0" distL="180" distR="180">
+                      <wp:inline xmlns:a="http://schemas.openxmlformats.org/drawingml/2006/main" xmlns:pic="http://schemas.openxmlformats.org/drawingml/2006/picture">
                         <wp:extent cx="1143000" cy="2473569"/>
-                        <wp:effectExtent l="0" t="0" r="0" b="0"/>
-                        <wp:docPr id="1031" name="shape1031" hidden="0"/>
+                        <wp:docPr id="1052" name="우선순위와 시간으로 정렬한 오늘 실행 화면" descr="우선순위와 시간으로 정렬한 오늘 실행 화면"/>
                         <wp:cNvGraphicFramePr>
-                          <a:graphicFrameLocks xmlns:a="http://schemas.openxmlformats.org/drawingml/2006/main" noChangeAspect="1"/>
+                          <a:graphicFrameLocks noChangeAspect="1"/>
                         </wp:cNvGraphicFramePr>
-                        <a:graphic xmlns:a="http://schemas.openxmlformats.org/drawingml/2006/main">
+                        <a:graphic>
                           <a:graphicData uri="http://schemas.openxmlformats.org/drawingml/2006/picture">
-                            <pic:pic xmlns:pic="http://schemas.openxmlformats.org/drawingml/2006/picture">
+                            <pic:pic>
                               <pic:nvPicPr>
-                                <pic:cNvPr id="0" name="이미지"/>
-                                <pic:cNvPicPr preferRelativeResize="1">
-                                  <a:picLocks noChangeAspect="1"/>
-                                </pic:cNvPicPr>
+                                <pic:cNvPr id="0" name="image.png"/>
+                                <pic:cNvPicPr/>
                               </pic:nvPicPr>
                               <pic:blipFill>
-                                <a:blip r:embed="rId7">
-                                  <a:extLst>
-                                    <a:ext uri="{28A0092B-C50C-407E-A947-70E740481C1C}">
-                                      <a14:useLocalDpi xmlns:a14="http://schemas.microsoft.com/office/drawing/2010/main" val="0"/>
-                                    </a:ext>
-                                  </a:extLst>
-                                </a:blip>
-                                <a:srcRect/>
+                                <a:blip r:embed="rId24"/>
                                 <a:stretch>
                                   <a:fillRect/>
                                 </a:stretch>
@@ -7056,31 +6841,21 @@
                   </w:pPr>
                   <w:r>
                     <w:drawing>
-                      <wp:inline distT="0" distB="0" distL="180" distR="180">
+                      <wp:inline xmlns:a="http://schemas.openxmlformats.org/drawingml/2006/main" xmlns:pic="http://schemas.openxmlformats.org/drawingml/2006/picture">
                         <wp:extent cx="1143000" cy="2473569"/>
-                        <wp:effectExtent l="0" t="0" r="0" b="0"/>
-                        <wp:docPr id="1032" name="shape1032" hidden="0"/>
+                        <wp:docPr id="1053" name="집중을 중단할 때 실행 결과를 선택하는 화면" descr="집중을 중단할 때 실행 결과를 선택하는 화면"/>
                         <wp:cNvGraphicFramePr>
-                          <a:graphicFrameLocks xmlns:a="http://schemas.openxmlformats.org/drawingml/2006/main" noChangeAspect="1"/>
+                          <a:graphicFrameLocks noChangeAspect="1"/>
                         </wp:cNvGraphicFramePr>
-                        <a:graphic xmlns:a="http://schemas.openxmlformats.org/drawingml/2006/main">
+                        <a:graphic>
                           <a:graphicData uri="http://schemas.openxmlformats.org/drawingml/2006/picture">
-                            <pic:pic xmlns:pic="http://schemas.openxmlformats.org/drawingml/2006/picture">
+                            <pic:pic>
                               <pic:nvPicPr>
-                                <pic:cNvPr id="0" name="이미지"/>
-                                <pic:cNvPicPr preferRelativeResize="1">
-                                  <a:picLocks noChangeAspect="1"/>
-                                </pic:cNvPicPr>
+                                <pic:cNvPr id="0" name="image.png"/>
+                                <pic:cNvPicPr/>
                               </pic:nvPicPr>
                               <pic:blipFill>
-                                <a:blip r:embed="rId8">
-                                  <a:extLst>
-                                    <a:ext uri="{28A0092B-C50C-407E-A947-70E740481C1C}">
-                                      <a14:useLocalDpi xmlns:a14="http://schemas.microsoft.com/office/drawing/2010/main" val="0"/>
-                                    </a:ext>
-                                  </a:extLst>
-                                </a:blip>
-                                <a:srcRect/>
+                                <a:blip r:embed="rId25"/>
                                 <a:stretch>
                                   <a:fillRect/>
                                 </a:stretch>
@@ -7122,7 +6897,7 @@
                       <w:color w:val="59524B"/>
                       <w:sz w:val="14"/>
                     </w:rPr>
-                    <w:t>상황에 맞는 회복안 선택</w:t>
+                    <w:t>우선순위와 시간으로 정렬한 오늘 화면</w:t>
                   </w:r>
                 </w:p>
               </w:tc>
@@ -7146,7 +6921,7 @@
                       <w:color w:val="59524B"/>
                       <w:sz w:val="14"/>
                     </w:rPr>
-                    <w:t>변경 전후 비교와 적용</w:t>
+                    <w:t>중단할 때 실행 결과를 명확히 선택</w:t>
                   </w:r>
                 </w:p>
               </w:tc>
@@ -7185,7 +6960,7 @@
                 <w:color w:val="1A1714"/>
                 <w:sz w:val="16"/>
               </w:rPr>
-              <w:t>주간 리뷰와 인박스</w:t>
+              <w:t>회복안 선택과 리플랜</w:t>
             </w:r>
           </w:p>
         </w:tc>
@@ -7212,7 +6987,7 @@
                 <w:color w:val="1A1714"/>
                 <w:sz w:val="16"/>
               </w:rPr>
-              <w:t>서버에 쌓인 실행 기록으로 준수율, 회복률, 재시작률과 평균 회복 시간을 계산하고, 반복해서 실패한 습관은 다음 주 횟수를 낮추는 조정안으로 바꾼다. 인박스 입력은 원본을 보관한 채 목표나 오늘 할 일로 새 항목을 만든다. 추천 자료의 실행 단계도 같은 방식으로 오늘 목록에 넣는다.</w:t>
+              <w:t>실패 사유와 남은 시간을 보내 할 일 줄이기, 시간 옮기기, 다음으로 넘기기, 보류 회복안을 받는다. 각 안에는 제안 이유와 필요한 시간을 함께 표시한다. 선택 결과를 저장한 뒤 변경 전후의 날짜, 시간과 분량을 비교하고, 사용자가 확인한 계획만 실제 일정에 반영한다.</w:t>
             </w:r>
           </w:p>
         </w:tc>
@@ -7269,31 +7044,21 @@
                   </w:pPr>
                   <w:r>
                     <w:drawing>
-                      <wp:inline distT="0" distB="0" distL="180" distR="180">
+                      <wp:inline xmlns:a="http://schemas.openxmlformats.org/drawingml/2006/main" xmlns:pic="http://schemas.openxmlformats.org/drawingml/2006/picture">
                         <wp:extent cx="1143000" cy="2473569"/>
-                        <wp:effectExtent l="0" t="0" r="0" b="0"/>
-                        <wp:docPr id="1033" name="shape1033" hidden="0"/>
+                        <wp:docPr id="1054" name="실패 기록에 맞춘 회복안 선택 화면" descr="실패 기록에 맞춘 회복안 선택 화면"/>
                         <wp:cNvGraphicFramePr>
-                          <a:graphicFrameLocks xmlns:a="http://schemas.openxmlformats.org/drawingml/2006/main" noChangeAspect="1"/>
+                          <a:graphicFrameLocks noChangeAspect="1"/>
                         </wp:cNvGraphicFramePr>
-                        <a:graphic xmlns:a="http://schemas.openxmlformats.org/drawingml/2006/main">
+                        <a:graphic>
                           <a:graphicData uri="http://schemas.openxmlformats.org/drawingml/2006/picture">
-                            <pic:pic xmlns:pic="http://schemas.openxmlformats.org/drawingml/2006/picture">
+                            <pic:pic>
                               <pic:nvPicPr>
-                                <pic:cNvPr id="0" name="이미지"/>
-                                <pic:cNvPicPr preferRelativeResize="1">
-                                  <a:picLocks noChangeAspect="1"/>
-                                </pic:cNvPicPr>
+                                <pic:cNvPr id="0" name="image.png"/>
+                                <pic:cNvPicPr/>
                               </pic:nvPicPr>
                               <pic:blipFill>
-                                <a:blip r:embed="rId9">
-                                  <a:extLst>
-                                    <a:ext uri="{28A0092B-C50C-407E-A947-70E740481C1C}">
-                                      <a14:useLocalDpi xmlns:a14="http://schemas.microsoft.com/office/drawing/2010/main" val="0"/>
-                                    </a:ext>
-                                  </a:extLst>
-                                </a:blip>
-                                <a:srcRect/>
+                                <a:blip r:embed="rId26"/>
                                 <a:stretch>
                                   <a:fillRect/>
                                 </a:stretch>
@@ -7329,31 +7094,21 @@
                   </w:pPr>
                   <w:r>
                     <w:drawing>
-                      <wp:inline distT="0" distB="0" distL="180" distR="180">
-                        <wp:extent cx="1143000" cy="2477386"/>
-                        <wp:effectExtent l="0" t="0" r="0" b="0"/>
-                        <wp:docPr id="1034" name="shape1034" hidden="0"/>
+                      <wp:inline xmlns:a="http://schemas.openxmlformats.org/drawingml/2006/main" xmlns:pic="http://schemas.openxmlformats.org/drawingml/2006/picture">
+                        <wp:extent cx="1143000" cy="2473569"/>
+                        <wp:docPr id="1055" name="변경 전후 시간과 분량을 비교하는 리플랜 화면" descr="변경 전후 시간과 분량을 비교하는 리플랜 화면"/>
                         <wp:cNvGraphicFramePr>
-                          <a:graphicFrameLocks xmlns:a="http://schemas.openxmlformats.org/drawingml/2006/main" noChangeAspect="1"/>
+                          <a:graphicFrameLocks noChangeAspect="1"/>
                         </wp:cNvGraphicFramePr>
-                        <a:graphic xmlns:a="http://schemas.openxmlformats.org/drawingml/2006/main">
+                        <a:graphic>
                           <a:graphicData uri="http://schemas.openxmlformats.org/drawingml/2006/picture">
-                            <pic:pic xmlns:pic="http://schemas.openxmlformats.org/drawingml/2006/picture">
+                            <pic:pic>
                               <pic:nvPicPr>
-                                <pic:cNvPr id="0" name="이미지"/>
-                                <pic:cNvPicPr preferRelativeResize="1">
-                                  <a:picLocks noChangeAspect="1"/>
-                                </pic:cNvPicPr>
+                                <pic:cNvPr id="0" name="image.png"/>
+                                <pic:cNvPicPr/>
                               </pic:nvPicPr>
                               <pic:blipFill>
-                                <a:blip r:embed="rId10">
-                                  <a:extLst>
-                                    <a:ext uri="{28A0092B-C50C-407E-A947-70E740481C1C}">
-                                      <a14:useLocalDpi xmlns:a14="http://schemas.microsoft.com/office/drawing/2010/main" val="0"/>
-                                    </a:ext>
-                                  </a:extLst>
-                                </a:blip>
-                                <a:srcRect/>
+                                <a:blip r:embed="rId27"/>
                                 <a:stretch>
                                   <a:fillRect/>
                                 </a:stretch>
@@ -7361,7 +7116,7 @@
                               <pic:spPr>
                                 <a:xfrm>
                                   <a:off x="0" y="0"/>
-                                  <a:ext cx="1143000" cy="2477386"/>
+                                  <a:ext cx="1143000" cy="2473569"/>
                                 </a:xfrm>
                                 <a:prstGeom prst="rect"/>
                               </pic:spPr>
@@ -7395,7 +7150,7 @@
                       <w:color w:val="59524B"/>
                       <w:sz w:val="14"/>
                     </w:rPr>
-                    <w:t>주간 지표와 습관 조정</w:t>
+                    <w:t>실패 기록에 맞춘 회복안 선택</w:t>
                   </w:r>
                 </w:p>
               </w:tc>
@@ -7419,7 +7174,260 @@
                       <w:color w:val="59524B"/>
                       <w:sz w:val="14"/>
                     </w:rPr>
-                    <w:t>메모를 목표와 할 일로 전환</w:t>
+                    <w:t>변경 전후 시간과 분량 비교</w:t>
+                  </w:r>
+                </w:p>
+              </w:tc>
+            </w:tr>
+          </w:tbl>
+          <w:p/>
+        </w:tc>
+      </w:tr>
+      <w:tr>
+        <w:trPr>
+          <w:cantSplit/>
+          <w:gridAfter w:val="1"/>
+          <w:wAfter w:w="111" w:type="dxa"/>
+        </w:trPr>
+        <w:tc>
+          <w:tcPr>
+            <w:tcW w:w="1221" w:type="dxa"/>
+            <w:tcBorders>
+              <w:top w:val="single" w:sz="3" w:space="0" w:color="000000"/>
+              <w:left w:val="single" w:sz="3" w:space="0" w:color="000000"/>
+              <w:bottom w:val="single" w:sz="3" w:space="0" w:color="000000"/>
+              <w:right w:val="single" w:sz="3" w:space="0" w:color="000000"/>
+            </w:tcBorders>
+            <w:shd w:val="clear" w:color="auto" w:fill="FAF6EE"/>
+            <w:vAlign w:val="center"/>
+          </w:tcPr>
+          <w:p>
+            <w:pPr>
+              <w:jc w:val="left"/>
+              <w:spacing w:after="0" w:before="0" w:line="278" w:lineRule="auto"/>
+            </w:pPr>
+            <w:r>
+              <w:rPr>
+                <w:rFonts w:ascii="맑은 고딕" w:eastAsia="맑은 고딕" w:hAnsi="맑은 고딕"/>
+                <w:b/>
+                <w:color w:val="1A1714"/>
+                <w:sz w:val="16"/>
+              </w:rPr>
+              <w:t>주간 리뷰와 인박스</w:t>
+            </w:r>
+          </w:p>
+        </w:tc>
+        <w:tc>
+          <w:tcPr>
+            <w:tcW w:w="2313" w:type="dxa"/>
+            <w:tcBorders>
+              <w:top w:val="single" w:sz="3" w:space="0" w:color="000000"/>
+              <w:left w:val="single" w:sz="3" w:space="0" w:color="000000"/>
+              <w:bottom w:val="single" w:sz="3" w:space="0" w:color="000000"/>
+              <w:right w:val="single" w:sz="3" w:space="0" w:color="000000"/>
+            </w:tcBorders>
+            <w:vAlign w:val="center"/>
+          </w:tcPr>
+          <w:p>
+            <w:pPr>
+              <w:jc w:val="left"/>
+              <w:spacing w:after="0" w:before="0" w:line="278" w:lineRule="auto"/>
+            </w:pPr>
+            <w:r>
+              <w:rPr>
+                <w:rFonts w:ascii="맑은 고딕" w:eastAsia="맑은 고딕" w:hAnsi="맑은 고딕"/>
+                <w:b w:val="0"/>
+                <w:color w:val="1A1714"/>
+                <w:sz w:val="16"/>
+              </w:rPr>
+              <w:t>실행 기록으로 준수율, 회복률, 재시작률과 평균 회복 시간을 계산하고, 최근 3주 기록에 따라 습관 횟수와 다음 실행 주기를 제안한다. 인박스는 한 줄 메모를 분류해 목표나 오늘 할 일로 바꾸고, 추천 자료의 실행 단계도 오늘 목록에 넣는다. 실패 기록과 회복 선택을 이용한 개인화 조언도 함께 표시한다.</w:t>
+            </w:r>
+          </w:p>
+        </w:tc>
+        <w:tc>
+          <w:tcPr>
+            <w:tcW w:w="5935" w:type="dxa"/>
+            <w:gridSpan w:val="2"/>
+            <w:tcBorders>
+              <w:top w:val="single" w:sz="3" w:space="0" w:color="000000"/>
+              <w:left w:val="single" w:sz="3" w:space="0" w:color="000000"/>
+              <w:bottom w:val="single" w:sz="3" w:space="0" w:color="000000"/>
+              <w:right w:val="single" w:sz="3" w:space="0" w:color="000000"/>
+            </w:tcBorders>
+            <w:shd w:val="clear" w:color="auto" w:fill="FDF2EC"/>
+            <w:vAlign w:val="center"/>
+          </w:tcPr>
+          <w:p>
+            <w:pPr>
+              <w:spacing w:after="0" w:before="0"/>
+            </w:pPr>
+          </w:p>
+          <w:tbl>
+            <w:tblPr>
+              <w:tblW w:w="0" w:type="auto"/>
+              <w:tblBorders>
+                <w:top w:val="nil"/>
+                <w:left w:val="nil"/>
+                <w:bottom w:val="nil"/>
+                <w:right w:val="nil"/>
+                <w:insideH w:val="nil"/>
+                <w:insideV w:val="nil"/>
+              </w:tblBorders>
+              <w:tblLook w:val="04A0" w:firstRow="1" w:lastRow="0" w:firstColumn="1" w:lastColumn="0" w:noHBand="0" w:noVBand="1"/>
+              <w:tblLayout w:type="fixed"/>
+            </w:tblPr>
+            <w:tblGrid>
+              <w:gridCol w:w="2736"/>
+              <w:gridCol w:w="2736"/>
+            </w:tblGrid>
+            <w:tr>
+              <w:tc>
+                <w:tcPr>
+                  <w:tcW w:w="2967" w:type="dxa"/>
+                  <w:tcMar>
+                    <w:top w:w="20" w:type="dxa"/>
+                    <w:bottom w:w="30" w:type="dxa"/>
+                  </w:tcMar>
+                  <w:vAlign w:val="center"/>
+                </w:tcPr>
+                <w:p>
+                  <w:pPr>
+                    <w:jc w:val="center"/>
+                    <w:spacing w:after="0" w:before="0"/>
+                  </w:pPr>
+                  <w:r>
+                    <w:drawing>
+                      <wp:inline xmlns:a="http://schemas.openxmlformats.org/drawingml/2006/main" xmlns:pic="http://schemas.openxmlformats.org/drawingml/2006/picture">
+                        <wp:extent cx="1143000" cy="2473569"/>
+                        <wp:docPr id="1056" name="주간 지표 습관 조정과 다음 주기 제안 화면" descr="주간 지표 습관 조정과 다음 주기 제안 화면"/>
+                        <wp:cNvGraphicFramePr>
+                          <a:graphicFrameLocks noChangeAspect="1"/>
+                        </wp:cNvGraphicFramePr>
+                        <a:graphic>
+                          <a:graphicData uri="http://schemas.openxmlformats.org/drawingml/2006/picture">
+                            <pic:pic>
+                              <pic:nvPicPr>
+                                <pic:cNvPr id="0" name="image.png"/>
+                                <pic:cNvPicPr/>
+                              </pic:nvPicPr>
+                              <pic:blipFill>
+                                <a:blip r:embed="rId28"/>
+                                <a:stretch>
+                                  <a:fillRect/>
+                                </a:stretch>
+                              </pic:blipFill>
+                              <pic:spPr>
+                                <a:xfrm>
+                                  <a:off x="0" y="0"/>
+                                  <a:ext cx="1143000" cy="2473569"/>
+                                </a:xfrm>
+                                <a:prstGeom prst="rect"/>
+                              </pic:spPr>
+                            </pic:pic>
+                          </a:graphicData>
+                        </a:graphic>
+                      </wp:inline>
+                    </w:drawing>
+                  </w:r>
+                </w:p>
+              </w:tc>
+              <w:tc>
+                <w:tcPr>
+                  <w:tcW w:w="2967" w:type="dxa"/>
+                  <w:tcMar>
+                    <w:top w:w="20" w:type="dxa"/>
+                    <w:bottom w:w="30" w:type="dxa"/>
+                  </w:tcMar>
+                  <w:vAlign w:val="center"/>
+                </w:tcPr>
+                <w:p>
+                  <w:pPr>
+                    <w:jc w:val="center"/>
+                    <w:spacing w:after="0" w:before="0"/>
+                  </w:pPr>
+                  <w:r>
+                    <w:drawing>
+                      <wp:inline xmlns:a="http://schemas.openxmlformats.org/drawingml/2006/main" xmlns:pic="http://schemas.openxmlformats.org/drawingml/2006/picture">
+                        <wp:extent cx="1143000" cy="2473569"/>
+                        <wp:docPr id="1057" name="메모 추천 자료와 개인화 조언을 모은 인박스 화면" descr="메모 추천 자료와 개인화 조언을 모은 인박스 화면"/>
+                        <wp:cNvGraphicFramePr>
+                          <a:graphicFrameLocks noChangeAspect="1"/>
+                        </wp:cNvGraphicFramePr>
+                        <a:graphic>
+                          <a:graphicData uri="http://schemas.openxmlformats.org/drawingml/2006/picture">
+                            <pic:pic>
+                              <pic:nvPicPr>
+                                <pic:cNvPr id="0" name="image.png"/>
+                                <pic:cNvPicPr/>
+                              </pic:nvPicPr>
+                              <pic:blipFill>
+                                <a:blip r:embed="rId29"/>
+                                <a:stretch>
+                                  <a:fillRect/>
+                                </a:stretch>
+                              </pic:blipFill>
+                              <pic:spPr>
+                                <a:xfrm>
+                                  <a:off x="0" y="0"/>
+                                  <a:ext cx="1143000" cy="2473569"/>
+                                </a:xfrm>
+                                <a:prstGeom prst="rect"/>
+                              </pic:spPr>
+                            </pic:pic>
+                          </a:graphicData>
+                        </a:graphic>
+                      </wp:inline>
+                    </w:drawing>
+                  </w:r>
+                </w:p>
+              </w:tc>
+            </w:tr>
+            <w:tr>
+              <w:tc>
+                <w:tcPr>
+                  <w:tcW w:w="2967" w:type="dxa"/>
+                  <w:tcMar>
+                    <w:top w:w="10" w:type="dxa"/>
+                    <w:bottom w:w="20" w:type="dxa"/>
+                  </w:tcMar>
+                  <w:vAlign w:val="top"/>
+                </w:tcPr>
+                <w:p>
+                  <w:pPr>
+                    <w:jc w:val="center"/>
+                    <w:spacing w:after="0" w:before="0"/>
+                  </w:pPr>
+                  <w:r>
+                    <w:rPr>
+                      <w:rFonts w:ascii="맑은 고딕" w:eastAsia="맑은 고딕" w:hAnsi="맑은 고딕"/>
+                      <w:color w:val="59524B"/>
+                      <w:sz w:val="14"/>
+                    </w:rPr>
+                    <w:t>지표, 습관, 다음 주기 제안</w:t>
+                  </w:r>
+                </w:p>
+              </w:tc>
+              <w:tc>
+                <w:tcPr>
+                  <w:tcW w:w="2967" w:type="dxa"/>
+                  <w:tcMar>
+                    <w:top w:w="10" w:type="dxa"/>
+                    <w:bottom w:w="20" w:type="dxa"/>
+                  </w:tcMar>
+                  <w:vAlign w:val="top"/>
+                </w:tcPr>
+                <w:p>
+                  <w:pPr>
+                    <w:jc w:val="center"/>
+                    <w:spacing w:after="0" w:before="0"/>
+                  </w:pPr>
+                  <w:r>
+                    <w:rPr>
+                      <w:rFonts w:ascii="맑은 고딕" w:eastAsia="맑은 고딕" w:hAnsi="맑은 고딕"/>
+                      <w:color w:val="59524B"/>
+                      <w:sz w:val="14"/>
+                    </w:rPr>
+                    <w:t>메모, 자료, 개인화 조언을 한곳에서</w:t>
                   </w:r>
                 </w:p>
               </w:tc>
